--- a/DOC/TriumBarber.docx
+++ b/DOC/TriumBarber.docx
@@ -10,7 +10,7 @@
         <w:spacing w:before="480"/>
         <w:jc w:val="center"/>
       </w:pPr>
-      <w:bookmarkStart w:id="0" w:name="_Toc225412629"/>
+      <w:bookmarkStart w:id="0" w:name="_Toc225845902"/>
       <w:r>
         <w:rPr>
           <w:b/>
@@ -83,57 +83,96 @@
           <w:szCs w:val="28"/>
         </w:rPr>
       </w:pPr>
+      <w:proofErr w:type="spellStart"/>
       <w:r>
         <w:rPr>
           <w:sz w:val="28"/>
           <w:szCs w:val="28"/>
         </w:rPr>
-        <w:t>Autor.:Jos</w:t>
-      </w:r>
+        <w:t>Autor</w:t>
+      </w:r>
+      <w:proofErr w:type="gramStart"/>
       <w:r>
         <w:rPr>
           <w:sz w:val="28"/>
           <w:szCs w:val="28"/>
         </w:rPr>
-        <w:t>é</w:t>
+        <w:t>.:Jos</w:t>
       </w:r>
       <w:r>
         <w:rPr>
           <w:sz w:val="28"/>
           <w:szCs w:val="28"/>
         </w:rPr>
-        <w:t xml:space="preserve"> Antonio Moreno Vel</w:t>
-      </w:r>
+        <w:t>é</w:t>
+      </w:r>
+      <w:proofErr w:type="spellEnd"/>
+      <w:proofErr w:type="gramEnd"/>
       <w:r>
         <w:rPr>
           <w:sz w:val="28"/>
           <w:szCs w:val="28"/>
         </w:rPr>
-        <w:t>á</w:t>
+        <w:t xml:space="preserve"> Antonio Moreno Vel</w:t>
       </w:r>
       <w:r>
         <w:rPr>
           <w:sz w:val="28"/>
           <w:szCs w:val="28"/>
         </w:rPr>
-        <w:t>zquez</w:t>
-      </w:r>
-    </w:p>
-    <w:p>
-      <w:pPr>
+        <w:t>á</w:t>
+      </w:r>
+      <w:r>
         <w:rPr>
           <w:sz w:val="28"/>
           <w:szCs w:val="28"/>
-          <w:lang w:val="es-ES"/>
-        </w:rPr>
-      </w:pPr>
-      <w:r>
+        </w:rPr>
+        <w:t>zquez</w:t>
+      </w:r>
+    </w:p>
+    <w:p>
+      <w:pPr>
         <w:rPr>
           <w:sz w:val="28"/>
           <w:szCs w:val="28"/>
           <w:lang w:val="es-ES"/>
         </w:rPr>
-        <w:t>Url Github.:</w:t>
+      </w:pPr>
+      <w:proofErr w:type="spellStart"/>
+      <w:r>
+        <w:rPr>
+          <w:sz w:val="28"/>
+          <w:szCs w:val="28"/>
+          <w:lang w:val="es-ES"/>
+        </w:rPr>
+        <w:t>Url</w:t>
+      </w:r>
+      <w:proofErr w:type="spellEnd"/>
+      <w:r>
+        <w:rPr>
+          <w:sz w:val="28"/>
+          <w:szCs w:val="28"/>
+          <w:lang w:val="es-ES"/>
+        </w:rPr>
+        <w:t xml:space="preserve"> </w:t>
+      </w:r>
+      <w:proofErr w:type="spellStart"/>
+      <w:r>
+        <w:rPr>
+          <w:sz w:val="28"/>
+          <w:szCs w:val="28"/>
+          <w:lang w:val="es-ES"/>
+        </w:rPr>
+        <w:t>Github</w:t>
+      </w:r>
+      <w:proofErr w:type="spellEnd"/>
+      <w:r>
+        <w:rPr>
+          <w:sz w:val="28"/>
+          <w:szCs w:val="28"/>
+          <w:lang w:val="es-ES"/>
+        </w:rPr>
+        <w:t>.:</w:t>
       </w:r>
       <w:r>
         <w:rPr>
@@ -189,12 +228,14 @@
               <w:lang w:val="en-US"/>
             </w:rPr>
           </w:pPr>
+          <w:proofErr w:type="spellStart"/>
           <w:r>
             <w:rPr>
               <w:lang w:val="en-US"/>
             </w:rPr>
             <w:t>Contenido</w:t>
           </w:r>
+          <w:proofErr w:type="spellEnd"/>
         </w:p>
         <w:p>
           <w:pPr>
@@ -221,7 +262,7 @@
           <w:r>
             <w:fldChar w:fldCharType="separate"/>
           </w:r>
-          <w:hyperlink w:anchor="_Toc225412629" w:history="1">
+          <w:hyperlink w:anchor="_Toc225845902" w:history="1">
             <w:r>
               <w:rPr>
                 <w:rStyle w:val="Hipervnculo"/>
@@ -249,7 +290,7 @@
                 <w:noProof/>
                 <w:webHidden/>
               </w:rPr>
-              <w:instrText xml:space="preserve"> PAGEREF _Toc225412629 \h </w:instrText>
+              <w:instrText xml:space="preserve"> PAGEREF _Toc225845902 \h </w:instrText>
             </w:r>
             <w:r>
               <w:rPr>
@@ -296,7 +337,7 @@
               <w14:ligatures w14:val="standardContextual"/>
             </w:rPr>
           </w:pPr>
-          <w:hyperlink w:anchor="_Toc225412630" w:history="1">
+          <w:hyperlink w:anchor="_Toc225845903" w:history="1">
             <w:r>
               <w:rPr>
                 <w:rStyle w:val="Hipervnculo"/>
@@ -323,7 +364,7 @@
                 <w:noProof/>
                 <w:webHidden/>
               </w:rPr>
-              <w:instrText xml:space="preserve"> PAGEREF _Toc225412630 \h </w:instrText>
+              <w:instrText xml:space="preserve"> PAGEREF _Toc225845903 \h </w:instrText>
             </w:r>
             <w:r>
               <w:rPr>
@@ -370,7 +411,7 @@
               <w14:ligatures w14:val="standardContextual"/>
             </w:rPr>
           </w:pPr>
-          <w:hyperlink w:anchor="_Toc225412631" w:history="1">
+          <w:hyperlink w:anchor="_Toc225845904" w:history="1">
             <w:r>
               <w:rPr>
                 <w:rStyle w:val="Hipervnculo"/>
@@ -397,7 +438,7 @@
                 <w:noProof/>
                 <w:webHidden/>
               </w:rPr>
-              <w:instrText xml:space="preserve"> PAGEREF _Toc225412631 \h </w:instrText>
+              <w:instrText xml:space="preserve"> PAGEREF _Toc225845904 \h </w:instrText>
             </w:r>
             <w:r>
               <w:rPr>
@@ -444,7 +485,7 @@
               <w14:ligatures w14:val="standardContextual"/>
             </w:rPr>
           </w:pPr>
-          <w:hyperlink w:anchor="_Toc225412632" w:history="1">
+          <w:hyperlink w:anchor="_Toc225845905" w:history="1">
             <w:r>
               <w:rPr>
                 <w:rStyle w:val="Hipervnculo"/>
@@ -471,7 +512,7 @@
                 <w:noProof/>
                 <w:webHidden/>
               </w:rPr>
-              <w:instrText xml:space="preserve"> PAGEREF _Toc225412632 \h </w:instrText>
+              <w:instrText xml:space="preserve"> PAGEREF _Toc225845905 \h </w:instrText>
             </w:r>
             <w:r>
               <w:rPr>
@@ -518,7 +559,7 @@
               <w14:ligatures w14:val="standardContextual"/>
             </w:rPr>
           </w:pPr>
-          <w:hyperlink w:anchor="_Toc225412633" w:history="1">
+          <w:hyperlink w:anchor="_Toc225845906" w:history="1">
             <w:r>
               <w:rPr>
                 <w:rStyle w:val="Hipervnculo"/>
@@ -545,7 +586,7 @@
                 <w:noProof/>
                 <w:webHidden/>
               </w:rPr>
-              <w:instrText xml:space="preserve"> PAGEREF _Toc225412633 \h </w:instrText>
+              <w:instrText xml:space="preserve"> PAGEREF _Toc225845906 \h </w:instrText>
             </w:r>
             <w:r>
               <w:rPr>
@@ -592,7 +633,7 @@
               <w14:ligatures w14:val="standardContextual"/>
             </w:rPr>
           </w:pPr>
-          <w:hyperlink w:anchor="_Toc225412634" w:history="1">
+          <w:hyperlink w:anchor="_Toc225845907" w:history="1">
             <w:r>
               <w:rPr>
                 <w:rStyle w:val="Hipervnculo"/>
@@ -619,7 +660,7 @@
                 <w:noProof/>
                 <w:webHidden/>
               </w:rPr>
-              <w:instrText xml:space="preserve"> PAGEREF _Toc225412634 \h </w:instrText>
+              <w:instrText xml:space="preserve"> PAGEREF _Toc225845907 \h </w:instrText>
             </w:r>
             <w:r>
               <w:rPr>
@@ -666,7 +707,7 @@
               <w14:ligatures w14:val="standardContextual"/>
             </w:rPr>
           </w:pPr>
-          <w:hyperlink w:anchor="_Toc225412635" w:history="1">
+          <w:hyperlink w:anchor="_Toc225845908" w:history="1">
             <w:r>
               <w:rPr>
                 <w:rStyle w:val="Hipervnculo"/>
@@ -693,7 +734,7 @@
                 <w:noProof/>
                 <w:webHidden/>
               </w:rPr>
-              <w:instrText xml:space="preserve"> PAGEREF _Toc225412635 \h </w:instrText>
+              <w:instrText xml:space="preserve"> PAGEREF _Toc225845908 \h </w:instrText>
             </w:r>
             <w:r>
               <w:rPr>
@@ -740,7 +781,7 @@
               <w14:ligatures w14:val="standardContextual"/>
             </w:rPr>
           </w:pPr>
-          <w:hyperlink w:anchor="_Toc225412636" w:history="1">
+          <w:hyperlink w:anchor="_Toc225845909" w:history="1">
             <w:r>
               <w:rPr>
                 <w:rStyle w:val="Hipervnculo"/>
@@ -767,7 +808,7 @@
                 <w:noProof/>
                 <w:webHidden/>
               </w:rPr>
-              <w:instrText xml:space="preserve"> PAGEREF _Toc225412636 \h </w:instrText>
+              <w:instrText xml:space="preserve"> PAGEREF _Toc225845909 \h </w:instrText>
             </w:r>
             <w:r>
               <w:rPr>
@@ -814,7 +855,7 @@
               <w14:ligatures w14:val="standardContextual"/>
             </w:rPr>
           </w:pPr>
-          <w:hyperlink w:anchor="_Toc225412637" w:history="1">
+          <w:hyperlink w:anchor="_Toc225845910" w:history="1">
             <w:r>
               <w:rPr>
                 <w:rStyle w:val="Hipervnculo"/>
@@ -842,7 +883,7 @@
                 <w:noProof/>
                 <w:webHidden/>
               </w:rPr>
-              <w:instrText xml:space="preserve"> PAGEREF _Toc225412637 \h </w:instrText>
+              <w:instrText xml:space="preserve"> PAGEREF _Toc225845910 \h </w:instrText>
             </w:r>
             <w:r>
               <w:rPr>
@@ -889,7 +930,7 @@
               <w14:ligatures w14:val="standardContextual"/>
             </w:rPr>
           </w:pPr>
-          <w:hyperlink w:anchor="_Toc225412638" w:history="1">
+          <w:hyperlink w:anchor="_Toc225845911" w:history="1">
             <w:r>
               <w:rPr>
                 <w:rStyle w:val="Hipervnculo"/>
@@ -917,7 +958,7 @@
                 <w:noProof/>
                 <w:webHidden/>
               </w:rPr>
-              <w:instrText xml:space="preserve"> PAGEREF _Toc225412638 \h </w:instrText>
+              <w:instrText xml:space="preserve"> PAGEREF _Toc225845911 \h </w:instrText>
             </w:r>
             <w:r>
               <w:rPr>
@@ -937,7 +978,7 @@
                 <w:noProof/>
                 <w:webHidden/>
               </w:rPr>
-              <w:t>8</w:t>
+              <w:t>9</w:t>
             </w:r>
             <w:r>
               <w:rPr>
@@ -966,7 +1007,7 @@
         <w:pStyle w:val="Ttulo1"/>
       </w:pPr>
       <w:bookmarkStart w:id="1" w:name="_heading=h.30j0zll" w:colFirst="0" w:colLast="0"/>
-      <w:bookmarkStart w:id="2" w:name="_Toc225412630"/>
+      <w:bookmarkStart w:id="2" w:name="_Toc225845903"/>
       <w:bookmarkEnd w:id="1"/>
       <w:r>
         <w:t>1. Descripción y Justificación</w:t>
@@ -985,7 +1026,23 @@
         <w:t>Descripción:</w:t>
       </w:r>
       <w:r>
-        <w:t xml:space="preserve"> TriumBarber es una aplicación móvil desarrollada para Android. Se define como una herramienta multimedia interactiva que permite la autogestión de servicios de barbería. La app aprovecha los componentes de diseño de Android para ofrecer una experiencia de usuario fluida, utilizando una arquitectura orientada a objetos y conexión en tiempo real con la nube para la sincronización de activos visuales y datos.</w:t>
+        <w:t xml:space="preserve"> </w:t>
+      </w:r>
+      <w:proofErr w:type="spellStart"/>
+      <w:r>
+        <w:t>TriumBarber</w:t>
+      </w:r>
+      <w:proofErr w:type="spellEnd"/>
+      <w:r>
+        <w:t xml:space="preserve"> es una aplicación móvil desarrollada para Android. Se define como una herramienta multimedia interactiva que permite la autogestión de servicios de barbería. La </w:t>
+      </w:r>
+      <w:proofErr w:type="gramStart"/>
+      <w:r>
+        <w:t>app</w:t>
+      </w:r>
+      <w:proofErr w:type="gramEnd"/>
+      <w:r>
+        <w:t xml:space="preserve"> aprovecha los componentes de diseño de Android para ofrecer una experiencia de usuario fluida, utilizando una arquitectura orientada a objetos y conexión en tiempo real con la nube para la sincronización de activos visuales y datos.</w:t>
       </w:r>
     </w:p>
     <w:p>
@@ -997,14 +1054,30 @@
         <w:t>Justificación:</w:t>
       </w:r>
       <w:r>
-        <w:t xml:space="preserve"> El desarrollo en Android Studio permite una optimización superior de los recursos multimedia. Se justifica el uso de una app móvil frente a una web por la portabilidad, las notificaciones y la interfaz táctil intuitiva, elementos esenciales para un cliente que necesita reservar un servicio en movilidad. Desde el punto de vista multimedia, Android ofrece librerías avanzadas para el renderizado de imágenes y la gestión de la jerarquía visual mediante Material Design.</w:t>
+        <w:t xml:space="preserve"> El desarrollo en Android Studio permite una optimización superior de los recursos multimedia. Se justifica el uso de una </w:t>
+      </w:r>
+      <w:proofErr w:type="gramStart"/>
+      <w:r>
+        <w:t>app</w:t>
+      </w:r>
+      <w:proofErr w:type="gramEnd"/>
+      <w:r>
+        <w:t xml:space="preserve"> móvil frente a una web por la portabilidad, las notificaciones y la interfaz táctil intuitiva, elementos esenciales para un cliente que necesita reservar un servicio en movilidad. Desde el punto de vista multimedia, Android ofrece librerías avanzadas para el renderizado de imágenes y la gestión de la jerarquía visual mediante Material </w:t>
+      </w:r>
+      <w:proofErr w:type="spellStart"/>
+      <w:r>
+        <w:t>Design</w:t>
+      </w:r>
+      <w:proofErr w:type="spellEnd"/>
+      <w:r>
+        <w:t>.</w:t>
       </w:r>
     </w:p>
     <w:p>
       <w:pPr>
         <w:pStyle w:val="Ttulo1"/>
       </w:pPr>
-      <w:bookmarkStart w:id="3" w:name="_Toc225412631"/>
+      <w:bookmarkStart w:id="3" w:name="_Toc225845904"/>
       <w:r>
         <w:t>2. Alcance del Proyecto</w:t>
       </w:r>
@@ -1070,7 +1143,15 @@
         <w:t>Persistencia y Multimedia:</w:t>
       </w:r>
       <w:r>
-        <w:t xml:space="preserve"> Integración con Firebase para la recuperación de datos.</w:t>
+        <w:t xml:space="preserve"> Integración con </w:t>
+      </w:r>
+      <w:proofErr w:type="spellStart"/>
+      <w:r>
+        <w:t>Firebase</w:t>
+      </w:r>
+      <w:proofErr w:type="spellEnd"/>
+      <w:r>
+        <w:t xml:space="preserve"> para la recuperación de datos.</w:t>
       </w:r>
     </w:p>
     <w:p>
@@ -1098,7 +1179,7 @@
       <w:pPr>
         <w:pStyle w:val="Ttulo1"/>
       </w:pPr>
-      <w:bookmarkStart w:id="4" w:name="_Toc225412632"/>
+      <w:bookmarkStart w:id="4" w:name="_Toc225845905"/>
       <w:r>
         <w:t>3. Valoración de Alternativas y Stack Tecnológico</w:t>
       </w:r>
@@ -1128,7 +1209,23 @@
           <w:b/>
           <w:bCs/>
         </w:rPr>
-        <w:t>Aplicaciones Híbridas (Webviews):</w:t>
+        <w:t>Aplicaciones Híbridas (</w:t>
+      </w:r>
+      <w:proofErr w:type="spellStart"/>
+      <w:r>
+        <w:rPr>
+          <w:b/>
+          <w:bCs/>
+        </w:rPr>
+        <w:t>Webviews</w:t>
+      </w:r>
+      <w:proofErr w:type="spellEnd"/>
+      <w:r>
+        <w:rPr>
+          <w:b/>
+          <w:bCs/>
+        </w:rPr>
+        <w:t>):</w:t>
       </w:r>
       <w:r>
         <w:t xml:space="preserve"> Más lentas y con una respuesta táctil inferior, lo que penaliza la experiencia multimedia.</w:t>
@@ -1305,16 +1402,50 @@
           <w:bCs/>
           <w:lang w:val="en-US"/>
         </w:rPr>
-        <w:t>Firebase SDK (Firestore &amp; Auth)</w:t>
-      </w:r>
-      <w:r>
-        <w:rPr>
+        <w:t>Firebase SDK (</w:t>
+      </w:r>
+      <w:proofErr w:type="spellStart"/>
+      <w:r>
+        <w:rPr>
+          <w:b/>
+          <w:bCs/>
           <w:lang w:val="en-US"/>
         </w:rPr>
+        <w:t>Firestore</w:t>
+      </w:r>
+      <w:proofErr w:type="spellEnd"/>
+      <w:r>
+        <w:rPr>
+          <w:b/>
+          <w:bCs/>
+          <w:lang w:val="en-US"/>
+        </w:rPr>
+        <w:t xml:space="preserve"> &amp; Auth)</w:t>
+      </w:r>
+      <w:r>
+        <w:rPr>
+          <w:lang w:val="en-US"/>
+        </w:rPr>
         <w:t xml:space="preserve">. </w:t>
       </w:r>
       <w:r>
-        <w:t>Permite que la app móvil sea "Serverless", delegando la autenticación y la base de datos a un servicio en tiempo real altamente eficiente.</w:t>
+        <w:t xml:space="preserve">Permite que la </w:t>
+      </w:r>
+      <w:proofErr w:type="gramStart"/>
+      <w:r>
+        <w:t>app</w:t>
+      </w:r>
+      <w:proofErr w:type="gramEnd"/>
+      <w:r>
+        <w:t xml:space="preserve"> móvil sea "</w:t>
+      </w:r>
+      <w:proofErr w:type="spellStart"/>
+      <w:r>
+        <w:t>Serverless</w:t>
+      </w:r>
+      <w:proofErr w:type="spellEnd"/>
+      <w:r>
+        <w:t>", delegando la autenticación y la base de datos a un servicio en tiempo real altamente eficiente.</w:t>
       </w:r>
     </w:p>
     <w:p/>
@@ -1322,7 +1453,7 @@
       <w:pPr>
         <w:pStyle w:val="Ttulo1"/>
       </w:pPr>
-      <w:bookmarkStart w:id="5" w:name="_Toc225412633"/>
+      <w:bookmarkStart w:id="5" w:name="_Toc225845906"/>
       <w:r>
         <w:t>4. Objetivos y Requisitos del Sistema</w:t>
       </w:r>
@@ -1382,7 +1513,15 @@
         <w:spacing w:after="160"/>
       </w:pPr>
       <w:r>
-        <w:t>Garantizar la integridad de los datos mediante el uso del SDK nativo de Firebase.</w:t>
+        <w:t xml:space="preserve">Garantizar la integridad de los datos mediante el uso del SDK nativo de </w:t>
+      </w:r>
+      <w:proofErr w:type="spellStart"/>
+      <w:r>
+        <w:t>Firebase</w:t>
+      </w:r>
+      <w:proofErr w:type="spellEnd"/>
+      <w:r>
+        <w:t>.</w:t>
       </w:r>
     </w:p>
     <w:p>
@@ -1468,7 +1607,7 @@
       <w:pPr>
         <w:pStyle w:val="Ttulo1"/>
       </w:pPr>
-      <w:bookmarkStart w:id="6" w:name="_Toc225412634"/>
+      <w:bookmarkStart w:id="6" w:name="_Toc225845907"/>
       <w:r>
         <w:t>5. Casos de Uso</w:t>
       </w:r>
@@ -1492,7 +1631,15 @@
         <w:t>Autenticación de Usuario:</w:t>
       </w:r>
       <w:r>
-        <w:t xml:space="preserve"> El usuario abre la app y accede directamente a su panel si ya se identificó anteriormente.</w:t>
+        <w:t xml:space="preserve"> El usuario abre la </w:t>
+      </w:r>
+      <w:proofErr w:type="gramStart"/>
+      <w:r>
+        <w:t>app</w:t>
+      </w:r>
+      <w:proofErr w:type="gramEnd"/>
+      <w:r>
+        <w:t xml:space="preserve"> y accede directamente a su panel si ya se identificó anteriormente.</w:t>
       </w:r>
     </w:p>
     <w:p>
@@ -1542,7 +1689,7 @@
       <w:pPr>
         <w:pStyle w:val="Ttulo1"/>
       </w:pPr>
-      <w:bookmarkStart w:id="7" w:name="_Toc225412635"/>
+      <w:bookmarkStart w:id="7" w:name="_Toc225845908"/>
       <w:r>
         <w:t>6. Modelo y Diseño de Base de Datos</w:t>
       </w:r>
@@ -1562,8 +1709,33 @@
           <w:b/>
           <w:bCs/>
         </w:rPr>
-        <w:t>Google Firebase Firestore</w:t>
-      </w:r>
+        <w:t xml:space="preserve">Google </w:t>
+      </w:r>
+      <w:proofErr w:type="spellStart"/>
+      <w:r>
+        <w:rPr>
+          <w:b/>
+          <w:bCs/>
+        </w:rPr>
+        <w:t>Firebase</w:t>
+      </w:r>
+      <w:proofErr w:type="spellEnd"/>
+      <w:r>
+        <w:rPr>
+          <w:b/>
+          <w:bCs/>
+        </w:rPr>
+        <w:t xml:space="preserve"> </w:t>
+      </w:r>
+      <w:proofErr w:type="spellStart"/>
+      <w:r>
+        <w:rPr>
+          <w:b/>
+          <w:bCs/>
+        </w:rPr>
+        <w:t>Firestore</w:t>
+      </w:r>
+      <w:proofErr w:type="spellEnd"/>
       <w:r>
         <w:t>, una base de datos NoSQL</w:t>
       </w:r>
@@ -1706,6 +1878,7 @@
         <w:autoSpaceDN w:val="0"/>
         <w:spacing w:after="160"/>
       </w:pPr>
+      <w:proofErr w:type="spellStart"/>
       <w:r>
         <w:rPr>
           <w:b/>
@@ -1713,6 +1886,7 @@
         </w:rPr>
         <w:t>telefono</w:t>
       </w:r>
+      <w:proofErr w:type="spellEnd"/>
       <w:r>
         <w:t xml:space="preserve">: String. Número de </w:t>
       </w:r>
@@ -1733,6 +1907,7 @@
         <w:autoSpaceDN w:val="0"/>
         <w:spacing w:after="160"/>
       </w:pPr>
+      <w:proofErr w:type="spellStart"/>
       <w:r>
         <w:rPr>
           <w:b/>
@@ -1740,6 +1915,7 @@
         </w:rPr>
         <w:t>dni</w:t>
       </w:r>
+      <w:proofErr w:type="spellEnd"/>
       <w:r>
         <w:t>: String. Documento Nacional de Identidad.</w:t>
       </w:r>
@@ -1762,7 +1938,23 @@
         <w:t>rol</w:t>
       </w:r>
       <w:r>
-        <w:t>: String. Define los permisos del sistema "user" para clientes, "admin" para barberos.</w:t>
+        <w:t>: String. Define los permisos del sistema "</w:t>
+      </w:r>
+      <w:proofErr w:type="spellStart"/>
+      <w:r>
+        <w:t>user</w:t>
+      </w:r>
+      <w:proofErr w:type="spellEnd"/>
+      <w:r>
+        <w:t>" para clientes, "</w:t>
+      </w:r>
+      <w:proofErr w:type="spellStart"/>
+      <w:r>
+        <w:t>admin</w:t>
+      </w:r>
+      <w:proofErr w:type="spellEnd"/>
+      <w:r>
+        <w:t>" para barberos.</w:t>
       </w:r>
     </w:p>
     <w:p>
@@ -1830,6 +2022,7 @@
         <w:autoSpaceDN w:val="0"/>
         <w:spacing w:after="160"/>
       </w:pPr>
+      <w:proofErr w:type="spellStart"/>
       <w:r>
         <w:rPr>
           <w:b/>
@@ -1837,6 +2030,7 @@
         </w:rPr>
         <w:t>clienteId</w:t>
       </w:r>
+      <w:proofErr w:type="spellEnd"/>
       <w:r>
         <w:t>: String. ID que vincula la cita con un documento de la colección usuarios.</w:t>
       </w:r>
@@ -1851,6 +2045,7 @@
         <w:autoSpaceDN w:val="0"/>
         <w:spacing w:after="160"/>
       </w:pPr>
+      <w:proofErr w:type="spellStart"/>
       <w:r>
         <w:rPr>
           <w:b/>
@@ -1858,6 +2053,7 @@
         </w:rPr>
         <w:t>clienteNombre</w:t>
       </w:r>
+      <w:proofErr w:type="spellEnd"/>
       <w:r>
         <w:t>: String. Nombre del cliente.</w:t>
       </w:r>
@@ -2148,7 +2344,7 @@
       <w:pPr>
         <w:pStyle w:val="Ttulo1"/>
       </w:pPr>
-      <w:bookmarkStart w:id="8" w:name="_Toc225412636"/>
+      <w:bookmarkStart w:id="8" w:name="_Toc225845909"/>
       <w:r>
         <w:lastRenderedPageBreak/>
         <w:t>7. Hoja de estilos.</w:t>
@@ -2480,6 +2676,7 @@
         </w:rPr>
         <w:t xml:space="preserve">: Se utiliza la familia tipográfica </w:t>
       </w:r>
+      <w:proofErr w:type="spellStart"/>
       <w:r>
         <w:rPr>
           <w:b/>
@@ -2488,6 +2685,7 @@
         </w:rPr>
         <w:t>Roboto</w:t>
       </w:r>
+      <w:proofErr w:type="spellEnd"/>
       <w:r>
         <w:rPr>
           <w:lang w:val="es-ES"/>
@@ -2809,12 +3007,19 @@
     </w:p>
     <w:p>
       <w:pPr>
+        <w:rPr>
+          <w:lang w:val="es-ES"/>
+        </w:rPr>
+      </w:pPr>
+    </w:p>
+    <w:p>
+      <w:pPr>
         <w:pStyle w:val="Ttulo1"/>
         <w:rPr>
           <w:lang w:val="es-ES"/>
         </w:rPr>
       </w:pPr>
-      <w:bookmarkStart w:id="9" w:name="_Toc225412637"/>
+      <w:bookmarkStart w:id="9" w:name="_Toc225845910"/>
       <w:r>
         <w:rPr>
           <w:lang w:val="es-ES"/>
@@ -2823,6 +3028,71 @@
         <w:t>8. Prototipado.</w:t>
       </w:r>
       <w:bookmarkEnd w:id="9"/>
+    </w:p>
+    <w:p>
+      <w:pPr>
+        <w:rPr>
+          <w:b/>
+          <w:bCs/>
+          <w:lang w:val="es-ES"/>
+        </w:rPr>
+      </w:pPr>
+      <w:r>
+        <w:rPr>
+          <w:b/>
+          <w:bCs/>
+          <w:lang w:val="es-ES"/>
+        </w:rPr>
+        <w:t>8</w:t>
+      </w:r>
+      <w:r>
+        <w:rPr>
+          <w:b/>
+          <w:bCs/>
+          <w:lang w:val="es-ES"/>
+        </w:rPr>
+        <w:t>.</w:t>
+      </w:r>
+      <w:proofErr w:type="gramStart"/>
+      <w:r>
+        <w:rPr>
+          <w:b/>
+          <w:bCs/>
+          <w:lang w:val="es-ES"/>
+        </w:rPr>
+        <w:t>1.</w:t>
+      </w:r>
+      <w:r>
+        <w:rPr>
+          <w:b/>
+          <w:bCs/>
+          <w:lang w:val="es-ES"/>
+        </w:rPr>
+        <w:t>Prototipo</w:t>
+      </w:r>
+      <w:proofErr w:type="gramEnd"/>
+      <w:r>
+        <w:rPr>
+          <w:b/>
+          <w:bCs/>
+          <w:lang w:val="es-ES"/>
+        </w:rPr>
+        <w:t xml:space="preserve"> Vista Usuario.</w:t>
+      </w:r>
+    </w:p>
+    <w:p>
+      <w:pPr>
+        <w:rPr>
+          <w:lang w:val="es-ES"/>
+        </w:rPr>
+      </w:pPr>
+    </w:p>
+    <w:p>
+      <w:pPr>
+        <w:rPr>
+          <w:lang w:val="es-ES"/>
+        </w:rPr>
+      </w:pPr>
     </w:p>
     <w:p>
       <w:r>
@@ -2878,10 +3148,10 @@
           <w:lang w:val="es-ES"/>
         </w:rPr>
         <w:drawing>
-          <wp:inline distT="0" distB="0" distL="0" distR="0" wp14:anchorId="7B4C4AE4" wp14:editId="766CFF85">
-            <wp:extent cx="5733415" cy="3471545"/>
-            <wp:effectExtent l="0" t="0" r="635" b="0"/>
-            <wp:docPr id="703999688" name="Imagen 1"/>
+          <wp:inline distT="0" distB="0" distL="0" distR="0" wp14:anchorId="0B059609" wp14:editId="4D30918D">
+            <wp:extent cx="5733415" cy="5937250"/>
+            <wp:effectExtent l="0" t="0" r="635" b="6350"/>
+            <wp:docPr id="666318359" name="Imagen 1"/>
             <wp:cNvGraphicFramePr>
               <a:graphicFrameLocks xmlns:a="http://schemas.openxmlformats.org/drawingml/2006/main" noChangeAspect="1"/>
             </wp:cNvGraphicFramePr>
@@ -2889,7 +3159,7 @@
               <a:graphicData uri="http://schemas.openxmlformats.org/drawingml/2006/picture">
                 <pic:pic xmlns:pic="http://schemas.openxmlformats.org/drawingml/2006/picture">
                   <pic:nvPicPr>
-                    <pic:cNvPr id="703999688" name=""/>
+                    <pic:cNvPr id="666318359" name=""/>
                     <pic:cNvPicPr/>
                   </pic:nvPicPr>
                   <pic:blipFill>
@@ -2901,7 +3171,7 @@
                   <pic:spPr>
                     <a:xfrm>
                       <a:off x="0" y="0"/>
-                      <a:ext cx="5733415" cy="3471545"/>
+                      <a:ext cx="5733415" cy="5937250"/>
                     </a:xfrm>
                     <a:prstGeom prst="rect">
                       <a:avLst/>
@@ -2959,110 +3229,81 @@
     <w:p>
       <w:pPr>
         <w:rPr>
-          <w:lang w:val="es-ES"/>
-        </w:rPr>
-      </w:pPr>
-    </w:p>
-    <w:p>
-      <w:pPr>
-        <w:rPr>
-          <w:lang w:val="es-ES"/>
-        </w:rPr>
-      </w:pPr>
-    </w:p>
-    <w:p>
-      <w:pPr>
-        <w:rPr>
-          <w:lang w:val="es-ES"/>
-        </w:rPr>
-      </w:pPr>
-    </w:p>
-    <w:p>
-      <w:pPr>
-        <w:rPr>
-          <w:lang w:val="es-ES"/>
-        </w:rPr>
-      </w:pPr>
-    </w:p>
-    <w:p>
-      <w:pPr>
-        <w:rPr>
-          <w:lang w:val="es-ES"/>
-        </w:rPr>
-      </w:pPr>
-    </w:p>
-    <w:p>
-      <w:pPr>
-        <w:rPr>
-          <w:lang w:val="es-ES"/>
-        </w:rPr>
-      </w:pPr>
-    </w:p>
-    <w:p>
-      <w:pPr>
-        <w:rPr>
-          <w:lang w:val="es-ES"/>
-        </w:rPr>
-      </w:pPr>
-    </w:p>
-    <w:p>
-      <w:pPr>
-        <w:rPr>
-          <w:lang w:val="es-ES"/>
-        </w:rPr>
-      </w:pPr>
-    </w:p>
-    <w:p>
-      <w:pPr>
-        <w:rPr>
-          <w:lang w:val="es-ES"/>
-        </w:rPr>
-      </w:pPr>
-    </w:p>
-    <w:p>
-      <w:pPr>
-        <w:rPr>
-          <w:lang w:val="es-ES"/>
-        </w:rPr>
-      </w:pPr>
-    </w:p>
-    <w:p>
-      <w:pPr>
-        <w:rPr>
-          <w:lang w:val="es-ES"/>
-        </w:rPr>
-      </w:pPr>
-    </w:p>
-    <w:p>
-      <w:pPr>
-        <w:rPr>
-          <w:lang w:val="es-ES"/>
-        </w:rPr>
-      </w:pPr>
-    </w:p>
-    <w:p>
-      <w:pPr>
-        <w:pStyle w:val="Ttulo1"/>
-        <w:rPr>
-          <w:lang w:val="es-ES"/>
-        </w:rPr>
-      </w:pPr>
-      <w:bookmarkStart w:id="10" w:name="_Toc225412638"/>
-      <w:r>
-        <w:rPr>
-          <w:lang w:val="es-ES"/>
-        </w:rPr>
-        <w:lastRenderedPageBreak/>
-        <w:t>9. Mapa de navegación.</w:t>
-      </w:r>
-      <w:bookmarkEnd w:id="10"/>
-    </w:p>
-    <w:p>
-      <w:r>
-        <w:rPr>
-          <w:lang w:val="es-ES"/>
-        </w:rPr>
-        <w:t xml:space="preserve">Figma.: </w:t>
+          <w:b/>
+          <w:bCs/>
+          <w:lang w:val="es-ES"/>
+        </w:rPr>
+      </w:pPr>
+      <w:r>
+        <w:rPr>
+          <w:b/>
+          <w:bCs/>
+          <w:lang w:val="es-ES"/>
+        </w:rPr>
+        <w:t>8</w:t>
+      </w:r>
+      <w:r>
+        <w:rPr>
+          <w:b/>
+          <w:bCs/>
+          <w:lang w:val="es-ES"/>
+        </w:rPr>
+        <w:t>.</w:t>
+      </w:r>
+      <w:r>
+        <w:rPr>
+          <w:b/>
+          <w:bCs/>
+          <w:lang w:val="es-ES"/>
+        </w:rPr>
+        <w:t>2</w:t>
+      </w:r>
+      <w:r>
+        <w:rPr>
+          <w:b/>
+          <w:bCs/>
+          <w:lang w:val="es-ES"/>
+        </w:rPr>
+        <w:t xml:space="preserve">. </w:t>
+      </w:r>
+      <w:r>
+        <w:rPr>
+          <w:b/>
+          <w:bCs/>
+          <w:lang w:val="es-ES"/>
+        </w:rPr>
+        <w:t>Prototipo Vista Administrador.</w:t>
+      </w:r>
+    </w:p>
+    <w:p>
+      <w:pPr>
+        <w:rPr>
+          <w:b/>
+          <w:bCs/>
+          <w:lang w:val="es-ES"/>
+        </w:rPr>
+      </w:pPr>
+    </w:p>
+    <w:p>
+      <w:pPr>
+        <w:rPr>
+          <w:b/>
+          <w:bCs/>
+          <w:lang w:val="es-ES"/>
+        </w:rPr>
+      </w:pPr>
+    </w:p>
+    <w:p>
+      <w:pPr>
+        <w:rPr>
+          <w:lang w:val="es-ES"/>
+        </w:rPr>
+      </w:pPr>
+      <w:r>
+        <w:rPr>
+          <w:lang w:val="es-ES"/>
+        </w:rPr>
+        <w:t>Figma.:</w:t>
       </w:r>
       <w:hyperlink r:id="rId15" w:history="1">
         <w:r>
@@ -3070,40 +3311,40 @@
             <w:rStyle w:val="Hipervnculo"/>
             <w:lang w:val="es-ES"/>
           </w:rPr>
-          <w:t>https://www.figma.com/design/d4GZBMLOkPppTJh2OO0eg3/Mapa-de-navegacion-TriumBarber?node-id=0-1&amp;t=wB4nugxLPoSOWj1I-1</w:t>
+          <w:t>https://www.figma.com/design/5qIglqZCl90g59mis4HYev/Prototipo-TriumBarber-Administrador?node-id=0-1&amp;t=z4OdwdpWaXVxq917-1</w:t>
         </w:r>
       </w:hyperlink>
     </w:p>
-    <w:p/>
-    <w:p>
-      <w:pPr>
-        <w:rPr>
-          <w:lang w:val="es-ES"/>
-        </w:rPr>
-      </w:pPr>
-    </w:p>
-    <w:p>
-      <w:pPr>
-        <w:rPr>
-          <w:lang w:val="es-ES"/>
-        </w:rPr>
-      </w:pPr>
-    </w:p>
-    <w:p>
-      <w:pPr>
-        <w:rPr>
-          <w:lang w:val="es-ES"/>
-        </w:rPr>
-      </w:pPr>
-      <w:r>
-        <w:rPr>
-          <w:lang w:val="es-ES"/>
+    <w:p>
+      <w:pPr>
+        <w:rPr>
+          <w:lang w:val="es-ES"/>
+        </w:rPr>
+      </w:pPr>
+    </w:p>
+    <w:p>
+      <w:r>
+        <w:t xml:space="preserve"> </w:t>
+      </w:r>
+    </w:p>
+    <w:p>
+      <w:pPr>
+        <w:rPr>
+          <w:b/>
+          <w:bCs/>
+        </w:rPr>
+      </w:pPr>
+      <w:r>
+        <w:rPr>
+          <w:b/>
+          <w:bCs/>
+          <w:noProof/>
         </w:rPr>
         <w:drawing>
-          <wp:inline distT="0" distB="0" distL="0" distR="0" wp14:anchorId="6674ACEB" wp14:editId="2771BB80">
-            <wp:extent cx="5733415" cy="6398895"/>
-            <wp:effectExtent l="0" t="0" r="635" b="1905"/>
-            <wp:docPr id="1197136393" name="Imagen 1"/>
+          <wp:inline distT="0" distB="0" distL="0" distR="0" wp14:anchorId="0307D3F1" wp14:editId="5C4C27AF">
+            <wp:extent cx="5733415" cy="6355080"/>
+            <wp:effectExtent l="0" t="0" r="635" b="7620"/>
+            <wp:docPr id="490013077" name="Imagen 1"/>
             <wp:cNvGraphicFramePr>
               <a:graphicFrameLocks xmlns:a="http://schemas.openxmlformats.org/drawingml/2006/main" noChangeAspect="1"/>
             </wp:cNvGraphicFramePr>
@@ -3111,7 +3352,7 @@
               <a:graphicData uri="http://schemas.openxmlformats.org/drawingml/2006/picture">
                 <pic:pic xmlns:pic="http://schemas.openxmlformats.org/drawingml/2006/picture">
                   <pic:nvPicPr>
-                    <pic:cNvPr id="1197136393" name=""/>
+                    <pic:cNvPr id="490013077" name=""/>
                     <pic:cNvPicPr/>
                   </pic:nvPicPr>
                   <pic:blipFill>
@@ -3123,7 +3364,7 @@
                   <pic:spPr>
                     <a:xfrm>
                       <a:off x="0" y="0"/>
-                      <a:ext cx="5733415" cy="6398895"/>
+                      <a:ext cx="5733415" cy="6355080"/>
                     </a:xfrm>
                     <a:prstGeom prst="rect">
                       <a:avLst/>
@@ -3136,11 +3377,135 @@
         </w:drawing>
       </w:r>
     </w:p>
+    <w:p>
+      <w:pPr>
+        <w:rPr>
+          <w:lang w:val="es-ES"/>
+        </w:rPr>
+      </w:pPr>
+    </w:p>
+    <w:p>
+      <w:pPr>
+        <w:rPr>
+          <w:lang w:val="es-ES"/>
+        </w:rPr>
+      </w:pPr>
+    </w:p>
+    <w:p>
+      <w:pPr>
+        <w:pStyle w:val="Ttulo1"/>
+        <w:rPr>
+          <w:lang w:val="es-ES"/>
+        </w:rPr>
+      </w:pPr>
+      <w:bookmarkStart w:id="10" w:name="_Toc225845911"/>
+      <w:r>
+        <w:rPr>
+          <w:lang w:val="es-ES"/>
+        </w:rPr>
+        <w:lastRenderedPageBreak/>
+        <w:t>9. Mapa de navegación.</w:t>
+      </w:r>
+      <w:bookmarkEnd w:id="10"/>
+    </w:p>
+    <w:p>
+      <w:pPr>
+        <w:rPr>
+          <w:lang w:val="es-ES"/>
+        </w:rPr>
+      </w:pPr>
+    </w:p>
+    <w:p>
+      <w:proofErr w:type="spellStart"/>
+      <w:r>
+        <w:rPr>
+          <w:lang w:val="es-ES"/>
+        </w:rPr>
+        <w:t>Figma</w:t>
+      </w:r>
+      <w:proofErr w:type="spellEnd"/>
+      <w:r>
+        <w:rPr>
+          <w:lang w:val="es-ES"/>
+        </w:rPr>
+        <w:t xml:space="preserve">.: </w:t>
+      </w:r>
+      <w:hyperlink r:id="rId17" w:history="1">
+        <w:r>
+          <w:rPr>
+            <w:rStyle w:val="Hipervnculo"/>
+            <w:lang w:val="es-ES"/>
+          </w:rPr>
+          <w:t>https://www.figma.com/design/d4GZBMLOkPppTJh2OO0eg3/Mapa-de-navegacion-TriumBarber?node-id=0-1&amp;t=wB4nugxLPoSOWj1I-1</w:t>
+        </w:r>
+      </w:hyperlink>
+    </w:p>
+    <w:p>
+      <w:pPr>
+        <w:rPr>
+          <w:lang w:val="es-ES"/>
+        </w:rPr>
+      </w:pPr>
+    </w:p>
+    <w:p>
+      <w:pPr>
+        <w:rPr>
+          <w:lang w:val="es-ES"/>
+        </w:rPr>
+      </w:pPr>
+    </w:p>
+    <w:p>
+      <w:pPr>
+        <w:rPr>
+          <w:lang w:val="es-ES"/>
+        </w:rPr>
+      </w:pPr>
+      <w:r>
+        <w:rPr>
+          <w:lang w:val="es-ES"/>
+        </w:rPr>
+        <w:drawing>
+          <wp:inline distT="0" distB="0" distL="0" distR="0" wp14:anchorId="5C959C5B" wp14:editId="09334E67">
+            <wp:extent cx="5733415" cy="7364095"/>
+            <wp:effectExtent l="0" t="0" r="635" b="8255"/>
+            <wp:docPr id="1057956341" name="Imagen 1"/>
+            <wp:cNvGraphicFramePr>
+              <a:graphicFrameLocks xmlns:a="http://schemas.openxmlformats.org/drawingml/2006/main" noChangeAspect="1"/>
+            </wp:cNvGraphicFramePr>
+            <a:graphic xmlns:a="http://schemas.openxmlformats.org/drawingml/2006/main">
+              <a:graphicData uri="http://schemas.openxmlformats.org/drawingml/2006/picture">
+                <pic:pic xmlns:pic="http://schemas.openxmlformats.org/drawingml/2006/picture">
+                  <pic:nvPicPr>
+                    <pic:cNvPr id="1057956341" name=""/>
+                    <pic:cNvPicPr/>
+                  </pic:nvPicPr>
+                  <pic:blipFill>
+                    <a:blip r:embed="rId18"/>
+                    <a:stretch>
+                      <a:fillRect/>
+                    </a:stretch>
+                  </pic:blipFill>
+                  <pic:spPr>
+                    <a:xfrm>
+                      <a:off x="0" y="0"/>
+                      <a:ext cx="5733415" cy="7364095"/>
+                    </a:xfrm>
+                    <a:prstGeom prst="rect">
+                      <a:avLst/>
+                    </a:prstGeom>
+                  </pic:spPr>
+                </pic:pic>
+              </a:graphicData>
+            </a:graphic>
+          </wp:inline>
+        </w:drawing>
+      </w:r>
+    </w:p>
     <w:sectPr>
-      <w:headerReference w:type="default" r:id="rId17"/>
-      <w:footerReference w:type="default" r:id="rId18"/>
-      <w:headerReference w:type="first" r:id="rId19"/>
-      <w:footerReference w:type="first" r:id="rId20"/>
+      <w:headerReference w:type="default" r:id="rId19"/>
+      <w:footerReference w:type="default" r:id="rId20"/>
+      <w:headerReference w:type="first" r:id="rId21"/>
+      <w:footerReference w:type="first" r:id="rId22"/>
       <w:pgSz w:w="11909" w:h="16834"/>
       <w:pgMar w:top="1440" w:right="1440" w:bottom="1440" w:left="1440" w:header="720" w:footer="720" w:gutter="0"/>
       <w:pgNumType w:start="1"/>
@@ -5469,6 +5834,18 @@
       <w:shd w:val="clear" w:color="auto" w:fill="E1DFDD"/>
     </w:rPr>
   </w:style>
+  <w:style w:type="character" w:styleId="Hipervnculovisitado">
+    <w:name w:val="FollowedHyperlink"/>
+    <w:basedOn w:val="Fuentedeprrafopredeter"/>
+    <w:uiPriority w:val="99"/>
+    <w:semiHidden/>
+    <w:unhideWhenUsed/>
+    <w:rsid w:val="00221160"/>
+    <w:rPr>
+      <w:color w:val="800080" w:themeColor="followedHyperlink"/>
+      <w:u w:val="single"/>
+    </w:rPr>
+  </w:style>
 </w:styles>
 </file>
 

--- a/DOC/TriumBarber.docx
+++ b/DOC/TriumBarber.docx
@@ -10,7 +10,7 @@
         <w:spacing w:before="480"/>
         <w:jc w:val="center"/>
       </w:pPr>
-      <w:bookmarkStart w:id="0" w:name="_Toc225845902"/>
+      <w:bookmarkStart w:id="0" w:name="_Toc227582934"/>
       <w:r>
         <w:rPr>
           <w:b/>
@@ -83,96 +83,57 @@
           <w:szCs w:val="28"/>
         </w:rPr>
       </w:pPr>
-      <w:proofErr w:type="spellStart"/>
       <w:r>
         <w:rPr>
           <w:sz w:val="28"/>
           <w:szCs w:val="28"/>
         </w:rPr>
-        <w:t>Autor</w:t>
-      </w:r>
-      <w:proofErr w:type="gramStart"/>
+        <w:t>Autor.:Jos</w:t>
+      </w:r>
       <w:r>
         <w:rPr>
           <w:sz w:val="28"/>
           <w:szCs w:val="28"/>
         </w:rPr>
-        <w:t>.:Jos</w:t>
+        <w:t>é</w:t>
       </w:r>
       <w:r>
         <w:rPr>
           <w:sz w:val="28"/>
           <w:szCs w:val="28"/>
         </w:rPr>
-        <w:t>é</w:t>
-      </w:r>
-      <w:proofErr w:type="spellEnd"/>
-      <w:proofErr w:type="gramEnd"/>
+        <w:t xml:space="preserve"> Antonio Moreno Vel</w:t>
+      </w:r>
       <w:r>
         <w:rPr>
           <w:sz w:val="28"/>
           <w:szCs w:val="28"/>
         </w:rPr>
-        <w:t xml:space="preserve"> Antonio Moreno Vel</w:t>
+        <w:t>á</w:t>
       </w:r>
       <w:r>
         <w:rPr>
           <w:sz w:val="28"/>
           <w:szCs w:val="28"/>
         </w:rPr>
-        <w:t>á</w:t>
-      </w:r>
-      <w:r>
+        <w:t>zquez</w:t>
+      </w:r>
+    </w:p>
+    <w:p>
+      <w:pPr>
         <w:rPr>
           <w:sz w:val="28"/>
           <w:szCs w:val="28"/>
-        </w:rPr>
-        <w:t>zquez</w:t>
-      </w:r>
-    </w:p>
-    <w:p>
-      <w:pPr>
+          <w:lang w:val="es-ES"/>
+        </w:rPr>
+      </w:pPr>
+      <w:r>
         <w:rPr>
           <w:sz w:val="28"/>
           <w:szCs w:val="28"/>
           <w:lang w:val="es-ES"/>
         </w:rPr>
-      </w:pPr>
-      <w:proofErr w:type="spellStart"/>
-      <w:r>
-        <w:rPr>
-          <w:sz w:val="28"/>
-          <w:szCs w:val="28"/>
-          <w:lang w:val="es-ES"/>
-        </w:rPr>
-        <w:t>Url</w:t>
-      </w:r>
-      <w:proofErr w:type="spellEnd"/>
-      <w:r>
-        <w:rPr>
-          <w:sz w:val="28"/>
-          <w:szCs w:val="28"/>
-          <w:lang w:val="es-ES"/>
-        </w:rPr>
-        <w:t xml:space="preserve"> </w:t>
-      </w:r>
-      <w:proofErr w:type="spellStart"/>
-      <w:r>
-        <w:rPr>
-          <w:sz w:val="28"/>
-          <w:szCs w:val="28"/>
-          <w:lang w:val="es-ES"/>
-        </w:rPr>
-        <w:t>Github</w:t>
-      </w:r>
-      <w:proofErr w:type="spellEnd"/>
-      <w:r>
-        <w:rPr>
-          <w:sz w:val="28"/>
-          <w:szCs w:val="28"/>
-          <w:lang w:val="es-ES"/>
-        </w:rPr>
-        <w:t>.:</w:t>
+        <w:t>Url Github.:</w:t>
       </w:r>
       <w:r>
         <w:rPr>
@@ -228,14 +189,12 @@
               <w:lang w:val="en-US"/>
             </w:rPr>
           </w:pPr>
-          <w:proofErr w:type="spellStart"/>
           <w:r>
             <w:rPr>
               <w:lang w:val="en-US"/>
             </w:rPr>
             <w:t>Contenido</w:t>
           </w:r>
-          <w:proofErr w:type="spellEnd"/>
         </w:p>
         <w:p>
           <w:pPr>
@@ -262,7 +221,7 @@
           <w:r>
             <w:fldChar w:fldCharType="separate"/>
           </w:r>
-          <w:hyperlink w:anchor="_Toc225845902" w:history="1">
+          <w:hyperlink w:anchor="_Toc227582934" w:history="1">
             <w:r>
               <w:rPr>
                 <w:rStyle w:val="Hipervnculo"/>
@@ -290,7 +249,7 @@
                 <w:noProof/>
                 <w:webHidden/>
               </w:rPr>
-              <w:instrText xml:space="preserve"> PAGEREF _Toc225845902 \h </w:instrText>
+              <w:instrText xml:space="preserve"> PAGEREF _Toc227582934 \h </w:instrText>
             </w:r>
             <w:r>
               <w:rPr>
@@ -337,7 +296,7 @@
               <w14:ligatures w14:val="standardContextual"/>
             </w:rPr>
           </w:pPr>
-          <w:hyperlink w:anchor="_Toc225845903" w:history="1">
+          <w:hyperlink w:anchor="_Toc227582935" w:history="1">
             <w:r>
               <w:rPr>
                 <w:rStyle w:val="Hipervnculo"/>
@@ -364,7 +323,7 @@
                 <w:noProof/>
                 <w:webHidden/>
               </w:rPr>
-              <w:instrText xml:space="preserve"> PAGEREF _Toc225845903 \h </w:instrText>
+              <w:instrText xml:space="preserve"> PAGEREF _Toc227582935 \h </w:instrText>
             </w:r>
             <w:r>
               <w:rPr>
@@ -411,7 +370,7 @@
               <w14:ligatures w14:val="standardContextual"/>
             </w:rPr>
           </w:pPr>
-          <w:hyperlink w:anchor="_Toc225845904" w:history="1">
+          <w:hyperlink w:anchor="_Toc227582936" w:history="1">
             <w:r>
               <w:rPr>
                 <w:rStyle w:val="Hipervnculo"/>
@@ -438,7 +397,7 @@
                 <w:noProof/>
                 <w:webHidden/>
               </w:rPr>
-              <w:instrText xml:space="preserve"> PAGEREF _Toc225845904 \h </w:instrText>
+              <w:instrText xml:space="preserve"> PAGEREF _Toc227582936 \h </w:instrText>
             </w:r>
             <w:r>
               <w:rPr>
@@ -485,7 +444,7 @@
               <w14:ligatures w14:val="standardContextual"/>
             </w:rPr>
           </w:pPr>
-          <w:hyperlink w:anchor="_Toc225845905" w:history="1">
+          <w:hyperlink w:anchor="_Toc227582937" w:history="1">
             <w:r>
               <w:rPr>
                 <w:rStyle w:val="Hipervnculo"/>
@@ -512,7 +471,7 @@
                 <w:noProof/>
                 <w:webHidden/>
               </w:rPr>
-              <w:instrText xml:space="preserve"> PAGEREF _Toc225845905 \h </w:instrText>
+              <w:instrText xml:space="preserve"> PAGEREF _Toc227582937 \h </w:instrText>
             </w:r>
             <w:r>
               <w:rPr>
@@ -559,7 +518,7 @@
               <w14:ligatures w14:val="standardContextual"/>
             </w:rPr>
           </w:pPr>
-          <w:hyperlink w:anchor="_Toc225845906" w:history="1">
+          <w:hyperlink w:anchor="_Toc227582938" w:history="1">
             <w:r>
               <w:rPr>
                 <w:rStyle w:val="Hipervnculo"/>
@@ -586,7 +545,7 @@
                 <w:noProof/>
                 <w:webHidden/>
               </w:rPr>
-              <w:instrText xml:space="preserve"> PAGEREF _Toc225845906 \h </w:instrText>
+              <w:instrText xml:space="preserve"> PAGEREF _Toc227582938 \h </w:instrText>
             </w:r>
             <w:r>
               <w:rPr>
@@ -633,7 +592,7 @@
               <w14:ligatures w14:val="standardContextual"/>
             </w:rPr>
           </w:pPr>
-          <w:hyperlink w:anchor="_Toc225845907" w:history="1">
+          <w:hyperlink w:anchor="_Toc227582939" w:history="1">
             <w:r>
               <w:rPr>
                 <w:rStyle w:val="Hipervnculo"/>
@@ -660,7 +619,7 @@
                 <w:noProof/>
                 <w:webHidden/>
               </w:rPr>
-              <w:instrText xml:space="preserve"> PAGEREF _Toc225845907 \h </w:instrText>
+              <w:instrText xml:space="preserve"> PAGEREF _Toc227582939 \h </w:instrText>
             </w:r>
             <w:r>
               <w:rPr>
@@ -707,7 +666,7 @@
               <w14:ligatures w14:val="standardContextual"/>
             </w:rPr>
           </w:pPr>
-          <w:hyperlink w:anchor="_Toc225845908" w:history="1">
+          <w:hyperlink w:anchor="_Toc227582940" w:history="1">
             <w:r>
               <w:rPr>
                 <w:rStyle w:val="Hipervnculo"/>
@@ -734,7 +693,7 @@
                 <w:noProof/>
                 <w:webHidden/>
               </w:rPr>
-              <w:instrText xml:space="preserve"> PAGEREF _Toc225845908 \h </w:instrText>
+              <w:instrText xml:space="preserve"> PAGEREF _Toc227582940 \h </w:instrText>
             </w:r>
             <w:r>
               <w:rPr>
@@ -781,7 +740,7 @@
               <w14:ligatures w14:val="standardContextual"/>
             </w:rPr>
           </w:pPr>
-          <w:hyperlink w:anchor="_Toc225845909" w:history="1">
+          <w:hyperlink w:anchor="_Toc227582941" w:history="1">
             <w:r>
               <w:rPr>
                 <w:rStyle w:val="Hipervnculo"/>
@@ -808,7 +767,7 @@
                 <w:noProof/>
                 <w:webHidden/>
               </w:rPr>
-              <w:instrText xml:space="preserve"> PAGEREF _Toc225845909 \h </w:instrText>
+              <w:instrText xml:space="preserve"> PAGEREF _Toc227582941 \h </w:instrText>
             </w:r>
             <w:r>
               <w:rPr>
@@ -855,7 +814,7 @@
               <w14:ligatures w14:val="standardContextual"/>
             </w:rPr>
           </w:pPr>
-          <w:hyperlink w:anchor="_Toc225845910" w:history="1">
+          <w:hyperlink w:anchor="_Toc227582942" w:history="1">
             <w:r>
               <w:rPr>
                 <w:rStyle w:val="Hipervnculo"/>
@@ -883,7 +842,7 @@
                 <w:noProof/>
                 <w:webHidden/>
               </w:rPr>
-              <w:instrText xml:space="preserve"> PAGEREF _Toc225845910 \h </w:instrText>
+              <w:instrText xml:space="preserve"> PAGEREF _Toc227582942 \h </w:instrText>
             </w:r>
             <w:r>
               <w:rPr>
@@ -930,7 +889,7 @@
               <w14:ligatures w14:val="standardContextual"/>
             </w:rPr>
           </w:pPr>
-          <w:hyperlink w:anchor="_Toc225845911" w:history="1">
+          <w:hyperlink w:anchor="_Toc227582943" w:history="1">
             <w:r>
               <w:rPr>
                 <w:rStyle w:val="Hipervnculo"/>
@@ -958,7 +917,7 @@
                 <w:noProof/>
                 <w:webHidden/>
               </w:rPr>
-              <w:instrText xml:space="preserve"> PAGEREF _Toc225845911 \h </w:instrText>
+              <w:instrText xml:space="preserve"> PAGEREF _Toc227582943 \h </w:instrText>
             </w:r>
             <w:r>
               <w:rPr>
@@ -979,6 +938,81 @@
                 <w:webHidden/>
               </w:rPr>
               <w:t>9</w:t>
+            </w:r>
+            <w:r>
+              <w:rPr>
+                <w:noProof/>
+                <w:webHidden/>
+              </w:rPr>
+              <w:fldChar w:fldCharType="end"/>
+            </w:r>
+          </w:hyperlink>
+        </w:p>
+        <w:p>
+          <w:pPr>
+            <w:pStyle w:val="TDC1"/>
+            <w:tabs>
+              <w:tab w:val="right" w:leader="dot" w:pos="9019"/>
+            </w:tabs>
+            <w:rPr>
+              <w:rFonts w:asciiTheme="minorHAnsi" w:eastAsiaTheme="minorEastAsia" w:hAnsiTheme="minorHAnsi" w:cstheme="minorBidi"/>
+              <w:noProof/>
+              <w:kern w:val="2"/>
+              <w:sz w:val="24"/>
+              <w:szCs w:val="24"/>
+              <w:lang w:val="es-ES"/>
+              <w14:ligatures w14:val="standardContextual"/>
+            </w:rPr>
+          </w:pPr>
+          <w:hyperlink w:anchor="_Toc227582944" w:history="1">
+            <w:r>
+              <w:rPr>
+                <w:rStyle w:val="Hipervnculo"/>
+                <w:noProof/>
+                <w:lang w:val="es-ES"/>
+              </w:rPr>
+              <w:t>10. Manual</w:t>
+            </w:r>
+            <w:r>
+              <w:rPr>
+                <w:noProof/>
+                <w:webHidden/>
+              </w:rPr>
+              <w:tab/>
+            </w:r>
+            <w:r>
+              <w:rPr>
+                <w:noProof/>
+                <w:webHidden/>
+              </w:rPr>
+              <w:fldChar w:fldCharType="begin"/>
+            </w:r>
+            <w:r>
+              <w:rPr>
+                <w:noProof/>
+                <w:webHidden/>
+              </w:rPr>
+              <w:instrText xml:space="preserve"> PAGEREF _Toc227582944 \h </w:instrText>
+            </w:r>
+            <w:r>
+              <w:rPr>
+                <w:noProof/>
+                <w:webHidden/>
+              </w:rPr>
+            </w:r>
+            <w:r>
+              <w:rPr>
+                <w:noProof/>
+                <w:webHidden/>
+              </w:rPr>
+              <w:fldChar w:fldCharType="separate"/>
+            </w:r>
+            <w:r>
+              <w:rPr>
+                <w:noProof/>
+                <w:webHidden/>
+              </w:rPr>
+              <w:t>10</w:t>
             </w:r>
             <w:r>
               <w:rPr>
@@ -995,6 +1029,7 @@
               <w:b/>
               <w:bCs/>
             </w:rPr>
+            <w:lastRenderedPageBreak/>
             <w:fldChar w:fldCharType="end"/>
           </w:r>
         </w:p>
@@ -1007,7 +1042,7 @@
         <w:pStyle w:val="Ttulo1"/>
       </w:pPr>
       <w:bookmarkStart w:id="1" w:name="_heading=h.30j0zll" w:colFirst="0" w:colLast="0"/>
-      <w:bookmarkStart w:id="2" w:name="_Toc225845903"/>
+      <w:bookmarkStart w:id="2" w:name="_Toc227582935"/>
       <w:bookmarkEnd w:id="1"/>
       <w:r>
         <w:t>1. Descripción y Justificación</w:t>
@@ -1026,23 +1061,7 @@
         <w:t>Descripción:</w:t>
       </w:r>
       <w:r>
-        <w:t xml:space="preserve"> </w:t>
-      </w:r>
-      <w:proofErr w:type="spellStart"/>
-      <w:r>
-        <w:t>TriumBarber</w:t>
-      </w:r>
-      <w:proofErr w:type="spellEnd"/>
-      <w:r>
-        <w:t xml:space="preserve"> es una aplicación móvil desarrollada para Android. Se define como una herramienta multimedia interactiva que permite la autogestión de servicios de barbería. La </w:t>
-      </w:r>
-      <w:proofErr w:type="gramStart"/>
-      <w:r>
-        <w:t>app</w:t>
-      </w:r>
-      <w:proofErr w:type="gramEnd"/>
-      <w:r>
-        <w:t xml:space="preserve"> aprovecha los componentes de diseño de Android para ofrecer una experiencia de usuario fluida, utilizando una arquitectura orientada a objetos y conexión en tiempo real con la nube para la sincronización de activos visuales y datos.</w:t>
+        <w:t xml:space="preserve"> TriumBarber es una aplicación móvil desarrollada para Android. Se define como una herramienta multimedia interactiva que permite la autogestión de servicios de barbería. La app aprovecha los componentes de diseño de Android para ofrecer una experiencia de usuario fluida, utilizando una arquitectura orientada a objetos y conexión en tiempo real con la nube para la sincronización de activos visuales y datos.</w:t>
       </w:r>
     </w:p>
     <w:p>
@@ -1054,30 +1073,14 @@
         <w:t>Justificación:</w:t>
       </w:r>
       <w:r>
-        <w:t xml:space="preserve"> El desarrollo en Android Studio permite una optimización superior de los recursos multimedia. Se justifica el uso de una </w:t>
-      </w:r>
-      <w:proofErr w:type="gramStart"/>
-      <w:r>
-        <w:t>app</w:t>
-      </w:r>
-      <w:proofErr w:type="gramEnd"/>
-      <w:r>
-        <w:t xml:space="preserve"> móvil frente a una web por la portabilidad, las notificaciones y la interfaz táctil intuitiva, elementos esenciales para un cliente que necesita reservar un servicio en movilidad. Desde el punto de vista multimedia, Android ofrece librerías avanzadas para el renderizado de imágenes y la gestión de la jerarquía visual mediante Material </w:t>
-      </w:r>
-      <w:proofErr w:type="spellStart"/>
-      <w:r>
-        <w:t>Design</w:t>
-      </w:r>
-      <w:proofErr w:type="spellEnd"/>
-      <w:r>
-        <w:t>.</w:t>
+        <w:t xml:space="preserve"> El desarrollo en Android Studio permite una optimización superior de los recursos multimedia. Se justifica el uso de una app móvil frente a una web por la portabilidad, las notificaciones y la interfaz táctil intuitiva, elementos esenciales para un cliente que necesita reservar un servicio en movilidad. Desde el punto de vista multimedia, Android ofrece librerías avanzadas para el renderizado de imágenes y la gestión de la jerarquía visual mediante Material Design.</w:t>
       </w:r>
     </w:p>
     <w:p>
       <w:pPr>
         <w:pStyle w:val="Ttulo1"/>
       </w:pPr>
-      <w:bookmarkStart w:id="3" w:name="_Toc225845904"/>
+      <w:bookmarkStart w:id="3" w:name="_Toc227582936"/>
       <w:r>
         <w:t>2. Alcance del Proyecto</w:t>
       </w:r>
@@ -1143,15 +1146,7 @@
         <w:t>Persistencia y Multimedia:</w:t>
       </w:r>
       <w:r>
-        <w:t xml:space="preserve"> Integración con </w:t>
-      </w:r>
-      <w:proofErr w:type="spellStart"/>
-      <w:r>
-        <w:t>Firebase</w:t>
-      </w:r>
-      <w:proofErr w:type="spellEnd"/>
-      <w:r>
-        <w:t xml:space="preserve"> para la recuperación de datos.</w:t>
+        <w:t xml:space="preserve"> Integración con Firebase para la recuperación de datos.</w:t>
       </w:r>
     </w:p>
     <w:p>
@@ -1179,7 +1174,7 @@
       <w:pPr>
         <w:pStyle w:val="Ttulo1"/>
       </w:pPr>
-      <w:bookmarkStart w:id="4" w:name="_Toc225845905"/>
+      <w:bookmarkStart w:id="4" w:name="_Toc227582937"/>
       <w:r>
         <w:t>3. Valoración de Alternativas y Stack Tecnológico</w:t>
       </w:r>
@@ -1209,23 +1204,7 @@
           <w:b/>
           <w:bCs/>
         </w:rPr>
-        <w:t>Aplicaciones Híbridas (</w:t>
-      </w:r>
-      <w:proofErr w:type="spellStart"/>
-      <w:r>
-        <w:rPr>
-          <w:b/>
-          <w:bCs/>
-        </w:rPr>
-        <w:t>Webviews</w:t>
-      </w:r>
-      <w:proofErr w:type="spellEnd"/>
-      <w:r>
-        <w:rPr>
-          <w:b/>
-          <w:bCs/>
-        </w:rPr>
-        <w:t>):</w:t>
+        <w:t>Aplicaciones Híbridas (Webviews):</w:t>
       </w:r>
       <w:r>
         <w:t xml:space="preserve"> Más lentas y con una respuesta táctil inferior, lo que penaliza la experiencia multimedia.</w:t>
@@ -1402,50 +1381,16 @@
           <w:bCs/>
           <w:lang w:val="en-US"/>
         </w:rPr>
-        <w:t>Firebase SDK (</w:t>
-      </w:r>
-      <w:proofErr w:type="spellStart"/>
-      <w:r>
-        <w:rPr>
-          <w:b/>
-          <w:bCs/>
+        <w:t>Firebase SDK (Firestore &amp; Auth)</w:t>
+      </w:r>
+      <w:r>
+        <w:rPr>
           <w:lang w:val="en-US"/>
         </w:rPr>
-        <w:t>Firestore</w:t>
-      </w:r>
-      <w:proofErr w:type="spellEnd"/>
-      <w:r>
-        <w:rPr>
-          <w:b/>
-          <w:bCs/>
-          <w:lang w:val="en-US"/>
-        </w:rPr>
-        <w:t xml:space="preserve"> &amp; Auth)</w:t>
-      </w:r>
-      <w:r>
-        <w:rPr>
-          <w:lang w:val="en-US"/>
-        </w:rPr>
         <w:t xml:space="preserve">. </w:t>
       </w:r>
       <w:r>
-        <w:t xml:space="preserve">Permite que la </w:t>
-      </w:r>
-      <w:proofErr w:type="gramStart"/>
-      <w:r>
-        <w:t>app</w:t>
-      </w:r>
-      <w:proofErr w:type="gramEnd"/>
-      <w:r>
-        <w:t xml:space="preserve"> móvil sea "</w:t>
-      </w:r>
-      <w:proofErr w:type="spellStart"/>
-      <w:r>
-        <w:t>Serverless</w:t>
-      </w:r>
-      <w:proofErr w:type="spellEnd"/>
-      <w:r>
-        <w:t>", delegando la autenticación y la base de datos a un servicio en tiempo real altamente eficiente.</w:t>
+        <w:t>Permite que la app móvil sea "Serverless", delegando la autenticación y la base de datos a un servicio en tiempo real altamente eficiente.</w:t>
       </w:r>
     </w:p>
     <w:p/>
@@ -1453,7 +1398,7 @@
       <w:pPr>
         <w:pStyle w:val="Ttulo1"/>
       </w:pPr>
-      <w:bookmarkStart w:id="5" w:name="_Toc225845906"/>
+      <w:bookmarkStart w:id="5" w:name="_Toc227582938"/>
       <w:r>
         <w:t>4. Objetivos y Requisitos del Sistema</w:t>
       </w:r>
@@ -1513,15 +1458,7 @@
         <w:spacing w:after="160"/>
       </w:pPr>
       <w:r>
-        <w:t xml:space="preserve">Garantizar la integridad de los datos mediante el uso del SDK nativo de </w:t>
-      </w:r>
-      <w:proofErr w:type="spellStart"/>
-      <w:r>
-        <w:t>Firebase</w:t>
-      </w:r>
-      <w:proofErr w:type="spellEnd"/>
-      <w:r>
-        <w:t>.</w:t>
+        <w:t>Garantizar la integridad de los datos mediante el uso del SDK nativo de Firebase.</w:t>
       </w:r>
     </w:p>
     <w:p>
@@ -1607,7 +1544,7 @@
       <w:pPr>
         <w:pStyle w:val="Ttulo1"/>
       </w:pPr>
-      <w:bookmarkStart w:id="6" w:name="_Toc225845907"/>
+      <w:bookmarkStart w:id="6" w:name="_Toc227582939"/>
       <w:r>
         <w:t>5. Casos de Uso</w:t>
       </w:r>
@@ -1631,15 +1568,7 @@
         <w:t>Autenticación de Usuario:</w:t>
       </w:r>
       <w:r>
-        <w:t xml:space="preserve"> El usuario abre la </w:t>
-      </w:r>
-      <w:proofErr w:type="gramStart"/>
-      <w:r>
-        <w:t>app</w:t>
-      </w:r>
-      <w:proofErr w:type="gramEnd"/>
-      <w:r>
-        <w:t xml:space="preserve"> y accede directamente a su panel si ya se identificó anteriormente.</w:t>
+        <w:t xml:space="preserve"> El usuario abre la app y accede directamente a su panel si ya se identificó anteriormente.</w:t>
       </w:r>
     </w:p>
     <w:p>
@@ -1689,7 +1618,7 @@
       <w:pPr>
         <w:pStyle w:val="Ttulo1"/>
       </w:pPr>
-      <w:bookmarkStart w:id="7" w:name="_Toc225845908"/>
+      <w:bookmarkStart w:id="7" w:name="_Toc227582940"/>
       <w:r>
         <w:t>6. Modelo y Diseño de Base de Datos</w:t>
       </w:r>
@@ -1709,33 +1638,8 @@
           <w:b/>
           <w:bCs/>
         </w:rPr>
-        <w:t xml:space="preserve">Google </w:t>
-      </w:r>
-      <w:proofErr w:type="spellStart"/>
-      <w:r>
-        <w:rPr>
-          <w:b/>
-          <w:bCs/>
-        </w:rPr>
-        <w:t>Firebase</w:t>
-      </w:r>
-      <w:proofErr w:type="spellEnd"/>
-      <w:r>
-        <w:rPr>
-          <w:b/>
-          <w:bCs/>
-        </w:rPr>
-        <w:t xml:space="preserve"> </w:t>
-      </w:r>
-      <w:proofErr w:type="spellStart"/>
-      <w:r>
-        <w:rPr>
-          <w:b/>
-          <w:bCs/>
-        </w:rPr>
-        <w:t>Firestore</w:t>
-      </w:r>
-      <w:proofErr w:type="spellEnd"/>
+        <w:t>Google Firebase Firestore</w:t>
+      </w:r>
       <w:r>
         <w:t>, una base de datos NoSQL</w:t>
       </w:r>
@@ -1878,7 +1782,6 @@
         <w:autoSpaceDN w:val="0"/>
         <w:spacing w:after="160"/>
       </w:pPr>
-      <w:proofErr w:type="spellStart"/>
       <w:r>
         <w:rPr>
           <w:b/>
@@ -1886,7 +1789,6 @@
         </w:rPr>
         <w:t>telefono</w:t>
       </w:r>
-      <w:proofErr w:type="spellEnd"/>
       <w:r>
         <w:t xml:space="preserve">: String. Número de </w:t>
       </w:r>
@@ -1907,7 +1809,6 @@
         <w:autoSpaceDN w:val="0"/>
         <w:spacing w:after="160"/>
       </w:pPr>
-      <w:proofErr w:type="spellStart"/>
       <w:r>
         <w:rPr>
           <w:b/>
@@ -1915,7 +1816,6 @@
         </w:rPr>
         <w:t>dni</w:t>
       </w:r>
-      <w:proofErr w:type="spellEnd"/>
       <w:r>
         <w:t>: String. Documento Nacional de Identidad.</w:t>
       </w:r>
@@ -1938,23 +1838,7 @@
         <w:t>rol</w:t>
       </w:r>
       <w:r>
-        <w:t>: String. Define los permisos del sistema "</w:t>
-      </w:r>
-      <w:proofErr w:type="spellStart"/>
-      <w:r>
-        <w:t>user</w:t>
-      </w:r>
-      <w:proofErr w:type="spellEnd"/>
-      <w:r>
-        <w:t>" para clientes, "</w:t>
-      </w:r>
-      <w:proofErr w:type="spellStart"/>
-      <w:r>
-        <w:t>admin</w:t>
-      </w:r>
-      <w:proofErr w:type="spellEnd"/>
-      <w:r>
-        <w:t>" para barberos.</w:t>
+        <w:t>: String. Define los permisos del sistema "user" para clientes, "admin" para barberos.</w:t>
       </w:r>
     </w:p>
     <w:p>
@@ -2022,7 +1906,6 @@
         <w:autoSpaceDN w:val="0"/>
         <w:spacing w:after="160"/>
       </w:pPr>
-      <w:proofErr w:type="spellStart"/>
       <w:r>
         <w:rPr>
           <w:b/>
@@ -2030,7 +1913,6 @@
         </w:rPr>
         <w:t>clienteId</w:t>
       </w:r>
-      <w:proofErr w:type="spellEnd"/>
       <w:r>
         <w:t>: String. ID que vincula la cita con un documento de la colección usuarios.</w:t>
       </w:r>
@@ -2045,7 +1927,6 @@
         <w:autoSpaceDN w:val="0"/>
         <w:spacing w:after="160"/>
       </w:pPr>
-      <w:proofErr w:type="spellStart"/>
       <w:r>
         <w:rPr>
           <w:b/>
@@ -2053,7 +1934,6 @@
         </w:rPr>
         <w:t>clienteNombre</w:t>
       </w:r>
-      <w:proofErr w:type="spellEnd"/>
       <w:r>
         <w:t>: String. Nombre del cliente.</w:t>
       </w:r>
@@ -2344,7 +2224,7 @@
       <w:pPr>
         <w:pStyle w:val="Ttulo1"/>
       </w:pPr>
-      <w:bookmarkStart w:id="8" w:name="_Toc225845909"/>
+      <w:bookmarkStart w:id="8" w:name="_Toc227582941"/>
       <w:r>
         <w:lastRenderedPageBreak/>
         <w:t>7. Hoja de estilos.</w:t>
@@ -2676,7 +2556,6 @@
         </w:rPr>
         <w:t xml:space="preserve">: Se utiliza la familia tipográfica </w:t>
       </w:r>
-      <w:proofErr w:type="spellStart"/>
       <w:r>
         <w:rPr>
           <w:b/>
@@ -2685,7 +2564,6 @@
         </w:rPr>
         <w:t>Roboto</w:t>
       </w:r>
-      <w:proofErr w:type="spellEnd"/>
       <w:r>
         <w:rPr>
           <w:lang w:val="es-ES"/>
@@ -3019,7 +2897,7 @@
           <w:lang w:val="es-ES"/>
         </w:rPr>
       </w:pPr>
-      <w:bookmarkStart w:id="9" w:name="_Toc225845910"/>
+      <w:bookmarkStart w:id="9" w:name="_Toc227582942"/>
       <w:r>
         <w:rPr>
           <w:lang w:val="es-ES"/>
@@ -3051,33 +2929,15 @@
           <w:bCs/>
           <w:lang w:val="es-ES"/>
         </w:rPr>
-        <w:t>.</w:t>
-      </w:r>
-      <w:proofErr w:type="gramStart"/>
-      <w:r>
-        <w:rPr>
-          <w:b/>
-          <w:bCs/>
-          <w:lang w:val="es-ES"/>
-        </w:rPr>
-        <w:t>1.</w:t>
-      </w:r>
-      <w:r>
-        <w:rPr>
-          <w:b/>
-          <w:bCs/>
-          <w:lang w:val="es-ES"/>
-        </w:rPr>
-        <w:t>Prototipo</w:t>
-      </w:r>
-      <w:proofErr w:type="gramEnd"/>
-      <w:r>
-        <w:rPr>
-          <w:b/>
-          <w:bCs/>
-          <w:lang w:val="es-ES"/>
-        </w:rPr>
-        <w:t xml:space="preserve"> Vista Usuario.</w:t>
+        <w:t>.1.</w:t>
+      </w:r>
+      <w:r>
+        <w:rPr>
+          <w:b/>
+          <w:bCs/>
+          <w:lang w:val="es-ES"/>
+        </w:rPr>
+        <w:t>Prototipo Vista Usuario.</w:t>
       </w:r>
     </w:p>
     <w:p>
@@ -3148,10 +3008,10 @@
           <w:lang w:val="es-ES"/>
         </w:rPr>
         <w:drawing>
-          <wp:inline distT="0" distB="0" distL="0" distR="0" wp14:anchorId="0B059609" wp14:editId="4D30918D">
-            <wp:extent cx="5733415" cy="5937250"/>
-            <wp:effectExtent l="0" t="0" r="635" b="6350"/>
-            <wp:docPr id="666318359" name="Imagen 1"/>
+          <wp:inline distT="0" distB="0" distL="0" distR="0" wp14:anchorId="5B719176" wp14:editId="5939CEFE">
+            <wp:extent cx="5733415" cy="5414010"/>
+            <wp:effectExtent l="0" t="0" r="635" b="0"/>
+            <wp:docPr id="1488628622" name="Imagen 1"/>
             <wp:cNvGraphicFramePr>
               <a:graphicFrameLocks xmlns:a="http://schemas.openxmlformats.org/drawingml/2006/main" noChangeAspect="1"/>
             </wp:cNvGraphicFramePr>
@@ -3159,7 +3019,7 @@
               <a:graphicData uri="http://schemas.openxmlformats.org/drawingml/2006/picture">
                 <pic:pic xmlns:pic="http://schemas.openxmlformats.org/drawingml/2006/picture">
                   <pic:nvPicPr>
-                    <pic:cNvPr id="666318359" name=""/>
+                    <pic:cNvPr id="1488628622" name=""/>
                     <pic:cNvPicPr/>
                   </pic:nvPicPr>
                   <pic:blipFill>
@@ -3171,7 +3031,7 @@
                   <pic:spPr>
                     <a:xfrm>
                       <a:off x="0" y="0"/>
-                      <a:ext cx="5733415" cy="5937250"/>
+                      <a:ext cx="5733415" cy="5414010"/>
                     </a:xfrm>
                     <a:prstGeom prst="rect">
                       <a:avLst/>
@@ -3240,6 +3100,7 @@
           <w:bCs/>
           <w:lang w:val="es-ES"/>
         </w:rPr>
+        <w:lastRenderedPageBreak/>
         <w:t>8</w:t>
       </w:r>
       <w:r>
@@ -3311,7 +3172,21 @@
             <w:rStyle w:val="Hipervnculo"/>
             <w:lang w:val="es-ES"/>
           </w:rPr>
-          <w:t>https://www.figma.com/design/5qIglqZCl90g59mis4HYev/Prototipo-TriumBarber-Administrador?node-id=0-1&amp;t=z4OdwdpWaXVxq917-1</w:t>
+          <w:t>https://www.figma.com/desi</w:t>
+        </w:r>
+        <w:r>
+          <w:rPr>
+            <w:rStyle w:val="Hipervnculo"/>
+            <w:lang w:val="es-ES"/>
+          </w:rPr>
+          <w:t>g</w:t>
+        </w:r>
+        <w:r>
+          <w:rPr>
+            <w:rStyle w:val="Hipervnculo"/>
+            <w:lang w:val="es-ES"/>
+          </w:rPr>
+          <w:t>n/5qIglqZCl90g59mis4HYev/Prototipo-TriumBarber-Administrador?node-id=0-1&amp;t=z4OdwdpWaXVxq917-1</w:t>
         </w:r>
       </w:hyperlink>
     </w:p>
@@ -3338,13 +3213,12 @@
         <w:rPr>
           <w:b/>
           <w:bCs/>
-          <w:noProof/>
         </w:rPr>
         <w:drawing>
-          <wp:inline distT="0" distB="0" distL="0" distR="0" wp14:anchorId="0307D3F1" wp14:editId="5C4C27AF">
-            <wp:extent cx="5733415" cy="6355080"/>
-            <wp:effectExtent l="0" t="0" r="635" b="7620"/>
-            <wp:docPr id="490013077" name="Imagen 1"/>
+          <wp:inline distT="0" distB="0" distL="0" distR="0" wp14:anchorId="78C494B3" wp14:editId="0D8BE3D2">
+            <wp:extent cx="5733415" cy="5599430"/>
+            <wp:effectExtent l="0" t="0" r="635" b="1270"/>
+            <wp:docPr id="183314986" name="Imagen 1"/>
             <wp:cNvGraphicFramePr>
               <a:graphicFrameLocks xmlns:a="http://schemas.openxmlformats.org/drawingml/2006/main" noChangeAspect="1"/>
             </wp:cNvGraphicFramePr>
@@ -3352,7 +3226,7 @@
               <a:graphicData uri="http://schemas.openxmlformats.org/drawingml/2006/picture">
                 <pic:pic xmlns:pic="http://schemas.openxmlformats.org/drawingml/2006/picture">
                   <pic:nvPicPr>
-                    <pic:cNvPr id="490013077" name=""/>
+                    <pic:cNvPr id="183314986" name=""/>
                     <pic:cNvPicPr/>
                   </pic:nvPicPr>
                   <pic:blipFill>
@@ -3364,7 +3238,7 @@
                   <pic:spPr>
                     <a:xfrm>
                       <a:off x="0" y="0"/>
-                      <a:ext cx="5733415" cy="6355080"/>
+                      <a:ext cx="5733415" cy="5599430"/>
                     </a:xfrm>
                     <a:prstGeom prst="rect">
                       <a:avLst/>
@@ -3380,6 +3254,38 @@
     <w:p>
       <w:pPr>
         <w:rPr>
+          <w:b/>
+          <w:bCs/>
+        </w:rPr>
+      </w:pPr>
+    </w:p>
+    <w:p>
+      <w:pPr>
+        <w:rPr>
+          <w:b/>
+          <w:bCs/>
+        </w:rPr>
+      </w:pPr>
+    </w:p>
+    <w:p>
+      <w:pPr>
+        <w:rPr>
+          <w:b/>
+          <w:bCs/>
+        </w:rPr>
+      </w:pPr>
+    </w:p>
+    <w:p>
+      <w:pPr>
+        <w:rPr>
+          <w:b/>
+          <w:bCs/>
+        </w:rPr>
+      </w:pPr>
+    </w:p>
+    <w:p>
+      <w:pPr>
+        <w:rPr>
           <w:lang w:val="es-ES"/>
         </w:rPr>
       </w:pPr>
@@ -3398,7 +3304,7 @@
           <w:lang w:val="es-ES"/>
         </w:rPr>
       </w:pPr>
-      <w:bookmarkStart w:id="10" w:name="_Toc225845911"/>
+      <w:bookmarkStart w:id="10" w:name="_Toc227582943"/>
       <w:r>
         <w:rPr>
           <w:lang w:val="es-ES"/>
@@ -3416,19 +3322,11 @@
       </w:pPr>
     </w:p>
     <w:p>
-      <w:proofErr w:type="spellStart"/>
-      <w:r>
-        <w:rPr>
-          <w:lang w:val="es-ES"/>
-        </w:rPr>
-        <w:t>Figma</w:t>
-      </w:r>
-      <w:proofErr w:type="spellEnd"/>
-      <w:r>
-        <w:rPr>
-          <w:lang w:val="es-ES"/>
-        </w:rPr>
-        <w:t xml:space="preserve">.: </w:t>
+      <w:r>
+        <w:rPr>
+          <w:lang w:val="es-ES"/>
+        </w:rPr>
+        <w:t xml:space="preserve">Figma.: </w:t>
       </w:r>
       <w:hyperlink r:id="rId17" w:history="1">
         <w:r>
@@ -3436,7 +3334,21 @@
             <w:rStyle w:val="Hipervnculo"/>
             <w:lang w:val="es-ES"/>
           </w:rPr>
-          <w:t>https://www.figma.com/design/d4GZBMLOkPppTJh2OO0eg3/Mapa-de-navegacion-TriumBarber?node-id=0-1&amp;t=wB4nugxLPoSOWj1I-1</w:t>
+          <w:t>https://www.figma.c</w:t>
+        </w:r>
+        <w:r>
+          <w:rPr>
+            <w:rStyle w:val="Hipervnculo"/>
+            <w:lang w:val="es-ES"/>
+          </w:rPr>
+          <w:t>o</w:t>
+        </w:r>
+        <w:r>
+          <w:rPr>
+            <w:rStyle w:val="Hipervnculo"/>
+            <w:lang w:val="es-ES"/>
+          </w:rPr>
+          <w:t>m/design/d4GZBMLOkPppTJh2OO0eg3/Mapa-de-navegacion-TriumBarber?node-id=0-1&amp;t=wB4nugxLPoSOWj1I-1</w:t>
         </w:r>
       </w:hyperlink>
     </w:p>
@@ -3465,10 +3377,10 @@
           <w:lang w:val="es-ES"/>
         </w:rPr>
         <w:drawing>
-          <wp:inline distT="0" distB="0" distL="0" distR="0" wp14:anchorId="5C959C5B" wp14:editId="09334E67">
-            <wp:extent cx="5733415" cy="7364095"/>
-            <wp:effectExtent l="0" t="0" r="635" b="8255"/>
-            <wp:docPr id="1057956341" name="Imagen 1"/>
+          <wp:inline distT="0" distB="0" distL="0" distR="0" wp14:anchorId="5A94EA7A" wp14:editId="742FF879">
+            <wp:extent cx="5733415" cy="5642610"/>
+            <wp:effectExtent l="0" t="0" r="635" b="0"/>
+            <wp:docPr id="328366615" name="Imagen 1"/>
             <wp:cNvGraphicFramePr>
               <a:graphicFrameLocks xmlns:a="http://schemas.openxmlformats.org/drawingml/2006/main" noChangeAspect="1"/>
             </wp:cNvGraphicFramePr>
@@ -3476,7 +3388,7 @@
               <a:graphicData uri="http://schemas.openxmlformats.org/drawingml/2006/picture">
                 <pic:pic xmlns:pic="http://schemas.openxmlformats.org/drawingml/2006/picture">
                   <pic:nvPicPr>
-                    <pic:cNvPr id="1057956341" name=""/>
+                    <pic:cNvPr id="328366615" name=""/>
                     <pic:cNvPicPr/>
                   </pic:nvPicPr>
                   <pic:blipFill>
@@ -3488,7 +3400,7 @@
                   <pic:spPr>
                     <a:xfrm>
                       <a:off x="0" y="0"/>
-                      <a:ext cx="5733415" cy="7364095"/>
+                      <a:ext cx="5733415" cy="5642610"/>
                     </a:xfrm>
                     <a:prstGeom prst="rect">
                       <a:avLst/>
@@ -3501,6 +3413,1006 @@
         </w:drawing>
       </w:r>
     </w:p>
+    <w:p>
+      <w:pPr>
+        <w:rPr>
+          <w:lang w:val="es-ES"/>
+        </w:rPr>
+      </w:pPr>
+    </w:p>
+    <w:p>
+      <w:pPr>
+        <w:rPr>
+          <w:lang w:val="es-ES"/>
+        </w:rPr>
+      </w:pPr>
+    </w:p>
+    <w:p>
+      <w:pPr>
+        <w:rPr>
+          <w:lang w:val="es-ES"/>
+        </w:rPr>
+      </w:pPr>
+    </w:p>
+    <w:p>
+      <w:pPr>
+        <w:rPr>
+          <w:lang w:val="es-ES"/>
+        </w:rPr>
+      </w:pPr>
+    </w:p>
+    <w:p>
+      <w:pPr>
+        <w:rPr>
+          <w:lang w:val="es-ES"/>
+        </w:rPr>
+      </w:pPr>
+    </w:p>
+    <w:p>
+      <w:pPr>
+        <w:rPr>
+          <w:lang w:val="es-ES"/>
+        </w:rPr>
+      </w:pPr>
+    </w:p>
+    <w:p>
+      <w:pPr>
+        <w:rPr>
+          <w:lang w:val="es-ES"/>
+        </w:rPr>
+      </w:pPr>
+    </w:p>
+    <w:p>
+      <w:pPr>
+        <w:rPr>
+          <w:lang w:val="es-ES"/>
+        </w:rPr>
+      </w:pPr>
+    </w:p>
+    <w:p>
+      <w:pPr>
+        <w:rPr>
+          <w:lang w:val="es-ES"/>
+        </w:rPr>
+      </w:pPr>
+    </w:p>
+    <w:p>
+      <w:pPr>
+        <w:rPr>
+          <w:lang w:val="es-ES"/>
+        </w:rPr>
+      </w:pPr>
+    </w:p>
+    <w:p>
+      <w:pPr>
+        <w:pStyle w:val="Ttulo1"/>
+        <w:rPr>
+          <w:lang w:val="es-ES"/>
+        </w:rPr>
+      </w:pPr>
+      <w:bookmarkStart w:id="11" w:name="_Toc227582944"/>
+      <w:r>
+        <w:rPr>
+          <w:lang w:val="es-ES"/>
+        </w:rPr>
+        <w:t>10. Manual</w:t>
+      </w:r>
+      <w:bookmarkEnd w:id="11"/>
+    </w:p>
+    <w:p>
+      <w:pPr>
+        <w:rPr>
+          <w:b/>
+          <w:bCs/>
+          <w:sz w:val="40"/>
+          <w:szCs w:val="40"/>
+        </w:rPr>
+      </w:pPr>
+      <w:bookmarkStart w:id="12" w:name="_Toc227220817"/>
+      <w:bookmarkStart w:id="13" w:name="_Toc227582506"/>
+      <w:r>
+        <w:rPr>
+          <w:b/>
+          <w:bCs/>
+          <w:sz w:val="40"/>
+          <w:szCs w:val="40"/>
+        </w:rPr>
+        <w:t>Introducción</w:t>
+      </w:r>
+      <w:bookmarkEnd w:id="12"/>
+      <w:r>
+        <w:rPr>
+          <w:b/>
+          <w:bCs/>
+          <w:sz w:val="40"/>
+          <w:szCs w:val="40"/>
+        </w:rPr>
+        <w:t>.</w:t>
+      </w:r>
+      <w:bookmarkEnd w:id="13"/>
+    </w:p>
+    <w:p>
+      <w:pPr>
+        <w:pStyle w:val="Textosinformato"/>
+        <w:ind w:firstLine="720"/>
+        <w:rPr>
+          <w:rFonts w:ascii="Arial" w:hAnsi="Arial" w:cs="Arial"/>
+          <w:sz w:val="22"/>
+          <w:szCs w:val="22"/>
+        </w:rPr>
+      </w:pPr>
+      <w:r>
+        <w:rPr>
+          <w:rFonts w:ascii="Arial" w:hAnsi="Arial" w:cs="Arial"/>
+          <w:sz w:val="22"/>
+          <w:szCs w:val="22"/>
+        </w:rPr>
+        <w:t>Aplicación para la gestión de citas en tu barbería.</w:t>
+      </w:r>
+    </w:p>
+    <w:p>
+      <w:pPr>
+        <w:ind w:left="720"/>
+      </w:pPr>
+      <w:r>
+        <w:t xml:space="preserve">Esta herramienta ha sido diseñada </w:t>
+      </w:r>
+      <w:r>
+        <w:t xml:space="preserve">tanto </w:t>
+      </w:r>
+      <w:r>
+        <w:t>para clientes como a profesionales.</w:t>
+      </w:r>
+    </w:p>
+    <w:p>
+      <w:pPr>
+        <w:rPr>
+          <w:b/>
+          <w:bCs/>
+          <w:sz w:val="40"/>
+          <w:szCs w:val="40"/>
+        </w:rPr>
+      </w:pPr>
+      <w:bookmarkStart w:id="14" w:name="_Toc227220818"/>
+      <w:bookmarkStart w:id="15" w:name="_Toc227582507"/>
+      <w:r>
+        <w:rPr>
+          <w:b/>
+          <w:bCs/>
+          <w:sz w:val="40"/>
+          <w:szCs w:val="40"/>
+        </w:rPr>
+        <w:t>Acceso y Seguridad de Cuenta</w:t>
+      </w:r>
+      <w:bookmarkEnd w:id="14"/>
+      <w:r>
+        <w:rPr>
+          <w:b/>
+          <w:bCs/>
+          <w:sz w:val="40"/>
+          <w:szCs w:val="40"/>
+        </w:rPr>
+        <w:t>.</w:t>
+      </w:r>
+      <w:bookmarkEnd w:id="15"/>
+    </w:p>
+    <w:p>
+      <w:pPr>
+        <w:ind w:left="720"/>
+      </w:pPr>
+      <w:r>
+        <w:t>Introduzca su cuenta de correo y su contraseña para iniciar sesión sino debes registrarte.</w:t>
+      </w:r>
+    </w:p>
+    <w:p>
+      <w:pPr>
+        <w:ind w:firstLine="720"/>
+        <w:rPr>
+          <w:b/>
+          <w:bCs/>
+          <w:sz w:val="32"/>
+          <w:szCs w:val="32"/>
+        </w:rPr>
+      </w:pPr>
+      <w:bookmarkStart w:id="16" w:name="_Toc227582508"/>
+      <w:r>
+        <w:rPr>
+          <w:b/>
+          <w:bCs/>
+          <w:sz w:val="32"/>
+          <w:szCs w:val="32"/>
+        </w:rPr>
+        <w:t>Registro de Usuarios.</w:t>
+      </w:r>
+      <w:bookmarkEnd w:id="16"/>
+    </w:p>
+    <w:p>
+      <w:pPr>
+        <w:pStyle w:val="Textosinformato"/>
+        <w:ind w:left="720"/>
+        <w:jc w:val="both"/>
+        <w:rPr>
+          <w:rFonts w:ascii="Arial" w:hAnsi="Arial" w:cs="Arial"/>
+          <w:sz w:val="22"/>
+          <w:szCs w:val="22"/>
+        </w:rPr>
+      </w:pPr>
+      <w:r>
+        <w:rPr>
+          <w:rFonts w:ascii="Arial" w:hAnsi="Arial" w:cs="Arial"/>
+          <w:sz w:val="22"/>
+          <w:szCs w:val="22"/>
+        </w:rPr>
+        <w:t xml:space="preserve">Si es tu primera vez en la app, selecciona </w:t>
+      </w:r>
+      <w:r>
+        <w:rPr>
+          <w:rFonts w:ascii="Arial" w:hAnsi="Arial" w:cs="Arial"/>
+          <w:sz w:val="22"/>
+          <w:szCs w:val="22"/>
+        </w:rPr>
+        <w:t xml:space="preserve">la opción </w:t>
+      </w:r>
+      <w:r>
+        <w:rPr>
+          <w:rFonts w:ascii="Arial" w:hAnsi="Arial" w:cs="Arial"/>
+          <w:sz w:val="22"/>
+          <w:szCs w:val="22"/>
+        </w:rPr>
+        <w:t>¿No tienes cuenta? Regístrate aquí.</w:t>
+      </w:r>
+    </w:p>
+    <w:p>
+      <w:pPr>
+        <w:pStyle w:val="Textosinformato"/>
+        <w:ind w:firstLine="720"/>
+        <w:jc w:val="both"/>
+        <w:rPr>
+          <w:rFonts w:ascii="Arial" w:hAnsi="Arial" w:cs="Arial"/>
+          <w:sz w:val="22"/>
+          <w:szCs w:val="22"/>
+        </w:rPr>
+      </w:pPr>
+      <w:r>
+        <w:rPr>
+          <w:rFonts w:ascii="Arial" w:hAnsi="Arial" w:cs="Arial"/>
+          <w:sz w:val="22"/>
+          <w:szCs w:val="22"/>
+        </w:rPr>
+        <w:t>Seguidamente se mostrará una pantalla donde se solicitarán los siguientes datos.:</w:t>
+      </w:r>
+    </w:p>
+    <w:p>
+      <w:pPr>
+        <w:pStyle w:val="Textosinformato"/>
+        <w:ind w:firstLine="720"/>
+        <w:jc w:val="both"/>
+        <w:rPr>
+          <w:rFonts w:ascii="Arial" w:hAnsi="Arial" w:cs="Arial"/>
+          <w:sz w:val="22"/>
+          <w:szCs w:val="22"/>
+        </w:rPr>
+      </w:pPr>
+      <w:r>
+        <w:rPr>
+          <w:rFonts w:ascii="Arial" w:hAnsi="Arial" w:cs="Arial"/>
+          <w:sz w:val="22"/>
+          <w:szCs w:val="22"/>
+        </w:rPr>
+        <w:t>Nombre.:</w:t>
+      </w:r>
+    </w:p>
+    <w:p>
+      <w:pPr>
+        <w:pStyle w:val="Textosinformato"/>
+        <w:ind w:firstLine="720"/>
+        <w:jc w:val="both"/>
+        <w:rPr>
+          <w:rFonts w:ascii="Arial" w:hAnsi="Arial" w:cs="Arial"/>
+          <w:sz w:val="22"/>
+          <w:szCs w:val="22"/>
+        </w:rPr>
+      </w:pPr>
+      <w:r>
+        <w:rPr>
+          <w:rFonts w:ascii="Arial" w:hAnsi="Arial" w:cs="Arial"/>
+          <w:sz w:val="22"/>
+          <w:szCs w:val="22"/>
+        </w:rPr>
+        <w:t>Apellidos.:</w:t>
+      </w:r>
+    </w:p>
+    <w:p>
+      <w:pPr>
+        <w:pStyle w:val="Textosinformato"/>
+        <w:ind w:firstLine="720"/>
+        <w:jc w:val="both"/>
+        <w:rPr>
+          <w:rFonts w:ascii="Arial" w:hAnsi="Arial" w:cs="Arial"/>
+          <w:sz w:val="22"/>
+          <w:szCs w:val="22"/>
+        </w:rPr>
+      </w:pPr>
+      <w:r>
+        <w:rPr>
+          <w:rFonts w:ascii="Arial" w:hAnsi="Arial" w:cs="Arial"/>
+          <w:sz w:val="22"/>
+          <w:szCs w:val="22"/>
+        </w:rPr>
+        <w:t>DNI.:</w:t>
+      </w:r>
+    </w:p>
+    <w:p>
+      <w:pPr>
+        <w:pStyle w:val="Textosinformato"/>
+        <w:ind w:firstLine="720"/>
+        <w:jc w:val="both"/>
+        <w:rPr>
+          <w:rFonts w:ascii="Arial" w:hAnsi="Arial" w:cs="Arial"/>
+          <w:sz w:val="22"/>
+          <w:szCs w:val="22"/>
+        </w:rPr>
+      </w:pPr>
+      <w:r>
+        <w:rPr>
+          <w:rFonts w:ascii="Arial" w:hAnsi="Arial" w:cs="Arial"/>
+          <w:sz w:val="22"/>
+          <w:szCs w:val="22"/>
+        </w:rPr>
+        <w:t>Teléfono móvil.:</w:t>
+      </w:r>
+    </w:p>
+    <w:p>
+      <w:pPr>
+        <w:pStyle w:val="Textosinformato"/>
+        <w:ind w:firstLine="720"/>
+        <w:jc w:val="both"/>
+        <w:rPr>
+          <w:rFonts w:ascii="Arial" w:hAnsi="Arial" w:cs="Arial"/>
+          <w:sz w:val="22"/>
+          <w:szCs w:val="22"/>
+        </w:rPr>
+      </w:pPr>
+      <w:r>
+        <w:rPr>
+          <w:rFonts w:ascii="Arial" w:hAnsi="Arial" w:cs="Arial"/>
+          <w:sz w:val="22"/>
+          <w:szCs w:val="22"/>
+        </w:rPr>
+        <w:t>Correo electrónico.:</w:t>
+      </w:r>
+    </w:p>
+    <w:p>
+      <w:pPr>
+        <w:pStyle w:val="Textosinformato"/>
+        <w:ind w:firstLine="720"/>
+        <w:jc w:val="both"/>
+        <w:rPr>
+          <w:rFonts w:ascii="Arial" w:hAnsi="Arial" w:cs="Arial"/>
+          <w:sz w:val="22"/>
+          <w:szCs w:val="22"/>
+        </w:rPr>
+      </w:pPr>
+      <w:r>
+        <w:rPr>
+          <w:rFonts w:ascii="Arial" w:hAnsi="Arial" w:cs="Arial"/>
+          <w:sz w:val="22"/>
+          <w:szCs w:val="22"/>
+        </w:rPr>
+        <w:t>Contraseña.:</w:t>
+      </w:r>
+    </w:p>
+    <w:p>
+      <w:pPr>
+        <w:ind w:firstLine="720"/>
+        <w:jc w:val="both"/>
+      </w:pPr>
+      <w:r>
+        <w:t>Una vez rellenados todos los campos seleccionar la opción CREAR CUENTA</w:t>
+      </w:r>
+    </w:p>
+    <w:p>
+      <w:pPr>
+        <w:rPr>
+          <w:b/>
+          <w:bCs/>
+          <w:sz w:val="32"/>
+          <w:szCs w:val="32"/>
+        </w:rPr>
+      </w:pPr>
+      <w:r>
+        <w:tab/>
+      </w:r>
+      <w:bookmarkStart w:id="17" w:name="_Toc227582509"/>
+      <w:r>
+        <w:rPr>
+          <w:b/>
+          <w:bCs/>
+          <w:sz w:val="32"/>
+          <w:szCs w:val="32"/>
+        </w:rPr>
+        <w:t>Recuperación de Contraseña.</w:t>
+      </w:r>
+      <w:bookmarkEnd w:id="17"/>
+    </w:p>
+    <w:p>
+      <w:pPr>
+        <w:pStyle w:val="Textosinformato"/>
+        <w:ind w:left="720"/>
+        <w:rPr>
+          <w:rFonts w:ascii="Arial" w:hAnsi="Arial" w:cs="Arial"/>
+          <w:sz w:val="22"/>
+          <w:szCs w:val="22"/>
+        </w:rPr>
+      </w:pPr>
+      <w:r>
+        <w:rPr>
+          <w:rFonts w:ascii="Arial" w:hAnsi="Arial" w:cs="Arial"/>
+          <w:sz w:val="22"/>
+          <w:szCs w:val="22"/>
+        </w:rPr>
+        <w:t xml:space="preserve">Si olvidas tu clave, en la pantalla de inicio encontrarás </w:t>
+      </w:r>
+      <w:r>
+        <w:rPr>
+          <w:rFonts w:ascii="Arial" w:hAnsi="Arial" w:cs="Arial"/>
+          <w:sz w:val="22"/>
+          <w:szCs w:val="22"/>
+        </w:rPr>
+        <w:t>la opción</w:t>
+      </w:r>
+      <w:r>
+        <w:rPr>
+          <w:rFonts w:ascii="Arial" w:hAnsi="Arial" w:cs="Arial"/>
+          <w:sz w:val="22"/>
+          <w:szCs w:val="22"/>
+        </w:rPr>
+        <w:t xml:space="preserve"> ¿Has olvidado tu contraseña? </w:t>
+      </w:r>
+      <w:r>
+        <w:rPr>
+          <w:rFonts w:ascii="Arial" w:hAnsi="Arial" w:cs="Arial"/>
+          <w:sz w:val="22"/>
+          <w:szCs w:val="22"/>
+        </w:rPr>
+        <w:t>Nos aparece una nueva ventana en la cual debemos indicar nuestra cuenta de correo donde recibiremos un enlace para restablecer la contraseña, seguidamente debemos selecciona el botón ENVIAR ENLACE.</w:t>
+      </w:r>
+    </w:p>
+    <w:p>
+      <w:pPr>
+        <w:ind w:firstLine="720"/>
+      </w:pPr>
+      <w:r>
+        <w:t xml:space="preserve">Revisar la carpeta de SPAM en nuestro correo </w:t>
+      </w:r>
+      <w:r>
+        <w:t>electrónico.</w:t>
+      </w:r>
+      <w:r>
+        <w:tab/>
+      </w:r>
+    </w:p>
+    <w:p>
+      <w:pPr>
+        <w:rPr>
+          <w:b/>
+          <w:bCs/>
+          <w:sz w:val="40"/>
+          <w:szCs w:val="40"/>
+        </w:rPr>
+      </w:pPr>
+      <w:bookmarkStart w:id="18" w:name="_Toc227220819"/>
+      <w:bookmarkStart w:id="19" w:name="_Toc227582510"/>
+      <w:r>
+        <w:rPr>
+          <w:b/>
+          <w:bCs/>
+          <w:sz w:val="40"/>
+          <w:szCs w:val="40"/>
+        </w:rPr>
+        <w:t>Guía para el Cliente: Reserva de Citas</w:t>
+      </w:r>
+      <w:bookmarkEnd w:id="18"/>
+      <w:r>
+        <w:rPr>
+          <w:b/>
+          <w:bCs/>
+          <w:sz w:val="40"/>
+          <w:szCs w:val="40"/>
+        </w:rPr>
+        <w:t>.</w:t>
+      </w:r>
+      <w:bookmarkEnd w:id="19"/>
+    </w:p>
+    <w:p>
+      <w:pPr>
+        <w:ind w:firstLine="708"/>
+        <w:rPr>
+          <w:b/>
+          <w:bCs/>
+          <w:sz w:val="32"/>
+          <w:szCs w:val="32"/>
+        </w:rPr>
+      </w:pPr>
+      <w:bookmarkStart w:id="20" w:name="_Toc227220820"/>
+      <w:bookmarkStart w:id="21" w:name="_Toc227582511"/>
+      <w:r>
+        <w:rPr>
+          <w:b/>
+          <w:bCs/>
+          <w:sz w:val="32"/>
+          <w:szCs w:val="32"/>
+        </w:rPr>
+        <w:t>Paso 1: Selección de Profesional</w:t>
+      </w:r>
+      <w:bookmarkEnd w:id="20"/>
+      <w:r>
+        <w:rPr>
+          <w:b/>
+          <w:bCs/>
+          <w:sz w:val="32"/>
+          <w:szCs w:val="32"/>
+        </w:rPr>
+        <w:t>.</w:t>
+      </w:r>
+      <w:bookmarkEnd w:id="21"/>
+    </w:p>
+    <w:p>
+      <w:pPr>
+        <w:pStyle w:val="Textosinformato"/>
+        <w:ind w:left="708"/>
+        <w:rPr>
+          <w:rFonts w:ascii="Arial" w:hAnsi="Arial" w:cs="Arial"/>
+          <w:sz w:val="22"/>
+          <w:szCs w:val="22"/>
+        </w:rPr>
+      </w:pPr>
+      <w:r>
+        <w:rPr>
+          <w:rFonts w:ascii="Arial" w:hAnsi="Arial" w:cs="Arial"/>
+          <w:sz w:val="22"/>
+          <w:szCs w:val="22"/>
+        </w:rPr>
+        <w:t>En la pantalla principal, podrás ver a nuestros barberos disponibles: Fermín y Josemaría. Haz clic sobre su imagen para ver su disponibilidad específica.</w:t>
+      </w:r>
+    </w:p>
+    <w:p>
+      <w:pPr>
+        <w:rPr>
+          <w:lang w:val="es-ES"/>
+        </w:rPr>
+      </w:pPr>
+    </w:p>
+    <w:p>
+      <w:pPr>
+        <w:ind w:firstLine="708"/>
+        <w:rPr>
+          <w:b/>
+          <w:bCs/>
+          <w:sz w:val="32"/>
+          <w:szCs w:val="32"/>
+        </w:rPr>
+      </w:pPr>
+      <w:bookmarkStart w:id="22" w:name="_Toc227220821"/>
+      <w:bookmarkStart w:id="23" w:name="_Toc227582512"/>
+      <w:r>
+        <w:rPr>
+          <w:b/>
+          <w:bCs/>
+          <w:sz w:val="32"/>
+          <w:szCs w:val="32"/>
+        </w:rPr>
+        <w:t>Paso 2: Elección de Fecha y Hora</w:t>
+      </w:r>
+      <w:bookmarkEnd w:id="22"/>
+      <w:r>
+        <w:rPr>
+          <w:b/>
+          <w:bCs/>
+          <w:sz w:val="32"/>
+          <w:szCs w:val="32"/>
+        </w:rPr>
+        <w:t>.</w:t>
+      </w:r>
+      <w:bookmarkEnd w:id="23"/>
+    </w:p>
+    <w:p>
+      <w:pPr>
+        <w:pStyle w:val="Textosinformato"/>
+        <w:ind w:left="708"/>
+        <w:rPr>
+          <w:rFonts w:ascii="Arial" w:hAnsi="Arial" w:cs="Arial"/>
+          <w:sz w:val="22"/>
+          <w:szCs w:val="22"/>
+        </w:rPr>
+      </w:pPr>
+      <w:r>
+        <w:rPr>
+          <w:rFonts w:ascii="Arial" w:hAnsi="Arial" w:cs="Arial"/>
+          <w:sz w:val="22"/>
+          <w:szCs w:val="22"/>
+        </w:rPr>
+        <w:t xml:space="preserve">En el </w:t>
+      </w:r>
+      <w:r>
+        <w:rPr>
+          <w:rFonts w:ascii="Arial" w:hAnsi="Arial" w:cs="Arial"/>
+          <w:sz w:val="22"/>
+          <w:szCs w:val="22"/>
+        </w:rPr>
+        <w:t>Calendario:</w:t>
+      </w:r>
+      <w:r>
+        <w:rPr>
+          <w:rFonts w:ascii="Arial" w:hAnsi="Arial" w:cs="Arial"/>
+          <w:sz w:val="22"/>
+          <w:szCs w:val="22"/>
+        </w:rPr>
+        <w:t xml:space="preserve"> </w:t>
+      </w:r>
+      <w:r>
+        <w:rPr>
+          <w:rFonts w:ascii="Arial" w:hAnsi="Arial" w:cs="Arial"/>
+          <w:sz w:val="22"/>
+          <w:szCs w:val="22"/>
+        </w:rPr>
+        <w:t xml:space="preserve">Selecciona el día que prefieras. Los días con disponibilidad se </w:t>
+      </w:r>
+      <w:r>
+        <w:rPr>
+          <w:rFonts w:ascii="Arial" w:hAnsi="Arial" w:cs="Arial"/>
+          <w:sz w:val="22"/>
+          <w:szCs w:val="22"/>
+        </w:rPr>
+        <w:t>podrán seleccionar, aquellos no disponibles no podrán ser seleccionados</w:t>
+      </w:r>
+      <w:r>
+        <w:rPr>
+          <w:rFonts w:ascii="Arial" w:hAnsi="Arial" w:cs="Arial"/>
+          <w:sz w:val="22"/>
+          <w:szCs w:val="22"/>
+        </w:rPr>
+        <w:t>.</w:t>
+      </w:r>
+    </w:p>
+    <w:p>
+      <w:pPr>
+        <w:pStyle w:val="Textosinformato"/>
+        <w:ind w:left="708"/>
+        <w:rPr>
+          <w:rFonts w:ascii="Arial" w:hAnsi="Arial" w:cs="Arial"/>
+          <w:sz w:val="22"/>
+          <w:szCs w:val="22"/>
+        </w:rPr>
+      </w:pPr>
+      <w:r>
+        <w:rPr>
+          <w:rFonts w:ascii="Arial" w:hAnsi="Arial" w:cs="Arial"/>
+          <w:sz w:val="22"/>
+          <w:szCs w:val="22"/>
+        </w:rPr>
+        <w:t xml:space="preserve">En </w:t>
+      </w:r>
+      <w:r>
+        <w:rPr>
+          <w:rFonts w:ascii="Arial" w:hAnsi="Arial" w:cs="Arial"/>
+          <w:sz w:val="22"/>
+          <w:szCs w:val="22"/>
+        </w:rPr>
+        <w:t xml:space="preserve">Horarios: Una vez elegido el día, se desplegará una cuadrícula con horas disponibles en intervalos de 30 minutos. Selecciona </w:t>
+      </w:r>
+      <w:r>
+        <w:rPr>
+          <w:rFonts w:ascii="Arial" w:hAnsi="Arial" w:cs="Arial"/>
+          <w:sz w:val="22"/>
+          <w:szCs w:val="22"/>
+        </w:rPr>
+        <w:t>la que mejor se adapte.</w:t>
+      </w:r>
+    </w:p>
+    <w:p>
+      <w:pPr>
+        <w:ind w:firstLine="708"/>
+        <w:rPr>
+          <w:b/>
+          <w:bCs/>
+          <w:sz w:val="32"/>
+          <w:szCs w:val="32"/>
+        </w:rPr>
+      </w:pPr>
+      <w:bookmarkStart w:id="24" w:name="_Toc227220823"/>
+      <w:bookmarkStart w:id="25" w:name="_Toc227582513"/>
+      <w:r>
+        <w:rPr>
+          <w:b/>
+          <w:bCs/>
+          <w:sz w:val="32"/>
+          <w:szCs w:val="32"/>
+        </w:rPr>
+        <w:t>Paso 3: Confirmación</w:t>
+      </w:r>
+      <w:bookmarkEnd w:id="24"/>
+      <w:r>
+        <w:rPr>
+          <w:b/>
+          <w:bCs/>
+          <w:sz w:val="32"/>
+          <w:szCs w:val="32"/>
+        </w:rPr>
+        <w:t>.</w:t>
+      </w:r>
+      <w:bookmarkEnd w:id="25"/>
+    </w:p>
+    <w:p>
+      <w:pPr>
+        <w:ind w:left="708"/>
+        <w:rPr>
+          <w:b/>
+          <w:bCs/>
+        </w:rPr>
+      </w:pPr>
+      <w:r>
+        <w:t>Una vez seleccionado el día y el horario debemos seleccionar el botón de CONFIRMAR CITA y tu cita quedara registrada.</w:t>
+      </w:r>
+    </w:p>
+    <w:p>
+      <w:pPr>
+        <w:rPr>
+          <w:b/>
+          <w:bCs/>
+          <w:sz w:val="40"/>
+          <w:szCs w:val="40"/>
+        </w:rPr>
+      </w:pPr>
+      <w:bookmarkStart w:id="26" w:name="_Toc227220824"/>
+      <w:bookmarkStart w:id="27" w:name="_Toc227582514"/>
+      <w:r>
+        <w:rPr>
+          <w:b/>
+          <w:bCs/>
+          <w:sz w:val="40"/>
+          <w:szCs w:val="40"/>
+        </w:rPr>
+        <w:t>Gestión de tus Reservas</w:t>
+      </w:r>
+      <w:bookmarkEnd w:id="26"/>
+      <w:r>
+        <w:rPr>
+          <w:b/>
+          <w:bCs/>
+          <w:sz w:val="40"/>
+          <w:szCs w:val="40"/>
+        </w:rPr>
+        <w:t>.</w:t>
+      </w:r>
+      <w:bookmarkEnd w:id="27"/>
+    </w:p>
+    <w:p>
+      <w:pPr>
+        <w:ind w:left="720"/>
+      </w:pPr>
+      <w:r>
+        <w:lastRenderedPageBreak/>
+        <w:t>En MIS PROXIMAS CITAS aparecen mis citas activas, cada etiqueta de cita nos muestra información como el Dia, Hora, Barbero, Nombre, Cuenta de correo y Teléfono móvil, además nos da la posibilidad de MODIFICAR o ANULAR.</w:t>
+      </w:r>
+    </w:p>
+    <w:p>
+      <w:pPr>
+        <w:ind w:left="720"/>
+      </w:pPr>
+      <w:r>
+        <w:t>MODIFICAR.:  Al seleccionar esta opción nos mostrara el calendario para poder modificar el día y hora de la cita, véase las indicaciones que se indican en el Paso 2.</w:t>
+      </w:r>
+    </w:p>
+    <w:p>
+      <w:pPr>
+        <w:ind w:left="720"/>
+      </w:pPr>
+      <w:r>
+        <w:t>ANULAR.:  Aquí anularemos la cita y se actualizara nuestra ventana de gestión de reservas.</w:t>
+      </w:r>
+    </w:p>
+    <w:p>
+      <w:pPr>
+        <w:ind w:left="720"/>
+      </w:pPr>
+      <w:r>
+        <w:t>Al seleccionar el botón VER HISTORIAL COMPLETO, muestra el historial completo de citas.</w:t>
+      </w:r>
+    </w:p>
+    <w:p>
+      <w:pPr>
+        <w:rPr>
+          <w:b/>
+          <w:bCs/>
+          <w:sz w:val="40"/>
+          <w:szCs w:val="40"/>
+        </w:rPr>
+      </w:pPr>
+      <w:bookmarkStart w:id="28" w:name="_Toc227220825"/>
+      <w:bookmarkStart w:id="29" w:name="_Toc227582515"/>
+      <w:r>
+        <w:rPr>
+          <w:b/>
+          <w:bCs/>
+          <w:sz w:val="40"/>
+          <w:szCs w:val="40"/>
+        </w:rPr>
+        <w:t>Panel de Administración</w:t>
+      </w:r>
+      <w:bookmarkEnd w:id="28"/>
+      <w:r>
+        <w:rPr>
+          <w:b/>
+          <w:bCs/>
+          <w:sz w:val="40"/>
+          <w:szCs w:val="40"/>
+        </w:rPr>
+        <w:t>.</w:t>
+      </w:r>
+      <w:bookmarkEnd w:id="29"/>
+    </w:p>
+    <w:p>
+      <w:pPr>
+        <w:ind w:left="720"/>
+      </w:pPr>
+      <w:r>
+        <w:t>El panel de administración es el centro de control para los barberos</w:t>
+      </w:r>
+      <w:r>
+        <w:t>.</w:t>
+      </w:r>
+    </w:p>
+    <w:p>
+      <w:pPr>
+        <w:ind w:firstLine="720"/>
+        <w:rPr>
+          <w:b/>
+          <w:bCs/>
+          <w:sz w:val="32"/>
+          <w:szCs w:val="32"/>
+        </w:rPr>
+      </w:pPr>
+      <w:bookmarkStart w:id="30" w:name="_Toc227582516"/>
+      <w:r>
+        <w:rPr>
+          <w:b/>
+          <w:bCs/>
+          <w:sz w:val="32"/>
+          <w:szCs w:val="32"/>
+        </w:rPr>
+        <w:t>Visualización de la Agenda.</w:t>
+      </w:r>
+      <w:bookmarkEnd w:id="30"/>
+    </w:p>
+    <w:p>
+      <w:pPr>
+        <w:pStyle w:val="Textosinformato"/>
+        <w:ind w:firstLine="720"/>
+        <w:rPr>
+          <w:rFonts w:ascii="Arial" w:hAnsi="Arial" w:cs="Arial"/>
+          <w:b/>
+          <w:bCs/>
+          <w:sz w:val="22"/>
+          <w:szCs w:val="22"/>
+        </w:rPr>
+      </w:pPr>
+    </w:p>
+    <w:p>
+      <w:pPr>
+        <w:pStyle w:val="Textosinformato"/>
+        <w:ind w:firstLine="720"/>
+        <w:rPr>
+          <w:rFonts w:ascii="Arial" w:hAnsi="Arial" w:cs="Arial"/>
+          <w:sz w:val="22"/>
+          <w:szCs w:val="22"/>
+        </w:rPr>
+      </w:pPr>
+      <w:r>
+        <w:rPr>
+          <w:rFonts w:ascii="Arial" w:hAnsi="Arial" w:cs="Arial"/>
+          <w:sz w:val="22"/>
+          <w:szCs w:val="22"/>
+        </w:rPr>
+        <w:t>Contador de Citas: En la parte superior verás el total de citas programadas.</w:t>
+      </w:r>
+    </w:p>
+    <w:p>
+      <w:pPr>
+        <w:pStyle w:val="Textosinformato"/>
+        <w:ind w:left="720"/>
+        <w:rPr>
+          <w:rFonts w:ascii="Arial" w:hAnsi="Arial" w:cs="Arial"/>
+          <w:sz w:val="22"/>
+          <w:szCs w:val="22"/>
+        </w:rPr>
+      </w:pPr>
+      <w:r>
+        <w:rPr>
+          <w:rFonts w:ascii="Arial" w:hAnsi="Arial" w:cs="Arial"/>
+          <w:sz w:val="22"/>
+          <w:szCs w:val="22"/>
+        </w:rPr>
+        <w:t>Filtros por Barbero: Puedes alternar entre las agendas de Fermín y Josemaría haciendo clic en sus respectivos iconos.</w:t>
+      </w:r>
+    </w:p>
+    <w:p>
+      <w:pPr>
+        <w:ind w:left="720"/>
+      </w:pPr>
+      <w:r>
+        <w:t>VER TODAS LAS CITAS permite una visualización completa de la carga de trabajo de la barbería</w:t>
+      </w:r>
+      <w:r>
+        <w:t>, aparecen todas las citas, cada etiqueta de cita nos muestra información como el Dia, Hora, Barbero, Nombre, Cuenta de correo y Teléfono móvil, además nos da la posibilidad de MODIFICAR o ANULAR.</w:t>
+      </w:r>
+    </w:p>
+    <w:p>
+      <w:pPr>
+        <w:ind w:left="720"/>
+      </w:pPr>
+      <w:r>
+        <w:t>MODIFICAR.:  Al seleccionar esta opción nos mostrara el calendario para poder modificar el día y hora de la cita, véase las indicaciones que se indican en el Paso 2.</w:t>
+      </w:r>
+    </w:p>
+    <w:p>
+      <w:pPr>
+        <w:ind w:left="720"/>
+      </w:pPr>
+      <w:r>
+        <w:t>ANULAR.:  Aquí anularemos la cita y se actualizara nuestra ventana de gestión de reservas.</w:t>
+      </w:r>
+    </w:p>
+    <w:p>
+      <w:pPr>
+        <w:rPr>
+          <w:b/>
+          <w:bCs/>
+          <w:sz w:val="40"/>
+          <w:szCs w:val="40"/>
+          <w:lang w:val="es-ES"/>
+        </w:rPr>
+      </w:pPr>
+      <w:bookmarkStart w:id="31" w:name="_Toc227220826"/>
+      <w:bookmarkStart w:id="32" w:name="_Toc227582517"/>
+      <w:r>
+        <w:rPr>
+          <w:b/>
+          <w:bCs/>
+          <w:sz w:val="40"/>
+          <w:szCs w:val="40"/>
+        </w:rPr>
+        <w:t>Consejos de Uso</w:t>
+      </w:r>
+      <w:bookmarkEnd w:id="31"/>
+      <w:r>
+        <w:rPr>
+          <w:b/>
+          <w:bCs/>
+          <w:sz w:val="40"/>
+          <w:szCs w:val="40"/>
+        </w:rPr>
+        <w:t>.</w:t>
+      </w:r>
+      <w:bookmarkEnd w:id="32"/>
+    </w:p>
+    <w:p>
+      <w:pPr>
+        <w:ind w:firstLine="360"/>
+      </w:pPr>
+      <w:r>
+        <w:t>Revisa regularmente tu correo para confirmaciones o cambios.</w:t>
+      </w:r>
+    </w:p>
+    <w:p>
+      <w:pPr>
+        <w:ind w:firstLine="360"/>
+      </w:pPr>
+      <w:r>
+        <w:t>Por seguridad, utiliza siempre el botón SALIR.</w:t>
+      </w:r>
+    </w:p>
+    <w:p/>
     <w:sectPr>
       <w:headerReference w:type="default" r:id="rId19"/>
       <w:footerReference w:type="default" r:id="rId20"/>
@@ -3655,6 +4567,97 @@
 <file path=word/numbering.xml><?xml version="1.0" encoding="utf-8"?>
 <w:numbering xmlns:wpc="http://schemas.microsoft.com/office/word/2010/wordprocessingCanvas" xmlns:cx="http://schemas.microsoft.com/office/drawing/2014/chartex" xmlns:cx1="http://schemas.microsoft.com/office/drawing/2015/9/8/chartex" xmlns:cx2="http://schemas.microsoft.com/office/drawing/2015/10/21/chartex" xmlns:cx3="http://schemas.microsoft.com/office/drawing/2016/5/9/chartex" xmlns:cx4="http://schemas.microsoft.com/office/drawing/2016/5/10/chartex" xmlns:cx5="http://schemas.microsoft.com/office/drawing/2016/5/11/chartex" xmlns:cx6="http://schemas.microsoft.com/office/drawing/2016/5/12/chartex" xmlns:cx7="http://schemas.microsoft.com/office/drawing/2016/5/13/chartex" xmlns:cx8="http://schemas.microsoft.com/office/drawing/2016/5/14/chartex" xmlns:mc="http://schemas.openxmlformats.org/markup-compatibility/2006" xmlns:aink="http://schemas.microsoft.com/office/drawing/2016/ink" xmlns:am3d="http://schemas.microsoft.com/office/drawing/2017/model3d" xmlns:o="urn:schemas-microsoft-com:office:office" xmlns:oel="http://schemas.microsoft.com/office/2019/extlst" xmlns:r="http://schemas.openxmlformats.org/officeDocument/2006/relationships" xmlns:m="http://schemas.openxmlformats.org/officeDocument/2006/math" xmlns:v="urn:schemas-microsoft-com:vml" xmlns:wp14="http://schemas.microsoft.com/office/word/2010/wordprocessingDrawing" xmlns:wp="http://schemas.openxmlformats.org/drawingml/2006/wordprocessingDrawing" xmlns:w10="urn:schemas-microsoft-com:office:word" xmlns:w="http://schemas.openxmlformats.org/wordprocessingml/2006/main" xmlns:w14="http://schemas.microsoft.com/office/word/2010/wordml" xmlns:w15="http://schemas.microsoft.com/office/word/2012/wordml" xmlns:w16cex="http://schemas.microsoft.com/office/word/2018/wordml/cex" xmlns:w16cid="http://schemas.microsoft.com/office/word/2016/wordml/cid" xmlns:w16="http://schemas.microsoft.com/office/word/2018/wordml" xmlns:w16du="http://schemas.microsoft.com/office/word/2023/wordml/word16du" xmlns:w16sdtdh="http://schemas.microsoft.com/office/word/2020/wordml/sdtdatahash" xmlns:w16sdtfl="http://schemas.microsoft.com/office/word/2024/wordml/sdtformatlock" xmlns:w16se="http://schemas.microsoft.com/office/word/2015/wordml/symex" xmlns:wpg="http://schemas.microsoft.com/office/word/2010/wordprocessingGroup" xmlns:wpi="http://schemas.microsoft.com/office/word/2010/wordprocessingInk" xmlns:wne="http://schemas.microsoft.com/office/word/2006/wordml" xmlns:wps="http://schemas.microsoft.com/office/word/2010/wordprocessingShape" mc:Ignorable="w14 w15 w16se w16cid w16 w16cex w16sdtdh w16sdtfl w16du wp14">
   <w:abstractNum w:abstractNumId="0" w15:restartNumberingAfterBreak="0">
+    <w:nsid w:val="0912245F"/>
+    <w:multiLevelType w:val="hybridMultilevel"/>
+    <w:tmpl w:val="698A296E"/>
+    <w:lvl w:ilvl="0" w:tplc="DC64861C">
+      <w:start w:val="1"/>
+      <w:numFmt w:val="decimal"/>
+      <w:lvlText w:val="%1."/>
+      <w:lvlJc w:val="left"/>
+      <w:pPr>
+        <w:ind w:left="744" w:hanging="384"/>
+      </w:pPr>
+      <w:rPr>
+        <w:rFonts w:hint="default"/>
+        <w:b/>
+        <w:bCs/>
+      </w:rPr>
+    </w:lvl>
+    <w:lvl w:ilvl="1" w:tplc="0C0A0019" w:tentative="1">
+      <w:start w:val="1"/>
+      <w:numFmt w:val="lowerLetter"/>
+      <w:lvlText w:val="%2."/>
+      <w:lvlJc w:val="left"/>
+      <w:pPr>
+        <w:ind w:left="1440" w:hanging="360"/>
+      </w:pPr>
+    </w:lvl>
+    <w:lvl w:ilvl="2" w:tplc="0C0A001B" w:tentative="1">
+      <w:start w:val="1"/>
+      <w:numFmt w:val="lowerRoman"/>
+      <w:lvlText w:val="%3."/>
+      <w:lvlJc w:val="right"/>
+      <w:pPr>
+        <w:ind w:left="2160" w:hanging="180"/>
+      </w:pPr>
+    </w:lvl>
+    <w:lvl w:ilvl="3" w:tplc="0C0A000F" w:tentative="1">
+      <w:start w:val="1"/>
+      <w:numFmt w:val="decimal"/>
+      <w:lvlText w:val="%4."/>
+      <w:lvlJc w:val="left"/>
+      <w:pPr>
+        <w:ind w:left="2880" w:hanging="360"/>
+      </w:pPr>
+    </w:lvl>
+    <w:lvl w:ilvl="4" w:tplc="0C0A0019" w:tentative="1">
+      <w:start w:val="1"/>
+      <w:numFmt w:val="lowerLetter"/>
+      <w:lvlText w:val="%5."/>
+      <w:lvlJc w:val="left"/>
+      <w:pPr>
+        <w:ind w:left="3600" w:hanging="360"/>
+      </w:pPr>
+    </w:lvl>
+    <w:lvl w:ilvl="5" w:tplc="0C0A001B" w:tentative="1">
+      <w:start w:val="1"/>
+      <w:numFmt w:val="lowerRoman"/>
+      <w:lvlText w:val="%6."/>
+      <w:lvlJc w:val="right"/>
+      <w:pPr>
+        <w:ind w:left="4320" w:hanging="180"/>
+      </w:pPr>
+    </w:lvl>
+    <w:lvl w:ilvl="6" w:tplc="0C0A000F" w:tentative="1">
+      <w:start w:val="1"/>
+      <w:numFmt w:val="decimal"/>
+      <w:lvlText w:val="%7."/>
+      <w:lvlJc w:val="left"/>
+      <w:pPr>
+        <w:ind w:left="5040" w:hanging="360"/>
+      </w:pPr>
+    </w:lvl>
+    <w:lvl w:ilvl="7" w:tplc="0C0A0019" w:tentative="1">
+      <w:start w:val="1"/>
+      <w:numFmt w:val="lowerLetter"/>
+      <w:lvlText w:val="%8."/>
+      <w:lvlJc w:val="left"/>
+      <w:pPr>
+        <w:ind w:left="5760" w:hanging="360"/>
+      </w:pPr>
+    </w:lvl>
+    <w:lvl w:ilvl="8" w:tplc="0C0A001B" w:tentative="1">
+      <w:start w:val="1"/>
+      <w:numFmt w:val="lowerRoman"/>
+      <w:lvlText w:val="%9."/>
+      <w:lvlJc w:val="right"/>
+      <w:pPr>
+        <w:ind w:left="6480" w:hanging="180"/>
+      </w:pPr>
+    </w:lvl>
+  </w:abstractNum>
+  <w:abstractNum w:abstractNumId="1" w15:restartNumberingAfterBreak="0">
     <w:nsid w:val="0B9D47EC"/>
     <w:multiLevelType w:val="multilevel"/>
     <w:tmpl w:val="E40AE4CE"/>
@@ -3803,7 +4806,7 @@
       </w:rPr>
     </w:lvl>
   </w:abstractNum>
-  <w:abstractNum w:abstractNumId="1" w15:restartNumberingAfterBreak="0">
+  <w:abstractNum w:abstractNumId="2" w15:restartNumberingAfterBreak="0">
     <w:nsid w:val="25E62B7C"/>
     <w:multiLevelType w:val="multilevel"/>
     <w:tmpl w:val="F7E4A4C6"/>
@@ -3916,7 +4919,7 @@
       </w:rPr>
     </w:lvl>
   </w:abstractNum>
-  <w:abstractNum w:abstractNumId="2" w15:restartNumberingAfterBreak="0">
+  <w:abstractNum w:abstractNumId="3" w15:restartNumberingAfterBreak="0">
     <w:nsid w:val="2BAD5930"/>
     <w:multiLevelType w:val="multilevel"/>
     <w:tmpl w:val="9814A5BA"/>
@@ -4002,7 +5005,7 @@
       </w:pPr>
     </w:lvl>
   </w:abstractNum>
-  <w:abstractNum w:abstractNumId="3" w15:restartNumberingAfterBreak="0">
+  <w:abstractNum w:abstractNumId="4" w15:restartNumberingAfterBreak="0">
     <w:nsid w:val="36AC20EE"/>
     <w:multiLevelType w:val="multilevel"/>
     <w:tmpl w:val="1A9C5872"/>
@@ -4115,7 +5118,7 @@
       </w:rPr>
     </w:lvl>
   </w:abstractNum>
-  <w:abstractNum w:abstractNumId="4" w15:restartNumberingAfterBreak="0">
+  <w:abstractNum w:abstractNumId="5" w15:restartNumberingAfterBreak="0">
     <w:nsid w:val="3CF65C76"/>
     <w:multiLevelType w:val="multilevel"/>
     <w:tmpl w:val="AC38960A"/>
@@ -4228,7 +5231,7 @@
       </w:rPr>
     </w:lvl>
   </w:abstractNum>
-  <w:abstractNum w:abstractNumId="5" w15:restartNumberingAfterBreak="0">
+  <w:abstractNum w:abstractNumId="6" w15:restartNumberingAfterBreak="0">
     <w:nsid w:val="57AC24B2"/>
     <w:multiLevelType w:val="multilevel"/>
     <w:tmpl w:val="1406A8EE"/>
@@ -4377,7 +5380,7 @@
       </w:rPr>
     </w:lvl>
   </w:abstractNum>
-  <w:abstractNum w:abstractNumId="6" w15:restartNumberingAfterBreak="0">
+  <w:abstractNum w:abstractNumId="7" w15:restartNumberingAfterBreak="0">
     <w:nsid w:val="5C130211"/>
     <w:multiLevelType w:val="multilevel"/>
     <w:tmpl w:val="0AAA94B2"/>
@@ -4526,7 +5529,7 @@
       </w:rPr>
     </w:lvl>
   </w:abstractNum>
-  <w:abstractNum w:abstractNumId="7" w15:restartNumberingAfterBreak="0">
+  <w:abstractNum w:abstractNumId="8" w15:restartNumberingAfterBreak="0">
     <w:nsid w:val="5D2A6CAA"/>
     <w:multiLevelType w:val="multilevel"/>
     <w:tmpl w:val="2A5457CE"/>
@@ -4675,7 +5678,7 @@
       </w:rPr>
     </w:lvl>
   </w:abstractNum>
-  <w:abstractNum w:abstractNumId="8" w15:restartNumberingAfterBreak="0">
+  <w:abstractNum w:abstractNumId="9" w15:restartNumberingAfterBreak="0">
     <w:nsid w:val="62C725E9"/>
     <w:multiLevelType w:val="multilevel"/>
     <w:tmpl w:val="212CEA82"/>
@@ -4824,7 +5827,7 @@
       </w:rPr>
     </w:lvl>
   </w:abstractNum>
-  <w:abstractNum w:abstractNumId="9" w15:restartNumberingAfterBreak="0">
+  <w:abstractNum w:abstractNumId="10" w15:restartNumberingAfterBreak="0">
     <w:nsid w:val="67C701E5"/>
     <w:multiLevelType w:val="multilevel"/>
     <w:tmpl w:val="956A7D7A"/>
@@ -4937,7 +5940,7 @@
       </w:rPr>
     </w:lvl>
   </w:abstractNum>
-  <w:abstractNum w:abstractNumId="10" w15:restartNumberingAfterBreak="0">
+  <w:abstractNum w:abstractNumId="11" w15:restartNumberingAfterBreak="0">
     <w:nsid w:val="71312873"/>
     <w:multiLevelType w:val="multilevel"/>
     <w:tmpl w:val="05E6C8F6"/>
@@ -5050,7 +6053,7 @@
       </w:rPr>
     </w:lvl>
   </w:abstractNum>
-  <w:abstractNum w:abstractNumId="11" w15:restartNumberingAfterBreak="0">
+  <w:abstractNum w:abstractNumId="12" w15:restartNumberingAfterBreak="0">
     <w:nsid w:val="7477523B"/>
     <w:multiLevelType w:val="multilevel"/>
     <w:tmpl w:val="D2162D06"/>
@@ -5137,40 +6140,43 @@
     </w:lvl>
   </w:abstractNum>
   <w:num w:numId="1" w16cid:durableId="876116407">
+    <w:abstractNumId w:val="4"/>
+  </w:num>
+  <w:num w:numId="2" w16cid:durableId="1360738106">
+    <w:abstractNumId w:val="5"/>
+  </w:num>
+  <w:num w:numId="3" w16cid:durableId="334188740">
+    <w:abstractNumId w:val="11"/>
+  </w:num>
+  <w:num w:numId="4" w16cid:durableId="830171198">
     <w:abstractNumId w:val="3"/>
   </w:num>
-  <w:num w:numId="2" w16cid:durableId="1360738106">
-    <w:abstractNumId w:val="4"/>
-  </w:num>
-  <w:num w:numId="3" w16cid:durableId="334188740">
+  <w:num w:numId="5" w16cid:durableId="574357950">
     <w:abstractNumId w:val="10"/>
   </w:num>
-  <w:num w:numId="4" w16cid:durableId="830171198">
+  <w:num w:numId="6" w16cid:durableId="1468860346">
+    <w:abstractNumId w:val="12"/>
+  </w:num>
+  <w:num w:numId="7" w16cid:durableId="1879584911">
     <w:abstractNumId w:val="2"/>
   </w:num>
-  <w:num w:numId="5" w16cid:durableId="574357950">
+  <w:num w:numId="8" w16cid:durableId="435372331">
+    <w:abstractNumId w:val="6"/>
+  </w:num>
+  <w:num w:numId="9" w16cid:durableId="1813450683">
+    <w:abstractNumId w:val="8"/>
+  </w:num>
+  <w:num w:numId="10" w16cid:durableId="970401639">
+    <w:abstractNumId w:val="1"/>
+  </w:num>
+  <w:num w:numId="11" w16cid:durableId="126432798">
+    <w:abstractNumId w:val="7"/>
+  </w:num>
+  <w:num w:numId="12" w16cid:durableId="6178314">
     <w:abstractNumId w:val="9"/>
   </w:num>
-  <w:num w:numId="6" w16cid:durableId="1468860346">
-    <w:abstractNumId w:val="11"/>
-  </w:num>
-  <w:num w:numId="7" w16cid:durableId="1879584911">
-    <w:abstractNumId w:val="1"/>
-  </w:num>
-  <w:num w:numId="8" w16cid:durableId="435372331">
-    <w:abstractNumId w:val="5"/>
-  </w:num>
-  <w:num w:numId="9" w16cid:durableId="1813450683">
-    <w:abstractNumId w:val="7"/>
-  </w:num>
-  <w:num w:numId="10" w16cid:durableId="970401639">
+  <w:num w:numId="13" w16cid:durableId="859047938">
     <w:abstractNumId w:val="0"/>
-  </w:num>
-  <w:num w:numId="11" w16cid:durableId="126432798">
-    <w:abstractNumId w:val="6"/>
-  </w:num>
-  <w:num w:numId="12" w16cid:durableId="6178314">
-    <w:abstractNumId w:val="8"/>
   </w:num>
 </w:numbering>
 </file>
@@ -5846,6 +6852,53 @@
       <w:u w:val="single"/>
     </w:rPr>
   </w:style>
+  <w:style w:type="paragraph" w:styleId="Textosinformato">
+    <w:name w:val="Plain Text"/>
+    <w:basedOn w:val="Normal"/>
+    <w:link w:val="TextosinformatoCar"/>
+    <w:uiPriority w:val="99"/>
+    <w:unhideWhenUsed/>
+    <w:rsid w:val="00640037"/>
+    <w:pPr>
+      <w:spacing w:line="240" w:lineRule="auto"/>
+    </w:pPr>
+    <w:rPr>
+      <w:rFonts w:ascii="Consolas" w:eastAsiaTheme="minorHAnsi" w:hAnsi="Consolas" w:cstheme="minorBidi"/>
+      <w:kern w:val="2"/>
+      <w:sz w:val="21"/>
+      <w:szCs w:val="21"/>
+      <w:lang w:val="es-ES" w:eastAsia="en-US"/>
+      <w14:ligatures w14:val="standardContextual"/>
+    </w:rPr>
+  </w:style>
+  <w:style w:type="character" w:customStyle="1" w:styleId="TextosinformatoCar">
+    <w:name w:val="Texto sin formato Car"/>
+    <w:basedOn w:val="Fuentedeprrafopredeter"/>
+    <w:link w:val="Textosinformato"/>
+    <w:uiPriority w:val="99"/>
+    <w:rsid w:val="00640037"/>
+    <w:rPr>
+      <w:rFonts w:ascii="Consolas" w:eastAsiaTheme="minorHAnsi" w:hAnsi="Consolas" w:cstheme="minorBidi"/>
+      <w:kern w:val="2"/>
+      <w:sz w:val="21"/>
+      <w:szCs w:val="21"/>
+      <w:lang w:val="es-ES" w:eastAsia="en-US"/>
+      <w14:ligatures w14:val="standardContextual"/>
+    </w:rPr>
+  </w:style>
+  <w:style w:type="paragraph" w:styleId="TDC2">
+    <w:name w:val="toc 2"/>
+    <w:basedOn w:val="Normal"/>
+    <w:next w:val="Normal"/>
+    <w:autoRedefine/>
+    <w:uiPriority w:val="39"/>
+    <w:unhideWhenUsed/>
+    <w:rsid w:val="00A97266"/>
+    <w:pPr>
+      <w:spacing w:after="100"/>
+      <w:ind w:left="220"/>
+    </w:pPr>
+  </w:style>
 </w:styles>
 </file>
 

--- a/DOC/TriumBarber.docx
+++ b/DOC/TriumBarber.docx
@@ -10,7 +10,7 @@
         <w:spacing w:before="480"/>
         <w:jc w:val="center"/>
       </w:pPr>
-      <w:bookmarkStart w:id="0" w:name="_Toc227582934"/>
+      <w:bookmarkStart w:id="0" w:name="_Toc227662167"/>
       <w:r>
         <w:rPr>
           <w:b/>
@@ -83,57 +83,96 @@
           <w:szCs w:val="28"/>
         </w:rPr>
       </w:pPr>
+      <w:proofErr w:type="spellStart"/>
       <w:r>
         <w:rPr>
           <w:sz w:val="28"/>
           <w:szCs w:val="28"/>
         </w:rPr>
-        <w:t>Autor.:Jos</w:t>
-      </w:r>
+        <w:t>Autor</w:t>
+      </w:r>
+      <w:proofErr w:type="gramStart"/>
       <w:r>
         <w:rPr>
           <w:sz w:val="28"/>
           <w:szCs w:val="28"/>
         </w:rPr>
-        <w:t>é</w:t>
+        <w:t>.:Jos</w:t>
       </w:r>
       <w:r>
         <w:rPr>
           <w:sz w:val="28"/>
           <w:szCs w:val="28"/>
         </w:rPr>
-        <w:t xml:space="preserve"> Antonio Moreno Vel</w:t>
-      </w:r>
+        <w:t>é</w:t>
+      </w:r>
+      <w:proofErr w:type="spellEnd"/>
+      <w:proofErr w:type="gramEnd"/>
       <w:r>
         <w:rPr>
           <w:sz w:val="28"/>
           <w:szCs w:val="28"/>
         </w:rPr>
-        <w:t>á</w:t>
+        <w:t xml:space="preserve"> Antonio Moreno Vel</w:t>
       </w:r>
       <w:r>
         <w:rPr>
           <w:sz w:val="28"/>
           <w:szCs w:val="28"/>
         </w:rPr>
-        <w:t>zquez</w:t>
-      </w:r>
-    </w:p>
-    <w:p>
-      <w:pPr>
+        <w:t>á</w:t>
+      </w:r>
+      <w:r>
         <w:rPr>
           <w:sz w:val="28"/>
           <w:szCs w:val="28"/>
-          <w:lang w:val="es-ES"/>
-        </w:rPr>
-      </w:pPr>
-      <w:r>
+        </w:rPr>
+        <w:t>zquez</w:t>
+      </w:r>
+    </w:p>
+    <w:p>
+      <w:pPr>
         <w:rPr>
           <w:sz w:val="28"/>
           <w:szCs w:val="28"/>
           <w:lang w:val="es-ES"/>
         </w:rPr>
-        <w:t>Url Github.:</w:t>
+      </w:pPr>
+      <w:proofErr w:type="spellStart"/>
+      <w:r>
+        <w:rPr>
+          <w:sz w:val="28"/>
+          <w:szCs w:val="28"/>
+          <w:lang w:val="es-ES"/>
+        </w:rPr>
+        <w:t>Url</w:t>
+      </w:r>
+      <w:proofErr w:type="spellEnd"/>
+      <w:r>
+        <w:rPr>
+          <w:sz w:val="28"/>
+          <w:szCs w:val="28"/>
+          <w:lang w:val="es-ES"/>
+        </w:rPr>
+        <w:t xml:space="preserve"> </w:t>
+      </w:r>
+      <w:proofErr w:type="spellStart"/>
+      <w:r>
+        <w:rPr>
+          <w:sz w:val="28"/>
+          <w:szCs w:val="28"/>
+          <w:lang w:val="es-ES"/>
+        </w:rPr>
+        <w:t>Github</w:t>
+      </w:r>
+      <w:proofErr w:type="spellEnd"/>
+      <w:r>
+        <w:rPr>
+          <w:sz w:val="28"/>
+          <w:szCs w:val="28"/>
+          <w:lang w:val="es-ES"/>
+        </w:rPr>
+        <w:t>.:</w:t>
       </w:r>
       <w:r>
         <w:rPr>
@@ -189,12 +228,14 @@
               <w:lang w:val="en-US"/>
             </w:rPr>
           </w:pPr>
+          <w:proofErr w:type="spellStart"/>
           <w:r>
             <w:rPr>
               <w:lang w:val="en-US"/>
             </w:rPr>
             <w:t>Contenido</w:t>
           </w:r>
+          <w:proofErr w:type="spellEnd"/>
         </w:p>
         <w:p>
           <w:pPr>
@@ -221,7 +262,7 @@
           <w:r>
             <w:fldChar w:fldCharType="separate"/>
           </w:r>
-          <w:hyperlink w:anchor="_Toc227582934" w:history="1">
+          <w:hyperlink w:anchor="_Toc227662167" w:history="1">
             <w:r>
               <w:rPr>
                 <w:rStyle w:val="Hipervnculo"/>
@@ -249,7 +290,7 @@
                 <w:noProof/>
                 <w:webHidden/>
               </w:rPr>
-              <w:instrText xml:space="preserve"> PAGEREF _Toc227582934 \h </w:instrText>
+              <w:instrText xml:space="preserve"> PAGEREF _Toc227662167 \h </w:instrText>
             </w:r>
             <w:r>
               <w:rPr>
@@ -296,7 +337,7 @@
               <w14:ligatures w14:val="standardContextual"/>
             </w:rPr>
           </w:pPr>
-          <w:hyperlink w:anchor="_Toc227582935" w:history="1">
+          <w:hyperlink w:anchor="_Toc227662168" w:history="1">
             <w:r>
               <w:rPr>
                 <w:rStyle w:val="Hipervnculo"/>
@@ -323,7 +364,7 @@
                 <w:noProof/>
                 <w:webHidden/>
               </w:rPr>
-              <w:instrText xml:space="preserve"> PAGEREF _Toc227582935 \h </w:instrText>
+              <w:instrText xml:space="preserve"> PAGEREF _Toc227662168 \h </w:instrText>
             </w:r>
             <w:r>
               <w:rPr>
@@ -370,7 +411,7 @@
               <w14:ligatures w14:val="standardContextual"/>
             </w:rPr>
           </w:pPr>
-          <w:hyperlink w:anchor="_Toc227582936" w:history="1">
+          <w:hyperlink w:anchor="_Toc227662169" w:history="1">
             <w:r>
               <w:rPr>
                 <w:rStyle w:val="Hipervnculo"/>
@@ -397,7 +438,7 @@
                 <w:noProof/>
                 <w:webHidden/>
               </w:rPr>
-              <w:instrText xml:space="preserve"> PAGEREF _Toc227582936 \h </w:instrText>
+              <w:instrText xml:space="preserve"> PAGEREF _Toc227662169 \h </w:instrText>
             </w:r>
             <w:r>
               <w:rPr>
@@ -444,7 +485,7 @@
               <w14:ligatures w14:val="standardContextual"/>
             </w:rPr>
           </w:pPr>
-          <w:hyperlink w:anchor="_Toc227582937" w:history="1">
+          <w:hyperlink w:anchor="_Toc227662170" w:history="1">
             <w:r>
               <w:rPr>
                 <w:rStyle w:val="Hipervnculo"/>
@@ -471,7 +512,7 @@
                 <w:noProof/>
                 <w:webHidden/>
               </w:rPr>
-              <w:instrText xml:space="preserve"> PAGEREF _Toc227582937 \h </w:instrText>
+              <w:instrText xml:space="preserve"> PAGEREF _Toc227662170 \h </w:instrText>
             </w:r>
             <w:r>
               <w:rPr>
@@ -518,7 +559,7 @@
               <w14:ligatures w14:val="standardContextual"/>
             </w:rPr>
           </w:pPr>
-          <w:hyperlink w:anchor="_Toc227582938" w:history="1">
+          <w:hyperlink w:anchor="_Toc227662171" w:history="1">
             <w:r>
               <w:rPr>
                 <w:rStyle w:val="Hipervnculo"/>
@@ -545,7 +586,7 @@
                 <w:noProof/>
                 <w:webHidden/>
               </w:rPr>
-              <w:instrText xml:space="preserve"> PAGEREF _Toc227582938 \h </w:instrText>
+              <w:instrText xml:space="preserve"> PAGEREF _Toc227662171 \h </w:instrText>
             </w:r>
             <w:r>
               <w:rPr>
@@ -592,7 +633,7 @@
               <w14:ligatures w14:val="standardContextual"/>
             </w:rPr>
           </w:pPr>
-          <w:hyperlink w:anchor="_Toc227582939" w:history="1">
+          <w:hyperlink w:anchor="_Toc227662172" w:history="1">
             <w:r>
               <w:rPr>
                 <w:rStyle w:val="Hipervnculo"/>
@@ -619,7 +660,7 @@
                 <w:noProof/>
                 <w:webHidden/>
               </w:rPr>
-              <w:instrText xml:space="preserve"> PAGEREF _Toc227582939 \h </w:instrText>
+              <w:instrText xml:space="preserve"> PAGEREF _Toc227662172 \h </w:instrText>
             </w:r>
             <w:r>
               <w:rPr>
@@ -666,7 +707,7 @@
               <w14:ligatures w14:val="standardContextual"/>
             </w:rPr>
           </w:pPr>
-          <w:hyperlink w:anchor="_Toc227582940" w:history="1">
+          <w:hyperlink w:anchor="_Toc227662173" w:history="1">
             <w:r>
               <w:rPr>
                 <w:rStyle w:val="Hipervnculo"/>
@@ -693,7 +734,7 @@
                 <w:noProof/>
                 <w:webHidden/>
               </w:rPr>
-              <w:instrText xml:space="preserve"> PAGEREF _Toc227582940 \h </w:instrText>
+              <w:instrText xml:space="preserve"> PAGEREF _Toc227662173 \h </w:instrText>
             </w:r>
             <w:r>
               <w:rPr>
@@ -740,7 +781,7 @@
               <w14:ligatures w14:val="standardContextual"/>
             </w:rPr>
           </w:pPr>
-          <w:hyperlink w:anchor="_Toc227582941" w:history="1">
+          <w:hyperlink w:anchor="_Toc227662174" w:history="1">
             <w:r>
               <w:rPr>
                 <w:rStyle w:val="Hipervnculo"/>
@@ -767,7 +808,7 @@
                 <w:noProof/>
                 <w:webHidden/>
               </w:rPr>
-              <w:instrText xml:space="preserve"> PAGEREF _Toc227582941 \h </w:instrText>
+              <w:instrText xml:space="preserve"> PAGEREF _Toc227662174 \h </w:instrText>
             </w:r>
             <w:r>
               <w:rPr>
@@ -814,7 +855,7 @@
               <w14:ligatures w14:val="standardContextual"/>
             </w:rPr>
           </w:pPr>
-          <w:hyperlink w:anchor="_Toc227582942" w:history="1">
+          <w:hyperlink w:anchor="_Toc227662175" w:history="1">
             <w:r>
               <w:rPr>
                 <w:rStyle w:val="Hipervnculo"/>
@@ -842,7 +883,7 @@
                 <w:noProof/>
                 <w:webHidden/>
               </w:rPr>
-              <w:instrText xml:space="preserve"> PAGEREF _Toc227582942 \h </w:instrText>
+              <w:instrText xml:space="preserve"> PAGEREF _Toc227662175 \h </w:instrText>
             </w:r>
             <w:r>
               <w:rPr>
@@ -889,7 +930,7 @@
               <w14:ligatures w14:val="standardContextual"/>
             </w:rPr>
           </w:pPr>
-          <w:hyperlink w:anchor="_Toc227582943" w:history="1">
+          <w:hyperlink w:anchor="_Toc227662176" w:history="1">
             <w:r>
               <w:rPr>
                 <w:rStyle w:val="Hipervnculo"/>
@@ -917,7 +958,7 @@
                 <w:noProof/>
                 <w:webHidden/>
               </w:rPr>
-              <w:instrText xml:space="preserve"> PAGEREF _Toc227582943 \h </w:instrText>
+              <w:instrText xml:space="preserve"> PAGEREF _Toc227662176 \h </w:instrText>
             </w:r>
             <w:r>
               <w:rPr>
@@ -964,7 +1005,7 @@
               <w14:ligatures w14:val="standardContextual"/>
             </w:rPr>
           </w:pPr>
-          <w:hyperlink w:anchor="_Toc227582944" w:history="1">
+          <w:hyperlink w:anchor="_Toc227662177" w:history="1">
             <w:r>
               <w:rPr>
                 <w:rStyle w:val="Hipervnculo"/>
@@ -992,7 +1033,7 @@
                 <w:noProof/>
                 <w:webHidden/>
               </w:rPr>
-              <w:instrText xml:space="preserve"> PAGEREF _Toc227582944 \h </w:instrText>
+              <w:instrText xml:space="preserve"> PAGEREF _Toc227662177 \h </w:instrText>
             </w:r>
             <w:r>
               <w:rPr>
@@ -1042,7 +1083,7 @@
         <w:pStyle w:val="Ttulo1"/>
       </w:pPr>
       <w:bookmarkStart w:id="1" w:name="_heading=h.30j0zll" w:colFirst="0" w:colLast="0"/>
-      <w:bookmarkStart w:id="2" w:name="_Toc227582935"/>
+      <w:bookmarkStart w:id="2" w:name="_Toc227662168"/>
       <w:bookmarkEnd w:id="1"/>
       <w:r>
         <w:t>1. Descripción y Justificación</w:t>
@@ -1061,7 +1102,23 @@
         <w:t>Descripción:</w:t>
       </w:r>
       <w:r>
-        <w:t xml:space="preserve"> TriumBarber es una aplicación móvil desarrollada para Android. Se define como una herramienta multimedia interactiva que permite la autogestión de servicios de barbería. La app aprovecha los componentes de diseño de Android para ofrecer una experiencia de usuario fluida, utilizando una arquitectura orientada a objetos y conexión en tiempo real con la nube para la sincronización de activos visuales y datos.</w:t>
+        <w:t xml:space="preserve"> </w:t>
+      </w:r>
+      <w:proofErr w:type="spellStart"/>
+      <w:r>
+        <w:t>TriumBarber</w:t>
+      </w:r>
+      <w:proofErr w:type="spellEnd"/>
+      <w:r>
+        <w:t xml:space="preserve"> es una aplicación móvil desarrollada para Android. Se define como una herramienta multimedia interactiva que permite la autogestión de servicios de barbería. La </w:t>
+      </w:r>
+      <w:proofErr w:type="gramStart"/>
+      <w:r>
+        <w:t>app</w:t>
+      </w:r>
+      <w:proofErr w:type="gramEnd"/>
+      <w:r>
+        <w:t xml:space="preserve"> aprovecha los componentes de diseño de Android para ofrecer una experiencia de usuario fluida, utilizando una arquitectura orientada a objetos y conexión en tiempo real con la nube para la sincronización de activos visuales y datos.</w:t>
       </w:r>
     </w:p>
     <w:p>
@@ -1073,14 +1130,30 @@
         <w:t>Justificación:</w:t>
       </w:r>
       <w:r>
-        <w:t xml:space="preserve"> El desarrollo en Android Studio permite una optimización superior de los recursos multimedia. Se justifica el uso de una app móvil frente a una web por la portabilidad, las notificaciones y la interfaz táctil intuitiva, elementos esenciales para un cliente que necesita reservar un servicio en movilidad. Desde el punto de vista multimedia, Android ofrece librerías avanzadas para el renderizado de imágenes y la gestión de la jerarquía visual mediante Material Design.</w:t>
+        <w:t xml:space="preserve"> El desarrollo en Android Studio permite una optimización superior de los recursos multimedia. Se justifica el uso de una </w:t>
+      </w:r>
+      <w:proofErr w:type="gramStart"/>
+      <w:r>
+        <w:t>app</w:t>
+      </w:r>
+      <w:proofErr w:type="gramEnd"/>
+      <w:r>
+        <w:t xml:space="preserve"> móvil frente a una web por la portabilidad, las notificaciones y la interfaz táctil intuitiva, elementos esenciales para un cliente que necesita reservar un servicio en movilidad. Desde el punto de vista multimedia, Android ofrece librerías avanzadas para el renderizado de imágenes y la gestión de la jerarquía visual mediante Material </w:t>
+      </w:r>
+      <w:proofErr w:type="spellStart"/>
+      <w:r>
+        <w:t>Design</w:t>
+      </w:r>
+      <w:proofErr w:type="spellEnd"/>
+      <w:r>
+        <w:t>.</w:t>
       </w:r>
     </w:p>
     <w:p>
       <w:pPr>
         <w:pStyle w:val="Ttulo1"/>
       </w:pPr>
-      <w:bookmarkStart w:id="3" w:name="_Toc227582936"/>
+      <w:bookmarkStart w:id="3" w:name="_Toc227662169"/>
       <w:r>
         <w:t>2. Alcance del Proyecto</w:t>
       </w:r>
@@ -1146,7 +1219,15 @@
         <w:t>Persistencia y Multimedia:</w:t>
       </w:r>
       <w:r>
-        <w:t xml:space="preserve"> Integración con Firebase para la recuperación de datos.</w:t>
+        <w:t xml:space="preserve"> Integración con </w:t>
+      </w:r>
+      <w:proofErr w:type="spellStart"/>
+      <w:r>
+        <w:t>Firebase</w:t>
+      </w:r>
+      <w:proofErr w:type="spellEnd"/>
+      <w:r>
+        <w:t xml:space="preserve"> para la recuperación de datos.</w:t>
       </w:r>
     </w:p>
     <w:p>
@@ -1174,7 +1255,7 @@
       <w:pPr>
         <w:pStyle w:val="Ttulo1"/>
       </w:pPr>
-      <w:bookmarkStart w:id="4" w:name="_Toc227582937"/>
+      <w:bookmarkStart w:id="4" w:name="_Toc227662170"/>
       <w:r>
         <w:t>3. Valoración de Alternativas y Stack Tecnológico</w:t>
       </w:r>
@@ -1204,7 +1285,23 @@
           <w:b/>
           <w:bCs/>
         </w:rPr>
-        <w:t>Aplicaciones Híbridas (Webviews):</w:t>
+        <w:t>Aplicaciones Híbridas (</w:t>
+      </w:r>
+      <w:proofErr w:type="spellStart"/>
+      <w:r>
+        <w:rPr>
+          <w:b/>
+          <w:bCs/>
+        </w:rPr>
+        <w:t>Webviews</w:t>
+      </w:r>
+      <w:proofErr w:type="spellEnd"/>
+      <w:r>
+        <w:rPr>
+          <w:b/>
+          <w:bCs/>
+        </w:rPr>
+        <w:t>):</w:t>
       </w:r>
       <w:r>
         <w:t xml:space="preserve"> Más lentas y con una respuesta táctil inferior, lo que penaliza la experiencia multimedia.</w:t>
@@ -1381,16 +1478,50 @@
           <w:bCs/>
           <w:lang w:val="en-US"/>
         </w:rPr>
-        <w:t>Firebase SDK (Firestore &amp; Auth)</w:t>
-      </w:r>
-      <w:r>
-        <w:rPr>
+        <w:t>Firebase SDK (</w:t>
+      </w:r>
+      <w:proofErr w:type="spellStart"/>
+      <w:r>
+        <w:rPr>
+          <w:b/>
+          <w:bCs/>
           <w:lang w:val="en-US"/>
         </w:rPr>
+        <w:t>Firestore</w:t>
+      </w:r>
+      <w:proofErr w:type="spellEnd"/>
+      <w:r>
+        <w:rPr>
+          <w:b/>
+          <w:bCs/>
+          <w:lang w:val="en-US"/>
+        </w:rPr>
+        <w:t xml:space="preserve"> &amp; Auth)</w:t>
+      </w:r>
+      <w:r>
+        <w:rPr>
+          <w:lang w:val="en-US"/>
+        </w:rPr>
         <w:t xml:space="preserve">. </w:t>
       </w:r>
       <w:r>
-        <w:t>Permite que la app móvil sea "Serverless", delegando la autenticación y la base de datos a un servicio en tiempo real altamente eficiente.</w:t>
+        <w:t xml:space="preserve">Permite que la </w:t>
+      </w:r>
+      <w:proofErr w:type="gramStart"/>
+      <w:r>
+        <w:t>app</w:t>
+      </w:r>
+      <w:proofErr w:type="gramEnd"/>
+      <w:r>
+        <w:t xml:space="preserve"> móvil sea "</w:t>
+      </w:r>
+      <w:proofErr w:type="spellStart"/>
+      <w:r>
+        <w:t>Serverless</w:t>
+      </w:r>
+      <w:proofErr w:type="spellEnd"/>
+      <w:r>
+        <w:t>", delegando la autenticación y la base de datos a un servicio en tiempo real altamente eficiente.</w:t>
       </w:r>
     </w:p>
     <w:p/>
@@ -1398,7 +1529,7 @@
       <w:pPr>
         <w:pStyle w:val="Ttulo1"/>
       </w:pPr>
-      <w:bookmarkStart w:id="5" w:name="_Toc227582938"/>
+      <w:bookmarkStart w:id="5" w:name="_Toc227662171"/>
       <w:r>
         <w:t>4. Objetivos y Requisitos del Sistema</w:t>
       </w:r>
@@ -1458,7 +1589,15 @@
         <w:spacing w:after="160"/>
       </w:pPr>
       <w:r>
-        <w:t>Garantizar la integridad de los datos mediante el uso del SDK nativo de Firebase.</w:t>
+        <w:t xml:space="preserve">Garantizar la integridad de los datos mediante el uso del SDK nativo de </w:t>
+      </w:r>
+      <w:proofErr w:type="spellStart"/>
+      <w:r>
+        <w:t>Firebase</w:t>
+      </w:r>
+      <w:proofErr w:type="spellEnd"/>
+      <w:r>
+        <w:t>.</w:t>
       </w:r>
     </w:p>
     <w:p>
@@ -1544,7 +1683,7 @@
       <w:pPr>
         <w:pStyle w:val="Ttulo1"/>
       </w:pPr>
-      <w:bookmarkStart w:id="6" w:name="_Toc227582939"/>
+      <w:bookmarkStart w:id="6" w:name="_Toc227662172"/>
       <w:r>
         <w:t>5. Casos de Uso</w:t>
       </w:r>
@@ -1568,7 +1707,15 @@
         <w:t>Autenticación de Usuario:</w:t>
       </w:r>
       <w:r>
-        <w:t xml:space="preserve"> El usuario abre la app y accede directamente a su panel si ya se identificó anteriormente.</w:t>
+        <w:t xml:space="preserve"> El usuario abre la </w:t>
+      </w:r>
+      <w:proofErr w:type="gramStart"/>
+      <w:r>
+        <w:t>app</w:t>
+      </w:r>
+      <w:proofErr w:type="gramEnd"/>
+      <w:r>
+        <w:t xml:space="preserve"> y accede directamente a su panel si ya se identificó anteriormente.</w:t>
       </w:r>
     </w:p>
     <w:p>
@@ -1618,7 +1765,7 @@
       <w:pPr>
         <w:pStyle w:val="Ttulo1"/>
       </w:pPr>
-      <w:bookmarkStart w:id="7" w:name="_Toc227582940"/>
+      <w:bookmarkStart w:id="7" w:name="_Toc227662173"/>
       <w:r>
         <w:t>6. Modelo y Diseño de Base de Datos</w:t>
       </w:r>
@@ -1638,8 +1785,33 @@
           <w:b/>
           <w:bCs/>
         </w:rPr>
-        <w:t>Google Firebase Firestore</w:t>
-      </w:r>
+        <w:t xml:space="preserve">Google </w:t>
+      </w:r>
+      <w:proofErr w:type="spellStart"/>
+      <w:r>
+        <w:rPr>
+          <w:b/>
+          <w:bCs/>
+        </w:rPr>
+        <w:t>Firebase</w:t>
+      </w:r>
+      <w:proofErr w:type="spellEnd"/>
+      <w:r>
+        <w:rPr>
+          <w:b/>
+          <w:bCs/>
+        </w:rPr>
+        <w:t xml:space="preserve"> </w:t>
+      </w:r>
+      <w:proofErr w:type="spellStart"/>
+      <w:r>
+        <w:rPr>
+          <w:b/>
+          <w:bCs/>
+        </w:rPr>
+        <w:t>Firestore</w:t>
+      </w:r>
+      <w:proofErr w:type="spellEnd"/>
       <w:r>
         <w:t>, una base de datos NoSQL</w:t>
       </w:r>
@@ -1782,6 +1954,7 @@
         <w:autoSpaceDN w:val="0"/>
         <w:spacing w:after="160"/>
       </w:pPr>
+      <w:proofErr w:type="spellStart"/>
       <w:r>
         <w:rPr>
           <w:b/>
@@ -1789,6 +1962,7 @@
         </w:rPr>
         <w:t>telefono</w:t>
       </w:r>
+      <w:proofErr w:type="spellEnd"/>
       <w:r>
         <w:t xml:space="preserve">: String. Número de </w:t>
       </w:r>
@@ -1809,6 +1983,7 @@
         <w:autoSpaceDN w:val="0"/>
         <w:spacing w:after="160"/>
       </w:pPr>
+      <w:proofErr w:type="spellStart"/>
       <w:r>
         <w:rPr>
           <w:b/>
@@ -1816,6 +1991,7 @@
         </w:rPr>
         <w:t>dni</w:t>
       </w:r>
+      <w:proofErr w:type="spellEnd"/>
       <w:r>
         <w:t>: String. Documento Nacional de Identidad.</w:t>
       </w:r>
@@ -1838,7 +2014,23 @@
         <w:t>rol</w:t>
       </w:r>
       <w:r>
-        <w:t>: String. Define los permisos del sistema "user" para clientes, "admin" para barberos.</w:t>
+        <w:t>: String. Define los permisos del sistema "</w:t>
+      </w:r>
+      <w:proofErr w:type="spellStart"/>
+      <w:r>
+        <w:t>user</w:t>
+      </w:r>
+      <w:proofErr w:type="spellEnd"/>
+      <w:r>
+        <w:t>" para clientes, "</w:t>
+      </w:r>
+      <w:proofErr w:type="spellStart"/>
+      <w:r>
+        <w:t>admin</w:t>
+      </w:r>
+      <w:proofErr w:type="spellEnd"/>
+      <w:r>
+        <w:t>" para barberos.</w:t>
       </w:r>
     </w:p>
     <w:p>
@@ -1906,6 +2098,7 @@
         <w:autoSpaceDN w:val="0"/>
         <w:spacing w:after="160"/>
       </w:pPr>
+      <w:proofErr w:type="spellStart"/>
       <w:r>
         <w:rPr>
           <w:b/>
@@ -1913,6 +2106,7 @@
         </w:rPr>
         <w:t>clienteId</w:t>
       </w:r>
+      <w:proofErr w:type="spellEnd"/>
       <w:r>
         <w:t>: String. ID que vincula la cita con un documento de la colección usuarios.</w:t>
       </w:r>
@@ -1927,6 +2121,7 @@
         <w:autoSpaceDN w:val="0"/>
         <w:spacing w:after="160"/>
       </w:pPr>
+      <w:proofErr w:type="spellStart"/>
       <w:r>
         <w:rPr>
           <w:b/>
@@ -1934,6 +2129,7 @@
         </w:rPr>
         <w:t>clienteNombre</w:t>
       </w:r>
+      <w:proofErr w:type="spellEnd"/>
       <w:r>
         <w:t>: String. Nombre del cliente.</w:t>
       </w:r>
@@ -2224,7 +2420,7 @@
       <w:pPr>
         <w:pStyle w:val="Ttulo1"/>
       </w:pPr>
-      <w:bookmarkStart w:id="8" w:name="_Toc227582941"/>
+      <w:bookmarkStart w:id="8" w:name="_Toc227662174"/>
       <w:r>
         <w:lastRenderedPageBreak/>
         <w:t>7. Hoja de estilos.</w:t>
@@ -2556,6 +2752,7 @@
         </w:rPr>
         <w:t xml:space="preserve">: Se utiliza la familia tipográfica </w:t>
       </w:r>
+      <w:proofErr w:type="spellStart"/>
       <w:r>
         <w:rPr>
           <w:b/>
@@ -2564,6 +2761,7 @@
         </w:rPr>
         <w:t>Roboto</w:t>
       </w:r>
+      <w:proofErr w:type="spellEnd"/>
       <w:r>
         <w:rPr>
           <w:lang w:val="es-ES"/>
@@ -2897,7 +3095,7 @@
           <w:lang w:val="es-ES"/>
         </w:rPr>
       </w:pPr>
-      <w:bookmarkStart w:id="9" w:name="_Toc227582942"/>
+      <w:bookmarkStart w:id="9" w:name="_Toc227662175"/>
       <w:r>
         <w:rPr>
           <w:lang w:val="es-ES"/>
@@ -2929,15 +3127,33 @@
           <w:bCs/>
           <w:lang w:val="es-ES"/>
         </w:rPr>
-        <w:t>.1.</w:t>
-      </w:r>
-      <w:r>
-        <w:rPr>
-          <w:b/>
-          <w:bCs/>
-          <w:lang w:val="es-ES"/>
-        </w:rPr>
-        <w:t>Prototipo Vista Usuario.</w:t>
+        <w:t>.</w:t>
+      </w:r>
+      <w:proofErr w:type="gramStart"/>
+      <w:r>
+        <w:rPr>
+          <w:b/>
+          <w:bCs/>
+          <w:lang w:val="es-ES"/>
+        </w:rPr>
+        <w:t>1.</w:t>
+      </w:r>
+      <w:r>
+        <w:rPr>
+          <w:b/>
+          <w:bCs/>
+          <w:lang w:val="es-ES"/>
+        </w:rPr>
+        <w:t>Prototipo</w:t>
+      </w:r>
+      <w:proofErr w:type="gramEnd"/>
+      <w:r>
+        <w:rPr>
+          <w:b/>
+          <w:bCs/>
+          <w:lang w:val="es-ES"/>
+        </w:rPr>
+        <w:t xml:space="preserve"> Vista Usuario.</w:t>
       </w:r>
     </w:p>
     <w:p>
@@ -3005,6 +3221,7 @@
       </w:pPr>
       <w:r>
         <w:rPr>
+          <w:noProof/>
           <w:lang w:val="es-ES"/>
         </w:rPr>
         <w:drawing>
@@ -3172,21 +3389,7 @@
             <w:rStyle w:val="Hipervnculo"/>
             <w:lang w:val="es-ES"/>
           </w:rPr>
-          <w:t>https://www.figma.com/desi</w:t>
-        </w:r>
-        <w:r>
-          <w:rPr>
-            <w:rStyle w:val="Hipervnculo"/>
-            <w:lang w:val="es-ES"/>
-          </w:rPr>
-          <w:t>g</w:t>
-        </w:r>
-        <w:r>
-          <w:rPr>
-            <w:rStyle w:val="Hipervnculo"/>
-            <w:lang w:val="es-ES"/>
-          </w:rPr>
-          <w:t>n/5qIglqZCl90g59mis4HYev/Prototipo-TriumBarber-Administrador?node-id=0-1&amp;t=z4OdwdpWaXVxq917-1</w:t>
+          <w:t>https://www.figma.com/design/5qIglqZCl90g59mis4HYev/Prototipo-TriumBarber-Administrador?node-id=0-1&amp;t=z4OdwdpWaXVxq917-1</w:t>
         </w:r>
       </w:hyperlink>
     </w:p>
@@ -3213,6 +3416,7 @@
         <w:rPr>
           <w:b/>
           <w:bCs/>
+          <w:noProof/>
         </w:rPr>
         <w:drawing>
           <wp:inline distT="0" distB="0" distL="0" distR="0" wp14:anchorId="78C494B3" wp14:editId="0D8BE3D2">
@@ -3304,7 +3508,7 @@
           <w:lang w:val="es-ES"/>
         </w:rPr>
       </w:pPr>
-      <w:bookmarkStart w:id="10" w:name="_Toc227582943"/>
+      <w:bookmarkStart w:id="10" w:name="_Toc227662176"/>
       <w:r>
         <w:rPr>
           <w:lang w:val="es-ES"/>
@@ -3322,11 +3526,19 @@
       </w:pPr>
     </w:p>
     <w:p>
-      <w:r>
-        <w:rPr>
-          <w:lang w:val="es-ES"/>
-        </w:rPr>
-        <w:t xml:space="preserve">Figma.: </w:t>
+      <w:proofErr w:type="spellStart"/>
+      <w:r>
+        <w:rPr>
+          <w:lang w:val="es-ES"/>
+        </w:rPr>
+        <w:t>Figma</w:t>
+      </w:r>
+      <w:proofErr w:type="spellEnd"/>
+      <w:r>
+        <w:rPr>
+          <w:lang w:val="es-ES"/>
+        </w:rPr>
+        <w:t xml:space="preserve">.: </w:t>
       </w:r>
       <w:hyperlink r:id="rId17" w:history="1">
         <w:r>
@@ -3334,21 +3546,7 @@
             <w:rStyle w:val="Hipervnculo"/>
             <w:lang w:val="es-ES"/>
           </w:rPr>
-          <w:t>https://www.figma.c</w:t>
-        </w:r>
-        <w:r>
-          <w:rPr>
-            <w:rStyle w:val="Hipervnculo"/>
-            <w:lang w:val="es-ES"/>
-          </w:rPr>
-          <w:t>o</w:t>
-        </w:r>
-        <w:r>
-          <w:rPr>
-            <w:rStyle w:val="Hipervnculo"/>
-            <w:lang w:val="es-ES"/>
-          </w:rPr>
-          <w:t>m/design/d4GZBMLOkPppTJh2OO0eg3/Mapa-de-navegacion-TriumBarber?node-id=0-1&amp;t=wB4nugxLPoSOWj1I-1</w:t>
+          <w:t>https://www.figma.com/design/d4GZBMLOkPppTJh2OO0eg3/Mapa-de-navegacion-TriumBarber?node-id=0-1&amp;t=wB4nugxLPoSOWj1I-1</w:t>
         </w:r>
       </w:hyperlink>
     </w:p>
@@ -3374,6 +3572,7 @@
       </w:pPr>
       <w:r>
         <w:rPr>
+          <w:noProof/>
           <w:lang w:val="es-ES"/>
         </w:rPr>
         <w:drawing>
@@ -3490,7 +3689,7 @@
           <w:lang w:val="es-ES"/>
         </w:rPr>
       </w:pPr>
-      <w:bookmarkStart w:id="11" w:name="_Toc227582944"/>
+      <w:bookmarkStart w:id="11" w:name="_Toc227662177"/>
       <w:r>
         <w:rPr>
           <w:lang w:val="es-ES"/>
@@ -3628,6 +3827,79 @@
     </w:p>
     <w:p>
       <w:pPr>
+        <w:ind w:firstLine="720"/>
+        <w:rPr>
+          <w:b/>
+          <w:bCs/>
+          <w:sz w:val="32"/>
+          <w:szCs w:val="32"/>
+        </w:rPr>
+      </w:pPr>
+    </w:p>
+    <w:p>
+      <w:pPr>
+        <w:pStyle w:val="Textosinformato"/>
+        <w:ind w:left="720"/>
+        <w:jc w:val="center"/>
+        <w:rPr>
+          <w:rFonts w:ascii="Arial" w:hAnsi="Arial" w:cs="Arial"/>
+          <w:sz w:val="22"/>
+          <w:szCs w:val="22"/>
+        </w:rPr>
+      </w:pPr>
+      <w:r>
+        <w:rPr>
+          <w:rFonts w:ascii="Arial" w:hAnsi="Arial" w:cs="Arial"/>
+          <w:noProof/>
+          <w:sz w:val="22"/>
+          <w:szCs w:val="22"/>
+          <w14:ligatures w14:val="none"/>
+        </w:rPr>
+        <w:drawing>
+          <wp:inline distT="0" distB="0" distL="0" distR="0" wp14:anchorId="5278C38D" wp14:editId="2AF5C883">
+            <wp:extent cx="1022400" cy="2271600"/>
+            <wp:effectExtent l="0" t="0" r="6350" b="0"/>
+            <wp:docPr id="1160564734" name="Imagen 1"/>
+            <wp:cNvGraphicFramePr>
+              <a:graphicFrameLocks xmlns:a="http://schemas.openxmlformats.org/drawingml/2006/main" noChangeAspect="1"/>
+            </wp:cNvGraphicFramePr>
+            <a:graphic xmlns:a="http://schemas.openxmlformats.org/drawingml/2006/main">
+              <a:graphicData uri="http://schemas.openxmlformats.org/drawingml/2006/picture">
+                <pic:pic xmlns:pic="http://schemas.openxmlformats.org/drawingml/2006/picture">
+                  <pic:nvPicPr>
+                    <pic:cNvPr id="1160564734" name="Imagen 1160564734"/>
+                    <pic:cNvPicPr/>
+                  </pic:nvPicPr>
+                  <pic:blipFill>
+                    <a:blip r:embed="rId19" cstate="print">
+                      <a:extLst>
+                        <a:ext uri="{28A0092B-C50C-407E-A947-70E740481C1C}">
+                          <a14:useLocalDpi xmlns:a14="http://schemas.microsoft.com/office/drawing/2010/main" val="0"/>
+                        </a:ext>
+                      </a:extLst>
+                    </a:blip>
+                    <a:stretch>
+                      <a:fillRect/>
+                    </a:stretch>
+                  </pic:blipFill>
+                  <pic:spPr>
+                    <a:xfrm>
+                      <a:off x="0" y="0"/>
+                      <a:ext cx="1022400" cy="2271600"/>
+                    </a:xfrm>
+                    <a:prstGeom prst="rect">
+                      <a:avLst/>
+                    </a:prstGeom>
+                  </pic:spPr>
+                </pic:pic>
+              </a:graphicData>
+            </a:graphic>
+          </wp:inline>
+        </w:drawing>
+      </w:r>
+    </w:p>
+    <w:p>
+      <w:pPr>
         <w:pStyle w:val="Textosinformato"/>
         <w:ind w:left="720"/>
         <w:jc w:val="both"/>
@@ -3637,28 +3909,58 @@
           <w:szCs w:val="22"/>
         </w:rPr>
       </w:pPr>
-      <w:r>
+    </w:p>
+    <w:p>
+      <w:pPr>
+        <w:pStyle w:val="Textosinformato"/>
+        <w:ind w:left="720"/>
+        <w:jc w:val="both"/>
         <w:rPr>
           <w:rFonts w:ascii="Arial" w:hAnsi="Arial" w:cs="Arial"/>
           <w:sz w:val="22"/>
           <w:szCs w:val="22"/>
         </w:rPr>
-        <w:t xml:space="preserve">Si es tu primera vez en la app, selecciona </w:t>
-      </w:r>
+      </w:pPr>
       <w:r>
         <w:rPr>
           <w:rFonts w:ascii="Arial" w:hAnsi="Arial" w:cs="Arial"/>
           <w:sz w:val="22"/>
           <w:szCs w:val="22"/>
         </w:rPr>
-        <w:t xml:space="preserve">la opción </w:t>
-      </w:r>
+        <w:t xml:space="preserve">Si es tu primera vez en la </w:t>
+      </w:r>
+      <w:proofErr w:type="gramStart"/>
       <w:r>
         <w:rPr>
           <w:rFonts w:ascii="Arial" w:hAnsi="Arial" w:cs="Arial"/>
           <w:sz w:val="22"/>
           <w:szCs w:val="22"/>
         </w:rPr>
+        <w:t>app</w:t>
+      </w:r>
+      <w:proofErr w:type="gramEnd"/>
+      <w:r>
+        <w:rPr>
+          <w:rFonts w:ascii="Arial" w:hAnsi="Arial" w:cs="Arial"/>
+          <w:sz w:val="22"/>
+          <w:szCs w:val="22"/>
+        </w:rPr>
+        <w:t xml:space="preserve">, selecciona </w:t>
+      </w:r>
+      <w:r>
+        <w:rPr>
+          <w:rFonts w:ascii="Arial" w:hAnsi="Arial" w:cs="Arial"/>
+          <w:sz w:val="22"/>
+          <w:szCs w:val="22"/>
+        </w:rPr>
+        <w:t xml:space="preserve">la opción </w:t>
+      </w:r>
+      <w:r>
+        <w:rPr>
+          <w:rFonts w:ascii="Arial" w:hAnsi="Arial" w:cs="Arial"/>
+          <w:sz w:val="22"/>
+          <w:szCs w:val="22"/>
+        </w:rPr>
         <w:t>¿No tienes cuenta? Regístrate aquí.</w:t>
       </w:r>
     </w:p>
@@ -3813,6 +4115,72 @@
     </w:p>
     <w:p>
       <w:pPr>
+        <w:ind w:firstLine="720"/>
+        <w:jc w:val="both"/>
+      </w:pPr>
+    </w:p>
+    <w:p>
+      <w:pPr>
+        <w:ind w:firstLine="720"/>
+        <w:jc w:val="both"/>
+      </w:pPr>
+    </w:p>
+    <w:p>
+      <w:pPr>
+        <w:ind w:firstLine="720"/>
+        <w:jc w:val="both"/>
+      </w:pPr>
+    </w:p>
+    <w:p>
+      <w:pPr>
+        <w:ind w:firstLine="720"/>
+        <w:jc w:val="both"/>
+      </w:pPr>
+    </w:p>
+    <w:p>
+      <w:pPr>
+        <w:ind w:firstLine="720"/>
+        <w:jc w:val="both"/>
+      </w:pPr>
+    </w:p>
+    <w:p>
+      <w:pPr>
+        <w:ind w:firstLine="720"/>
+        <w:jc w:val="both"/>
+      </w:pPr>
+    </w:p>
+    <w:p>
+      <w:pPr>
+        <w:ind w:firstLine="720"/>
+        <w:jc w:val="both"/>
+      </w:pPr>
+    </w:p>
+    <w:p>
+      <w:pPr>
+        <w:ind w:firstLine="720"/>
+        <w:jc w:val="both"/>
+      </w:pPr>
+    </w:p>
+    <w:p>
+      <w:pPr>
+        <w:ind w:firstLine="720"/>
+        <w:jc w:val="both"/>
+      </w:pPr>
+    </w:p>
+    <w:p>
+      <w:pPr>
+        <w:ind w:firstLine="720"/>
+        <w:jc w:val="both"/>
+      </w:pPr>
+    </w:p>
+    <w:p>
+      <w:pPr>
+        <w:ind w:firstLine="720"/>
+        <w:jc w:val="both"/>
+      </w:pPr>
+    </w:p>
+    <w:p>
+      <w:pPr>
         <w:rPr>
           <w:b/>
           <w:bCs/>
@@ -3837,8 +4205,19 @@
     </w:p>
     <w:p>
       <w:pPr>
+        <w:rPr>
+          <w:b/>
+          <w:bCs/>
+          <w:sz w:val="32"/>
+          <w:szCs w:val="32"/>
+        </w:rPr>
+      </w:pPr>
+    </w:p>
+    <w:p>
+      <w:pPr>
         <w:pStyle w:val="Textosinformato"/>
         <w:ind w:left="720"/>
+        <w:jc w:val="center"/>
         <w:rPr>
           <w:rFonts w:ascii="Arial" w:hAnsi="Arial" w:cs="Arial"/>
           <w:sz w:val="22"/>
@@ -3848,232 +4227,321 @@
       <w:r>
         <w:rPr>
           <w:rFonts w:ascii="Arial" w:hAnsi="Arial" w:cs="Arial"/>
+          <w:noProof/>
           <w:sz w:val="22"/>
           <w:szCs w:val="22"/>
-        </w:rPr>
-        <w:t xml:space="preserve">Si olvidas tu clave, en la pantalla de inicio encontrarás </w:t>
-      </w:r>
-      <w:r>
+          <w14:ligatures w14:val="none"/>
+        </w:rPr>
+        <w:drawing>
+          <wp:inline distT="0" distB="0" distL="0" distR="0" wp14:anchorId="74ABF54D" wp14:editId="3D4C1606">
+            <wp:extent cx="1022400" cy="2271600"/>
+            <wp:effectExtent l="0" t="0" r="6350" b="0"/>
+            <wp:docPr id="2066867538" name="Imagen 2"/>
+            <wp:cNvGraphicFramePr>
+              <a:graphicFrameLocks xmlns:a="http://schemas.openxmlformats.org/drawingml/2006/main" noChangeAspect="1"/>
+            </wp:cNvGraphicFramePr>
+            <a:graphic xmlns:a="http://schemas.openxmlformats.org/drawingml/2006/main">
+              <a:graphicData uri="http://schemas.openxmlformats.org/drawingml/2006/picture">
+                <pic:pic xmlns:pic="http://schemas.openxmlformats.org/drawingml/2006/picture">
+                  <pic:nvPicPr>
+                    <pic:cNvPr id="2066867538" name="Imagen 2066867538"/>
+                    <pic:cNvPicPr/>
+                  </pic:nvPicPr>
+                  <pic:blipFill>
+                    <a:blip r:embed="rId20" cstate="print">
+                      <a:extLst>
+                        <a:ext uri="{28A0092B-C50C-407E-A947-70E740481C1C}">
+                          <a14:useLocalDpi xmlns:a14="http://schemas.microsoft.com/office/drawing/2010/main" val="0"/>
+                        </a:ext>
+                      </a:extLst>
+                    </a:blip>
+                    <a:stretch>
+                      <a:fillRect/>
+                    </a:stretch>
+                  </pic:blipFill>
+                  <pic:spPr>
+                    <a:xfrm>
+                      <a:off x="0" y="0"/>
+                      <a:ext cx="1022400" cy="2271600"/>
+                    </a:xfrm>
+                    <a:prstGeom prst="rect">
+                      <a:avLst/>
+                    </a:prstGeom>
+                  </pic:spPr>
+                </pic:pic>
+              </a:graphicData>
+            </a:graphic>
+          </wp:inline>
+        </w:drawing>
+      </w:r>
+    </w:p>
+    <w:p>
+      <w:pPr>
+        <w:pStyle w:val="Textosinformato"/>
+        <w:ind w:left="720"/>
         <w:rPr>
           <w:rFonts w:ascii="Arial" w:hAnsi="Arial" w:cs="Arial"/>
           <w:sz w:val="22"/>
           <w:szCs w:val="22"/>
         </w:rPr>
-        <w:t>la opción</w:t>
-      </w:r>
-      <w:r>
+      </w:pPr>
+    </w:p>
+    <w:p>
+      <w:pPr>
+        <w:pStyle w:val="Textosinformato"/>
+        <w:ind w:left="720"/>
         <w:rPr>
           <w:rFonts w:ascii="Arial" w:hAnsi="Arial" w:cs="Arial"/>
           <w:sz w:val="22"/>
           <w:szCs w:val="22"/>
         </w:rPr>
-        <w:t xml:space="preserve"> ¿Has olvidado tu contraseña? </w:t>
-      </w:r>
+      </w:pPr>
       <w:r>
         <w:rPr>
           <w:rFonts w:ascii="Arial" w:hAnsi="Arial" w:cs="Arial"/>
           <w:sz w:val="22"/>
           <w:szCs w:val="22"/>
         </w:rPr>
-        <w:t>Nos aparece una nueva ventana en la cual debemos indicar nuestra cuenta de correo donde recibiremos un enlace para restablecer la contraseña, seguidamente debemos selecciona el botón ENVIAR ENLACE.</w:t>
-      </w:r>
-    </w:p>
-    <w:p>
-      <w:pPr>
-        <w:ind w:firstLine="720"/>
-      </w:pPr>
-      <w:r>
-        <w:t xml:space="preserve">Revisar la carpeta de SPAM en nuestro correo </w:t>
-      </w:r>
-      <w:r>
-        <w:t>electrónico.</w:t>
-      </w:r>
-      <w:r>
-        <w:tab/>
-      </w:r>
-    </w:p>
-    <w:p>
-      <w:pPr>
-        <w:rPr>
-          <w:b/>
-          <w:bCs/>
-          <w:sz w:val="40"/>
-          <w:szCs w:val="40"/>
-        </w:rPr>
-      </w:pPr>
-      <w:bookmarkStart w:id="18" w:name="_Toc227220819"/>
-      <w:bookmarkStart w:id="19" w:name="_Toc227582510"/>
-      <w:r>
-        <w:rPr>
-          <w:b/>
-          <w:bCs/>
-          <w:sz w:val="40"/>
-          <w:szCs w:val="40"/>
-        </w:rPr>
-        <w:t>Guía para el Cliente: Reserva de Citas</w:t>
-      </w:r>
-      <w:bookmarkEnd w:id="18"/>
-      <w:r>
-        <w:rPr>
-          <w:b/>
-          <w:bCs/>
-          <w:sz w:val="40"/>
-          <w:szCs w:val="40"/>
-        </w:rPr>
-        <w:t>.</w:t>
-      </w:r>
-      <w:bookmarkEnd w:id="19"/>
-    </w:p>
-    <w:p>
-      <w:pPr>
-        <w:ind w:firstLine="708"/>
-        <w:rPr>
-          <w:b/>
-          <w:bCs/>
-          <w:sz w:val="32"/>
-          <w:szCs w:val="32"/>
-        </w:rPr>
-      </w:pPr>
-      <w:bookmarkStart w:id="20" w:name="_Toc227220820"/>
-      <w:bookmarkStart w:id="21" w:name="_Toc227582511"/>
-      <w:r>
-        <w:rPr>
-          <w:b/>
-          <w:bCs/>
-          <w:sz w:val="32"/>
-          <w:szCs w:val="32"/>
-        </w:rPr>
-        <w:t>Paso 1: Selección de Profesional</w:t>
-      </w:r>
-      <w:bookmarkEnd w:id="20"/>
-      <w:r>
-        <w:rPr>
-          <w:b/>
-          <w:bCs/>
-          <w:sz w:val="32"/>
-          <w:szCs w:val="32"/>
-        </w:rPr>
-        <w:t>.</w:t>
-      </w:r>
-      <w:bookmarkEnd w:id="21"/>
-    </w:p>
-    <w:p>
-      <w:pPr>
-        <w:pStyle w:val="Textosinformato"/>
-        <w:ind w:left="708"/>
+        <w:t xml:space="preserve">Si olvidas tu clave, en la pantalla de inicio encontrarás </w:t>
+      </w:r>
+      <w:r>
         <w:rPr>
           <w:rFonts w:ascii="Arial" w:hAnsi="Arial" w:cs="Arial"/>
           <w:sz w:val="22"/>
           <w:szCs w:val="22"/>
         </w:rPr>
-      </w:pPr>
+        <w:t>la opción</w:t>
+      </w:r>
       <w:r>
         <w:rPr>
           <w:rFonts w:ascii="Arial" w:hAnsi="Arial" w:cs="Arial"/>
           <w:sz w:val="22"/>
           <w:szCs w:val="22"/>
         </w:rPr>
-        <w:t>En la pantalla principal, podrás ver a nuestros barberos disponibles: Fermín y Josemaría. Haz clic sobre su imagen para ver su disponibilidad específica.</w:t>
-      </w:r>
-    </w:p>
-    <w:p>
-      <w:pPr>
-        <w:rPr>
-          <w:lang w:val="es-ES"/>
-        </w:rPr>
-      </w:pPr>
-    </w:p>
-    <w:p>
-      <w:pPr>
-        <w:ind w:firstLine="708"/>
-        <w:rPr>
-          <w:b/>
-          <w:bCs/>
-          <w:sz w:val="32"/>
-          <w:szCs w:val="32"/>
-        </w:rPr>
-      </w:pPr>
-      <w:bookmarkStart w:id="22" w:name="_Toc227220821"/>
-      <w:bookmarkStart w:id="23" w:name="_Toc227582512"/>
-      <w:r>
-        <w:rPr>
-          <w:b/>
-          <w:bCs/>
-          <w:sz w:val="32"/>
-          <w:szCs w:val="32"/>
-        </w:rPr>
-        <w:t>Paso 2: Elección de Fecha y Hora</w:t>
-      </w:r>
-      <w:bookmarkEnd w:id="22"/>
-      <w:r>
-        <w:rPr>
-          <w:b/>
-          <w:bCs/>
-          <w:sz w:val="32"/>
-          <w:szCs w:val="32"/>
-        </w:rPr>
-        <w:t>.</w:t>
-      </w:r>
-      <w:bookmarkEnd w:id="23"/>
-    </w:p>
-    <w:p>
-      <w:pPr>
-        <w:pStyle w:val="Textosinformato"/>
-        <w:ind w:left="708"/>
+        <w:t xml:space="preserve"> ¿Has olvidado tu contraseña? </w:t>
+      </w:r>
+      <w:r>
         <w:rPr>
           <w:rFonts w:ascii="Arial" w:hAnsi="Arial" w:cs="Arial"/>
           <w:sz w:val="22"/>
           <w:szCs w:val="22"/>
         </w:rPr>
-      </w:pPr>
-      <w:r>
+        <w:t>Nos aparece una nueva ventana en la cual debemos indicar nuestra cuenta de correo donde recibiremos un enlace para restablecer la contraseña, seguidamente debemos selecciona el botón ENVIAR ENLACE.</w:t>
+      </w:r>
+    </w:p>
+    <w:p>
+      <w:pPr>
+        <w:ind w:firstLine="720"/>
+      </w:pPr>
+      <w:r>
+        <w:t xml:space="preserve">Revisar la carpeta de SPAM en nuestro correo </w:t>
+      </w:r>
+      <w:r>
+        <w:t>electrónico.</w:t>
+      </w:r>
+      <w:r>
+        <w:tab/>
+      </w:r>
+    </w:p>
+    <w:p>
+      <w:pPr>
+        <w:ind w:firstLine="720"/>
+      </w:pPr>
+    </w:p>
+    <w:p>
+      <w:pPr>
+        <w:ind w:firstLine="720"/>
+      </w:pPr>
+    </w:p>
+    <w:p>
+      <w:pPr>
+        <w:rPr>
+          <w:b/>
+          <w:bCs/>
+          <w:sz w:val="40"/>
+          <w:szCs w:val="40"/>
+        </w:rPr>
+      </w:pPr>
+      <w:bookmarkStart w:id="18" w:name="_Toc227220819"/>
+      <w:bookmarkStart w:id="19" w:name="_Toc227582510"/>
+      <w:r>
+        <w:rPr>
+          <w:b/>
+          <w:bCs/>
+          <w:sz w:val="40"/>
+          <w:szCs w:val="40"/>
+        </w:rPr>
+        <w:t>Guía para el Cliente: Reserva de Citas</w:t>
+      </w:r>
+      <w:bookmarkEnd w:id="18"/>
+      <w:r>
+        <w:rPr>
+          <w:b/>
+          <w:bCs/>
+          <w:sz w:val="40"/>
+          <w:szCs w:val="40"/>
+        </w:rPr>
+        <w:t>.</w:t>
+      </w:r>
+      <w:bookmarkEnd w:id="19"/>
+    </w:p>
+    <w:p>
+      <w:pPr>
+        <w:ind w:firstLine="708"/>
+        <w:rPr>
+          <w:b/>
+          <w:bCs/>
+          <w:sz w:val="32"/>
+          <w:szCs w:val="32"/>
+        </w:rPr>
+      </w:pPr>
+      <w:bookmarkStart w:id="20" w:name="_Toc227220820"/>
+      <w:bookmarkStart w:id="21" w:name="_Toc227582511"/>
+      <w:r>
+        <w:rPr>
+          <w:b/>
+          <w:bCs/>
+          <w:sz w:val="32"/>
+          <w:szCs w:val="32"/>
+        </w:rPr>
+        <w:t>Paso 1: Selección de Profesional</w:t>
+      </w:r>
+      <w:bookmarkEnd w:id="20"/>
+      <w:r>
+        <w:rPr>
+          <w:b/>
+          <w:bCs/>
+          <w:sz w:val="32"/>
+          <w:szCs w:val="32"/>
+        </w:rPr>
+        <w:t>.</w:t>
+      </w:r>
+      <w:bookmarkEnd w:id="21"/>
+    </w:p>
+    <w:p>
+      <w:pPr>
+        <w:ind w:firstLine="708"/>
+        <w:rPr>
+          <w:b/>
+          <w:bCs/>
+          <w:sz w:val="32"/>
+          <w:szCs w:val="32"/>
+        </w:rPr>
+      </w:pPr>
+    </w:p>
+    <w:p>
+      <w:pPr>
+        <w:pStyle w:val="Textosinformato"/>
+        <w:ind w:left="708"/>
+        <w:jc w:val="center"/>
         <w:rPr>
           <w:rFonts w:ascii="Arial" w:hAnsi="Arial" w:cs="Arial"/>
           <w:sz w:val="22"/>
           <w:szCs w:val="22"/>
         </w:rPr>
-        <w:t xml:space="preserve">En el </w:t>
-      </w:r>
-      <w:r>
+      </w:pPr>
+      <w:r>
+        <w:rPr>
+          <w:rFonts w:ascii="Arial" w:hAnsi="Arial" w:cs="Arial"/>
+          <w:noProof/>
+          <w:sz w:val="22"/>
+          <w:szCs w:val="22"/>
+          <w14:ligatures w14:val="none"/>
+        </w:rPr>
+        <w:drawing>
+          <wp:inline distT="0" distB="0" distL="0" distR="0" wp14:anchorId="2D8E3277" wp14:editId="3393846D">
+            <wp:extent cx="885600" cy="1969200"/>
+            <wp:effectExtent l="0" t="0" r="0" b="0"/>
+            <wp:docPr id="939752219" name="Imagen 3"/>
+            <wp:cNvGraphicFramePr>
+              <a:graphicFrameLocks xmlns:a="http://schemas.openxmlformats.org/drawingml/2006/main" noChangeAspect="1"/>
+            </wp:cNvGraphicFramePr>
+            <a:graphic xmlns:a="http://schemas.openxmlformats.org/drawingml/2006/main">
+              <a:graphicData uri="http://schemas.openxmlformats.org/drawingml/2006/picture">
+                <pic:pic xmlns:pic="http://schemas.openxmlformats.org/drawingml/2006/picture">
+                  <pic:nvPicPr>
+                    <pic:cNvPr id="939752219" name="Imagen 939752219"/>
+                    <pic:cNvPicPr/>
+                  </pic:nvPicPr>
+                  <pic:blipFill>
+                    <a:blip r:embed="rId21" cstate="print">
+                      <a:extLst>
+                        <a:ext uri="{28A0092B-C50C-407E-A947-70E740481C1C}">
+                          <a14:useLocalDpi xmlns:a14="http://schemas.microsoft.com/office/drawing/2010/main" val="0"/>
+                        </a:ext>
+                      </a:extLst>
+                    </a:blip>
+                    <a:stretch>
+                      <a:fillRect/>
+                    </a:stretch>
+                  </pic:blipFill>
+                  <pic:spPr>
+                    <a:xfrm>
+                      <a:off x="0" y="0"/>
+                      <a:ext cx="885600" cy="1969200"/>
+                    </a:xfrm>
+                    <a:prstGeom prst="rect">
+                      <a:avLst/>
+                    </a:prstGeom>
+                  </pic:spPr>
+                </pic:pic>
+              </a:graphicData>
+            </a:graphic>
+          </wp:inline>
+        </w:drawing>
+      </w:r>
+    </w:p>
+    <w:p>
+      <w:pPr>
+        <w:pStyle w:val="Textosinformato"/>
+        <w:ind w:left="708"/>
         <w:rPr>
           <w:rFonts w:ascii="Arial" w:hAnsi="Arial" w:cs="Arial"/>
           <w:sz w:val="22"/>
           <w:szCs w:val="22"/>
         </w:rPr>
-        <w:t>Calendario:</w:t>
-      </w:r>
-      <w:r>
+      </w:pPr>
+    </w:p>
+    <w:p>
+      <w:pPr>
+        <w:pStyle w:val="Textosinformato"/>
+        <w:ind w:left="708"/>
         <w:rPr>
           <w:rFonts w:ascii="Arial" w:hAnsi="Arial" w:cs="Arial"/>
           <w:sz w:val="22"/>
           <w:szCs w:val="22"/>
         </w:rPr>
-        <w:t xml:space="preserve"> </w:t>
-      </w:r>
+      </w:pPr>
       <w:r>
         <w:rPr>
           <w:rFonts w:ascii="Arial" w:hAnsi="Arial" w:cs="Arial"/>
           <w:sz w:val="22"/>
           <w:szCs w:val="22"/>
         </w:rPr>
-        <w:t xml:space="preserve">Selecciona el día que prefieras. Los días con disponibilidad se </w:t>
-      </w:r>
-      <w:r>
+        <w:t>En la pantalla principal, podrás ver a nuestros barberos disponibles: Fermín y Josemaría. Haz clic sobre su imagen para ver su disponibilidad específica.</w:t>
+      </w:r>
+    </w:p>
+    <w:p>
+      <w:pPr>
+        <w:pStyle w:val="Textosinformato"/>
+        <w:ind w:left="708"/>
         <w:rPr>
           <w:rFonts w:ascii="Arial" w:hAnsi="Arial" w:cs="Arial"/>
           <w:sz w:val="22"/>
           <w:szCs w:val="22"/>
         </w:rPr>
-        <w:t>podrán seleccionar, aquellos no disponibles no podrán ser seleccionados</w:t>
-      </w:r>
-      <w:r>
+      </w:pPr>
+    </w:p>
+    <w:p>
+      <w:pPr>
+        <w:pStyle w:val="Textosinformato"/>
+        <w:ind w:left="708"/>
         <w:rPr>
           <w:rFonts w:ascii="Arial" w:hAnsi="Arial" w:cs="Arial"/>
           <w:sz w:val="22"/>
           <w:szCs w:val="22"/>
         </w:rPr>
-        <w:t>.</w:t>
-      </w:r>
+      </w:pPr>
     </w:p>
     <w:p>
       <w:pPr>
@@ -4085,242 +4553,118 @@
           <w:szCs w:val="22"/>
         </w:rPr>
       </w:pPr>
-      <w:r>
+    </w:p>
+    <w:p>
+      <w:pPr>
+        <w:pStyle w:val="Textosinformato"/>
+        <w:ind w:left="708"/>
         <w:rPr>
           <w:rFonts w:ascii="Arial" w:hAnsi="Arial" w:cs="Arial"/>
           <w:sz w:val="22"/>
           <w:szCs w:val="22"/>
         </w:rPr>
-        <w:t xml:space="preserve">En </w:t>
-      </w:r>
-      <w:r>
+      </w:pPr>
+    </w:p>
+    <w:p>
+      <w:pPr>
+        <w:pStyle w:val="Textosinformato"/>
+        <w:ind w:left="708"/>
         <w:rPr>
           <w:rFonts w:ascii="Arial" w:hAnsi="Arial" w:cs="Arial"/>
           <w:sz w:val="22"/>
           <w:szCs w:val="22"/>
         </w:rPr>
-        <w:t xml:space="preserve">Horarios: Una vez elegido el día, se desplegará una cuadrícula con horas disponibles en intervalos de 30 minutos. Selecciona </w:t>
-      </w:r>
-      <w:r>
+      </w:pPr>
+    </w:p>
+    <w:p>
+      <w:pPr>
+        <w:pStyle w:val="Textosinformato"/>
+        <w:ind w:left="708"/>
         <w:rPr>
           <w:rFonts w:ascii="Arial" w:hAnsi="Arial" w:cs="Arial"/>
           <w:sz w:val="22"/>
           <w:szCs w:val="22"/>
         </w:rPr>
-        <w:t>la que mejor se adapte.</w:t>
-      </w:r>
-    </w:p>
-    <w:p>
-      <w:pPr>
-        <w:ind w:firstLine="708"/>
-        <w:rPr>
-          <w:b/>
-          <w:bCs/>
-          <w:sz w:val="32"/>
-          <w:szCs w:val="32"/>
-        </w:rPr>
-      </w:pPr>
-      <w:bookmarkStart w:id="24" w:name="_Toc227220823"/>
-      <w:bookmarkStart w:id="25" w:name="_Toc227582513"/>
-      <w:r>
-        <w:rPr>
-          <w:b/>
-          <w:bCs/>
-          <w:sz w:val="32"/>
-          <w:szCs w:val="32"/>
-        </w:rPr>
-        <w:t>Paso 3: Confirmación</w:t>
-      </w:r>
-      <w:bookmarkEnd w:id="24"/>
-      <w:r>
-        <w:rPr>
-          <w:b/>
-          <w:bCs/>
-          <w:sz w:val="32"/>
-          <w:szCs w:val="32"/>
-        </w:rPr>
-        <w:t>.</w:t>
-      </w:r>
-      <w:bookmarkEnd w:id="25"/>
-    </w:p>
-    <w:p>
-      <w:pPr>
+      </w:pPr>
+    </w:p>
+    <w:p>
+      <w:pPr>
+        <w:pStyle w:val="Textosinformato"/>
         <w:ind w:left="708"/>
-        <w:rPr>
-          <w:b/>
-          <w:bCs/>
-        </w:rPr>
-      </w:pPr>
-      <w:r>
-        <w:t>Una vez seleccionado el día y el horario debemos seleccionar el botón de CONFIRMAR CITA y tu cita quedara registrada.</w:t>
-      </w:r>
-    </w:p>
-    <w:p>
-      <w:pPr>
-        <w:rPr>
-          <w:b/>
-          <w:bCs/>
-          <w:sz w:val="40"/>
-          <w:szCs w:val="40"/>
-        </w:rPr>
-      </w:pPr>
-      <w:bookmarkStart w:id="26" w:name="_Toc227220824"/>
-      <w:bookmarkStart w:id="27" w:name="_Toc227582514"/>
-      <w:r>
-        <w:rPr>
-          <w:b/>
-          <w:bCs/>
-          <w:sz w:val="40"/>
-          <w:szCs w:val="40"/>
-        </w:rPr>
-        <w:t>Gestión de tus Reservas</w:t>
-      </w:r>
-      <w:bookmarkEnd w:id="26"/>
-      <w:r>
-        <w:rPr>
-          <w:b/>
-          <w:bCs/>
-          <w:sz w:val="40"/>
-          <w:szCs w:val="40"/>
-        </w:rPr>
-        <w:t>.</w:t>
-      </w:r>
-      <w:bookmarkEnd w:id="27"/>
-    </w:p>
-    <w:p>
-      <w:pPr>
-        <w:ind w:left="720"/>
-      </w:pPr>
-      <w:r>
-        <w:lastRenderedPageBreak/>
-        <w:t>En MIS PROXIMAS CITAS aparecen mis citas activas, cada etiqueta de cita nos muestra información como el Dia, Hora, Barbero, Nombre, Cuenta de correo y Teléfono móvil, además nos da la posibilidad de MODIFICAR o ANULAR.</w:t>
-      </w:r>
-    </w:p>
-    <w:p>
-      <w:pPr>
-        <w:ind w:left="720"/>
-      </w:pPr>
-      <w:r>
-        <w:t>MODIFICAR.:  Al seleccionar esta opción nos mostrara el calendario para poder modificar el día y hora de la cita, véase las indicaciones que se indican en el Paso 2.</w:t>
-      </w:r>
-    </w:p>
-    <w:p>
-      <w:pPr>
-        <w:ind w:left="720"/>
-      </w:pPr>
-      <w:r>
-        <w:t>ANULAR.:  Aquí anularemos la cita y se actualizara nuestra ventana de gestión de reservas.</w:t>
-      </w:r>
-    </w:p>
-    <w:p>
-      <w:pPr>
-        <w:ind w:left="720"/>
-      </w:pPr>
-      <w:r>
-        <w:t>Al seleccionar el botón VER HISTORIAL COMPLETO, muestra el historial completo de citas.</w:t>
-      </w:r>
-    </w:p>
-    <w:p>
-      <w:pPr>
-        <w:rPr>
-          <w:b/>
-          <w:bCs/>
-          <w:sz w:val="40"/>
-          <w:szCs w:val="40"/>
-        </w:rPr>
-      </w:pPr>
-      <w:bookmarkStart w:id="28" w:name="_Toc227220825"/>
-      <w:bookmarkStart w:id="29" w:name="_Toc227582515"/>
-      <w:r>
-        <w:rPr>
-          <w:b/>
-          <w:bCs/>
-          <w:sz w:val="40"/>
-          <w:szCs w:val="40"/>
-        </w:rPr>
-        <w:t>Panel de Administración</w:t>
-      </w:r>
-      <w:bookmarkEnd w:id="28"/>
-      <w:r>
-        <w:rPr>
-          <w:b/>
-          <w:bCs/>
-          <w:sz w:val="40"/>
-          <w:szCs w:val="40"/>
-        </w:rPr>
-        <w:t>.</w:t>
-      </w:r>
-      <w:bookmarkEnd w:id="29"/>
-    </w:p>
-    <w:p>
-      <w:pPr>
-        <w:ind w:left="720"/>
-      </w:pPr>
-      <w:r>
-        <w:t>El panel de administración es el centro de control para los barberos</w:t>
-      </w:r>
-      <w:r>
-        <w:t>.</w:t>
-      </w:r>
-    </w:p>
-    <w:p>
-      <w:pPr>
-        <w:ind w:firstLine="720"/>
-        <w:rPr>
-          <w:b/>
-          <w:bCs/>
-          <w:sz w:val="32"/>
-          <w:szCs w:val="32"/>
-        </w:rPr>
-      </w:pPr>
-      <w:bookmarkStart w:id="30" w:name="_Toc227582516"/>
-      <w:r>
-        <w:rPr>
-          <w:b/>
-          <w:bCs/>
-          <w:sz w:val="32"/>
-          <w:szCs w:val="32"/>
-        </w:rPr>
-        <w:t>Visualización de la Agenda.</w:t>
-      </w:r>
-      <w:bookmarkEnd w:id="30"/>
-    </w:p>
-    <w:p>
-      <w:pPr>
-        <w:pStyle w:val="Textosinformato"/>
-        <w:ind w:firstLine="720"/>
-        <w:rPr>
-          <w:rFonts w:ascii="Arial" w:hAnsi="Arial" w:cs="Arial"/>
-          <w:b/>
-          <w:bCs/>
-          <w:sz w:val="22"/>
-          <w:szCs w:val="22"/>
-        </w:rPr>
-      </w:pPr>
-    </w:p>
-    <w:p>
-      <w:pPr>
-        <w:pStyle w:val="Textosinformato"/>
-        <w:ind w:firstLine="720"/>
         <w:rPr>
           <w:rFonts w:ascii="Arial" w:hAnsi="Arial" w:cs="Arial"/>
           <w:sz w:val="22"/>
           <w:szCs w:val="22"/>
         </w:rPr>
       </w:pPr>
-      <w:r>
+    </w:p>
+    <w:p>
+      <w:pPr>
+        <w:pStyle w:val="Textosinformato"/>
+        <w:ind w:left="708"/>
         <w:rPr>
           <w:rFonts w:ascii="Arial" w:hAnsi="Arial" w:cs="Arial"/>
           <w:sz w:val="22"/>
           <w:szCs w:val="22"/>
         </w:rPr>
-        <w:t>Contador de Citas: En la parte superior verás el total de citas programadas.</w:t>
-      </w:r>
+      </w:pPr>
+    </w:p>
+    <w:p>
+      <w:pPr>
+        <w:rPr>
+          <w:lang w:val="es-ES"/>
+        </w:rPr>
+      </w:pPr>
+    </w:p>
+    <w:p>
+      <w:pPr>
+        <w:ind w:firstLine="708"/>
+        <w:rPr>
+          <w:b/>
+          <w:bCs/>
+          <w:sz w:val="32"/>
+          <w:szCs w:val="32"/>
+        </w:rPr>
+      </w:pPr>
+      <w:bookmarkStart w:id="22" w:name="_Toc227220821"/>
+      <w:bookmarkStart w:id="23" w:name="_Toc227582512"/>
+      <w:r>
+        <w:rPr>
+          <w:b/>
+          <w:bCs/>
+          <w:sz w:val="32"/>
+          <w:szCs w:val="32"/>
+        </w:rPr>
+        <w:t>Paso 2: Elección de Fecha y Hora</w:t>
+      </w:r>
+      <w:bookmarkEnd w:id="22"/>
+      <w:r>
+        <w:rPr>
+          <w:b/>
+          <w:bCs/>
+          <w:sz w:val="32"/>
+          <w:szCs w:val="32"/>
+        </w:rPr>
+        <w:t>.</w:t>
+      </w:r>
+      <w:bookmarkEnd w:id="23"/>
+    </w:p>
+    <w:p>
+      <w:pPr>
+        <w:ind w:firstLine="708"/>
+        <w:rPr>
+          <w:b/>
+          <w:bCs/>
+          <w:sz w:val="32"/>
+          <w:szCs w:val="32"/>
+        </w:rPr>
+      </w:pPr>
     </w:p>
     <w:p>
       <w:pPr>
         <w:pStyle w:val="Textosinformato"/>
-        <w:ind w:left="720"/>
+        <w:ind w:left="708"/>
+        <w:jc w:val="center"/>
         <w:rPr>
           <w:rFonts w:ascii="Arial" w:hAnsi="Arial" w:cs="Arial"/>
           <w:sz w:val="22"/>
@@ -4330,37 +4674,213 @@
       <w:r>
         <w:rPr>
           <w:rFonts w:ascii="Arial" w:hAnsi="Arial" w:cs="Arial"/>
+          <w:noProof/>
           <w:sz w:val="22"/>
           <w:szCs w:val="22"/>
-        </w:rPr>
-        <w:t>Filtros por Barbero: Puedes alternar entre las agendas de Fermín y Josemaría haciendo clic en sus respectivos iconos.</w:t>
-      </w:r>
-    </w:p>
-    <w:p>
-      <w:pPr>
-        <w:ind w:left="720"/>
-      </w:pPr>
-      <w:r>
-        <w:t>VER TODAS LAS CITAS permite una visualización completa de la carga de trabajo de la barbería</w:t>
-      </w:r>
-      <w:r>
-        <w:t>, aparecen todas las citas, cada etiqueta de cita nos muestra información como el Dia, Hora, Barbero, Nombre, Cuenta de correo y Teléfono móvil, además nos da la posibilidad de MODIFICAR o ANULAR.</w:t>
-      </w:r>
-    </w:p>
-    <w:p>
-      <w:pPr>
-        <w:ind w:left="720"/>
-      </w:pPr>
-      <w:r>
-        <w:t>MODIFICAR.:  Al seleccionar esta opción nos mostrara el calendario para poder modificar el día y hora de la cita, véase las indicaciones que se indican en el Paso 2.</w:t>
-      </w:r>
-    </w:p>
-    <w:p>
-      <w:pPr>
-        <w:ind w:left="720"/>
-      </w:pPr>
-      <w:r>
-        <w:t>ANULAR.:  Aquí anularemos la cita y se actualizara nuestra ventana de gestión de reservas.</w:t>
+          <w14:ligatures w14:val="none"/>
+        </w:rPr>
+        <w:drawing>
+          <wp:inline distT="0" distB="0" distL="0" distR="0" wp14:anchorId="1BE9E15C" wp14:editId="2C82DE36">
+            <wp:extent cx="885600" cy="1969200"/>
+            <wp:effectExtent l="0" t="0" r="0" b="0"/>
+            <wp:docPr id="915745598" name="Imagen 4"/>
+            <wp:cNvGraphicFramePr>
+              <a:graphicFrameLocks xmlns:a="http://schemas.openxmlformats.org/drawingml/2006/main" noChangeAspect="1"/>
+            </wp:cNvGraphicFramePr>
+            <a:graphic xmlns:a="http://schemas.openxmlformats.org/drawingml/2006/main">
+              <a:graphicData uri="http://schemas.openxmlformats.org/drawingml/2006/picture">
+                <pic:pic xmlns:pic="http://schemas.openxmlformats.org/drawingml/2006/picture">
+                  <pic:nvPicPr>
+                    <pic:cNvPr id="915745598" name="Imagen 915745598"/>
+                    <pic:cNvPicPr/>
+                  </pic:nvPicPr>
+                  <pic:blipFill>
+                    <a:blip r:embed="rId22" cstate="print">
+                      <a:extLst>
+                        <a:ext uri="{28A0092B-C50C-407E-A947-70E740481C1C}">
+                          <a14:useLocalDpi xmlns:a14="http://schemas.microsoft.com/office/drawing/2010/main" val="0"/>
+                        </a:ext>
+                      </a:extLst>
+                    </a:blip>
+                    <a:stretch>
+                      <a:fillRect/>
+                    </a:stretch>
+                  </pic:blipFill>
+                  <pic:spPr>
+                    <a:xfrm>
+                      <a:off x="0" y="0"/>
+                      <a:ext cx="885600" cy="1969200"/>
+                    </a:xfrm>
+                    <a:prstGeom prst="rect">
+                      <a:avLst/>
+                    </a:prstGeom>
+                  </pic:spPr>
+                </pic:pic>
+              </a:graphicData>
+            </a:graphic>
+          </wp:inline>
+        </w:drawing>
+      </w:r>
+    </w:p>
+    <w:p>
+      <w:pPr>
+        <w:pStyle w:val="Textosinformato"/>
+        <w:ind w:left="708"/>
+        <w:rPr>
+          <w:rFonts w:ascii="Arial" w:hAnsi="Arial" w:cs="Arial"/>
+          <w:sz w:val="22"/>
+          <w:szCs w:val="22"/>
+        </w:rPr>
+      </w:pPr>
+    </w:p>
+    <w:p>
+      <w:pPr>
+        <w:pStyle w:val="Textosinformato"/>
+        <w:ind w:left="708"/>
+        <w:rPr>
+          <w:rFonts w:ascii="Arial" w:hAnsi="Arial" w:cs="Arial"/>
+          <w:sz w:val="22"/>
+          <w:szCs w:val="22"/>
+        </w:rPr>
+      </w:pPr>
+      <w:r>
+        <w:rPr>
+          <w:rFonts w:ascii="Arial" w:hAnsi="Arial" w:cs="Arial"/>
+          <w:sz w:val="22"/>
+          <w:szCs w:val="22"/>
+        </w:rPr>
+        <w:t xml:space="preserve">En el </w:t>
+      </w:r>
+      <w:r>
+        <w:rPr>
+          <w:rFonts w:ascii="Arial" w:hAnsi="Arial" w:cs="Arial"/>
+          <w:sz w:val="22"/>
+          <w:szCs w:val="22"/>
+        </w:rPr>
+        <w:t>Calendario:</w:t>
+      </w:r>
+      <w:r>
+        <w:rPr>
+          <w:rFonts w:ascii="Arial" w:hAnsi="Arial" w:cs="Arial"/>
+          <w:sz w:val="22"/>
+          <w:szCs w:val="22"/>
+        </w:rPr>
+        <w:t xml:space="preserve"> </w:t>
+      </w:r>
+      <w:r>
+        <w:rPr>
+          <w:rFonts w:ascii="Arial" w:hAnsi="Arial" w:cs="Arial"/>
+          <w:sz w:val="22"/>
+          <w:szCs w:val="22"/>
+        </w:rPr>
+        <w:t xml:space="preserve">Selecciona el día que prefieras. Los días con disponibilidad se </w:t>
+      </w:r>
+      <w:r>
+        <w:rPr>
+          <w:rFonts w:ascii="Arial" w:hAnsi="Arial" w:cs="Arial"/>
+          <w:sz w:val="22"/>
+          <w:szCs w:val="22"/>
+        </w:rPr>
+        <w:t>podrán seleccionar, aquellos no disponibles no podrán ser seleccionados</w:t>
+      </w:r>
+      <w:r>
+        <w:rPr>
+          <w:rFonts w:ascii="Arial" w:hAnsi="Arial" w:cs="Arial"/>
+          <w:sz w:val="22"/>
+          <w:szCs w:val="22"/>
+        </w:rPr>
+        <w:t>.</w:t>
+      </w:r>
+    </w:p>
+    <w:p>
+      <w:pPr>
+        <w:pStyle w:val="Textosinformato"/>
+        <w:ind w:left="708"/>
+        <w:rPr>
+          <w:rFonts w:ascii="Arial" w:hAnsi="Arial" w:cs="Arial"/>
+          <w:sz w:val="22"/>
+          <w:szCs w:val="22"/>
+        </w:rPr>
+      </w:pPr>
+      <w:r>
+        <w:rPr>
+          <w:rFonts w:ascii="Arial" w:hAnsi="Arial" w:cs="Arial"/>
+          <w:sz w:val="22"/>
+          <w:szCs w:val="22"/>
+        </w:rPr>
+        <w:t xml:space="preserve">En </w:t>
+      </w:r>
+      <w:r>
+        <w:rPr>
+          <w:rFonts w:ascii="Arial" w:hAnsi="Arial" w:cs="Arial"/>
+          <w:sz w:val="22"/>
+          <w:szCs w:val="22"/>
+        </w:rPr>
+        <w:t xml:space="preserve">Horarios: Una vez elegido el día, se desplegará una cuadrícula con horas disponibles en intervalos de 30 minutos. Selecciona </w:t>
+      </w:r>
+      <w:r>
+        <w:rPr>
+          <w:rFonts w:ascii="Arial" w:hAnsi="Arial" w:cs="Arial"/>
+          <w:sz w:val="22"/>
+          <w:szCs w:val="22"/>
+        </w:rPr>
+        <w:t>la que mejor se adapte.</w:t>
+      </w:r>
+    </w:p>
+    <w:p>
+      <w:pPr>
+        <w:pStyle w:val="Textosinformato"/>
+        <w:ind w:left="708"/>
+        <w:rPr>
+          <w:rFonts w:ascii="Arial" w:hAnsi="Arial" w:cs="Arial"/>
+          <w:sz w:val="22"/>
+          <w:szCs w:val="22"/>
+        </w:rPr>
+      </w:pPr>
+    </w:p>
+    <w:p>
+      <w:pPr>
+        <w:ind w:firstLine="708"/>
+        <w:rPr>
+          <w:b/>
+          <w:bCs/>
+          <w:sz w:val="32"/>
+          <w:szCs w:val="32"/>
+        </w:rPr>
+      </w:pPr>
+      <w:bookmarkStart w:id="24" w:name="_Toc227220823"/>
+      <w:bookmarkStart w:id="25" w:name="_Toc227582513"/>
+      <w:r>
+        <w:rPr>
+          <w:b/>
+          <w:bCs/>
+          <w:sz w:val="32"/>
+          <w:szCs w:val="32"/>
+        </w:rPr>
+        <w:t>Paso 3: Confirmación</w:t>
+      </w:r>
+      <w:bookmarkEnd w:id="24"/>
+      <w:r>
+        <w:rPr>
+          <w:b/>
+          <w:bCs/>
+          <w:sz w:val="32"/>
+          <w:szCs w:val="32"/>
+        </w:rPr>
+        <w:t>.</w:t>
+      </w:r>
+      <w:bookmarkEnd w:id="25"/>
+    </w:p>
+    <w:p>
+      <w:pPr>
+        <w:ind w:left="708"/>
+        <w:rPr>
+          <w:b/>
+          <w:bCs/>
+        </w:rPr>
+      </w:pPr>
+      <w:r>
+        <w:t>Una vez seleccionado el día y el horario debemos seleccionar el botón de CONFIRMAR CITA y tu cita quedara registrada.</w:t>
       </w:r>
     </w:p>
     <w:p>
@@ -4370,6 +4890,354 @@
           <w:bCs/>
           <w:sz w:val="40"/>
           <w:szCs w:val="40"/>
+        </w:rPr>
+      </w:pPr>
+      <w:bookmarkStart w:id="26" w:name="_Toc227220824"/>
+      <w:bookmarkStart w:id="27" w:name="_Toc227582514"/>
+      <w:r>
+        <w:rPr>
+          <w:b/>
+          <w:bCs/>
+          <w:sz w:val="40"/>
+          <w:szCs w:val="40"/>
+        </w:rPr>
+        <w:t>Gestión de tus Reservas</w:t>
+      </w:r>
+      <w:bookmarkEnd w:id="26"/>
+      <w:r>
+        <w:rPr>
+          <w:b/>
+          <w:bCs/>
+          <w:sz w:val="40"/>
+          <w:szCs w:val="40"/>
+        </w:rPr>
+        <w:t>.</w:t>
+      </w:r>
+      <w:bookmarkEnd w:id="27"/>
+    </w:p>
+    <w:p>
+      <w:pPr>
+        <w:rPr>
+          <w:b/>
+          <w:bCs/>
+          <w:sz w:val="40"/>
+          <w:szCs w:val="40"/>
+        </w:rPr>
+      </w:pPr>
+    </w:p>
+    <w:p>
+      <w:pPr>
+        <w:ind w:left="720"/>
+        <w:jc w:val="center"/>
+      </w:pPr>
+      <w:r>
+        <w:rPr>
+          <w:noProof/>
+        </w:rPr>
+        <w:drawing>
+          <wp:inline distT="0" distB="0" distL="0" distR="0" wp14:anchorId="6785B240" wp14:editId="5175BA8F">
+            <wp:extent cx="885600" cy="1969200"/>
+            <wp:effectExtent l="0" t="0" r="0" b="0"/>
+            <wp:docPr id="1753636229" name="Imagen 5"/>
+            <wp:cNvGraphicFramePr>
+              <a:graphicFrameLocks xmlns:a="http://schemas.openxmlformats.org/drawingml/2006/main" noChangeAspect="1"/>
+            </wp:cNvGraphicFramePr>
+            <a:graphic xmlns:a="http://schemas.openxmlformats.org/drawingml/2006/main">
+              <a:graphicData uri="http://schemas.openxmlformats.org/drawingml/2006/picture">
+                <pic:pic xmlns:pic="http://schemas.openxmlformats.org/drawingml/2006/picture">
+                  <pic:nvPicPr>
+                    <pic:cNvPr id="1753636229" name="Imagen 1753636229"/>
+                    <pic:cNvPicPr/>
+                  </pic:nvPicPr>
+                  <pic:blipFill>
+                    <a:blip r:embed="rId21" cstate="print">
+                      <a:extLst>
+                        <a:ext uri="{28A0092B-C50C-407E-A947-70E740481C1C}">
+                          <a14:useLocalDpi xmlns:a14="http://schemas.microsoft.com/office/drawing/2010/main" val="0"/>
+                        </a:ext>
+                      </a:extLst>
+                    </a:blip>
+                    <a:stretch>
+                      <a:fillRect/>
+                    </a:stretch>
+                  </pic:blipFill>
+                  <pic:spPr>
+                    <a:xfrm>
+                      <a:off x="0" y="0"/>
+                      <a:ext cx="885600" cy="1969200"/>
+                    </a:xfrm>
+                    <a:prstGeom prst="rect">
+                      <a:avLst/>
+                    </a:prstGeom>
+                  </pic:spPr>
+                </pic:pic>
+              </a:graphicData>
+            </a:graphic>
+          </wp:inline>
+        </w:drawing>
+      </w:r>
+    </w:p>
+    <w:p>
+      <w:pPr>
+        <w:ind w:left="720"/>
+      </w:pPr>
+    </w:p>
+    <w:p>
+      <w:pPr>
+        <w:ind w:left="720"/>
+      </w:pPr>
+      <w:r>
+        <w:t>En MIS PROXIMAS CITAS aparecen mis citas activas, cada etiqueta de cita nos muestra información como el Dia, Hora, Barbero, Nombre, Cuenta de correo y Teléfono móvil, además nos da la posibilidad de MODIFICAR o ANULAR.</w:t>
+      </w:r>
+    </w:p>
+    <w:p>
+      <w:pPr>
+        <w:ind w:left="720"/>
+      </w:pPr>
+      <w:r>
+        <w:t>MODIFICAR.:  Al seleccionar esta opción nos mostrara el calendario para poder modificar el día y hora de la cita, véase las indicaciones que se indican en el Paso 2.</w:t>
+      </w:r>
+    </w:p>
+    <w:p>
+      <w:pPr>
+        <w:ind w:left="720"/>
+      </w:pPr>
+      <w:r>
+        <w:t>ANULAR.:  Aquí anularemos la cita y se actualizara nuestra ventana de gestión de reservas.</w:t>
+      </w:r>
+    </w:p>
+    <w:p>
+      <w:pPr>
+        <w:ind w:left="720"/>
+      </w:pPr>
+      <w:r>
+        <w:lastRenderedPageBreak/>
+        <w:t>Al seleccionar el botón VER HISTORIAL COMPLETO, muestra el historial completo de citas.</w:t>
+      </w:r>
+    </w:p>
+    <w:p>
+      <w:pPr>
+        <w:rPr>
+          <w:b/>
+          <w:bCs/>
+          <w:sz w:val="40"/>
+          <w:szCs w:val="40"/>
+        </w:rPr>
+      </w:pPr>
+      <w:bookmarkStart w:id="28" w:name="_Toc227220825"/>
+      <w:bookmarkStart w:id="29" w:name="_Toc227582515"/>
+      <w:r>
+        <w:rPr>
+          <w:b/>
+          <w:bCs/>
+          <w:sz w:val="40"/>
+          <w:szCs w:val="40"/>
+        </w:rPr>
+        <w:t>Panel de Administración</w:t>
+      </w:r>
+      <w:bookmarkEnd w:id="28"/>
+      <w:r>
+        <w:rPr>
+          <w:b/>
+          <w:bCs/>
+          <w:sz w:val="40"/>
+          <w:szCs w:val="40"/>
+        </w:rPr>
+        <w:t>.</w:t>
+      </w:r>
+      <w:bookmarkEnd w:id="29"/>
+    </w:p>
+    <w:p>
+      <w:pPr>
+        <w:ind w:left="720"/>
+      </w:pPr>
+      <w:r>
+        <w:t>El panel de administración es el centro de control para los barberos</w:t>
+      </w:r>
+      <w:r>
+        <w:t>.</w:t>
+      </w:r>
+    </w:p>
+    <w:p>
+      <w:pPr>
+        <w:ind w:firstLine="720"/>
+        <w:rPr>
+          <w:b/>
+          <w:bCs/>
+          <w:sz w:val="32"/>
+          <w:szCs w:val="32"/>
+        </w:rPr>
+      </w:pPr>
+      <w:bookmarkStart w:id="30" w:name="_Toc227582516"/>
+      <w:r>
+        <w:rPr>
+          <w:b/>
+          <w:bCs/>
+          <w:sz w:val="32"/>
+          <w:szCs w:val="32"/>
+        </w:rPr>
+        <w:t>Visualización de la Agenda.</w:t>
+      </w:r>
+      <w:bookmarkEnd w:id="30"/>
+    </w:p>
+    <w:p>
+      <w:pPr>
+        <w:pStyle w:val="Textosinformato"/>
+        <w:ind w:firstLine="720"/>
+        <w:rPr>
+          <w:rFonts w:ascii="Arial" w:hAnsi="Arial" w:cs="Arial"/>
+          <w:b/>
+          <w:bCs/>
+          <w:sz w:val="22"/>
+          <w:szCs w:val="22"/>
+        </w:rPr>
+      </w:pPr>
+    </w:p>
+    <w:p>
+      <w:pPr>
+        <w:pStyle w:val="Textosinformato"/>
+        <w:ind w:firstLine="720"/>
+        <w:jc w:val="center"/>
+        <w:rPr>
+          <w:rFonts w:ascii="Arial" w:hAnsi="Arial" w:cs="Arial"/>
+          <w:sz w:val="22"/>
+          <w:szCs w:val="22"/>
+        </w:rPr>
+      </w:pPr>
+      <w:r>
+        <w:rPr>
+          <w:rFonts w:ascii="Arial" w:hAnsi="Arial" w:cs="Arial"/>
+          <w:noProof/>
+          <w:sz w:val="22"/>
+          <w:szCs w:val="22"/>
+          <w14:ligatures w14:val="none"/>
+        </w:rPr>
+        <w:drawing>
+          <wp:inline distT="0" distB="0" distL="0" distR="0" wp14:anchorId="3974D35D" wp14:editId="599C04EC">
+            <wp:extent cx="885600" cy="1969200"/>
+            <wp:effectExtent l="0" t="0" r="0" b="0"/>
+            <wp:docPr id="428125947" name="Imagen 6"/>
+            <wp:cNvGraphicFramePr>
+              <a:graphicFrameLocks xmlns:a="http://schemas.openxmlformats.org/drawingml/2006/main" noChangeAspect="1"/>
+            </wp:cNvGraphicFramePr>
+            <a:graphic xmlns:a="http://schemas.openxmlformats.org/drawingml/2006/main">
+              <a:graphicData uri="http://schemas.openxmlformats.org/drawingml/2006/picture">
+                <pic:pic xmlns:pic="http://schemas.openxmlformats.org/drawingml/2006/picture">
+                  <pic:nvPicPr>
+                    <pic:cNvPr id="428125947" name="Imagen 428125947"/>
+                    <pic:cNvPicPr/>
+                  </pic:nvPicPr>
+                  <pic:blipFill>
+                    <a:blip r:embed="rId23" cstate="print">
+                      <a:extLst>
+                        <a:ext uri="{28A0092B-C50C-407E-A947-70E740481C1C}">
+                          <a14:useLocalDpi xmlns:a14="http://schemas.microsoft.com/office/drawing/2010/main" val="0"/>
+                        </a:ext>
+                      </a:extLst>
+                    </a:blip>
+                    <a:stretch>
+                      <a:fillRect/>
+                    </a:stretch>
+                  </pic:blipFill>
+                  <pic:spPr>
+                    <a:xfrm>
+                      <a:off x="0" y="0"/>
+                      <a:ext cx="885600" cy="1969200"/>
+                    </a:xfrm>
+                    <a:prstGeom prst="rect">
+                      <a:avLst/>
+                    </a:prstGeom>
+                  </pic:spPr>
+                </pic:pic>
+              </a:graphicData>
+            </a:graphic>
+          </wp:inline>
+        </w:drawing>
+      </w:r>
+    </w:p>
+    <w:p>
+      <w:pPr>
+        <w:pStyle w:val="Textosinformato"/>
+        <w:ind w:firstLine="720"/>
+        <w:rPr>
+          <w:rFonts w:ascii="Arial" w:hAnsi="Arial" w:cs="Arial"/>
+          <w:sz w:val="22"/>
+          <w:szCs w:val="22"/>
+        </w:rPr>
+      </w:pPr>
+    </w:p>
+    <w:p>
+      <w:pPr>
+        <w:pStyle w:val="Textosinformato"/>
+        <w:ind w:firstLine="720"/>
+        <w:rPr>
+          <w:rFonts w:ascii="Arial" w:hAnsi="Arial" w:cs="Arial"/>
+          <w:sz w:val="22"/>
+          <w:szCs w:val="22"/>
+        </w:rPr>
+      </w:pPr>
+      <w:r>
+        <w:rPr>
+          <w:rFonts w:ascii="Arial" w:hAnsi="Arial" w:cs="Arial"/>
+          <w:sz w:val="22"/>
+          <w:szCs w:val="22"/>
+        </w:rPr>
+        <w:t>Contador de Citas: En la parte superior verás el total de citas programadas.</w:t>
+      </w:r>
+    </w:p>
+    <w:p>
+      <w:pPr>
+        <w:pStyle w:val="Textosinformato"/>
+        <w:ind w:left="720"/>
+        <w:rPr>
+          <w:rFonts w:ascii="Arial" w:hAnsi="Arial" w:cs="Arial"/>
+          <w:sz w:val="22"/>
+          <w:szCs w:val="22"/>
+        </w:rPr>
+      </w:pPr>
+      <w:r>
+        <w:rPr>
+          <w:rFonts w:ascii="Arial" w:hAnsi="Arial" w:cs="Arial"/>
+          <w:sz w:val="22"/>
+          <w:szCs w:val="22"/>
+        </w:rPr>
+        <w:t>Filtros por Barbero: Puedes alternar entre las agendas de Fermín y Josemaría haciendo clic en sus respectivos iconos.</w:t>
+      </w:r>
+    </w:p>
+    <w:p>
+      <w:pPr>
+        <w:ind w:left="720"/>
+      </w:pPr>
+      <w:r>
+        <w:t>VER TODAS LAS CITAS permite una visualización completa de la carga de trabajo de la barbería</w:t>
+      </w:r>
+      <w:r>
+        <w:t>, aparecen todas las citas, cada etiqueta de cita nos muestra información como el Dia, Hora, Barbero, Nombre, Cuenta de correo y Teléfono móvil, además nos da la posibilidad de MODIFICAR o ANULAR.</w:t>
+      </w:r>
+    </w:p>
+    <w:p>
+      <w:pPr>
+        <w:ind w:left="720"/>
+      </w:pPr>
+      <w:r>
+        <w:t>MODIFICAR.:  Al seleccionar esta opción nos mostrara el calendario para poder modificar el día y hora de la cita, véase las indicaciones que se indican en el Paso 2.</w:t>
+      </w:r>
+    </w:p>
+    <w:p>
+      <w:pPr>
+        <w:ind w:left="720"/>
+      </w:pPr>
+      <w:r>
+        <w:t>ANULAR.:  Aquí anularemos la cita y se actualizara nuestra ventana de gestión de reservas.</w:t>
+      </w:r>
+    </w:p>
+    <w:p>
+      <w:pPr>
+        <w:rPr>
+          <w:b/>
+          <w:bCs/>
+          <w:sz w:val="40"/>
+          <w:szCs w:val="40"/>
           <w:lang w:val="es-ES"/>
         </w:rPr>
       </w:pPr>
@@ -4414,10 +5282,10 @@
     </w:p>
     <w:p/>
     <w:sectPr>
-      <w:headerReference w:type="default" r:id="rId19"/>
-      <w:footerReference w:type="default" r:id="rId20"/>
-      <w:headerReference w:type="first" r:id="rId21"/>
-      <w:footerReference w:type="first" r:id="rId22"/>
+      <w:headerReference w:type="default" r:id="rId24"/>
+      <w:footerReference w:type="default" r:id="rId25"/>
+      <w:headerReference w:type="first" r:id="rId26"/>
+      <w:footerReference w:type="first" r:id="rId27"/>
       <w:pgSz w:w="11909" w:h="16834"/>
       <w:pgMar w:top="1440" w:right="1440" w:bottom="1440" w:left="1440" w:header="720" w:footer="720" w:gutter="0"/>
       <w:pgNumType w:start="1"/>
@@ -7223,28 +8091,28 @@
 </file>
 
 <file path=customXml/item1.xml><?xml version="1.0" encoding="utf-8"?>
-<b:Sources xmlns:b="http://schemas.openxmlformats.org/officeDocument/2006/bibliography" xmlns="http://schemas.openxmlformats.org/officeDocument/2006/bibliography" SelectedStyle="\APASixthEditionOfficeOnline.xsl" StyleName="APA" Version="6"/>
-</file>
-
-<file path=customXml/item2.xml><?xml version="1.0" encoding="utf-8"?>
 <go:gDocsCustomXmlDataStorage xmlns:go="http://customooxmlschemas.google.com/" xmlns:r="http://schemas.openxmlformats.org/officeDocument/2006/relationships" uri="GoogleDocsCustomDataVersion2">
   <go:docsCustomData xmlns:go="http://customooxmlschemas.google.com/" roundtripDataSignature="AMtx7mhmaqUBuhxakvumSvJYyzUWbBpzyg==">CgMxLjAyDmguY3hudTVicDVwZ2w1MgloLjMwajB6bGw4AHIhMXZ4VFBsdXF1cS1CWm1YZHFLVThZWUE3d2l2czZyaFdT</go:docsCustomData>
 </go:gDocsCustomXmlDataStorage>
 </file>
 
-<file path=customXml/itemProps1.xml><?xml version="1.0" encoding="utf-8"?>
-<ds:datastoreItem xmlns:ds="http://schemas.openxmlformats.org/officeDocument/2006/customXml" ds:itemID="{FFB2CD5B-60D8-4C6F-9014-0D41ECDC2C6F}">
-  <ds:schemaRefs>
-    <ds:schemaRef ds:uri="http://schemas.openxmlformats.org/officeDocument/2006/bibliography"/>
-  </ds:schemaRefs>
-</ds:datastoreItem>
+<file path=customXml/item2.xml><?xml version="1.0" encoding="utf-8"?>
+<b:Sources xmlns:b="http://schemas.openxmlformats.org/officeDocument/2006/bibliography" xmlns="http://schemas.openxmlformats.org/officeDocument/2006/bibliography" SelectedStyle="\APASixthEditionOfficeOnline.xsl" StyleName="APA" Version="6"/>
 </file>
 
-<file path=customXml/itemProps2.xml><?xml version="1.0" encoding="utf-8"?>
+<file path=customXml/itemProps1.xml><?xml version="1.0" encoding="utf-8"?>
 <ds:datastoreItem xmlns:ds="http://schemas.openxmlformats.org/officeDocument/2006/customXml" ds:itemID="{11111111-1234-1234-1234-123412341234}">
   <ds:schemaRefs>
     <ds:schemaRef ds:uri="http://customooxmlschemas.google.com/"/>
     <ds:schemaRef ds:uri="http://schemas.openxmlformats.org/officeDocument/2006/relationships"/>
   </ds:schemaRefs>
 </ds:datastoreItem>
+</file>
+
+<file path=customXml/itemProps2.xml><?xml version="1.0" encoding="utf-8"?>
+<ds:datastoreItem xmlns:ds="http://schemas.openxmlformats.org/officeDocument/2006/customXml" ds:itemID="{FFB2CD5B-60D8-4C6F-9014-0D41ECDC2C6F}">
+  <ds:schemaRefs>
+    <ds:schemaRef ds:uri="http://schemas.openxmlformats.org/officeDocument/2006/bibliography"/>
+  </ds:schemaRefs>
+</ds:datastoreItem>
 </file>
--- a/DOC/TriumBarber.docx
+++ b/DOC/TriumBarber.docx
@@ -10,7 +10,7 @@
         <w:spacing w:before="480"/>
         <w:jc w:val="center"/>
       </w:pPr>
-      <w:bookmarkStart w:id="0" w:name="_Toc227662167"/>
+      <w:bookmarkStart w:id="0" w:name="_Toc230475612"/>
       <w:r>
         <w:rPr>
           <w:b/>
@@ -75,7 +75,6 @@
       </w:r>
     </w:p>
     <w:p/>
-    <w:p/>
     <w:p>
       <w:pPr>
         <w:rPr>
@@ -83,31 +82,34 @@
           <w:szCs w:val="28"/>
         </w:rPr>
       </w:pPr>
-      <w:proofErr w:type="spellStart"/>
       <w:r>
         <w:rPr>
           <w:sz w:val="28"/>
           <w:szCs w:val="28"/>
         </w:rPr>
-        <w:t>Autor</w:t>
-      </w:r>
-      <w:proofErr w:type="gramStart"/>
+        <w:t>Autor.:</w:t>
+      </w:r>
       <w:r>
         <w:rPr>
           <w:sz w:val="28"/>
           <w:szCs w:val="28"/>
         </w:rPr>
-        <w:t>.:Jos</w:t>
+        <w:t xml:space="preserve"> </w:t>
       </w:r>
       <w:r>
         <w:rPr>
           <w:sz w:val="28"/>
           <w:szCs w:val="28"/>
         </w:rPr>
+        <w:t>Jos</w:t>
+      </w:r>
+      <w:r>
+        <w:rPr>
+          <w:sz w:val="28"/>
+          <w:szCs w:val="28"/>
+        </w:rPr>
         <w:t>é</w:t>
       </w:r>
-      <w:proofErr w:type="spellEnd"/>
-      <w:proofErr w:type="gramEnd"/>
       <w:r>
         <w:rPr>
           <w:sz w:val="28"/>
@@ -262,7 +264,7 @@
           <w:r>
             <w:fldChar w:fldCharType="separate"/>
           </w:r>
-          <w:hyperlink w:anchor="_Toc227662167" w:history="1">
+          <w:hyperlink w:anchor="_Toc230475612" w:history="1">
             <w:r>
               <w:rPr>
                 <w:rStyle w:val="Hipervnculo"/>
@@ -290,7 +292,7 @@
                 <w:noProof/>
                 <w:webHidden/>
               </w:rPr>
-              <w:instrText xml:space="preserve"> PAGEREF _Toc227662167 \h </w:instrText>
+              <w:instrText xml:space="preserve"> PAGEREF _Toc230475612 \h </w:instrText>
             </w:r>
             <w:r>
               <w:rPr>
@@ -337,7 +339,7 @@
               <w14:ligatures w14:val="standardContextual"/>
             </w:rPr>
           </w:pPr>
-          <w:hyperlink w:anchor="_Toc227662168" w:history="1">
+          <w:hyperlink w:anchor="_Toc230475613" w:history="1">
             <w:r>
               <w:rPr>
                 <w:rStyle w:val="Hipervnculo"/>
@@ -364,7 +366,7 @@
                 <w:noProof/>
                 <w:webHidden/>
               </w:rPr>
-              <w:instrText xml:space="preserve"> PAGEREF _Toc227662168 \h </w:instrText>
+              <w:instrText xml:space="preserve"> PAGEREF _Toc230475613 \h </w:instrText>
             </w:r>
             <w:r>
               <w:rPr>
@@ -411,7 +413,7 @@
               <w14:ligatures w14:val="standardContextual"/>
             </w:rPr>
           </w:pPr>
-          <w:hyperlink w:anchor="_Toc227662169" w:history="1">
+          <w:hyperlink w:anchor="_Toc230475614" w:history="1">
             <w:r>
               <w:rPr>
                 <w:rStyle w:val="Hipervnculo"/>
@@ -438,7 +440,7 @@
                 <w:noProof/>
                 <w:webHidden/>
               </w:rPr>
-              <w:instrText xml:space="preserve"> PAGEREF _Toc227662169 \h </w:instrText>
+              <w:instrText xml:space="preserve"> PAGEREF _Toc230475614 \h </w:instrText>
             </w:r>
             <w:r>
               <w:rPr>
@@ -485,7 +487,7 @@
               <w14:ligatures w14:val="standardContextual"/>
             </w:rPr>
           </w:pPr>
-          <w:hyperlink w:anchor="_Toc227662170" w:history="1">
+          <w:hyperlink w:anchor="_Toc230475615" w:history="1">
             <w:r>
               <w:rPr>
                 <w:rStyle w:val="Hipervnculo"/>
@@ -512,7 +514,7 @@
                 <w:noProof/>
                 <w:webHidden/>
               </w:rPr>
-              <w:instrText xml:space="preserve"> PAGEREF _Toc227662170 \h </w:instrText>
+              <w:instrText xml:space="preserve"> PAGEREF _Toc230475615 \h </w:instrText>
             </w:r>
             <w:r>
               <w:rPr>
@@ -559,7 +561,7 @@
               <w14:ligatures w14:val="standardContextual"/>
             </w:rPr>
           </w:pPr>
-          <w:hyperlink w:anchor="_Toc227662171" w:history="1">
+          <w:hyperlink w:anchor="_Toc230475616" w:history="1">
             <w:r>
               <w:rPr>
                 <w:rStyle w:val="Hipervnculo"/>
@@ -586,7 +588,7 @@
                 <w:noProof/>
                 <w:webHidden/>
               </w:rPr>
-              <w:instrText xml:space="preserve"> PAGEREF _Toc227662171 \h </w:instrText>
+              <w:instrText xml:space="preserve"> PAGEREF _Toc230475616 \h </w:instrText>
             </w:r>
             <w:r>
               <w:rPr>
@@ -633,7 +635,7 @@
               <w14:ligatures w14:val="standardContextual"/>
             </w:rPr>
           </w:pPr>
-          <w:hyperlink w:anchor="_Toc227662172" w:history="1">
+          <w:hyperlink w:anchor="_Toc230475617" w:history="1">
             <w:r>
               <w:rPr>
                 <w:rStyle w:val="Hipervnculo"/>
@@ -660,7 +662,7 @@
                 <w:noProof/>
                 <w:webHidden/>
               </w:rPr>
-              <w:instrText xml:space="preserve"> PAGEREF _Toc227662172 \h </w:instrText>
+              <w:instrText xml:space="preserve"> PAGEREF _Toc230475617 \h </w:instrText>
             </w:r>
             <w:r>
               <w:rPr>
@@ -707,7 +709,7 @@
               <w14:ligatures w14:val="standardContextual"/>
             </w:rPr>
           </w:pPr>
-          <w:hyperlink w:anchor="_Toc227662173" w:history="1">
+          <w:hyperlink w:anchor="_Toc230475618" w:history="1">
             <w:r>
               <w:rPr>
                 <w:rStyle w:val="Hipervnculo"/>
@@ -734,7 +736,7 @@
                 <w:noProof/>
                 <w:webHidden/>
               </w:rPr>
-              <w:instrText xml:space="preserve"> PAGEREF _Toc227662173 \h </w:instrText>
+              <w:instrText xml:space="preserve"> PAGEREF _Toc230475618 \h </w:instrText>
             </w:r>
             <w:r>
               <w:rPr>
@@ -781,7 +783,7 @@
               <w14:ligatures w14:val="standardContextual"/>
             </w:rPr>
           </w:pPr>
-          <w:hyperlink w:anchor="_Toc227662174" w:history="1">
+          <w:hyperlink w:anchor="_Toc230475619" w:history="1">
             <w:r>
               <w:rPr>
                 <w:rStyle w:val="Hipervnculo"/>
@@ -808,7 +810,7 @@
                 <w:noProof/>
                 <w:webHidden/>
               </w:rPr>
-              <w:instrText xml:space="preserve"> PAGEREF _Toc227662174 \h </w:instrText>
+              <w:instrText xml:space="preserve"> PAGEREF _Toc230475619 \h </w:instrText>
             </w:r>
             <w:r>
               <w:rPr>
@@ -855,7 +857,7 @@
               <w14:ligatures w14:val="standardContextual"/>
             </w:rPr>
           </w:pPr>
-          <w:hyperlink w:anchor="_Toc227662175" w:history="1">
+          <w:hyperlink w:anchor="_Toc230475620" w:history="1">
             <w:r>
               <w:rPr>
                 <w:rStyle w:val="Hipervnculo"/>
@@ -883,7 +885,7 @@
                 <w:noProof/>
                 <w:webHidden/>
               </w:rPr>
-              <w:instrText xml:space="preserve"> PAGEREF _Toc227662175 \h </w:instrText>
+              <w:instrText xml:space="preserve"> PAGEREF _Toc230475620 \h </w:instrText>
             </w:r>
             <w:r>
               <w:rPr>
@@ -930,7 +932,7 @@
               <w14:ligatures w14:val="standardContextual"/>
             </w:rPr>
           </w:pPr>
-          <w:hyperlink w:anchor="_Toc227662176" w:history="1">
+          <w:hyperlink w:anchor="_Toc230475621" w:history="1">
             <w:r>
               <w:rPr>
                 <w:rStyle w:val="Hipervnculo"/>
@@ -958,7 +960,7 @@
                 <w:noProof/>
                 <w:webHidden/>
               </w:rPr>
-              <w:instrText xml:space="preserve"> PAGEREF _Toc227662176 \h </w:instrText>
+              <w:instrText xml:space="preserve"> PAGEREF _Toc230475621 \h </w:instrText>
             </w:r>
             <w:r>
               <w:rPr>
@@ -1005,7 +1007,7 @@
               <w14:ligatures w14:val="standardContextual"/>
             </w:rPr>
           </w:pPr>
-          <w:hyperlink w:anchor="_Toc227662177" w:history="1">
+          <w:hyperlink w:anchor="_Toc230475622" w:history="1">
             <w:r>
               <w:rPr>
                 <w:rStyle w:val="Hipervnculo"/>
@@ -1033,7 +1035,7 @@
                 <w:noProof/>
                 <w:webHidden/>
               </w:rPr>
-              <w:instrText xml:space="preserve"> PAGEREF _Toc227662177 \h </w:instrText>
+              <w:instrText xml:space="preserve"> PAGEREF _Toc230475622 \h </w:instrText>
             </w:r>
             <w:r>
               <w:rPr>
@@ -1053,7 +1055,7 @@
                 <w:noProof/>
                 <w:webHidden/>
               </w:rPr>
-              <w:t>10</w:t>
+              <w:t>11</w:t>
             </w:r>
             <w:r>
               <w:rPr>
@@ -1070,7 +1072,6 @@
               <w:b/>
               <w:bCs/>
             </w:rPr>
-            <w:lastRenderedPageBreak/>
             <w:fldChar w:fldCharType="end"/>
           </w:r>
         </w:p>
@@ -1083,7 +1084,7 @@
         <w:pStyle w:val="Ttulo1"/>
       </w:pPr>
       <w:bookmarkStart w:id="1" w:name="_heading=h.30j0zll" w:colFirst="0" w:colLast="0"/>
-      <w:bookmarkStart w:id="2" w:name="_Toc227662168"/>
+      <w:bookmarkStart w:id="2" w:name="_Toc230475613"/>
       <w:bookmarkEnd w:id="1"/>
       <w:r>
         <w:t>1. Descripción y Justificación</w:t>
@@ -1102,50 +1103,26 @@
         <w:t>Descripción:</w:t>
       </w:r>
       <w:r>
-        <w:t xml:space="preserve"> </w:t>
+        <w:t xml:space="preserve"> TriumBarber es una aplicación móvil desarrollada para Android. Se define como una herramienta multimedia interactiva que permite la autogestión de servicios de barbería. La app aprovecha los componentes de diseño de Android para ofrecer una experiencia de usuario fluida, utilizando una arquitectura orientada a objetos y conexión en tiempo real con la nube para la sincronización de activos visuales y datos.</w:t>
+      </w:r>
+    </w:p>
+    <w:p>
+      <w:r>
+        <w:rPr>
+          <w:b/>
+          <w:bCs/>
+        </w:rPr>
+        <w:t>Justificación:</w:t>
+      </w:r>
+      <w:r>
+        <w:t xml:space="preserve"> El desarrollo en Android Studio permite una optimización superior de los recursos multimedia. Se justifica el uso de una app móvil frente a una web por la portabilidad, las notificaciones y la interfaz táctil intuitiva, elementos esenciales para un cliente que necesita reservar un servicio en movilidad. Desde el punto de vista multimedia, Android ofrece librerías avanzadas para el renderizado de imágenes y la gestión de la jerarquía visual mediante Material </w:t>
       </w:r>
       <w:proofErr w:type="spellStart"/>
       <w:r>
-        <w:t>TriumBarber</w:t>
+        <w:t>Design</w:t>
       </w:r>
       <w:proofErr w:type="spellEnd"/>
       <w:r>
-        <w:t xml:space="preserve"> es una aplicación móvil desarrollada para Android. Se define como una herramienta multimedia interactiva que permite la autogestión de servicios de barbería. La </w:t>
-      </w:r>
-      <w:proofErr w:type="gramStart"/>
-      <w:r>
-        <w:t>app</w:t>
-      </w:r>
-      <w:proofErr w:type="gramEnd"/>
-      <w:r>
-        <w:t xml:space="preserve"> aprovecha los componentes de diseño de Android para ofrecer una experiencia de usuario fluida, utilizando una arquitectura orientada a objetos y conexión en tiempo real con la nube para la sincronización de activos visuales y datos.</w:t>
-      </w:r>
-    </w:p>
-    <w:p>
-      <w:r>
-        <w:rPr>
-          <w:b/>
-          <w:bCs/>
-        </w:rPr>
-        <w:t>Justificación:</w:t>
-      </w:r>
-      <w:r>
-        <w:t xml:space="preserve"> El desarrollo en Android Studio permite una optimización superior de los recursos multimedia. Se justifica el uso de una </w:t>
-      </w:r>
-      <w:proofErr w:type="gramStart"/>
-      <w:r>
-        <w:t>app</w:t>
-      </w:r>
-      <w:proofErr w:type="gramEnd"/>
-      <w:r>
-        <w:t xml:space="preserve"> móvil frente a una web por la portabilidad, las notificaciones y la interfaz táctil intuitiva, elementos esenciales para un cliente que necesita reservar un servicio en movilidad. Desde el punto de vista multimedia, Android ofrece librerías avanzadas para el renderizado de imágenes y la gestión de la jerarquía visual mediante Material </w:t>
-      </w:r>
-      <w:proofErr w:type="spellStart"/>
-      <w:r>
-        <w:t>Design</w:t>
-      </w:r>
-      <w:proofErr w:type="spellEnd"/>
-      <w:r>
         <w:t>.</w:t>
       </w:r>
     </w:p>
@@ -1153,7 +1130,7 @@
       <w:pPr>
         <w:pStyle w:val="Ttulo1"/>
       </w:pPr>
-      <w:bookmarkStart w:id="3" w:name="_Toc227662169"/>
+      <w:bookmarkStart w:id="3" w:name="_Toc230475614"/>
       <w:r>
         <w:t>2. Alcance del Proyecto</w:t>
       </w:r>
@@ -1255,7 +1232,7 @@
       <w:pPr>
         <w:pStyle w:val="Ttulo1"/>
       </w:pPr>
-      <w:bookmarkStart w:id="4" w:name="_Toc227662170"/>
+      <w:bookmarkStart w:id="4" w:name="_Toc230475615"/>
       <w:r>
         <w:t>3. Valoración de Alternativas y Stack Tecnológico</w:t>
       </w:r>
@@ -1505,15 +1482,7 @@
         <w:t xml:space="preserve">. </w:t>
       </w:r>
       <w:r>
-        <w:t xml:space="preserve">Permite que la </w:t>
-      </w:r>
-      <w:proofErr w:type="gramStart"/>
-      <w:r>
-        <w:t>app</w:t>
-      </w:r>
-      <w:proofErr w:type="gramEnd"/>
-      <w:r>
-        <w:t xml:space="preserve"> móvil sea "</w:t>
+        <w:t>Permite que la app móvil sea "</w:t>
       </w:r>
       <w:proofErr w:type="spellStart"/>
       <w:r>
@@ -1529,7 +1498,7 @@
       <w:pPr>
         <w:pStyle w:val="Ttulo1"/>
       </w:pPr>
-      <w:bookmarkStart w:id="5" w:name="_Toc227662171"/>
+      <w:bookmarkStart w:id="5" w:name="_Toc230475616"/>
       <w:r>
         <w:t>4. Objetivos y Requisitos del Sistema</w:t>
       </w:r>
@@ -1683,7 +1652,7 @@
       <w:pPr>
         <w:pStyle w:val="Ttulo1"/>
       </w:pPr>
-      <w:bookmarkStart w:id="6" w:name="_Toc227662172"/>
+      <w:bookmarkStart w:id="6" w:name="_Toc230475617"/>
       <w:r>
         <w:t>5. Casos de Uso</w:t>
       </w:r>
@@ -1707,15 +1676,7 @@
         <w:t>Autenticación de Usuario:</w:t>
       </w:r>
       <w:r>
-        <w:t xml:space="preserve"> El usuario abre la </w:t>
-      </w:r>
-      <w:proofErr w:type="gramStart"/>
-      <w:r>
-        <w:t>app</w:t>
-      </w:r>
-      <w:proofErr w:type="gramEnd"/>
-      <w:r>
-        <w:t xml:space="preserve"> y accede directamente a su panel si ya se identificó anteriormente.</w:t>
+        <w:t xml:space="preserve"> El usuario abre la app y accede directamente a su panel si ya se identificó anteriormente.</w:t>
       </w:r>
     </w:p>
     <w:p>
@@ -1765,7 +1726,7 @@
       <w:pPr>
         <w:pStyle w:val="Ttulo1"/>
       </w:pPr>
-      <w:bookmarkStart w:id="7" w:name="_Toc227662173"/>
+      <w:bookmarkStart w:id="7" w:name="_Toc230475618"/>
       <w:r>
         <w:t>6. Modelo y Diseño de Base de Datos</w:t>
       </w:r>
@@ -1954,15 +1915,13 @@
         <w:autoSpaceDN w:val="0"/>
         <w:spacing w:after="160"/>
       </w:pPr>
-      <w:proofErr w:type="spellStart"/>
-      <w:r>
-        <w:rPr>
-          <w:b/>
-          <w:bCs/>
-        </w:rPr>
-        <w:t>telefono</w:t>
-      </w:r>
-      <w:proofErr w:type="spellEnd"/>
+      <w:r>
+        <w:rPr>
+          <w:b/>
+          <w:bCs/>
+        </w:rPr>
+        <w:t>teléfono</w:t>
+      </w:r>
       <w:r>
         <w:t xml:space="preserve">: String. Número de </w:t>
       </w:r>
@@ -2238,6 +2197,298 @@
     </w:p>
     <w:p>
       <w:pPr>
+        <w:numPr>
+          <w:ilvl w:val="1"/>
+          <w:numId w:val="9"/>
+        </w:numPr>
+        <w:suppressAutoHyphens/>
+        <w:autoSpaceDN w:val="0"/>
+        <w:spacing w:after="160"/>
+      </w:pPr>
+      <w:r>
+        <w:rPr>
+          <w:b/>
+          <w:bCs/>
+        </w:rPr>
+        <w:t>notas</w:t>
+      </w:r>
+      <w:r>
+        <w:t xml:space="preserve">: String. </w:t>
+      </w:r>
+      <w:r>
+        <w:t>Información aportada por el usuario al confirmar la cita</w:t>
+      </w:r>
+      <w:r>
+        <w:t>.</w:t>
+      </w:r>
+    </w:p>
+    <w:p>
+      <w:pPr>
+        <w:numPr>
+          <w:ilvl w:val="1"/>
+          <w:numId w:val="9"/>
+        </w:numPr>
+        <w:suppressAutoHyphens/>
+        <w:autoSpaceDN w:val="0"/>
+        <w:spacing w:after="160"/>
+        <w:rPr>
+          <w:b/>
+          <w:bCs/>
+        </w:rPr>
+      </w:pPr>
+      <w:r>
+        <w:rPr>
+          <w:b/>
+          <w:bCs/>
+        </w:rPr>
+        <w:t>servicio</w:t>
+      </w:r>
+      <w:r>
+        <w:t xml:space="preserve">: String. </w:t>
+      </w:r>
+      <w:r>
+        <w:t>Servicio seleccionado</w:t>
+      </w:r>
+      <w:r>
+        <w:t xml:space="preserve"> "</w:t>
+      </w:r>
+      <w:r>
+        <w:t>Corte</w:t>
+      </w:r>
+      <w:r>
+        <w:t xml:space="preserve">" </w:t>
+      </w:r>
+      <w:r>
+        <w:t>,</w:t>
+      </w:r>
+      <w:r>
+        <w:t xml:space="preserve"> "</w:t>
+      </w:r>
+      <w:r>
+        <w:t>Barba</w:t>
+      </w:r>
+      <w:r>
+        <w:t>"</w:t>
+      </w:r>
+      <w:r>
+        <w:t xml:space="preserve">, </w:t>
+      </w:r>
+      <w:r>
+        <w:t>"</w:t>
+      </w:r>
+      <w:proofErr w:type="spellStart"/>
+      <w:r>
+        <w:t>Corte+Barba</w:t>
+      </w:r>
+      <w:proofErr w:type="spellEnd"/>
+      <w:r>
+        <w:t>"</w:t>
+      </w:r>
+      <w:r>
+        <w:t xml:space="preserve"> o </w:t>
+      </w:r>
+      <w:r>
+        <w:t>"</w:t>
+      </w:r>
+      <w:r>
+        <w:t>Decoloración</w:t>
+      </w:r>
+      <w:r>
+        <w:t>".</w:t>
+      </w:r>
+    </w:p>
+    <w:p>
+      <w:pPr>
+        <w:suppressAutoHyphens/>
+        <w:autoSpaceDN w:val="0"/>
+        <w:spacing w:after="160"/>
+        <w:rPr>
+          <w:b/>
+          <w:bCs/>
+        </w:rPr>
+      </w:pPr>
+      <w:r>
+        <w:rPr>
+          <w:b/>
+          <w:bCs/>
+        </w:rPr>
+        <w:t>6.</w:t>
+      </w:r>
+      <w:r>
+        <w:rPr>
+          <w:b/>
+          <w:bCs/>
+        </w:rPr>
+        <w:t>3</w:t>
+      </w:r>
+      <w:r>
+        <w:rPr>
+          <w:b/>
+          <w:bCs/>
+        </w:rPr>
+        <w:t xml:space="preserve">. Colección: </w:t>
+      </w:r>
+      <w:r>
+        <w:rPr>
+          <w:b/>
+          <w:bCs/>
+        </w:rPr>
+        <w:t>bloqueos</w:t>
+      </w:r>
+    </w:p>
+    <w:p>
+      <w:pPr>
+        <w:suppressAutoHyphens/>
+        <w:autoSpaceDN w:val="0"/>
+        <w:spacing w:after="160"/>
+      </w:pPr>
+      <w:r>
+        <w:t>R</w:t>
+      </w:r>
+      <w:r>
+        <w:t>egistr</w:t>
+      </w:r>
+      <w:r>
+        <w:t>a</w:t>
+      </w:r>
+      <w:r>
+        <w:t xml:space="preserve"> cada </w:t>
+      </w:r>
+      <w:r>
+        <w:t xml:space="preserve">día de la agenda bloqueado por el usuario </w:t>
+      </w:r>
+      <w:proofErr w:type="spellStart"/>
+      <w:r>
+        <w:t>admin</w:t>
+      </w:r>
+      <w:proofErr w:type="spellEnd"/>
+      <w:r>
+        <w:t xml:space="preserve"> a través de la interfaz móvil.</w:t>
+      </w:r>
+    </w:p>
+    <w:p>
+      <w:pPr>
+        <w:numPr>
+          <w:ilvl w:val="0"/>
+          <w:numId w:val="9"/>
+        </w:numPr>
+        <w:suppressAutoHyphens/>
+        <w:autoSpaceDN w:val="0"/>
+        <w:spacing w:after="160"/>
+      </w:pPr>
+      <w:r>
+        <w:rPr>
+          <w:b/>
+          <w:bCs/>
+        </w:rPr>
+        <w:t>Estructura del documento:</w:t>
+      </w:r>
+    </w:p>
+    <w:p>
+      <w:pPr>
+        <w:numPr>
+          <w:ilvl w:val="1"/>
+          <w:numId w:val="9"/>
+        </w:numPr>
+        <w:suppressAutoHyphens/>
+        <w:autoSpaceDN w:val="0"/>
+        <w:spacing w:after="160"/>
+      </w:pPr>
+      <w:r>
+        <w:rPr>
+          <w:b/>
+          <w:bCs/>
+        </w:rPr>
+        <w:t>barbero</w:t>
+      </w:r>
+      <w:r>
+        <w:t xml:space="preserve">: </w:t>
+      </w:r>
+      <w:r>
+        <w:t xml:space="preserve">String. Nombre del </w:t>
+      </w:r>
+      <w:r>
+        <w:t>Barbero</w:t>
+      </w:r>
+      <w:r>
+        <w:t>.</w:t>
+      </w:r>
+    </w:p>
+    <w:p>
+      <w:pPr>
+        <w:numPr>
+          <w:ilvl w:val="1"/>
+          <w:numId w:val="9"/>
+        </w:numPr>
+        <w:suppressAutoHyphens/>
+        <w:autoSpaceDN w:val="0"/>
+        <w:spacing w:after="160"/>
+      </w:pPr>
+      <w:r>
+        <w:rPr>
+          <w:b/>
+          <w:bCs/>
+        </w:rPr>
+        <w:t>fecha</w:t>
+      </w:r>
+      <w:r>
+        <w:t xml:space="preserve">: String. Almacenada </w:t>
+      </w:r>
+      <w:r>
+        <w:t xml:space="preserve">la fecha </w:t>
+      </w:r>
+      <w:r>
+        <w:t>en formato (YYYY/MM/DD) o (DD/M/YYYY).</w:t>
+      </w:r>
+    </w:p>
+    <w:p>
+      <w:pPr>
+        <w:numPr>
+          <w:ilvl w:val="1"/>
+          <w:numId w:val="9"/>
+        </w:numPr>
+        <w:suppressAutoHyphens/>
+        <w:autoSpaceDN w:val="0"/>
+        <w:spacing w:after="160"/>
+      </w:pPr>
+      <w:r>
+        <w:rPr>
+          <w:b/>
+          <w:bCs/>
+        </w:rPr>
+        <w:t>motivo</w:t>
+      </w:r>
+      <w:r>
+        <w:t xml:space="preserve">: String. </w:t>
+      </w:r>
+      <w:r>
+        <w:t xml:space="preserve"> Informa del usuario </w:t>
+      </w:r>
+      <w:proofErr w:type="spellStart"/>
+      <w:r>
+        <w:t>admin</w:t>
+      </w:r>
+      <w:proofErr w:type="spellEnd"/>
+      <w:r>
+        <w:t xml:space="preserve"> que realiza el bloqueo</w:t>
+      </w:r>
+      <w:r>
+        <w:t>.</w:t>
+      </w:r>
+    </w:p>
+    <w:p>
+      <w:pPr>
+        <w:suppressAutoHyphens/>
+        <w:autoSpaceDN w:val="0"/>
+        <w:spacing w:after="160"/>
+        <w:rPr>
+          <w:b/>
+          <w:bCs/>
+        </w:rPr>
+      </w:pPr>
+    </w:p>
+    <w:p>
+      <w:pPr>
         <w:suppressAutoHyphens/>
         <w:autoSpaceDN w:val="0"/>
         <w:spacing w:after="160"/>
@@ -2262,165 +2513,9 @@
     </w:p>
     <w:p>
       <w:pPr>
-        <w:suppressAutoHyphens/>
-        <w:autoSpaceDN w:val="0"/>
-        <w:spacing w:after="160"/>
-        <w:ind w:left="1440"/>
-        <w:rPr>
-          <w:b/>
-          <w:bCs/>
-        </w:rPr>
-      </w:pPr>
-    </w:p>
-    <w:p>
-      <w:pPr>
-        <w:suppressAutoHyphens/>
-        <w:autoSpaceDN w:val="0"/>
-        <w:spacing w:after="160"/>
-        <w:ind w:left="1440"/>
-        <w:rPr>
-          <w:b/>
-          <w:bCs/>
-        </w:rPr>
-      </w:pPr>
-    </w:p>
-    <w:p>
-      <w:pPr>
-        <w:suppressAutoHyphens/>
-        <w:autoSpaceDN w:val="0"/>
-        <w:spacing w:after="160"/>
-        <w:ind w:left="1440"/>
-        <w:rPr>
-          <w:b/>
-          <w:bCs/>
-        </w:rPr>
-      </w:pPr>
-    </w:p>
-    <w:p>
-      <w:pPr>
-        <w:suppressAutoHyphens/>
-        <w:autoSpaceDN w:val="0"/>
-        <w:spacing w:after="160"/>
-        <w:ind w:left="1440"/>
-        <w:rPr>
-          <w:b/>
-          <w:bCs/>
-        </w:rPr>
-      </w:pPr>
-    </w:p>
-    <w:p>
-      <w:pPr>
-        <w:suppressAutoHyphens/>
-        <w:autoSpaceDN w:val="0"/>
-        <w:spacing w:after="160"/>
-        <w:ind w:left="1440"/>
-        <w:rPr>
-          <w:b/>
-          <w:bCs/>
-        </w:rPr>
-      </w:pPr>
-    </w:p>
-    <w:p>
-      <w:pPr>
-        <w:suppressAutoHyphens/>
-        <w:autoSpaceDN w:val="0"/>
-        <w:spacing w:after="160"/>
-        <w:ind w:left="1440"/>
-        <w:rPr>
-          <w:b/>
-          <w:bCs/>
-        </w:rPr>
-      </w:pPr>
-    </w:p>
-    <w:p>
-      <w:pPr>
-        <w:suppressAutoHyphens/>
-        <w:autoSpaceDN w:val="0"/>
-        <w:spacing w:after="160"/>
-        <w:ind w:left="1440"/>
-        <w:rPr>
-          <w:b/>
-          <w:bCs/>
-        </w:rPr>
-      </w:pPr>
-    </w:p>
-    <w:p>
-      <w:pPr>
-        <w:suppressAutoHyphens/>
-        <w:autoSpaceDN w:val="0"/>
-        <w:spacing w:after="160"/>
-        <w:ind w:left="1440"/>
-        <w:rPr>
-          <w:b/>
-          <w:bCs/>
-        </w:rPr>
-      </w:pPr>
-    </w:p>
-    <w:p>
-      <w:pPr>
-        <w:suppressAutoHyphens/>
-        <w:autoSpaceDN w:val="0"/>
-        <w:spacing w:after="160"/>
-        <w:ind w:left="1440"/>
-        <w:rPr>
-          <w:b/>
-          <w:bCs/>
-        </w:rPr>
-      </w:pPr>
-    </w:p>
-    <w:p>
-      <w:pPr>
-        <w:suppressAutoHyphens/>
-        <w:autoSpaceDN w:val="0"/>
-        <w:spacing w:after="160"/>
-        <w:ind w:left="1440"/>
-        <w:rPr>
-          <w:b/>
-          <w:bCs/>
-        </w:rPr>
-      </w:pPr>
-    </w:p>
-    <w:p>
-      <w:pPr>
-        <w:suppressAutoHyphens/>
-        <w:autoSpaceDN w:val="0"/>
-        <w:spacing w:after="160"/>
-        <w:ind w:left="1440"/>
-        <w:rPr>
-          <w:b/>
-          <w:bCs/>
-        </w:rPr>
-      </w:pPr>
-    </w:p>
-    <w:p>
-      <w:pPr>
-        <w:suppressAutoHyphens/>
-        <w:autoSpaceDN w:val="0"/>
-        <w:spacing w:after="160"/>
-        <w:ind w:left="1440"/>
-        <w:rPr>
-          <w:b/>
-          <w:bCs/>
-        </w:rPr>
-      </w:pPr>
-    </w:p>
-    <w:p>
-      <w:pPr>
-        <w:suppressAutoHyphens/>
-        <w:autoSpaceDN w:val="0"/>
-        <w:spacing w:after="160"/>
-        <w:ind w:left="1440"/>
-        <w:rPr>
-          <w:b/>
-          <w:bCs/>
-        </w:rPr>
-      </w:pPr>
-    </w:p>
-    <w:p>
-      <w:pPr>
         <w:pStyle w:val="Ttulo1"/>
       </w:pPr>
-      <w:bookmarkStart w:id="8" w:name="_Toc227662174"/>
+      <w:bookmarkStart w:id="8" w:name="_Toc230475619"/>
       <w:r>
         <w:lastRenderedPageBreak/>
         <w:t>7. Hoja de estilos.</w:t>
@@ -2508,10 +2603,10 @@
           <w:noProof/>
         </w:rPr>
         <w:drawing>
-          <wp:inline distT="0" distB="0" distL="0" distR="0" wp14:anchorId="5AEEE065" wp14:editId="452C3D5B">
-            <wp:extent cx="5733415" cy="4865370"/>
-            <wp:effectExtent l="0" t="0" r="635" b="0"/>
-            <wp:docPr id="1487997737" name="Imagen 1"/>
+          <wp:inline distT="0" distB="0" distL="0" distR="0" wp14:anchorId="20D9D20B" wp14:editId="06C9AC1B">
+            <wp:extent cx="5733415" cy="4965700"/>
+            <wp:effectExtent l="0" t="0" r="635" b="6350"/>
+            <wp:docPr id="1320669113" name="Imagen 1"/>
             <wp:cNvGraphicFramePr>
               <a:graphicFrameLocks xmlns:a="http://schemas.openxmlformats.org/drawingml/2006/main" noChangeAspect="1"/>
             </wp:cNvGraphicFramePr>
@@ -2519,7 +2614,7 @@
               <a:graphicData uri="http://schemas.openxmlformats.org/drawingml/2006/picture">
                 <pic:pic xmlns:pic="http://schemas.openxmlformats.org/drawingml/2006/picture">
                   <pic:nvPicPr>
-                    <pic:cNvPr id="1487997737" name=""/>
+                    <pic:cNvPr id="1320669113" name=""/>
                     <pic:cNvPicPr/>
                   </pic:nvPicPr>
                   <pic:blipFill>
@@ -2531,7 +2626,7 @@
                   <pic:spPr>
                     <a:xfrm>
                       <a:off x="0" y="0"/>
-                      <a:ext cx="5733415" cy="4865370"/>
+                      <a:ext cx="5733415" cy="4965700"/>
                     </a:xfrm>
                     <a:prstGeom prst="rect">
                       <a:avLst/>
@@ -3095,7 +3190,7 @@
           <w:lang w:val="es-ES"/>
         </w:rPr>
       </w:pPr>
-      <w:bookmarkStart w:id="9" w:name="_Toc227662175"/>
+      <w:bookmarkStart w:id="9" w:name="_Toc230475620"/>
       <w:r>
         <w:rPr>
           <w:lang w:val="es-ES"/>
@@ -3129,7 +3224,6 @@
         </w:rPr>
         <w:t>.</w:t>
       </w:r>
-      <w:proofErr w:type="gramStart"/>
       <w:r>
         <w:rPr>
           <w:b/>
@@ -3144,9 +3238,8 @@
           <w:bCs/>
           <w:lang w:val="es-ES"/>
         </w:rPr>
-        <w:t>Prototipo</w:t>
-      </w:r>
-      <w:proofErr w:type="gramEnd"/>
+        <w:t xml:space="preserve"> Prototipo</w:t>
+      </w:r>
       <w:r>
         <w:rPr>
           <w:b/>
@@ -3221,14 +3314,13 @@
       </w:pPr>
       <w:r>
         <w:rPr>
-          <w:noProof/>
           <w:lang w:val="es-ES"/>
         </w:rPr>
         <w:drawing>
-          <wp:inline distT="0" distB="0" distL="0" distR="0" wp14:anchorId="5B719176" wp14:editId="5939CEFE">
-            <wp:extent cx="5733415" cy="5414010"/>
-            <wp:effectExtent l="0" t="0" r="635" b="0"/>
-            <wp:docPr id="1488628622" name="Imagen 1"/>
+          <wp:inline distT="0" distB="0" distL="0" distR="0" wp14:anchorId="76C3F1C7" wp14:editId="69AD53DD">
+            <wp:extent cx="5733415" cy="6262370"/>
+            <wp:effectExtent l="0" t="0" r="635" b="5080"/>
+            <wp:docPr id="412909277" name="Imagen 1"/>
             <wp:cNvGraphicFramePr>
               <a:graphicFrameLocks xmlns:a="http://schemas.openxmlformats.org/drawingml/2006/main" noChangeAspect="1"/>
             </wp:cNvGraphicFramePr>
@@ -3236,7 +3328,7 @@
               <a:graphicData uri="http://schemas.openxmlformats.org/drawingml/2006/picture">
                 <pic:pic xmlns:pic="http://schemas.openxmlformats.org/drawingml/2006/picture">
                   <pic:nvPicPr>
-                    <pic:cNvPr id="1488628622" name=""/>
+                    <pic:cNvPr id="412909277" name=""/>
                     <pic:cNvPicPr/>
                   </pic:nvPicPr>
                   <pic:blipFill>
@@ -3248,7 +3340,7 @@
                   <pic:spPr>
                     <a:xfrm>
                       <a:off x="0" y="0"/>
-                      <a:ext cx="5733415" cy="5414010"/>
+                      <a:ext cx="5733415" cy="6262370"/>
                     </a:xfrm>
                     <a:prstGeom prst="rect">
                       <a:avLst/>
@@ -3271,41 +3363,6 @@
     <w:p>
       <w:pPr>
         <w:rPr>
-          <w:lang w:val="es-ES"/>
-        </w:rPr>
-      </w:pPr>
-    </w:p>
-    <w:p>
-      <w:pPr>
-        <w:rPr>
-          <w:lang w:val="es-ES"/>
-        </w:rPr>
-      </w:pPr>
-    </w:p>
-    <w:p>
-      <w:pPr>
-        <w:rPr>
-          <w:lang w:val="es-ES"/>
-        </w:rPr>
-      </w:pPr>
-    </w:p>
-    <w:p>
-      <w:pPr>
-        <w:rPr>
-          <w:lang w:val="es-ES"/>
-        </w:rPr>
-      </w:pPr>
-    </w:p>
-    <w:p>
-      <w:pPr>
-        <w:rPr>
-          <w:lang w:val="es-ES"/>
-        </w:rPr>
-      </w:pPr>
-    </w:p>
-    <w:p>
-      <w:pPr>
-        <w:rPr>
           <w:b/>
           <w:bCs/>
           <w:lang w:val="es-ES"/>
@@ -3419,10 +3476,10 @@
           <w:noProof/>
         </w:rPr>
         <w:drawing>
-          <wp:inline distT="0" distB="0" distL="0" distR="0" wp14:anchorId="78C494B3" wp14:editId="0D8BE3D2">
-            <wp:extent cx="5733415" cy="5599430"/>
-            <wp:effectExtent l="0" t="0" r="635" b="1270"/>
-            <wp:docPr id="183314986" name="Imagen 1"/>
+          <wp:inline distT="0" distB="0" distL="0" distR="0" wp14:anchorId="194F2432" wp14:editId="668321D8">
+            <wp:extent cx="5733415" cy="5726430"/>
+            <wp:effectExtent l="0" t="0" r="635" b="7620"/>
+            <wp:docPr id="199053225" name="Imagen 1"/>
             <wp:cNvGraphicFramePr>
               <a:graphicFrameLocks xmlns:a="http://schemas.openxmlformats.org/drawingml/2006/main" noChangeAspect="1"/>
             </wp:cNvGraphicFramePr>
@@ -3430,7 +3487,7 @@
               <a:graphicData uri="http://schemas.openxmlformats.org/drawingml/2006/picture">
                 <pic:pic xmlns:pic="http://schemas.openxmlformats.org/drawingml/2006/picture">
                   <pic:nvPicPr>
-                    <pic:cNvPr id="183314986" name=""/>
+                    <pic:cNvPr id="199053225" name=""/>
                     <pic:cNvPicPr/>
                   </pic:nvPicPr>
                   <pic:blipFill>
@@ -3442,7 +3499,7 @@
                   <pic:spPr>
                     <a:xfrm>
                       <a:off x="0" y="0"/>
-                      <a:ext cx="5733415" cy="5599430"/>
+                      <a:ext cx="5733415" cy="5726430"/>
                     </a:xfrm>
                     <a:prstGeom prst="rect">
                       <a:avLst/>
@@ -3508,7 +3565,7 @@
           <w:lang w:val="es-ES"/>
         </w:rPr>
       </w:pPr>
-      <w:bookmarkStart w:id="10" w:name="_Toc227662176"/>
+      <w:bookmarkStart w:id="10" w:name="_Toc230475621"/>
       <w:r>
         <w:rPr>
           <w:lang w:val="es-ES"/>
@@ -3524,8 +3581,19 @@
           <w:lang w:val="es-ES"/>
         </w:rPr>
       </w:pPr>
-    </w:p>
-    <w:p>
+      <w:r>
+        <w:rPr>
+          <w:lang w:val="es-ES"/>
+        </w:rPr>
+        <w:t>Usuario.</w:t>
+      </w:r>
+    </w:p>
+    <w:p>
+      <w:pPr>
+        <w:rPr>
+          <w:lang w:val="es-ES"/>
+        </w:rPr>
+      </w:pPr>
       <w:proofErr w:type="spellStart"/>
       <w:r>
         <w:rPr>
@@ -3546,40 +3614,54 @@
             <w:rStyle w:val="Hipervnculo"/>
             <w:lang w:val="es-ES"/>
           </w:rPr>
-          <w:t>https://www.figma.com/design/d4GZBMLOkPppTJh2OO0eg3/Mapa-de-navegacion-TriumBarber?node-id=0-1&amp;t=wB4nugxLPoSOWj1I-1</w:t>
+          <w:t>https://www.figma.com/design/ouRlbm9vquLjxiwGctjh5W/Mapa-de-navegacion-TriumBarber-User--Copia-?node-i</w:t>
+        </w:r>
+        <w:r>
+          <w:rPr>
+            <w:rStyle w:val="Hipervnculo"/>
+            <w:lang w:val="es-ES"/>
+          </w:rPr>
+          <w:t>d</w:t>
+        </w:r>
+        <w:r>
+          <w:rPr>
+            <w:rStyle w:val="Hipervnculo"/>
+            <w:lang w:val="es-ES"/>
+          </w:rPr>
+          <w:t>=0-1&amp;t=daeWJ8FXBsqwpmoo-1</w:t>
         </w:r>
       </w:hyperlink>
     </w:p>
-    <w:p>
-      <w:pPr>
-        <w:rPr>
-          <w:lang w:val="es-ES"/>
-        </w:rPr>
-      </w:pPr>
-    </w:p>
-    <w:p>
-      <w:pPr>
-        <w:rPr>
-          <w:lang w:val="es-ES"/>
-        </w:rPr>
-      </w:pPr>
-    </w:p>
-    <w:p>
-      <w:pPr>
-        <w:rPr>
-          <w:lang w:val="es-ES"/>
-        </w:rPr>
-      </w:pPr>
-      <w:r>
-        <w:rPr>
-          <w:noProof/>
+    <w:p/>
+    <w:p>
+      <w:pPr>
+        <w:rPr>
+          <w:lang w:val="es-ES"/>
+        </w:rPr>
+      </w:pPr>
+    </w:p>
+    <w:p>
+      <w:pPr>
+        <w:rPr>
+          <w:lang w:val="es-ES"/>
+        </w:rPr>
+      </w:pPr>
+    </w:p>
+    <w:p>
+      <w:pPr>
+        <w:rPr>
+          <w:lang w:val="es-ES"/>
+        </w:rPr>
+      </w:pPr>
+      <w:r>
+        <w:rPr>
           <w:lang w:val="es-ES"/>
         </w:rPr>
         <w:drawing>
-          <wp:inline distT="0" distB="0" distL="0" distR="0" wp14:anchorId="5A94EA7A" wp14:editId="742FF879">
-            <wp:extent cx="5733415" cy="5642610"/>
-            <wp:effectExtent l="0" t="0" r="635" b="0"/>
-            <wp:docPr id="328366615" name="Imagen 1"/>
+          <wp:inline distT="0" distB="0" distL="0" distR="0" wp14:anchorId="746E7C2B" wp14:editId="18B1A272">
+            <wp:extent cx="5733415" cy="5002530"/>
+            <wp:effectExtent l="0" t="0" r="635" b="7620"/>
+            <wp:docPr id="1542071833" name="Imagen 1"/>
             <wp:cNvGraphicFramePr>
               <a:graphicFrameLocks xmlns:a="http://schemas.openxmlformats.org/drawingml/2006/main" noChangeAspect="1"/>
             </wp:cNvGraphicFramePr>
@@ -3587,7 +3669,7 @@
               <a:graphicData uri="http://schemas.openxmlformats.org/drawingml/2006/picture">
                 <pic:pic xmlns:pic="http://schemas.openxmlformats.org/drawingml/2006/picture">
                   <pic:nvPicPr>
-                    <pic:cNvPr id="328366615" name=""/>
+                    <pic:cNvPr id="1542071833" name=""/>
                     <pic:cNvPicPr/>
                   </pic:nvPicPr>
                   <pic:blipFill>
@@ -3599,7 +3681,7 @@
                   <pic:spPr>
                     <a:xfrm>
                       <a:off x="0" y="0"/>
-                      <a:ext cx="5733415" cy="5642610"/>
+                      <a:ext cx="5733415" cy="5002530"/>
                     </a:xfrm>
                     <a:prstGeom prst="rect">
                       <a:avLst/>
@@ -3684,12 +3766,260 @@
     </w:p>
     <w:p>
       <w:pPr>
+        <w:rPr>
+          <w:lang w:val="es-ES"/>
+        </w:rPr>
+      </w:pPr>
+    </w:p>
+    <w:p>
+      <w:pPr>
+        <w:rPr>
+          <w:lang w:val="es-ES"/>
+        </w:rPr>
+      </w:pPr>
+    </w:p>
+    <w:p>
+      <w:pPr>
+        <w:rPr>
+          <w:lang w:val="es-ES"/>
+        </w:rPr>
+      </w:pPr>
+      <w:r>
+        <w:rPr>
+          <w:lang w:val="es-ES"/>
+        </w:rPr>
+        <w:lastRenderedPageBreak/>
+        <w:t>Administrador.</w:t>
+      </w:r>
+    </w:p>
+    <w:p>
+      <w:pPr>
+        <w:rPr>
+          <w:lang w:val="es-ES"/>
+        </w:rPr>
+      </w:pPr>
+      <w:proofErr w:type="spellStart"/>
+      <w:r>
+        <w:rPr>
+          <w:lang w:val="es-ES"/>
+        </w:rPr>
+        <w:t>Figma</w:t>
+      </w:r>
+      <w:proofErr w:type="spellEnd"/>
+      <w:r>
+        <w:rPr>
+          <w:lang w:val="es-ES"/>
+        </w:rPr>
+        <w:t>.:</w:t>
+      </w:r>
+      <w:r>
+        <w:t xml:space="preserve"> </w:t>
+      </w:r>
+      <w:hyperlink r:id="rId19" w:history="1">
+        <w:r>
+          <w:rPr>
+            <w:rStyle w:val="Hipervnculo"/>
+            <w:lang w:val="es-ES"/>
+          </w:rPr>
+          <w:t>https://www.figma.com/proto/d4GZBMLOkPppTJh2OO0eg3/Mapa-de-navegacion-TriumBarber-Admin?node-id=0-1&amp;t=Xg5cyoqrTBmoJG86-1</w:t>
+        </w:r>
+      </w:hyperlink>
+    </w:p>
+    <w:p>
+      <w:pPr>
+        <w:rPr>
+          <w:lang w:val="es-ES"/>
+        </w:rPr>
+      </w:pPr>
+    </w:p>
+    <w:p>
+      <w:pPr>
+        <w:rPr>
+          <w:lang w:val="es-ES"/>
+        </w:rPr>
+      </w:pPr>
+      <w:r>
+        <w:rPr>
+          <w:lang w:val="es-ES"/>
+        </w:rPr>
+        <w:drawing>
+          <wp:inline distT="0" distB="0" distL="0" distR="0" wp14:anchorId="10EEAA8F" wp14:editId="42B5A950">
+            <wp:extent cx="5733415" cy="4702810"/>
+            <wp:effectExtent l="0" t="0" r="635" b="2540"/>
+            <wp:docPr id="674518336" name="Imagen 1"/>
+            <wp:cNvGraphicFramePr>
+              <a:graphicFrameLocks xmlns:a="http://schemas.openxmlformats.org/drawingml/2006/main" noChangeAspect="1"/>
+            </wp:cNvGraphicFramePr>
+            <a:graphic xmlns:a="http://schemas.openxmlformats.org/drawingml/2006/main">
+              <a:graphicData uri="http://schemas.openxmlformats.org/drawingml/2006/picture">
+                <pic:pic xmlns:pic="http://schemas.openxmlformats.org/drawingml/2006/picture">
+                  <pic:nvPicPr>
+                    <pic:cNvPr id="674518336" name=""/>
+                    <pic:cNvPicPr/>
+                  </pic:nvPicPr>
+                  <pic:blipFill>
+                    <a:blip r:embed="rId20"/>
+                    <a:stretch>
+                      <a:fillRect/>
+                    </a:stretch>
+                  </pic:blipFill>
+                  <pic:spPr>
+                    <a:xfrm>
+                      <a:off x="0" y="0"/>
+                      <a:ext cx="5733415" cy="4702810"/>
+                    </a:xfrm>
+                    <a:prstGeom prst="rect">
+                      <a:avLst/>
+                    </a:prstGeom>
+                  </pic:spPr>
+                </pic:pic>
+              </a:graphicData>
+            </a:graphic>
+          </wp:inline>
+        </w:drawing>
+      </w:r>
+    </w:p>
+    <w:p>
+      <w:pPr>
+        <w:rPr>
+          <w:lang w:val="es-ES"/>
+        </w:rPr>
+      </w:pPr>
+    </w:p>
+    <w:p>
+      <w:pPr>
+        <w:rPr>
+          <w:lang w:val="es-ES"/>
+        </w:rPr>
+      </w:pPr>
+    </w:p>
+    <w:p>
+      <w:pPr>
+        <w:rPr>
+          <w:lang w:val="es-ES"/>
+        </w:rPr>
+      </w:pPr>
+    </w:p>
+    <w:p>
+      <w:pPr>
+        <w:rPr>
+          <w:lang w:val="es-ES"/>
+        </w:rPr>
+      </w:pPr>
+    </w:p>
+    <w:p>
+      <w:pPr>
+        <w:rPr>
+          <w:lang w:val="es-ES"/>
+        </w:rPr>
+      </w:pPr>
+    </w:p>
+    <w:p>
+      <w:pPr>
+        <w:rPr>
+          <w:lang w:val="es-ES"/>
+        </w:rPr>
+      </w:pPr>
+    </w:p>
+    <w:p>
+      <w:pPr>
+        <w:rPr>
+          <w:lang w:val="es-ES"/>
+        </w:rPr>
+      </w:pPr>
+    </w:p>
+    <w:p>
+      <w:pPr>
+        <w:rPr>
+          <w:lang w:val="es-ES"/>
+        </w:rPr>
+      </w:pPr>
+    </w:p>
+    <w:p>
+      <w:pPr>
+        <w:rPr>
+          <w:lang w:val="es-ES"/>
+        </w:rPr>
+      </w:pPr>
+    </w:p>
+    <w:p>
+      <w:pPr>
+        <w:rPr>
+          <w:lang w:val="es-ES"/>
+        </w:rPr>
+      </w:pPr>
+    </w:p>
+    <w:p>
+      <w:pPr>
+        <w:rPr>
+          <w:lang w:val="es-ES"/>
+        </w:rPr>
+      </w:pPr>
+    </w:p>
+    <w:p>
+      <w:pPr>
+        <w:rPr>
+          <w:lang w:val="es-ES"/>
+        </w:rPr>
+      </w:pPr>
+    </w:p>
+    <w:p>
+      <w:pPr>
+        <w:rPr>
+          <w:lang w:val="es-ES"/>
+        </w:rPr>
+      </w:pPr>
+    </w:p>
+    <w:p>
+      <w:pPr>
+        <w:rPr>
+          <w:lang w:val="es-ES"/>
+        </w:rPr>
+      </w:pPr>
+    </w:p>
+    <w:p>
+      <w:pPr>
+        <w:rPr>
+          <w:lang w:val="es-ES"/>
+        </w:rPr>
+      </w:pPr>
+    </w:p>
+    <w:p>
+      <w:pPr>
+        <w:rPr>
+          <w:lang w:val="es-ES"/>
+        </w:rPr>
+      </w:pPr>
+    </w:p>
+    <w:p>
+      <w:pPr>
+        <w:rPr>
+          <w:lang w:val="es-ES"/>
+        </w:rPr>
+      </w:pPr>
+    </w:p>
+    <w:p>
+      <w:pPr>
+        <w:rPr>
+          <w:lang w:val="es-ES"/>
+        </w:rPr>
+      </w:pPr>
+    </w:p>
+    <w:p>
+      <w:pPr>
+        <w:rPr>
+          <w:lang w:val="es-ES"/>
+        </w:rPr>
+      </w:pPr>
+    </w:p>
+    <w:p>
+      <w:pPr>
         <w:pStyle w:val="Ttulo1"/>
         <w:rPr>
           <w:lang w:val="es-ES"/>
         </w:rPr>
       </w:pPr>
-      <w:bookmarkStart w:id="11" w:name="_Toc227662177"/>
+      <w:bookmarkStart w:id="11" w:name="_Toc230475622"/>
       <w:r>
         <w:rPr>
           <w:lang w:val="es-ES"/>
@@ -3765,6 +4095,7 @@
     </w:p>
     <w:p>
       <w:pPr>
+        <w:ind w:left="720"/>
         <w:rPr>
           <w:b/>
           <w:bCs/>
@@ -3772,18 +4103,17 @@
           <w:szCs w:val="40"/>
         </w:rPr>
       </w:pPr>
-      <w:bookmarkStart w:id="14" w:name="_Toc227220818"/>
-      <w:bookmarkStart w:id="15" w:name="_Toc227582507"/>
-      <w:r>
+    </w:p>
+    <w:p>
+      <w:pPr>
         <w:rPr>
           <w:b/>
           <w:bCs/>
           <w:sz w:val="40"/>
           <w:szCs w:val="40"/>
         </w:rPr>
-        <w:t>Acceso y Seguridad de Cuenta</w:t>
-      </w:r>
-      <w:bookmarkEnd w:id="14"/>
+      </w:pPr>
+      <w:bookmarkStart w:id="14" w:name="_Toc229502779"/>
       <w:r>
         <w:rPr>
           <w:b/>
@@ -3791,21 +4121,22 @@
           <w:sz w:val="40"/>
           <w:szCs w:val="40"/>
         </w:rPr>
-        <w:t>.</w:t>
-      </w:r>
-      <w:bookmarkEnd w:id="15"/>
-    </w:p>
-    <w:p>
-      <w:pPr>
-        <w:ind w:left="720"/>
-      </w:pPr>
-      <w:r>
-        <w:t>Introduzca su cuenta de correo y su contraseña para iniciar sesión sino debes registrarte.</w:t>
-      </w:r>
-    </w:p>
-    <w:p>
-      <w:pPr>
-        <w:ind w:firstLine="720"/>
+        <w:t>Especificaciones Técnicas.</w:t>
+      </w:r>
+      <w:bookmarkEnd w:id="14"/>
+    </w:p>
+    <w:p>
+      <w:pPr>
+        <w:rPr>
+          <w:b/>
+          <w:bCs/>
+          <w:sz w:val="40"/>
+          <w:szCs w:val="40"/>
+        </w:rPr>
+      </w:pPr>
+    </w:p>
+    <w:p>
+      <w:pPr>
         <w:rPr>
           <w:b/>
           <w:bCs/>
@@ -3813,7 +4144,7 @@
           <w:szCs w:val="32"/>
         </w:rPr>
       </w:pPr>
-      <w:bookmarkStart w:id="16" w:name="_Toc227582508"/>
+      <w:bookmarkStart w:id="15" w:name="_Toc229502780"/>
       <w:r>
         <w:rPr>
           <w:b/>
@@ -3821,13 +4152,12 @@
           <w:sz w:val="32"/>
           <w:szCs w:val="32"/>
         </w:rPr>
-        <w:t>Registro de Usuarios.</w:t>
-      </w:r>
-      <w:bookmarkEnd w:id="16"/>
-    </w:p>
-    <w:p>
-      <w:pPr>
-        <w:ind w:firstLine="720"/>
+        <w:t>Requisitos de Hardware.</w:t>
+      </w:r>
+      <w:bookmarkEnd w:id="15"/>
+    </w:p>
+    <w:p>
+      <w:pPr>
         <w:rPr>
           <w:b/>
           <w:bCs/>
@@ -3835,6 +4165,354 @@
           <w:szCs w:val="32"/>
         </w:rPr>
       </w:pPr>
+    </w:p>
+    <w:p>
+      <w:pPr>
+        <w:numPr>
+          <w:ilvl w:val="0"/>
+          <w:numId w:val="14"/>
+        </w:numPr>
+        <w:suppressAutoHyphens/>
+        <w:autoSpaceDN w:val="0"/>
+        <w:spacing w:after="160"/>
+      </w:pPr>
+      <w:r>
+        <w:rPr>
+          <w:b/>
+          <w:bCs/>
+        </w:rPr>
+        <w:t>Procesador:</w:t>
+      </w:r>
+      <w:r>
+        <w:t xml:space="preserve"> </w:t>
+      </w:r>
+      <w:proofErr w:type="spellStart"/>
+      <w:r>
+        <w:t>Quad</w:t>
+      </w:r>
+      <w:proofErr w:type="spellEnd"/>
+      <w:r>
+        <w:t>-Core a 1.4 GHz o superior.</w:t>
+      </w:r>
+    </w:p>
+    <w:p>
+      <w:pPr>
+        <w:numPr>
+          <w:ilvl w:val="0"/>
+          <w:numId w:val="14"/>
+        </w:numPr>
+        <w:suppressAutoHyphens/>
+        <w:autoSpaceDN w:val="0"/>
+        <w:spacing w:after="160"/>
+      </w:pPr>
+      <w:r>
+        <w:rPr>
+          <w:b/>
+          <w:bCs/>
+        </w:rPr>
+        <w:t>Memoria RAM:</w:t>
+      </w:r>
+      <w:r>
+        <w:t xml:space="preserve"> Mínimo </w:t>
+      </w:r>
+      <w:r>
+        <w:t>2 GB</w:t>
+      </w:r>
+      <w:r>
+        <w:t>.</w:t>
+      </w:r>
+    </w:p>
+    <w:p>
+      <w:pPr>
+        <w:numPr>
+          <w:ilvl w:val="0"/>
+          <w:numId w:val="14"/>
+        </w:numPr>
+        <w:suppressAutoHyphens/>
+        <w:autoSpaceDN w:val="0"/>
+        <w:spacing w:after="160"/>
+      </w:pPr>
+      <w:r>
+        <w:rPr>
+          <w:b/>
+          <w:bCs/>
+        </w:rPr>
+        <w:t>Almacenamiento:</w:t>
+      </w:r>
+      <w:r>
+        <w:t xml:space="preserve"> Mínimo </w:t>
+      </w:r>
+      <w:r>
+        <w:t>50 MB</w:t>
+      </w:r>
+      <w:r>
+        <w:t xml:space="preserve"> de espacio libre para la instalación.</w:t>
+      </w:r>
+    </w:p>
+    <w:p>
+      <w:pPr>
+        <w:numPr>
+          <w:ilvl w:val="0"/>
+          <w:numId w:val="14"/>
+        </w:numPr>
+        <w:suppressAutoHyphens/>
+        <w:autoSpaceDN w:val="0"/>
+        <w:spacing w:after="160"/>
+      </w:pPr>
+      <w:r>
+        <w:rPr>
+          <w:b/>
+          <w:bCs/>
+        </w:rPr>
+        <w:t>Pantalla:</w:t>
+      </w:r>
+      <w:r>
+        <w:t xml:space="preserve"> Resolución mínima de </w:t>
+      </w:r>
+      <w:r>
+        <w:t>720 x 1280</w:t>
+      </w:r>
+      <w:r>
+        <w:rPr>
+          <w:b/>
+          <w:bCs/>
+        </w:rPr>
+        <w:t>.</w:t>
+      </w:r>
+    </w:p>
+    <w:p>
+      <w:pPr>
+        <w:numPr>
+          <w:ilvl w:val="0"/>
+          <w:numId w:val="14"/>
+        </w:numPr>
+        <w:suppressAutoHyphens/>
+        <w:autoSpaceDN w:val="0"/>
+        <w:spacing w:after="160"/>
+      </w:pPr>
+      <w:r>
+        <w:rPr>
+          <w:b/>
+          <w:bCs/>
+        </w:rPr>
+        <w:t xml:space="preserve">Internet: </w:t>
+      </w:r>
+      <w:r>
+        <w:t>Conexión a Internet.</w:t>
+      </w:r>
+    </w:p>
+    <w:p>
+      <w:pPr>
+        <w:suppressAutoHyphens/>
+        <w:autoSpaceDN w:val="0"/>
+        <w:spacing w:after="160"/>
+      </w:pPr>
+    </w:p>
+    <w:p>
+      <w:pPr>
+        <w:rPr>
+          <w:b/>
+          <w:bCs/>
+          <w:sz w:val="32"/>
+          <w:szCs w:val="32"/>
+        </w:rPr>
+      </w:pPr>
+      <w:bookmarkStart w:id="16" w:name="_Toc229502781"/>
+      <w:r>
+        <w:rPr>
+          <w:b/>
+          <w:bCs/>
+          <w:sz w:val="32"/>
+          <w:szCs w:val="32"/>
+        </w:rPr>
+        <w:t>Requisitos de Software.</w:t>
+      </w:r>
+      <w:bookmarkEnd w:id="16"/>
+    </w:p>
+    <w:p>
+      <w:pPr>
+        <w:rPr>
+          <w:b/>
+          <w:bCs/>
+          <w:sz w:val="32"/>
+          <w:szCs w:val="32"/>
+        </w:rPr>
+      </w:pPr>
+    </w:p>
+    <w:p>
+      <w:pPr>
+        <w:numPr>
+          <w:ilvl w:val="0"/>
+          <w:numId w:val="15"/>
+        </w:numPr>
+        <w:suppressAutoHyphens/>
+        <w:autoSpaceDN w:val="0"/>
+        <w:spacing w:after="160"/>
+      </w:pPr>
+      <w:r>
+        <w:rPr>
+          <w:b/>
+          <w:bCs/>
+        </w:rPr>
+        <w:t>Versión de Android:</w:t>
+      </w:r>
+      <w:r>
+        <w:t xml:space="preserve"> Mínimo </w:t>
+      </w:r>
+      <w:r>
+        <w:t>Android 8.0 (Oreo).</w:t>
+      </w:r>
+    </w:p>
+    <w:p>
+      <w:pPr>
+        <w:suppressAutoHyphens/>
+        <w:autoSpaceDN w:val="0"/>
+        <w:spacing w:after="160"/>
+      </w:pPr>
+    </w:p>
+    <w:p>
+      <w:pPr>
+        <w:suppressAutoHyphens/>
+        <w:autoSpaceDN w:val="0"/>
+        <w:spacing w:after="160"/>
+      </w:pPr>
+    </w:p>
+    <w:p>
+      <w:pPr>
+        <w:suppressAutoHyphens/>
+        <w:autoSpaceDN w:val="0"/>
+        <w:spacing w:after="160"/>
+      </w:pPr>
+    </w:p>
+    <w:p>
+      <w:pPr>
+        <w:suppressAutoHyphens/>
+        <w:autoSpaceDN w:val="0"/>
+        <w:spacing w:after="160"/>
+      </w:pPr>
+    </w:p>
+    <w:p>
+      <w:pPr>
+        <w:suppressAutoHyphens/>
+        <w:autoSpaceDN w:val="0"/>
+        <w:spacing w:after="160"/>
+      </w:pPr>
+    </w:p>
+    <w:p>
+      <w:pPr>
+        <w:suppressAutoHyphens/>
+        <w:autoSpaceDN w:val="0"/>
+        <w:spacing w:after="160"/>
+      </w:pPr>
+    </w:p>
+    <w:p>
+      <w:pPr>
+        <w:suppressAutoHyphens/>
+        <w:autoSpaceDN w:val="0"/>
+        <w:spacing w:after="160"/>
+      </w:pPr>
+    </w:p>
+    <w:p>
+      <w:pPr>
+        <w:suppressAutoHyphens/>
+        <w:autoSpaceDN w:val="0"/>
+        <w:spacing w:after="160"/>
+      </w:pPr>
+    </w:p>
+    <w:p>
+      <w:pPr>
+        <w:suppressAutoHyphens/>
+        <w:autoSpaceDN w:val="0"/>
+        <w:spacing w:after="160"/>
+      </w:pPr>
+    </w:p>
+    <w:p>
+      <w:pPr>
+        <w:suppressAutoHyphens/>
+        <w:autoSpaceDN w:val="0"/>
+        <w:spacing w:after="160"/>
+      </w:pPr>
+    </w:p>
+    <w:p>
+      <w:pPr>
+        <w:suppressAutoHyphens/>
+        <w:autoSpaceDN w:val="0"/>
+        <w:spacing w:after="160"/>
+      </w:pPr>
+    </w:p>
+    <w:p>
+      <w:pPr>
+        <w:suppressAutoHyphens/>
+        <w:autoSpaceDN w:val="0"/>
+        <w:spacing w:after="160"/>
+      </w:pPr>
+    </w:p>
+    <w:p>
+      <w:pPr>
+        <w:ind w:left="720"/>
+      </w:pPr>
+    </w:p>
+    <w:p>
+      <w:pPr>
+        <w:rPr>
+          <w:b/>
+          <w:bCs/>
+          <w:sz w:val="40"/>
+          <w:szCs w:val="40"/>
+        </w:rPr>
+      </w:pPr>
+      <w:bookmarkStart w:id="17" w:name="_Toc227220818"/>
+      <w:bookmarkStart w:id="18" w:name="_Toc227582507"/>
+      <w:r>
+        <w:rPr>
+          <w:b/>
+          <w:bCs/>
+          <w:sz w:val="40"/>
+          <w:szCs w:val="40"/>
+        </w:rPr>
+        <w:t>Acceso y Seguridad de Cuenta</w:t>
+      </w:r>
+      <w:bookmarkEnd w:id="17"/>
+      <w:r>
+        <w:rPr>
+          <w:b/>
+          <w:bCs/>
+          <w:sz w:val="40"/>
+          <w:szCs w:val="40"/>
+        </w:rPr>
+        <w:t>.</w:t>
+      </w:r>
+      <w:bookmarkEnd w:id="18"/>
+    </w:p>
+    <w:p>
+      <w:pPr>
+        <w:ind w:left="720"/>
+      </w:pPr>
+      <w:r>
+        <w:t>Introduzca su cuenta de correo y su contraseña para iniciar sesión sino debes registrarte.</w:t>
+      </w:r>
+    </w:p>
+    <w:p>
+      <w:pPr>
+        <w:ind w:firstLine="720"/>
+        <w:rPr>
+          <w:b/>
+          <w:bCs/>
+          <w:sz w:val="32"/>
+          <w:szCs w:val="32"/>
+        </w:rPr>
+      </w:pPr>
+      <w:bookmarkStart w:id="19" w:name="_Toc227582508"/>
+      <w:r>
+        <w:rPr>
+          <w:b/>
+          <w:bCs/>
+          <w:sz w:val="32"/>
+          <w:szCs w:val="32"/>
+        </w:rPr>
+        <w:t>Registro de Usuarios.</w:t>
+      </w:r>
+      <w:bookmarkEnd w:id="19"/>
     </w:p>
     <w:p>
       <w:pPr>
@@ -3871,7 +4549,7 @@
                     <pic:cNvPicPr/>
                   </pic:nvPicPr>
                   <pic:blipFill>
-                    <a:blip r:embed="rId19" cstate="print">
+                    <a:blip r:embed="rId21" cstate="print">
                       <a:extLst>
                         <a:ext uri="{28A0092B-C50C-407E-A947-70E740481C1C}">
                           <a14:useLocalDpi xmlns:a14="http://schemas.microsoft.com/office/drawing/2010/main" val="0"/>
@@ -3927,41 +4605,43 @@
           <w:sz w:val="22"/>
           <w:szCs w:val="22"/>
         </w:rPr>
-        <w:t xml:space="preserve">Si es tu primera vez en la </w:t>
-      </w:r>
-      <w:proofErr w:type="gramStart"/>
+        <w:t xml:space="preserve">Si es tu primera vez en la app, selecciona </w:t>
+      </w:r>
       <w:r>
         <w:rPr>
           <w:rFonts w:ascii="Arial" w:hAnsi="Arial" w:cs="Arial"/>
           <w:sz w:val="22"/>
           <w:szCs w:val="22"/>
         </w:rPr>
-        <w:t>app</w:t>
-      </w:r>
-      <w:proofErr w:type="gramEnd"/>
+        <w:t xml:space="preserve">la opción </w:t>
+      </w:r>
       <w:r>
         <w:rPr>
           <w:rFonts w:ascii="Arial" w:hAnsi="Arial" w:cs="Arial"/>
           <w:sz w:val="22"/>
           <w:szCs w:val="22"/>
         </w:rPr>
-        <w:t xml:space="preserve">, selecciona </w:t>
-      </w:r>
-      <w:r>
+        <w:t>¿No tienes cuenta? Regístrate aquí.</w:t>
+      </w:r>
+    </w:p>
+    <w:p>
+      <w:pPr>
+        <w:pStyle w:val="Textosinformato"/>
+        <w:ind w:firstLine="720"/>
+        <w:jc w:val="both"/>
         <w:rPr>
           <w:rFonts w:ascii="Arial" w:hAnsi="Arial" w:cs="Arial"/>
           <w:sz w:val="22"/>
           <w:szCs w:val="22"/>
         </w:rPr>
-        <w:t xml:space="preserve">la opción </w:t>
-      </w:r>
+      </w:pPr>
       <w:r>
         <w:rPr>
           <w:rFonts w:ascii="Arial" w:hAnsi="Arial" w:cs="Arial"/>
           <w:sz w:val="22"/>
           <w:szCs w:val="22"/>
         </w:rPr>
-        <w:t>¿No tienes cuenta? Regístrate aquí.</w:t>
+        <w:t>Seguidamente se mostrará una pantalla donde se solicitarán los siguientes datos.:</w:t>
       </w:r>
     </w:p>
     <w:p>
@@ -3981,7 +4661,7 @@
           <w:sz w:val="22"/>
           <w:szCs w:val="22"/>
         </w:rPr>
-        <w:t>Seguidamente se mostrará una pantalla donde se solicitarán los siguientes datos.:</w:t>
+        <w:t>Nombre.:</w:t>
       </w:r>
     </w:p>
     <w:p>
@@ -4001,7 +4681,7 @@
           <w:sz w:val="22"/>
           <w:szCs w:val="22"/>
         </w:rPr>
-        <w:t>Nombre.:</w:t>
+        <w:t>Apellidos.:</w:t>
       </w:r>
     </w:p>
     <w:p>
@@ -4021,7 +4701,7 @@
           <w:sz w:val="22"/>
           <w:szCs w:val="22"/>
         </w:rPr>
-        <w:t>Apellidos.:</w:t>
+        <w:t>DNI.:</w:t>
       </w:r>
     </w:p>
     <w:p>
@@ -4041,7 +4721,7 @@
           <w:sz w:val="22"/>
           <w:szCs w:val="22"/>
         </w:rPr>
-        <w:t>DNI.:</w:t>
+        <w:t>Teléfono móvil.:</w:t>
       </w:r>
     </w:p>
     <w:p>
@@ -4061,7 +4741,7 @@
           <w:sz w:val="22"/>
           <w:szCs w:val="22"/>
         </w:rPr>
-        <w:t>Teléfono móvil.:</w:t>
+        <w:t>Correo electrónico.:</w:t>
       </w:r>
     </w:p>
     <w:p>
@@ -4081,14 +4761,14 @@
           <w:sz w:val="22"/>
           <w:szCs w:val="22"/>
         </w:rPr>
-        <w:t>Correo electrónico.:</w:t>
+        <w:t>Contraseña.:</w:t>
       </w:r>
     </w:p>
     <w:p>
       <w:pPr>
         <w:pStyle w:val="Textosinformato"/>
         <w:ind w:firstLine="720"/>
-        <w:jc w:val="both"/>
+        <w:jc w:val="center"/>
         <w:rPr>
           <w:rFonts w:ascii="Arial" w:hAnsi="Arial" w:cs="Arial"/>
           <w:sz w:val="22"/>
@@ -4098,10 +4778,52 @@
       <w:r>
         <w:rPr>
           <w:rFonts w:ascii="Arial" w:hAnsi="Arial" w:cs="Arial"/>
+          <w:noProof/>
           <w:sz w:val="22"/>
           <w:szCs w:val="22"/>
-        </w:rPr>
-        <w:t>Contraseña.:</w:t>
+          <w14:ligatures w14:val="none"/>
+        </w:rPr>
+        <w:drawing>
+          <wp:inline distT="0" distB="0" distL="0" distR="0" wp14:anchorId="1E563FC0" wp14:editId="41608D1D">
+            <wp:extent cx="1396373" cy="3103200"/>
+            <wp:effectExtent l="0" t="0" r="0" b="2540"/>
+            <wp:docPr id="228492826" name="Imagen 1"/>
+            <wp:cNvGraphicFramePr>
+              <a:graphicFrameLocks xmlns:a="http://schemas.openxmlformats.org/drawingml/2006/main" noChangeAspect="1"/>
+            </wp:cNvGraphicFramePr>
+            <a:graphic xmlns:a="http://schemas.openxmlformats.org/drawingml/2006/main">
+              <a:graphicData uri="http://schemas.openxmlformats.org/drawingml/2006/picture">
+                <pic:pic xmlns:pic="http://schemas.openxmlformats.org/drawingml/2006/picture">
+                  <pic:nvPicPr>
+                    <pic:cNvPr id="228492826" name="Imagen 228492826"/>
+                    <pic:cNvPicPr/>
+                  </pic:nvPicPr>
+                  <pic:blipFill>
+                    <a:blip r:embed="rId22" cstate="print">
+                      <a:extLst>
+                        <a:ext uri="{28A0092B-C50C-407E-A947-70E740481C1C}">
+                          <a14:useLocalDpi xmlns:a14="http://schemas.microsoft.com/office/drawing/2010/main" val="0"/>
+                        </a:ext>
+                      </a:extLst>
+                    </a:blip>
+                    <a:stretch>
+                      <a:fillRect/>
+                    </a:stretch>
+                  </pic:blipFill>
+                  <pic:spPr>
+                    <a:xfrm>
+                      <a:off x="0" y="0"/>
+                      <a:ext cx="1396373" cy="3103200"/>
+                    </a:xfrm>
+                    <a:prstGeom prst="rect">
+                      <a:avLst/>
+                    </a:prstGeom>
+                  </pic:spPr>
+                </pic:pic>
+              </a:graphicData>
+            </a:graphic>
+          </wp:inline>
+        </w:drawing>
       </w:r>
     </w:p>
     <w:p>
@@ -4110,7 +4832,14 @@
         <w:jc w:val="both"/>
       </w:pPr>
       <w:r>
-        <w:t>Una vez rellenados todos los campos seleccionar la opción CREAR CUENTA</w:t>
+        <w:lastRenderedPageBreak/>
+        <w:t>Una vez rellen</w:t>
+      </w:r>
+      <w:r>
+        <w:t>o</w:t>
+      </w:r>
+      <w:r>
+        <w:t>s todos los campos seleccionar la opción CREAR CUENTA</w:t>
       </w:r>
     </w:p>
     <w:p>
@@ -4127,60 +4856,6 @@
     </w:p>
     <w:p>
       <w:pPr>
-        <w:ind w:firstLine="720"/>
-        <w:jc w:val="both"/>
-      </w:pPr>
-    </w:p>
-    <w:p>
-      <w:pPr>
-        <w:ind w:firstLine="720"/>
-        <w:jc w:val="both"/>
-      </w:pPr>
-    </w:p>
-    <w:p>
-      <w:pPr>
-        <w:ind w:firstLine="720"/>
-        <w:jc w:val="both"/>
-      </w:pPr>
-    </w:p>
-    <w:p>
-      <w:pPr>
-        <w:ind w:firstLine="720"/>
-        <w:jc w:val="both"/>
-      </w:pPr>
-    </w:p>
-    <w:p>
-      <w:pPr>
-        <w:ind w:firstLine="720"/>
-        <w:jc w:val="both"/>
-      </w:pPr>
-    </w:p>
-    <w:p>
-      <w:pPr>
-        <w:ind w:firstLine="720"/>
-        <w:jc w:val="both"/>
-      </w:pPr>
-    </w:p>
-    <w:p>
-      <w:pPr>
-        <w:ind w:firstLine="720"/>
-        <w:jc w:val="both"/>
-      </w:pPr>
-    </w:p>
-    <w:p>
-      <w:pPr>
-        <w:ind w:firstLine="720"/>
-        <w:jc w:val="both"/>
-      </w:pPr>
-    </w:p>
-    <w:p>
-      <w:pPr>
-        <w:ind w:firstLine="720"/>
-        <w:jc w:val="both"/>
-      </w:pPr>
-    </w:p>
-    <w:p>
-      <w:pPr>
         <w:rPr>
           <w:b/>
           <w:bCs/>
@@ -4191,7 +4866,7 @@
       <w:r>
         <w:tab/>
       </w:r>
-      <w:bookmarkStart w:id="17" w:name="_Toc227582509"/>
+      <w:bookmarkStart w:id="20" w:name="_Toc227582509"/>
       <w:r>
         <w:rPr>
           <w:b/>
@@ -4201,7 +4876,7 @@
         </w:rPr>
         <w:t>Recuperación de Contraseña.</w:t>
       </w:r>
-      <w:bookmarkEnd w:id="17"/>
+      <w:bookmarkEnd w:id="20"/>
     </w:p>
     <w:p>
       <w:pPr>
@@ -4248,7 +4923,7 @@
                     <pic:cNvPicPr/>
                   </pic:nvPicPr>
                   <pic:blipFill>
-                    <a:blip r:embed="rId20" cstate="print">
+                    <a:blip r:embed="rId23" cstate="print">
                       <a:extLst>
                         <a:ext uri="{28A0092B-C50C-407E-A947-70E740481C1C}">
                           <a14:useLocalDpi xmlns:a14="http://schemas.microsoft.com/office/drawing/2010/main" val="0"/>
@@ -4362,8 +5037,8 @@
           <w:szCs w:val="40"/>
         </w:rPr>
       </w:pPr>
-      <w:bookmarkStart w:id="18" w:name="_Toc227220819"/>
-      <w:bookmarkStart w:id="19" w:name="_Toc227582510"/>
+      <w:bookmarkStart w:id="21" w:name="_Toc227220819"/>
+      <w:bookmarkStart w:id="22" w:name="_Toc227582510"/>
       <w:r>
         <w:rPr>
           <w:b/>
@@ -4373,7 +5048,7 @@
         </w:rPr>
         <w:t>Guía para el Cliente: Reserva de Citas</w:t>
       </w:r>
-      <w:bookmarkEnd w:id="18"/>
+      <w:bookmarkEnd w:id="21"/>
       <w:r>
         <w:rPr>
           <w:b/>
@@ -4383,7 +5058,7 @@
         </w:rPr>
         <w:t>.</w:t>
       </w:r>
-      <w:bookmarkEnd w:id="19"/>
+      <w:bookmarkEnd w:id="22"/>
     </w:p>
     <w:p>
       <w:pPr>
@@ -4395,8 +5070,8 @@
           <w:szCs w:val="32"/>
         </w:rPr>
       </w:pPr>
-      <w:bookmarkStart w:id="20" w:name="_Toc227220820"/>
-      <w:bookmarkStart w:id="21" w:name="_Toc227582511"/>
+      <w:bookmarkStart w:id="23" w:name="_Toc227220820"/>
+      <w:bookmarkStart w:id="24" w:name="_Toc227582511"/>
       <w:r>
         <w:rPr>
           <w:b/>
@@ -4406,7 +5081,7 @@
         </w:rPr>
         <w:t>Paso 1: Selección de Profesional</w:t>
       </w:r>
-      <w:bookmarkEnd w:id="20"/>
+      <w:bookmarkEnd w:id="23"/>
       <w:r>
         <w:rPr>
           <w:b/>
@@ -4416,7 +5091,7 @@
         </w:rPr>
         <w:t>.</w:t>
       </w:r>
-      <w:bookmarkEnd w:id="21"/>
+      <w:bookmarkEnd w:id="24"/>
     </w:p>
     <w:p>
       <w:pPr>
@@ -4449,10 +5124,10 @@
           <w14:ligatures w14:val="none"/>
         </w:rPr>
         <w:drawing>
-          <wp:inline distT="0" distB="0" distL="0" distR="0" wp14:anchorId="2D8E3277" wp14:editId="3393846D">
-            <wp:extent cx="885600" cy="1969200"/>
+          <wp:inline distT="0" distB="0" distL="0" distR="0" wp14:anchorId="02758F8C" wp14:editId="6E499FFE">
+            <wp:extent cx="885533" cy="1969200"/>
             <wp:effectExtent l="0" t="0" r="0" b="0"/>
-            <wp:docPr id="939752219" name="Imagen 3"/>
+            <wp:docPr id="774481157" name="Imagen 2"/>
             <wp:cNvGraphicFramePr>
               <a:graphicFrameLocks xmlns:a="http://schemas.openxmlformats.org/drawingml/2006/main" noChangeAspect="1"/>
             </wp:cNvGraphicFramePr>
@@ -4460,11 +5135,242 @@
               <a:graphicData uri="http://schemas.openxmlformats.org/drawingml/2006/picture">
                 <pic:pic xmlns:pic="http://schemas.openxmlformats.org/drawingml/2006/picture">
                   <pic:nvPicPr>
-                    <pic:cNvPr id="939752219" name="Imagen 939752219"/>
+                    <pic:cNvPr id="774481157" name="Imagen 774481157"/>
                     <pic:cNvPicPr/>
                   </pic:nvPicPr>
                   <pic:blipFill>
-                    <a:blip r:embed="rId21" cstate="print">
+                    <a:blip r:embed="rId24" cstate="print">
+                      <a:extLst>
+                        <a:ext uri="{28A0092B-C50C-407E-A947-70E740481C1C}">
+                          <a14:useLocalDpi xmlns:a14="http://schemas.microsoft.com/office/drawing/2010/main" val="0"/>
+                        </a:ext>
+                      </a:extLst>
+                    </a:blip>
+                    <a:stretch>
+                      <a:fillRect/>
+                    </a:stretch>
+                  </pic:blipFill>
+                  <pic:spPr>
+                    <a:xfrm>
+                      <a:off x="0" y="0"/>
+                      <a:ext cx="885533" cy="1969200"/>
+                    </a:xfrm>
+                    <a:prstGeom prst="rect">
+                      <a:avLst/>
+                    </a:prstGeom>
+                  </pic:spPr>
+                </pic:pic>
+              </a:graphicData>
+            </a:graphic>
+          </wp:inline>
+        </w:drawing>
+      </w:r>
+    </w:p>
+    <w:p>
+      <w:pPr>
+        <w:pStyle w:val="Textosinformato"/>
+        <w:ind w:left="708"/>
+        <w:rPr>
+          <w:rFonts w:ascii="Arial" w:hAnsi="Arial" w:cs="Arial"/>
+          <w:sz w:val="22"/>
+          <w:szCs w:val="22"/>
+        </w:rPr>
+      </w:pPr>
+    </w:p>
+    <w:p>
+      <w:pPr>
+        <w:pStyle w:val="Textosinformato"/>
+        <w:ind w:left="708"/>
+        <w:rPr>
+          <w:rFonts w:ascii="Arial" w:hAnsi="Arial" w:cs="Arial"/>
+          <w:sz w:val="22"/>
+          <w:szCs w:val="22"/>
+        </w:rPr>
+      </w:pPr>
+      <w:r>
+        <w:rPr>
+          <w:rFonts w:ascii="Arial" w:hAnsi="Arial" w:cs="Arial"/>
+          <w:sz w:val="22"/>
+          <w:szCs w:val="22"/>
+        </w:rPr>
+        <w:t>En la pantalla principal, podrás ver a nuestros barberos disponibles: Fermín y Josemaría. Haz clic sobre su imagen para ver su disponibilidad específica.</w:t>
+      </w:r>
+    </w:p>
+    <w:p>
+      <w:pPr>
+        <w:pStyle w:val="Textosinformato"/>
+        <w:ind w:left="708"/>
+        <w:rPr>
+          <w:rFonts w:ascii="Arial" w:hAnsi="Arial" w:cs="Arial"/>
+          <w:sz w:val="22"/>
+          <w:szCs w:val="22"/>
+        </w:rPr>
+      </w:pPr>
+    </w:p>
+    <w:p>
+      <w:pPr>
+        <w:pStyle w:val="Textosinformato"/>
+        <w:ind w:left="708"/>
+        <w:rPr>
+          <w:rFonts w:ascii="Arial" w:hAnsi="Arial" w:cs="Arial"/>
+          <w:sz w:val="22"/>
+          <w:szCs w:val="22"/>
+        </w:rPr>
+      </w:pPr>
+    </w:p>
+    <w:p>
+      <w:pPr>
+        <w:pStyle w:val="Textosinformato"/>
+        <w:ind w:left="708"/>
+        <w:rPr>
+          <w:rFonts w:ascii="Arial" w:hAnsi="Arial" w:cs="Arial"/>
+          <w:sz w:val="22"/>
+          <w:szCs w:val="22"/>
+        </w:rPr>
+      </w:pPr>
+    </w:p>
+    <w:p>
+      <w:pPr>
+        <w:pStyle w:val="Textosinformato"/>
+        <w:ind w:left="708"/>
+        <w:rPr>
+          <w:rFonts w:ascii="Arial" w:hAnsi="Arial" w:cs="Arial"/>
+          <w:sz w:val="22"/>
+          <w:szCs w:val="22"/>
+        </w:rPr>
+      </w:pPr>
+    </w:p>
+    <w:p>
+      <w:pPr>
+        <w:pStyle w:val="Textosinformato"/>
+        <w:ind w:left="708"/>
+        <w:rPr>
+          <w:rFonts w:ascii="Arial" w:hAnsi="Arial" w:cs="Arial"/>
+          <w:sz w:val="22"/>
+          <w:szCs w:val="22"/>
+        </w:rPr>
+      </w:pPr>
+    </w:p>
+    <w:p>
+      <w:pPr>
+        <w:pStyle w:val="Textosinformato"/>
+        <w:ind w:left="708"/>
+        <w:rPr>
+          <w:rFonts w:ascii="Arial" w:hAnsi="Arial" w:cs="Arial"/>
+          <w:sz w:val="22"/>
+          <w:szCs w:val="22"/>
+        </w:rPr>
+      </w:pPr>
+    </w:p>
+    <w:p>
+      <w:pPr>
+        <w:pStyle w:val="Textosinformato"/>
+        <w:ind w:left="708"/>
+        <w:rPr>
+          <w:rFonts w:ascii="Arial" w:hAnsi="Arial" w:cs="Arial"/>
+          <w:sz w:val="22"/>
+          <w:szCs w:val="22"/>
+        </w:rPr>
+      </w:pPr>
+    </w:p>
+    <w:p>
+      <w:pPr>
+        <w:pStyle w:val="Textosinformato"/>
+        <w:ind w:left="708"/>
+        <w:rPr>
+          <w:rFonts w:ascii="Arial" w:hAnsi="Arial" w:cs="Arial"/>
+          <w:sz w:val="22"/>
+          <w:szCs w:val="22"/>
+        </w:rPr>
+      </w:pPr>
+    </w:p>
+    <w:p>
+      <w:pPr>
+        <w:rPr>
+          <w:lang w:val="es-ES"/>
+        </w:rPr>
+      </w:pPr>
+    </w:p>
+    <w:p>
+      <w:pPr>
+        <w:ind w:firstLine="708"/>
+        <w:rPr>
+          <w:b/>
+          <w:bCs/>
+          <w:sz w:val="32"/>
+          <w:szCs w:val="32"/>
+        </w:rPr>
+      </w:pPr>
+      <w:bookmarkStart w:id="25" w:name="_Toc227220821"/>
+      <w:bookmarkStart w:id="26" w:name="_Toc227582512"/>
+      <w:r>
+        <w:rPr>
+          <w:b/>
+          <w:bCs/>
+          <w:sz w:val="32"/>
+          <w:szCs w:val="32"/>
+        </w:rPr>
+        <w:t>Paso 2: Elección de Fecha y Hora</w:t>
+      </w:r>
+      <w:bookmarkEnd w:id="25"/>
+      <w:r>
+        <w:rPr>
+          <w:b/>
+          <w:bCs/>
+          <w:sz w:val="32"/>
+          <w:szCs w:val="32"/>
+        </w:rPr>
+        <w:t>.</w:t>
+      </w:r>
+      <w:bookmarkEnd w:id="26"/>
+    </w:p>
+    <w:p>
+      <w:pPr>
+        <w:ind w:firstLine="708"/>
+        <w:rPr>
+          <w:b/>
+          <w:bCs/>
+          <w:sz w:val="32"/>
+          <w:szCs w:val="32"/>
+        </w:rPr>
+      </w:pPr>
+    </w:p>
+    <w:p>
+      <w:pPr>
+        <w:pStyle w:val="Textosinformato"/>
+        <w:ind w:left="708"/>
+        <w:jc w:val="center"/>
+        <w:rPr>
+          <w:rFonts w:ascii="Arial" w:hAnsi="Arial" w:cs="Arial"/>
+          <w:sz w:val="22"/>
+          <w:szCs w:val="22"/>
+        </w:rPr>
+      </w:pPr>
+      <w:r>
+        <w:rPr>
+          <w:rFonts w:ascii="Arial" w:hAnsi="Arial" w:cs="Arial"/>
+          <w:noProof/>
+          <w:sz w:val="22"/>
+          <w:szCs w:val="22"/>
+          <w14:ligatures w14:val="none"/>
+        </w:rPr>
+        <w:drawing>
+          <wp:inline distT="0" distB="0" distL="0" distR="0" wp14:anchorId="1BE9E15C" wp14:editId="2C82DE36">
+            <wp:extent cx="885600" cy="1969200"/>
+            <wp:effectExtent l="0" t="0" r="0" b="0"/>
+            <wp:docPr id="915745598" name="Imagen 4"/>
+            <wp:cNvGraphicFramePr>
+              <a:graphicFrameLocks xmlns:a="http://schemas.openxmlformats.org/drawingml/2006/main" noChangeAspect="1"/>
+            </wp:cNvGraphicFramePr>
+            <a:graphic xmlns:a="http://schemas.openxmlformats.org/drawingml/2006/main">
+              <a:graphicData uri="http://schemas.openxmlformats.org/drawingml/2006/picture">
+                <pic:pic xmlns:pic="http://schemas.openxmlformats.org/drawingml/2006/picture">
+                  <pic:nvPicPr>
+                    <pic:cNvPr id="915745598" name="Imagen 915745598"/>
+                    <pic:cNvPicPr/>
+                  </pic:nvPicPr>
+                  <pic:blipFill>
+                    <a:blip r:embed="rId25" cstate="print">
                       <a:extLst>
                         <a:ext uri="{28A0092B-C50C-407E-A947-70E740481C1C}">
                           <a14:useLocalDpi xmlns:a14="http://schemas.microsoft.com/office/drawing/2010/main" val="0"/>
@@ -4518,63 +5424,48 @@
           <w:sz w:val="22"/>
           <w:szCs w:val="22"/>
         </w:rPr>
-        <w:t>En la pantalla principal, podrás ver a nuestros barberos disponibles: Fermín y Josemaría. Haz clic sobre su imagen para ver su disponibilidad específica.</w:t>
-      </w:r>
-    </w:p>
-    <w:p>
-      <w:pPr>
-        <w:pStyle w:val="Textosinformato"/>
-        <w:ind w:left="708"/>
+        <w:t xml:space="preserve">En el </w:t>
+      </w:r>
+      <w:r>
         <w:rPr>
           <w:rFonts w:ascii="Arial" w:hAnsi="Arial" w:cs="Arial"/>
           <w:sz w:val="22"/>
           <w:szCs w:val="22"/>
         </w:rPr>
-      </w:pPr>
-    </w:p>
-    <w:p>
-      <w:pPr>
-        <w:pStyle w:val="Textosinformato"/>
-        <w:ind w:left="708"/>
+        <w:t>Calendario:</w:t>
+      </w:r>
+      <w:r>
         <w:rPr>
           <w:rFonts w:ascii="Arial" w:hAnsi="Arial" w:cs="Arial"/>
           <w:sz w:val="22"/>
           <w:szCs w:val="22"/>
         </w:rPr>
-      </w:pPr>
-    </w:p>
-    <w:p>
-      <w:pPr>
-        <w:pStyle w:val="Textosinformato"/>
-        <w:ind w:left="708"/>
+        <w:t xml:space="preserve"> </w:t>
+      </w:r>
+      <w:r>
         <w:rPr>
           <w:rFonts w:ascii="Arial" w:hAnsi="Arial" w:cs="Arial"/>
           <w:sz w:val="22"/>
           <w:szCs w:val="22"/>
         </w:rPr>
-      </w:pPr>
-    </w:p>
-    <w:p>
-      <w:pPr>
-        <w:pStyle w:val="Textosinformato"/>
-        <w:ind w:left="708"/>
+        <w:t xml:space="preserve">Selecciona el día que prefieras. Los días con disponibilidad se </w:t>
+      </w:r>
+      <w:r>
         <w:rPr>
           <w:rFonts w:ascii="Arial" w:hAnsi="Arial" w:cs="Arial"/>
           <w:sz w:val="22"/>
           <w:szCs w:val="22"/>
         </w:rPr>
-      </w:pPr>
-    </w:p>
-    <w:p>
-      <w:pPr>
-        <w:pStyle w:val="Textosinformato"/>
-        <w:ind w:left="708"/>
+        <w:t>podrán seleccionar, aquellos no disponibles no podrán ser seleccionados</w:t>
+      </w:r>
+      <w:r>
         <w:rPr>
           <w:rFonts w:ascii="Arial" w:hAnsi="Arial" w:cs="Arial"/>
           <w:sz w:val="22"/>
           <w:szCs w:val="22"/>
         </w:rPr>
-      </w:pPr>
+        <w:t>.</w:t>
+      </w:r>
     </w:p>
     <w:p>
       <w:pPr>
@@ -4586,104 +5477,115 @@
           <w:szCs w:val="22"/>
         </w:rPr>
       </w:pPr>
-    </w:p>
-    <w:p>
-      <w:pPr>
-        <w:pStyle w:val="Textosinformato"/>
-        <w:ind w:left="708"/>
+      <w:r>
         <w:rPr>
           <w:rFonts w:ascii="Arial" w:hAnsi="Arial" w:cs="Arial"/>
           <w:sz w:val="22"/>
           <w:szCs w:val="22"/>
         </w:rPr>
-      </w:pPr>
-    </w:p>
-    <w:p>
-      <w:pPr>
-        <w:pStyle w:val="Textosinformato"/>
-        <w:ind w:left="708"/>
+        <w:t xml:space="preserve">En </w:t>
+      </w:r>
+      <w:r>
         <w:rPr>
           <w:rFonts w:ascii="Arial" w:hAnsi="Arial" w:cs="Arial"/>
           <w:sz w:val="22"/>
           <w:szCs w:val="22"/>
         </w:rPr>
-      </w:pPr>
-    </w:p>
-    <w:p>
-      <w:pPr>
-        <w:rPr>
-          <w:lang w:val="es-ES"/>
-        </w:rPr>
-      </w:pPr>
-    </w:p>
-    <w:p>
-      <w:pPr>
-        <w:ind w:firstLine="708"/>
-        <w:rPr>
-          <w:b/>
-          <w:bCs/>
-          <w:sz w:val="32"/>
-          <w:szCs w:val="32"/>
-        </w:rPr>
-      </w:pPr>
-      <w:bookmarkStart w:id="22" w:name="_Toc227220821"/>
-      <w:bookmarkStart w:id="23" w:name="_Toc227582512"/>
-      <w:r>
-        <w:rPr>
-          <w:b/>
-          <w:bCs/>
-          <w:sz w:val="32"/>
-          <w:szCs w:val="32"/>
-        </w:rPr>
-        <w:t>Paso 2: Elección de Fecha y Hora</w:t>
-      </w:r>
-      <w:bookmarkEnd w:id="22"/>
-      <w:r>
-        <w:rPr>
-          <w:b/>
-          <w:bCs/>
-          <w:sz w:val="32"/>
-          <w:szCs w:val="32"/>
-        </w:rPr>
-        <w:t>.</w:t>
-      </w:r>
-      <w:bookmarkEnd w:id="23"/>
-    </w:p>
-    <w:p>
-      <w:pPr>
-        <w:ind w:firstLine="708"/>
-        <w:rPr>
-          <w:b/>
-          <w:bCs/>
-          <w:sz w:val="32"/>
-          <w:szCs w:val="32"/>
-        </w:rPr>
-      </w:pPr>
-    </w:p>
-    <w:p>
-      <w:pPr>
-        <w:pStyle w:val="Textosinformato"/>
-        <w:ind w:left="708"/>
-        <w:jc w:val="center"/>
+        <w:t xml:space="preserve">Horarios: Una vez elegido el día, se desplegará una cuadrícula con horas disponibles en intervalos de 30 minutos. Selecciona </w:t>
+      </w:r>
+      <w:r>
         <w:rPr>
           <w:rFonts w:ascii="Arial" w:hAnsi="Arial" w:cs="Arial"/>
           <w:sz w:val="22"/>
           <w:szCs w:val="22"/>
         </w:rPr>
-      </w:pPr>
+        <w:t>la que mejor se adapte</w:t>
+      </w:r>
       <w:r>
         <w:rPr>
           <w:rFonts w:ascii="Arial" w:hAnsi="Arial" w:cs="Arial"/>
-          <w:noProof/>
           <w:sz w:val="22"/>
           <w:szCs w:val="22"/>
-          <w14:ligatures w14:val="none"/>
+        </w:rPr>
+        <w:t xml:space="preserve"> y presione el botón CONFIRMAR CITA</w:t>
+      </w:r>
+      <w:r>
+        <w:rPr>
+          <w:rFonts w:ascii="Arial" w:hAnsi="Arial" w:cs="Arial"/>
+          <w:sz w:val="22"/>
+          <w:szCs w:val="22"/>
+        </w:rPr>
+        <w:t>.</w:t>
+      </w:r>
+    </w:p>
+    <w:p>
+      <w:pPr>
+        <w:pStyle w:val="Textosinformato"/>
+        <w:ind w:left="708"/>
+        <w:rPr>
+          <w:rFonts w:ascii="Arial" w:hAnsi="Arial" w:cs="Arial"/>
+          <w:sz w:val="22"/>
+          <w:szCs w:val="22"/>
+        </w:rPr>
+      </w:pPr>
+    </w:p>
+    <w:p>
+      <w:pPr>
+        <w:ind w:firstLine="708"/>
+        <w:rPr>
+          <w:b/>
+          <w:bCs/>
+          <w:sz w:val="32"/>
+          <w:szCs w:val="32"/>
+        </w:rPr>
+      </w:pPr>
+      <w:bookmarkStart w:id="27" w:name="_Toc227220823"/>
+      <w:bookmarkStart w:id="28" w:name="_Toc227582513"/>
+      <w:r>
+        <w:rPr>
+          <w:b/>
+          <w:bCs/>
+          <w:sz w:val="32"/>
+          <w:szCs w:val="32"/>
+        </w:rPr>
+        <w:t>Paso 3: Confirmación</w:t>
+      </w:r>
+      <w:bookmarkEnd w:id="27"/>
+      <w:r>
+        <w:rPr>
+          <w:b/>
+          <w:bCs/>
+          <w:sz w:val="32"/>
+          <w:szCs w:val="32"/>
+        </w:rPr>
+        <w:t>.</w:t>
+      </w:r>
+      <w:bookmarkEnd w:id="28"/>
+    </w:p>
+    <w:p>
+      <w:pPr>
+        <w:ind w:firstLine="708"/>
+        <w:jc w:val="center"/>
+        <w:rPr>
+          <w:b/>
+          <w:bCs/>
+          <w:sz w:val="32"/>
+          <w:szCs w:val="32"/>
+        </w:rPr>
+      </w:pPr>
+      <w:r>
+        <w:rPr>
+          <w:b/>
+          <w:bCs/>
+          <w:noProof/>
+          <w:sz w:val="32"/>
+          <w:szCs w:val="32"/>
         </w:rPr>
         <w:drawing>
-          <wp:inline distT="0" distB="0" distL="0" distR="0" wp14:anchorId="1BE9E15C" wp14:editId="2C82DE36">
-            <wp:extent cx="885600" cy="1969200"/>
+          <wp:inline distT="0" distB="0" distL="0" distR="0" wp14:anchorId="05197057" wp14:editId="148C0CAC">
+            <wp:extent cx="885600" cy="1968094"/>
             <wp:effectExtent l="0" t="0" r="0" b="0"/>
-            <wp:docPr id="915745598" name="Imagen 4"/>
+            <wp:docPr id="1887425402" name="Imagen 1"/>
             <wp:cNvGraphicFramePr>
               <a:graphicFrameLocks xmlns:a="http://schemas.openxmlformats.org/drawingml/2006/main" noChangeAspect="1"/>
             </wp:cNvGraphicFramePr>
@@ -4691,11 +5593,11 @@
               <a:graphicData uri="http://schemas.openxmlformats.org/drawingml/2006/picture">
                 <pic:pic xmlns:pic="http://schemas.openxmlformats.org/drawingml/2006/picture">
                   <pic:nvPicPr>
-                    <pic:cNvPr id="915745598" name="Imagen 915745598"/>
+                    <pic:cNvPr id="1887425402" name="Imagen 1887425402"/>
                     <pic:cNvPicPr/>
                   </pic:nvPicPr>
                   <pic:blipFill>
-                    <a:blip r:embed="rId22" cstate="print">
+                    <a:blip r:embed="rId26" cstate="print">
                       <a:extLst>
                         <a:ext uri="{28A0092B-C50C-407E-A947-70E740481C1C}">
                           <a14:useLocalDpi xmlns:a14="http://schemas.microsoft.com/office/drawing/2010/main" val="0"/>
@@ -4709,7 +5611,7 @@
                   <pic:spPr>
                     <a:xfrm>
                       <a:off x="0" y="0"/>
-                      <a:ext cx="885600" cy="1969200"/>
+                      <a:ext cx="885600" cy="1968094"/>
                     </a:xfrm>
                     <a:prstGeom prst="rect">
                       <a:avLst/>
@@ -4724,163 +5626,20 @@
     </w:p>
     <w:p>
       <w:pPr>
-        <w:pStyle w:val="Textosinformato"/>
         <w:ind w:left="708"/>
         <w:rPr>
-          <w:rFonts w:ascii="Arial" w:hAnsi="Arial" w:cs="Arial"/>
-          <w:sz w:val="22"/>
-          <w:szCs w:val="22"/>
-        </w:rPr>
-      </w:pPr>
-    </w:p>
-    <w:p>
-      <w:pPr>
-        <w:pStyle w:val="Textosinformato"/>
-        <w:ind w:left="708"/>
-        <w:rPr>
-          <w:rFonts w:ascii="Arial" w:hAnsi="Arial" w:cs="Arial"/>
-          <w:sz w:val="22"/>
-          <w:szCs w:val="22"/>
-        </w:rPr>
-      </w:pPr>
-      <w:r>
-        <w:rPr>
-          <w:rFonts w:ascii="Arial" w:hAnsi="Arial" w:cs="Arial"/>
-          <w:sz w:val="22"/>
-          <w:szCs w:val="22"/>
-        </w:rPr>
-        <w:t xml:space="preserve">En el </w:t>
-      </w:r>
-      <w:r>
-        <w:rPr>
-          <w:rFonts w:ascii="Arial" w:hAnsi="Arial" w:cs="Arial"/>
-          <w:sz w:val="22"/>
-          <w:szCs w:val="22"/>
-        </w:rPr>
-        <w:t>Calendario:</w:t>
-      </w:r>
-      <w:r>
-        <w:rPr>
-          <w:rFonts w:ascii="Arial" w:hAnsi="Arial" w:cs="Arial"/>
-          <w:sz w:val="22"/>
-          <w:szCs w:val="22"/>
-        </w:rPr>
-        <w:t xml:space="preserve"> </w:t>
-      </w:r>
-      <w:r>
-        <w:rPr>
-          <w:rFonts w:ascii="Arial" w:hAnsi="Arial" w:cs="Arial"/>
-          <w:sz w:val="22"/>
-          <w:szCs w:val="22"/>
-        </w:rPr>
-        <w:t xml:space="preserve">Selecciona el día que prefieras. Los días con disponibilidad se </w:t>
-      </w:r>
-      <w:r>
-        <w:rPr>
-          <w:rFonts w:ascii="Arial" w:hAnsi="Arial" w:cs="Arial"/>
-          <w:sz w:val="22"/>
-          <w:szCs w:val="22"/>
-        </w:rPr>
-        <w:t>podrán seleccionar, aquellos no disponibles no podrán ser seleccionados</w:t>
-      </w:r>
-      <w:r>
-        <w:rPr>
-          <w:rFonts w:ascii="Arial" w:hAnsi="Arial" w:cs="Arial"/>
-          <w:sz w:val="22"/>
-          <w:szCs w:val="22"/>
-        </w:rPr>
-        <w:t>.</w:t>
-      </w:r>
-    </w:p>
-    <w:p>
-      <w:pPr>
-        <w:pStyle w:val="Textosinformato"/>
-        <w:ind w:left="708"/>
-        <w:rPr>
-          <w:rFonts w:ascii="Arial" w:hAnsi="Arial" w:cs="Arial"/>
-          <w:sz w:val="22"/>
-          <w:szCs w:val="22"/>
-        </w:rPr>
-      </w:pPr>
-      <w:r>
-        <w:rPr>
-          <w:rFonts w:ascii="Arial" w:hAnsi="Arial" w:cs="Arial"/>
-          <w:sz w:val="22"/>
-          <w:szCs w:val="22"/>
-        </w:rPr>
-        <w:t xml:space="preserve">En </w:t>
-      </w:r>
-      <w:r>
-        <w:rPr>
-          <w:rFonts w:ascii="Arial" w:hAnsi="Arial" w:cs="Arial"/>
-          <w:sz w:val="22"/>
-          <w:szCs w:val="22"/>
-        </w:rPr>
-        <w:t xml:space="preserve">Horarios: Una vez elegido el día, se desplegará una cuadrícula con horas disponibles en intervalos de 30 minutos. Selecciona </w:t>
-      </w:r>
-      <w:r>
-        <w:rPr>
-          <w:rFonts w:ascii="Arial" w:hAnsi="Arial" w:cs="Arial"/>
-          <w:sz w:val="22"/>
-          <w:szCs w:val="22"/>
-        </w:rPr>
-        <w:t>la que mejor se adapte.</w:t>
-      </w:r>
-    </w:p>
-    <w:p>
-      <w:pPr>
-        <w:pStyle w:val="Textosinformato"/>
-        <w:ind w:left="708"/>
-        <w:rPr>
-          <w:rFonts w:ascii="Arial" w:hAnsi="Arial" w:cs="Arial"/>
-          <w:sz w:val="22"/>
-          <w:szCs w:val="22"/>
-        </w:rPr>
-      </w:pPr>
-    </w:p>
-    <w:p>
-      <w:pPr>
-        <w:ind w:firstLine="708"/>
-        <w:rPr>
-          <w:b/>
-          <w:bCs/>
-          <w:sz w:val="32"/>
-          <w:szCs w:val="32"/>
-        </w:rPr>
-      </w:pPr>
-      <w:bookmarkStart w:id="24" w:name="_Toc227220823"/>
-      <w:bookmarkStart w:id="25" w:name="_Toc227582513"/>
-      <w:r>
-        <w:rPr>
-          <w:b/>
-          <w:bCs/>
-          <w:sz w:val="32"/>
-          <w:szCs w:val="32"/>
-        </w:rPr>
-        <w:t>Paso 3: Confirmación</w:t>
-      </w:r>
-      <w:bookmarkEnd w:id="24"/>
-      <w:r>
-        <w:rPr>
-          <w:b/>
-          <w:bCs/>
-          <w:sz w:val="32"/>
-          <w:szCs w:val="32"/>
-        </w:rPr>
-        <w:t>.</w:t>
-      </w:r>
-      <w:bookmarkEnd w:id="25"/>
-    </w:p>
-    <w:p>
-      <w:pPr>
-        <w:ind w:left="708"/>
-        <w:rPr>
-          <w:b/>
-          <w:bCs/>
-        </w:rPr>
-      </w:pPr>
-      <w:r>
-        <w:t>Una vez seleccionado el día y el horario debemos seleccionar el botón de CONFIRMAR CITA y tu cita quedara registrada.</w:t>
+          <w:b/>
+          <w:bCs/>
+        </w:rPr>
+      </w:pPr>
+      <w:r>
+        <w:t xml:space="preserve">Una vez seleccionado el día y el horario debemos seleccionar el botón de CONFIRMAR </w:t>
+      </w:r>
+      <w:r>
+        <w:t>RESERVA</w:t>
+      </w:r>
+      <w:r>
+        <w:t xml:space="preserve"> y tu cita quedara registrada.</w:t>
       </w:r>
     </w:p>
     <w:p>
@@ -4892,28 +5651,28 @@
           <w:szCs w:val="40"/>
         </w:rPr>
       </w:pPr>
-      <w:bookmarkStart w:id="26" w:name="_Toc227220824"/>
-      <w:bookmarkStart w:id="27" w:name="_Toc227582514"/>
-      <w:r>
+      <w:bookmarkStart w:id="29" w:name="_Toc227220824"/>
+      <w:bookmarkStart w:id="30" w:name="_Toc227582514"/>
+    </w:p>
+    <w:p>
+      <w:pPr>
         <w:rPr>
           <w:b/>
           <w:bCs/>
           <w:sz w:val="40"/>
           <w:szCs w:val="40"/>
         </w:rPr>
-        <w:t>Gestión de tus Reservas</w:t>
-      </w:r>
-      <w:bookmarkEnd w:id="26"/>
-      <w:r>
+      </w:pPr>
+    </w:p>
+    <w:p>
+      <w:pPr>
         <w:rPr>
           <w:b/>
           <w:bCs/>
           <w:sz w:val="40"/>
           <w:szCs w:val="40"/>
         </w:rPr>
-        <w:t>.</w:t>
-      </w:r>
-      <w:bookmarkEnd w:id="27"/>
+      </w:pPr>
     </w:p>
     <w:p>
       <w:pPr>
@@ -4927,6 +5686,66 @@
     </w:p>
     <w:p>
       <w:pPr>
+        <w:rPr>
+          <w:b/>
+          <w:bCs/>
+          <w:sz w:val="40"/>
+          <w:szCs w:val="40"/>
+        </w:rPr>
+      </w:pPr>
+    </w:p>
+    <w:p>
+      <w:pPr>
+        <w:rPr>
+          <w:b/>
+          <w:bCs/>
+          <w:sz w:val="40"/>
+          <w:szCs w:val="40"/>
+        </w:rPr>
+      </w:pPr>
+    </w:p>
+    <w:p>
+      <w:pPr>
+        <w:rPr>
+          <w:b/>
+          <w:bCs/>
+          <w:sz w:val="40"/>
+          <w:szCs w:val="40"/>
+        </w:rPr>
+      </w:pPr>
+      <w:r>
+        <w:rPr>
+          <w:b/>
+          <w:bCs/>
+          <w:sz w:val="40"/>
+          <w:szCs w:val="40"/>
+        </w:rPr>
+        <w:t>Gestión de tus Reservas</w:t>
+      </w:r>
+      <w:bookmarkEnd w:id="29"/>
+      <w:r>
+        <w:rPr>
+          <w:b/>
+          <w:bCs/>
+          <w:sz w:val="40"/>
+          <w:szCs w:val="40"/>
+        </w:rPr>
+        <w:t>.</w:t>
+      </w:r>
+      <w:bookmarkEnd w:id="30"/>
+    </w:p>
+    <w:p>
+      <w:pPr>
+        <w:rPr>
+          <w:b/>
+          <w:bCs/>
+          <w:sz w:val="40"/>
+          <w:szCs w:val="40"/>
+        </w:rPr>
+      </w:pPr>
+    </w:p>
+    <w:p>
+      <w:pPr>
         <w:ind w:left="720"/>
         <w:jc w:val="center"/>
       </w:pPr>
@@ -4935,10 +5754,10 @@
           <w:noProof/>
         </w:rPr>
         <w:drawing>
-          <wp:inline distT="0" distB="0" distL="0" distR="0" wp14:anchorId="6785B240" wp14:editId="5175BA8F">
-            <wp:extent cx="885600" cy="1969200"/>
+          <wp:inline distT="0" distB="0" distL="0" distR="0" wp14:anchorId="6E9DF301" wp14:editId="2C5259BE">
+            <wp:extent cx="885533" cy="1969200"/>
             <wp:effectExtent l="0" t="0" r="0" b="0"/>
-            <wp:docPr id="1753636229" name="Imagen 5"/>
+            <wp:docPr id="91410428" name="Imagen 3"/>
             <wp:cNvGraphicFramePr>
               <a:graphicFrameLocks xmlns:a="http://schemas.openxmlformats.org/drawingml/2006/main" noChangeAspect="1"/>
             </wp:cNvGraphicFramePr>
@@ -4946,11 +5765,11 @@
               <a:graphicData uri="http://schemas.openxmlformats.org/drawingml/2006/picture">
                 <pic:pic xmlns:pic="http://schemas.openxmlformats.org/drawingml/2006/picture">
                   <pic:nvPicPr>
-                    <pic:cNvPr id="1753636229" name="Imagen 1753636229"/>
+                    <pic:cNvPr id="91410428" name="Imagen 91410428"/>
                     <pic:cNvPicPr/>
                   </pic:nvPicPr>
                   <pic:blipFill>
-                    <a:blip r:embed="rId21" cstate="print">
+                    <a:blip r:embed="rId24" cstate="print">
                       <a:extLst>
                         <a:ext uri="{28A0092B-C50C-407E-A947-70E740481C1C}">
                           <a14:useLocalDpi xmlns:a14="http://schemas.microsoft.com/office/drawing/2010/main" val="0"/>
@@ -4964,7 +5783,7 @@
                   <pic:spPr>
                     <a:xfrm>
                       <a:off x="0" y="0"/>
-                      <a:ext cx="885600" cy="1969200"/>
+                      <a:ext cx="885533" cy="1969200"/>
                     </a:xfrm>
                     <a:prstGeom prst="rect">
                       <a:avLst/>
@@ -5011,7 +5830,6 @@
         <w:ind w:left="720"/>
       </w:pPr>
       <w:r>
-        <w:lastRenderedPageBreak/>
         <w:t>Al seleccionar el botón VER HISTORIAL COMPLETO, muestra el historial completo de citas.</w:t>
       </w:r>
     </w:p>
@@ -5024,8 +5842,8 @@
           <w:szCs w:val="40"/>
         </w:rPr>
       </w:pPr>
-      <w:bookmarkStart w:id="28" w:name="_Toc227220825"/>
-      <w:bookmarkStart w:id="29" w:name="_Toc227582515"/>
+      <w:bookmarkStart w:id="31" w:name="_Toc227220825"/>
+      <w:bookmarkStart w:id="32" w:name="_Toc227582515"/>
       <w:r>
         <w:rPr>
           <w:b/>
@@ -5035,7 +5853,7 @@
         </w:rPr>
         <w:t>Panel de Administración</w:t>
       </w:r>
-      <w:bookmarkEnd w:id="28"/>
+      <w:bookmarkEnd w:id="31"/>
       <w:r>
         <w:rPr>
           <w:b/>
@@ -5045,7 +5863,7 @@
         </w:rPr>
         <w:t>.</w:t>
       </w:r>
-      <w:bookmarkEnd w:id="29"/>
+      <w:bookmarkEnd w:id="32"/>
     </w:p>
     <w:p>
       <w:pPr>
@@ -5068,7 +5886,7 @@
           <w:szCs w:val="32"/>
         </w:rPr>
       </w:pPr>
-      <w:bookmarkStart w:id="30" w:name="_Toc227582516"/>
+      <w:bookmarkStart w:id="33" w:name="_Toc227582516"/>
       <w:r>
         <w:rPr>
           <w:b/>
@@ -5078,7 +5896,7 @@
         </w:rPr>
         <w:t>Visualización de la Agenda.</w:t>
       </w:r>
-      <w:bookmarkEnd w:id="30"/>
+      <w:bookmarkEnd w:id="33"/>
     </w:p>
     <w:p>
       <w:pPr>
@@ -5113,10 +5931,10 @@
           <w14:ligatures w14:val="none"/>
         </w:rPr>
         <w:drawing>
-          <wp:inline distT="0" distB="0" distL="0" distR="0" wp14:anchorId="3974D35D" wp14:editId="599C04EC">
-            <wp:extent cx="885600" cy="1969200"/>
+          <wp:inline distT="0" distB="0" distL="0" distR="0" wp14:anchorId="4E391A81" wp14:editId="1C51B6D8">
+            <wp:extent cx="885533" cy="1969200"/>
             <wp:effectExtent l="0" t="0" r="0" b="0"/>
-            <wp:docPr id="428125947" name="Imagen 6"/>
+            <wp:docPr id="1281919024" name="Imagen 1"/>
             <wp:cNvGraphicFramePr>
               <a:graphicFrameLocks xmlns:a="http://schemas.openxmlformats.org/drawingml/2006/main" noChangeAspect="1"/>
             </wp:cNvGraphicFramePr>
@@ -5124,11 +5942,11 @@
               <a:graphicData uri="http://schemas.openxmlformats.org/drawingml/2006/picture">
                 <pic:pic xmlns:pic="http://schemas.openxmlformats.org/drawingml/2006/picture">
                   <pic:nvPicPr>
-                    <pic:cNvPr id="428125947" name="Imagen 428125947"/>
+                    <pic:cNvPr id="1281919024" name="Imagen 1281919024"/>
                     <pic:cNvPicPr/>
                   </pic:nvPicPr>
                   <pic:blipFill>
-                    <a:blip r:embed="rId23" cstate="print">
+                    <a:blip r:embed="rId27" cstate="print">
                       <a:extLst>
                         <a:ext uri="{28A0092B-C50C-407E-A947-70E740481C1C}">
                           <a14:useLocalDpi xmlns:a14="http://schemas.microsoft.com/office/drawing/2010/main" val="0"/>
@@ -5142,7 +5960,7 @@
                   <pic:spPr>
                     <a:xfrm>
                       <a:off x="0" y="0"/>
-                      <a:ext cx="885600" cy="1969200"/>
+                      <a:ext cx="885533" cy="1969200"/>
                     </a:xfrm>
                     <a:prstGeom prst="rect">
                       <a:avLst/>
@@ -5182,13 +6000,13 @@
           <w:sz w:val="22"/>
           <w:szCs w:val="22"/>
         </w:rPr>
-        <w:t>Contador de Citas: En la parte superior verás el total de citas programadas.</w:t>
+        <w:t>Botón BLOQUEAR AGENDA: Para bloquear días en la Agenda.</w:t>
       </w:r>
     </w:p>
     <w:p>
       <w:pPr>
         <w:pStyle w:val="Textosinformato"/>
-        <w:ind w:left="720"/>
+        <w:ind w:firstLine="720"/>
         <w:rPr>
           <w:rFonts w:ascii="Arial" w:hAnsi="Arial" w:cs="Arial"/>
           <w:sz w:val="22"/>
@@ -5201,6 +6019,91 @@
           <w:sz w:val="22"/>
           <w:szCs w:val="22"/>
         </w:rPr>
+        <w:t>Botón CITA TELEFONICA: Para crear una cita agendada por teléfono.</w:t>
+      </w:r>
+    </w:p>
+    <w:p>
+      <w:pPr>
+        <w:pStyle w:val="Textosinformato"/>
+        <w:ind w:firstLine="720"/>
+        <w:rPr>
+          <w:rFonts w:ascii="Arial" w:hAnsi="Arial" w:cs="Arial"/>
+          <w:sz w:val="22"/>
+          <w:szCs w:val="22"/>
+        </w:rPr>
+      </w:pPr>
+      <w:r>
+        <w:rPr>
+          <w:rFonts w:ascii="Arial" w:hAnsi="Arial" w:cs="Arial"/>
+          <w:sz w:val="22"/>
+          <w:szCs w:val="22"/>
+        </w:rPr>
+        <w:t>Botón SALIR: Para cerrar sesión.</w:t>
+      </w:r>
+    </w:p>
+    <w:p>
+      <w:pPr>
+        <w:pStyle w:val="Textosinformato"/>
+        <w:ind w:firstLine="720"/>
+        <w:rPr>
+          <w:rFonts w:ascii="Arial" w:hAnsi="Arial" w:cs="Arial"/>
+          <w:sz w:val="22"/>
+          <w:szCs w:val="22"/>
+        </w:rPr>
+      </w:pPr>
+      <w:r>
+        <w:rPr>
+          <w:rFonts w:ascii="Arial" w:hAnsi="Arial" w:cs="Arial"/>
+          <w:sz w:val="22"/>
+          <w:szCs w:val="22"/>
+        </w:rPr>
+        <w:t>Contador de Citas: En la parte superior verás el total de citas programadas.</w:t>
+      </w:r>
+    </w:p>
+    <w:p>
+      <w:pPr>
+        <w:pStyle w:val="Textosinformato"/>
+        <w:ind w:firstLine="720"/>
+        <w:rPr>
+          <w:rFonts w:ascii="Arial" w:hAnsi="Arial" w:cs="Arial"/>
+          <w:sz w:val="22"/>
+          <w:szCs w:val="22"/>
+        </w:rPr>
+      </w:pPr>
+      <w:r>
+        <w:rPr>
+          <w:rFonts w:ascii="Arial" w:hAnsi="Arial" w:cs="Arial"/>
+          <w:sz w:val="22"/>
+          <w:szCs w:val="22"/>
+        </w:rPr>
+        <w:t>Barra buscadora</w:t>
+      </w:r>
+      <w:r>
+        <w:rPr>
+          <w:rFonts w:ascii="Arial" w:hAnsi="Arial" w:cs="Arial"/>
+          <w:sz w:val="22"/>
+          <w:szCs w:val="22"/>
+        </w:rPr>
+        <w:t>.</w:t>
+      </w:r>
+    </w:p>
+    <w:p>
+      <w:pPr>
+        <w:pStyle w:val="Textosinformato"/>
+        <w:ind w:left="720"/>
+        <w:rPr>
+          <w:rFonts w:ascii="Arial" w:hAnsi="Arial" w:cs="Arial"/>
+          <w:sz w:val="22"/>
+          <w:szCs w:val="22"/>
+        </w:rPr>
+      </w:pPr>
+      <w:r>
+        <w:rPr>
+          <w:rFonts w:ascii="Arial" w:hAnsi="Arial" w:cs="Arial"/>
+          <w:sz w:val="22"/>
+          <w:szCs w:val="22"/>
+        </w:rPr>
+        <w:lastRenderedPageBreak/>
         <w:t>Filtros por Barbero: Puedes alternar entre las agendas de Fermín y Josemaría haciendo clic en sus respectivos iconos.</w:t>
       </w:r>
     </w:p>
@@ -5230,6 +6133,515 @@
       <w:r>
         <w:t>ANULAR.:  Aquí anularemos la cita y se actualizara nuestra ventana de gestión de reservas.</w:t>
       </w:r>
+    </w:p>
+    <w:p>
+      <w:pPr>
+        <w:ind w:left="720"/>
+      </w:pPr>
+    </w:p>
+    <w:p>
+      <w:pPr>
+        <w:ind w:firstLine="720"/>
+        <w:rPr>
+          <w:b/>
+          <w:bCs/>
+          <w:sz w:val="32"/>
+          <w:szCs w:val="32"/>
+        </w:rPr>
+      </w:pPr>
+      <w:r>
+        <w:rPr>
+          <w:b/>
+          <w:bCs/>
+          <w:sz w:val="32"/>
+          <w:szCs w:val="32"/>
+        </w:rPr>
+        <w:t>Bloquear Agenda.</w:t>
+      </w:r>
+    </w:p>
+    <w:p>
+      <w:pPr>
+        <w:ind w:firstLine="720"/>
+        <w:rPr>
+          <w:b/>
+          <w:bCs/>
+          <w:sz w:val="32"/>
+          <w:szCs w:val="32"/>
+        </w:rPr>
+      </w:pPr>
+    </w:p>
+    <w:p>
+      <w:pPr>
+        <w:ind w:left="720"/>
+      </w:pPr>
+      <w:r>
+        <w:t>Podemos bloquear cualquier día del calendario para que los usuarios no puedan realizar reservas.</w:t>
+      </w:r>
+    </w:p>
+    <w:p>
+      <w:pPr>
+        <w:ind w:left="720"/>
+      </w:pPr>
+    </w:p>
+    <w:p>
+      <w:pPr>
+        <w:ind w:left="720"/>
+        <w:jc w:val="center"/>
+      </w:pPr>
+      <w:r>
+        <w:rPr>
+          <w:noProof/>
+        </w:rPr>
+        <w:drawing>
+          <wp:inline distT="0" distB="0" distL="0" distR="0" wp14:anchorId="2F2DD603" wp14:editId="0C780131">
+            <wp:extent cx="885533" cy="1969200"/>
+            <wp:effectExtent l="0" t="0" r="0" b="0"/>
+            <wp:docPr id="2075973928" name="Imagen 2"/>
+            <wp:cNvGraphicFramePr>
+              <a:graphicFrameLocks xmlns:a="http://schemas.openxmlformats.org/drawingml/2006/main" noChangeAspect="1"/>
+            </wp:cNvGraphicFramePr>
+            <a:graphic xmlns:a="http://schemas.openxmlformats.org/drawingml/2006/main">
+              <a:graphicData uri="http://schemas.openxmlformats.org/drawingml/2006/picture">
+                <pic:pic xmlns:pic="http://schemas.openxmlformats.org/drawingml/2006/picture">
+                  <pic:nvPicPr>
+                    <pic:cNvPr id="2075973928" name="Imagen 2075973928"/>
+                    <pic:cNvPicPr/>
+                  </pic:nvPicPr>
+                  <pic:blipFill>
+                    <a:blip r:embed="rId28" cstate="print">
+                      <a:extLst>
+                        <a:ext uri="{28A0092B-C50C-407E-A947-70E740481C1C}">
+                          <a14:useLocalDpi xmlns:a14="http://schemas.microsoft.com/office/drawing/2010/main" val="0"/>
+                        </a:ext>
+                      </a:extLst>
+                    </a:blip>
+                    <a:stretch>
+                      <a:fillRect/>
+                    </a:stretch>
+                  </pic:blipFill>
+                  <pic:spPr>
+                    <a:xfrm>
+                      <a:off x="0" y="0"/>
+                      <a:ext cx="885533" cy="1969200"/>
+                    </a:xfrm>
+                    <a:prstGeom prst="rect">
+                      <a:avLst/>
+                    </a:prstGeom>
+                  </pic:spPr>
+                </pic:pic>
+              </a:graphicData>
+            </a:graphic>
+          </wp:inline>
+        </w:drawing>
+      </w:r>
+    </w:p>
+    <w:p>
+      <w:pPr>
+        <w:ind w:left="720"/>
+      </w:pPr>
+    </w:p>
+    <w:p>
+      <w:pPr>
+        <w:ind w:left="720"/>
+      </w:pPr>
+      <w:r>
+        <w:t>Seleccionamos el día en el calendario y pulsamos Aceptar.</w:t>
+      </w:r>
+    </w:p>
+    <w:p>
+      <w:pPr>
+        <w:ind w:left="720"/>
+      </w:pPr>
+      <w:r>
+        <w:t>Seguidamente nos aparecerá un cuadro de dialogo para confirmar el día seleccionado, si es correcto seleccionamos Bloquear.</w:t>
+      </w:r>
+    </w:p>
+    <w:p>
+      <w:pPr>
+        <w:ind w:left="720"/>
+      </w:pPr>
+    </w:p>
+    <w:p>
+      <w:pPr>
+        <w:ind w:left="720"/>
+        <w:jc w:val="center"/>
+      </w:pPr>
+      <w:r>
+        <w:rPr>
+          <w:noProof/>
+        </w:rPr>
+        <w:drawing>
+          <wp:inline distT="0" distB="0" distL="0" distR="0" wp14:anchorId="72D26EF1" wp14:editId="0DF711F5">
+            <wp:extent cx="885533" cy="1969200"/>
+            <wp:effectExtent l="0" t="0" r="0" b="0"/>
+            <wp:docPr id="889996546" name="Imagen 3"/>
+            <wp:cNvGraphicFramePr>
+              <a:graphicFrameLocks xmlns:a="http://schemas.openxmlformats.org/drawingml/2006/main" noChangeAspect="1"/>
+            </wp:cNvGraphicFramePr>
+            <a:graphic xmlns:a="http://schemas.openxmlformats.org/drawingml/2006/main">
+              <a:graphicData uri="http://schemas.openxmlformats.org/drawingml/2006/picture">
+                <pic:pic xmlns:pic="http://schemas.openxmlformats.org/drawingml/2006/picture">
+                  <pic:nvPicPr>
+                    <pic:cNvPr id="889996546" name="Imagen 889996546"/>
+                    <pic:cNvPicPr/>
+                  </pic:nvPicPr>
+                  <pic:blipFill>
+                    <a:blip r:embed="rId29" cstate="print">
+                      <a:extLst>
+                        <a:ext uri="{28A0092B-C50C-407E-A947-70E740481C1C}">
+                          <a14:useLocalDpi xmlns:a14="http://schemas.microsoft.com/office/drawing/2010/main" val="0"/>
+                        </a:ext>
+                      </a:extLst>
+                    </a:blip>
+                    <a:stretch>
+                      <a:fillRect/>
+                    </a:stretch>
+                  </pic:blipFill>
+                  <pic:spPr>
+                    <a:xfrm>
+                      <a:off x="0" y="0"/>
+                      <a:ext cx="885533" cy="1969200"/>
+                    </a:xfrm>
+                    <a:prstGeom prst="rect">
+                      <a:avLst/>
+                    </a:prstGeom>
+                  </pic:spPr>
+                </pic:pic>
+              </a:graphicData>
+            </a:graphic>
+          </wp:inline>
+        </w:drawing>
+      </w:r>
+    </w:p>
+    <w:p>
+      <w:pPr>
+        <w:ind w:left="720"/>
+      </w:pPr>
+    </w:p>
+    <w:p>
+      <w:pPr>
+        <w:ind w:left="720"/>
+      </w:pPr>
+    </w:p>
+    <w:p>
+      <w:pPr>
+        <w:ind w:left="720"/>
+      </w:pPr>
+    </w:p>
+    <w:p>
+      <w:pPr>
+        <w:ind w:left="720"/>
+      </w:pPr>
+    </w:p>
+    <w:p>
+      <w:pPr>
+        <w:ind w:left="720"/>
+      </w:pPr>
+    </w:p>
+    <w:p>
+      <w:pPr>
+        <w:ind w:left="720"/>
+      </w:pPr>
+    </w:p>
+    <w:p>
+      <w:pPr>
+        <w:ind w:left="720"/>
+      </w:pPr>
+    </w:p>
+    <w:p>
+      <w:pPr>
+        <w:ind w:left="720"/>
+      </w:pPr>
+    </w:p>
+    <w:p>
+      <w:pPr>
+        <w:ind w:left="720"/>
+      </w:pPr>
+    </w:p>
+    <w:p>
+      <w:pPr>
+        <w:ind w:left="720"/>
+      </w:pPr>
+    </w:p>
+    <w:p>
+      <w:pPr>
+        <w:ind w:firstLine="720"/>
+        <w:rPr>
+          <w:b/>
+          <w:bCs/>
+          <w:sz w:val="32"/>
+          <w:szCs w:val="32"/>
+        </w:rPr>
+      </w:pPr>
+      <w:r>
+        <w:rPr>
+          <w:b/>
+          <w:bCs/>
+          <w:sz w:val="32"/>
+          <w:szCs w:val="32"/>
+        </w:rPr>
+        <w:t>Cita Telefónica.</w:t>
+      </w:r>
+    </w:p>
+    <w:p>
+      <w:pPr>
+        <w:ind w:firstLine="720"/>
+        <w:rPr>
+          <w:b/>
+          <w:bCs/>
+          <w:sz w:val="32"/>
+          <w:szCs w:val="32"/>
+        </w:rPr>
+      </w:pPr>
+    </w:p>
+    <w:p>
+      <w:pPr>
+        <w:pStyle w:val="Textosinformato"/>
+        <w:ind w:left="720"/>
+        <w:jc w:val="both"/>
+        <w:rPr>
+          <w:rFonts w:ascii="Arial" w:hAnsi="Arial" w:cs="Arial"/>
+          <w:sz w:val="22"/>
+          <w:szCs w:val="22"/>
+        </w:rPr>
+      </w:pPr>
+      <w:r>
+        <w:rPr>
+          <w:rFonts w:ascii="Arial" w:hAnsi="Arial" w:cs="Arial"/>
+          <w:sz w:val="22"/>
+          <w:szCs w:val="22"/>
+        </w:rPr>
+        <w:t xml:space="preserve">Para reservar una cita a un usuario mediante una llamada telefónica, seleccionamos </w:t>
+      </w:r>
+      <w:r>
+        <w:rPr>
+          <w:rFonts w:ascii="Arial" w:hAnsi="Arial" w:cs="Arial"/>
+          <w:sz w:val="22"/>
+          <w:szCs w:val="22"/>
+        </w:rPr>
+        <w:t xml:space="preserve">       </w:t>
+      </w:r>
+      <w:r>
+        <w:rPr>
+          <w:rFonts w:ascii="Arial" w:hAnsi="Arial" w:cs="Arial"/>
+          <w:sz w:val="22"/>
+          <w:szCs w:val="22"/>
+        </w:rPr>
+        <w:t>el Botón de CITA TELEFONICA, seguidamente</w:t>
+      </w:r>
+      <w:r>
+        <w:rPr>
+          <w:rFonts w:ascii="Arial" w:hAnsi="Arial" w:cs="Arial"/>
+          <w:sz w:val="22"/>
+          <w:szCs w:val="22"/>
+        </w:rPr>
+        <w:t xml:space="preserve"> se mostrará una pantalla donde se solicitarán los siguientes datos.:</w:t>
+      </w:r>
+    </w:p>
+    <w:p>
+      <w:pPr>
+        <w:pStyle w:val="Textosinformato"/>
+        <w:ind w:firstLine="720"/>
+        <w:jc w:val="both"/>
+        <w:rPr>
+          <w:rFonts w:ascii="Arial" w:hAnsi="Arial" w:cs="Arial"/>
+          <w:sz w:val="22"/>
+          <w:szCs w:val="22"/>
+        </w:rPr>
+      </w:pPr>
+      <w:r>
+        <w:rPr>
+          <w:rFonts w:ascii="Arial" w:hAnsi="Arial" w:cs="Arial"/>
+          <w:sz w:val="22"/>
+          <w:szCs w:val="22"/>
+        </w:rPr>
+        <w:t>Nombre.:</w:t>
+      </w:r>
+    </w:p>
+    <w:p>
+      <w:pPr>
+        <w:pStyle w:val="Textosinformato"/>
+        <w:ind w:firstLine="720"/>
+        <w:jc w:val="both"/>
+        <w:rPr>
+          <w:rFonts w:ascii="Arial" w:hAnsi="Arial" w:cs="Arial"/>
+          <w:sz w:val="22"/>
+          <w:szCs w:val="22"/>
+        </w:rPr>
+      </w:pPr>
+      <w:r>
+        <w:rPr>
+          <w:rFonts w:ascii="Arial" w:hAnsi="Arial" w:cs="Arial"/>
+          <w:sz w:val="22"/>
+          <w:szCs w:val="22"/>
+        </w:rPr>
+        <w:t>Apellidos.:</w:t>
+      </w:r>
+    </w:p>
+    <w:p>
+      <w:pPr>
+        <w:pStyle w:val="Textosinformato"/>
+        <w:ind w:firstLine="720"/>
+        <w:jc w:val="both"/>
+        <w:rPr>
+          <w:rFonts w:ascii="Arial" w:hAnsi="Arial" w:cs="Arial"/>
+          <w:sz w:val="22"/>
+          <w:szCs w:val="22"/>
+        </w:rPr>
+      </w:pPr>
+      <w:r>
+        <w:rPr>
+          <w:rFonts w:ascii="Arial" w:hAnsi="Arial" w:cs="Arial"/>
+          <w:sz w:val="22"/>
+          <w:szCs w:val="22"/>
+        </w:rPr>
+        <w:t>DNI.:</w:t>
+      </w:r>
+    </w:p>
+    <w:p>
+      <w:pPr>
+        <w:pStyle w:val="Textosinformato"/>
+        <w:ind w:firstLine="720"/>
+        <w:jc w:val="both"/>
+        <w:rPr>
+          <w:rFonts w:ascii="Arial" w:hAnsi="Arial" w:cs="Arial"/>
+          <w:sz w:val="22"/>
+          <w:szCs w:val="22"/>
+        </w:rPr>
+      </w:pPr>
+      <w:r>
+        <w:rPr>
+          <w:rFonts w:ascii="Arial" w:hAnsi="Arial" w:cs="Arial"/>
+          <w:sz w:val="22"/>
+          <w:szCs w:val="22"/>
+        </w:rPr>
+        <w:t>Teléfono móvil.:</w:t>
+      </w:r>
+    </w:p>
+    <w:p>
+      <w:pPr>
+        <w:pStyle w:val="Textosinformato"/>
+        <w:ind w:firstLine="720"/>
+        <w:jc w:val="both"/>
+        <w:rPr>
+          <w:rFonts w:ascii="Arial" w:hAnsi="Arial" w:cs="Arial"/>
+          <w:sz w:val="22"/>
+          <w:szCs w:val="22"/>
+        </w:rPr>
+      </w:pPr>
+      <w:r>
+        <w:rPr>
+          <w:rFonts w:ascii="Arial" w:hAnsi="Arial" w:cs="Arial"/>
+          <w:sz w:val="22"/>
+          <w:szCs w:val="22"/>
+        </w:rPr>
+        <w:t>Correo electrónico (Opcional).:</w:t>
+      </w:r>
+    </w:p>
+    <w:p>
+      <w:pPr>
+        <w:pStyle w:val="Textosinformato"/>
+        <w:ind w:firstLine="720"/>
+        <w:jc w:val="center"/>
+        <w:rPr>
+          <w:rFonts w:ascii="Arial" w:hAnsi="Arial" w:cs="Arial"/>
+          <w:sz w:val="22"/>
+          <w:szCs w:val="22"/>
+        </w:rPr>
+      </w:pPr>
+      <w:r>
+        <w:rPr>
+          <w:rFonts w:ascii="Arial" w:hAnsi="Arial" w:cs="Arial"/>
+          <w:noProof/>
+          <w:sz w:val="22"/>
+          <w:szCs w:val="22"/>
+          <w14:ligatures w14:val="none"/>
+        </w:rPr>
+        <w:drawing>
+          <wp:inline distT="0" distB="0" distL="0" distR="0" wp14:anchorId="5A78A7F6" wp14:editId="36F54061">
+            <wp:extent cx="886098" cy="1969200"/>
+            <wp:effectExtent l="0" t="0" r="9525" b="0"/>
+            <wp:docPr id="2102033968" name="Imagen 4"/>
+            <wp:cNvGraphicFramePr>
+              <a:graphicFrameLocks xmlns:a="http://schemas.openxmlformats.org/drawingml/2006/main" noChangeAspect="1"/>
+            </wp:cNvGraphicFramePr>
+            <a:graphic xmlns:a="http://schemas.openxmlformats.org/drawingml/2006/main">
+              <a:graphicData uri="http://schemas.openxmlformats.org/drawingml/2006/picture">
+                <pic:pic xmlns:pic="http://schemas.openxmlformats.org/drawingml/2006/picture">
+                  <pic:nvPicPr>
+                    <pic:cNvPr id="2102033968" name="Imagen 2102033968"/>
+                    <pic:cNvPicPr/>
+                  </pic:nvPicPr>
+                  <pic:blipFill>
+                    <a:blip r:embed="rId30" cstate="print">
+                      <a:extLst>
+                        <a:ext uri="{28A0092B-C50C-407E-A947-70E740481C1C}">
+                          <a14:useLocalDpi xmlns:a14="http://schemas.microsoft.com/office/drawing/2010/main" val="0"/>
+                        </a:ext>
+                      </a:extLst>
+                    </a:blip>
+                    <a:stretch>
+                      <a:fillRect/>
+                    </a:stretch>
+                  </pic:blipFill>
+                  <pic:spPr>
+                    <a:xfrm>
+                      <a:off x="0" y="0"/>
+                      <a:ext cx="886098" cy="1969200"/>
+                    </a:xfrm>
+                    <a:prstGeom prst="rect">
+                      <a:avLst/>
+                    </a:prstGeom>
+                  </pic:spPr>
+                </pic:pic>
+              </a:graphicData>
+            </a:graphic>
+          </wp:inline>
+        </w:drawing>
+      </w:r>
+    </w:p>
+    <w:p>
+      <w:pPr>
+        <w:ind w:left="720"/>
+      </w:pPr>
+    </w:p>
+    <w:p>
+      <w:pPr>
+        <w:ind w:left="720"/>
+      </w:pPr>
+      <w:r>
+        <w:t xml:space="preserve">Una vez rellenos los datos pulsamos CONTINUAR AL CALENDARIO, los siguientes pasos son los que se detallan en el </w:t>
+      </w:r>
+      <w:r>
+        <w:t>apartado</w:t>
+      </w:r>
+      <w:r>
+        <w:t xml:space="preserve"> </w:t>
+      </w:r>
+      <w:r>
+        <w:t>Guía para el Cliente: Reserva de Citas</w:t>
+      </w:r>
+      <w:r>
+        <w:t>.</w:t>
+      </w:r>
+    </w:p>
+    <w:p>
+      <w:pPr>
+        <w:ind w:left="720"/>
+      </w:pPr>
+      <w:r>
+        <w:t>Si por el contrario la cita no se confirma al pulsar VOLVER, volverá a la ventana anterior.</w:t>
+      </w:r>
+    </w:p>
+    <w:p>
+      <w:pPr>
+        <w:ind w:left="720"/>
+      </w:pPr>
+    </w:p>
+    <w:p>
+      <w:pPr>
+        <w:ind w:left="720"/>
+      </w:pPr>
     </w:p>
     <w:p>
       <w:pPr>
@@ -5241,8 +6653,8 @@
           <w:lang w:val="es-ES"/>
         </w:rPr>
       </w:pPr>
-      <w:bookmarkStart w:id="31" w:name="_Toc227220826"/>
-      <w:bookmarkStart w:id="32" w:name="_Toc227582517"/>
+      <w:bookmarkStart w:id="34" w:name="_Toc227220826"/>
+      <w:bookmarkStart w:id="35" w:name="_Toc227582517"/>
       <w:r>
         <w:rPr>
           <w:b/>
@@ -5252,7 +6664,7 @@
         </w:rPr>
         <w:t>Consejos de Uso</w:t>
       </w:r>
-      <w:bookmarkEnd w:id="31"/>
+      <w:bookmarkEnd w:id="34"/>
       <w:r>
         <w:rPr>
           <w:b/>
@@ -5262,7 +6674,7 @@
         </w:rPr>
         <w:t>.</w:t>
       </w:r>
-      <w:bookmarkEnd w:id="32"/>
+      <w:bookmarkEnd w:id="35"/>
     </w:p>
     <w:p>
       <w:pPr>
@@ -5282,10 +6694,8 @@
     </w:p>
     <w:p/>
     <w:sectPr>
-      <w:headerReference w:type="default" r:id="rId24"/>
-      <w:footerReference w:type="default" r:id="rId25"/>
-      <w:headerReference w:type="first" r:id="rId26"/>
-      <w:footerReference w:type="first" r:id="rId27"/>
+      <w:headerReference w:type="default" r:id="rId31"/>
+      <w:footerReference w:type="default" r:id="rId32"/>
       <w:pgSz w:w="11909" w:h="16834"/>
       <w:pgMar w:top="1440" w:right="1440" w:bottom="1440" w:left="1440" w:header="720" w:footer="720" w:gutter="0"/>
       <w:pgNumType w:start="1"/>
@@ -5345,12 +6755,6 @@
       <w:fldChar w:fldCharType="end"/>
     </w:r>
   </w:p>
-</w:ftr>
-</file>
-
-<file path=word/footer2.xml><?xml version="1.0" encoding="utf-8"?>
-<w:ftr xmlns:wpc="http://schemas.microsoft.com/office/word/2010/wordprocessingCanvas" xmlns:cx="http://schemas.microsoft.com/office/drawing/2014/chartex" xmlns:cx1="http://schemas.microsoft.com/office/drawing/2015/9/8/chartex" xmlns:cx2="http://schemas.microsoft.com/office/drawing/2015/10/21/chartex" xmlns:cx3="http://schemas.microsoft.com/office/drawing/2016/5/9/chartex" xmlns:cx4="http://schemas.microsoft.com/office/drawing/2016/5/10/chartex" xmlns:cx5="http://schemas.microsoft.com/office/drawing/2016/5/11/chartex" xmlns:cx6="http://schemas.microsoft.com/office/drawing/2016/5/12/chartex" xmlns:cx7="http://schemas.microsoft.com/office/drawing/2016/5/13/chartex" xmlns:cx8="http://schemas.microsoft.com/office/drawing/2016/5/14/chartex" xmlns:mc="http://schemas.openxmlformats.org/markup-compatibility/2006" xmlns:aink="http://schemas.microsoft.com/office/drawing/2016/ink" xmlns:am3d="http://schemas.microsoft.com/office/drawing/2017/model3d" xmlns:o="urn:schemas-microsoft-com:office:office" xmlns:oel="http://schemas.microsoft.com/office/2019/extlst" xmlns:r="http://schemas.openxmlformats.org/officeDocument/2006/relationships" xmlns:m="http://schemas.openxmlformats.org/officeDocument/2006/math" xmlns:v="urn:schemas-microsoft-com:vml" xmlns:wp14="http://schemas.microsoft.com/office/word/2010/wordprocessingDrawing" xmlns:wp="http://schemas.openxmlformats.org/drawingml/2006/wordprocessingDrawing" xmlns:w10="urn:schemas-microsoft-com:office:word" xmlns:w="http://schemas.openxmlformats.org/wordprocessingml/2006/main" xmlns:w14="http://schemas.microsoft.com/office/word/2010/wordml" xmlns:w15="http://schemas.microsoft.com/office/word/2012/wordml" xmlns:w16cex="http://schemas.microsoft.com/office/word/2018/wordml/cex" xmlns:w16cid="http://schemas.microsoft.com/office/word/2016/wordml/cid" xmlns:w16="http://schemas.microsoft.com/office/word/2018/wordml" xmlns:w16du="http://schemas.microsoft.com/office/word/2023/wordml/word16du" xmlns:w16sdtdh="http://schemas.microsoft.com/office/word/2020/wordml/sdtdatahash" xmlns:w16sdtfl="http://schemas.microsoft.com/office/word/2024/wordml/sdtformatlock" xmlns:w16se="http://schemas.microsoft.com/office/word/2015/wordml/symex" xmlns:wpg="http://schemas.microsoft.com/office/word/2010/wordprocessingGroup" xmlns:wpi="http://schemas.microsoft.com/office/word/2010/wordprocessingInk" xmlns:wne="http://schemas.microsoft.com/office/word/2006/wordml" xmlns:wps="http://schemas.microsoft.com/office/word/2010/wordprocessingShape" mc:Ignorable="w14 w15 w16se w16cid w16 w16cex w16sdtdh w16sdtfl w16du wp14">
-  <w:p/>
 </w:ftr>
 </file>
 
@@ -5426,12 +6830,6 @@
 </w:hdr>
 </file>
 
-<file path=word/header2.xml><?xml version="1.0" encoding="utf-8"?>
-<w:hdr xmlns:wpc="http://schemas.microsoft.com/office/word/2010/wordprocessingCanvas" xmlns:cx="http://schemas.microsoft.com/office/drawing/2014/chartex" xmlns:cx1="http://schemas.microsoft.com/office/drawing/2015/9/8/chartex" xmlns:cx2="http://schemas.microsoft.com/office/drawing/2015/10/21/chartex" xmlns:cx3="http://schemas.microsoft.com/office/drawing/2016/5/9/chartex" xmlns:cx4="http://schemas.microsoft.com/office/drawing/2016/5/10/chartex" xmlns:cx5="http://schemas.microsoft.com/office/drawing/2016/5/11/chartex" xmlns:cx6="http://schemas.microsoft.com/office/drawing/2016/5/12/chartex" xmlns:cx7="http://schemas.microsoft.com/office/drawing/2016/5/13/chartex" xmlns:cx8="http://schemas.microsoft.com/office/drawing/2016/5/14/chartex" xmlns:mc="http://schemas.openxmlformats.org/markup-compatibility/2006" xmlns:aink="http://schemas.microsoft.com/office/drawing/2016/ink" xmlns:am3d="http://schemas.microsoft.com/office/drawing/2017/model3d" xmlns:o="urn:schemas-microsoft-com:office:office" xmlns:oel="http://schemas.microsoft.com/office/2019/extlst" xmlns:r="http://schemas.openxmlformats.org/officeDocument/2006/relationships" xmlns:m="http://schemas.openxmlformats.org/officeDocument/2006/math" xmlns:v="urn:schemas-microsoft-com:vml" xmlns:wp14="http://schemas.microsoft.com/office/word/2010/wordprocessingDrawing" xmlns:wp="http://schemas.openxmlformats.org/drawingml/2006/wordprocessingDrawing" xmlns:w10="urn:schemas-microsoft-com:office:word" xmlns:w="http://schemas.openxmlformats.org/wordprocessingml/2006/main" xmlns:w14="http://schemas.microsoft.com/office/word/2010/wordml" xmlns:w15="http://schemas.microsoft.com/office/word/2012/wordml" xmlns:w16cex="http://schemas.microsoft.com/office/word/2018/wordml/cex" xmlns:w16cid="http://schemas.microsoft.com/office/word/2016/wordml/cid" xmlns:w16="http://schemas.microsoft.com/office/word/2018/wordml" xmlns:w16du="http://schemas.microsoft.com/office/word/2023/wordml/word16du" xmlns:w16sdtdh="http://schemas.microsoft.com/office/word/2020/wordml/sdtdatahash" xmlns:w16sdtfl="http://schemas.microsoft.com/office/word/2024/wordml/sdtformatlock" xmlns:w16se="http://schemas.microsoft.com/office/word/2015/wordml/symex" xmlns:wpg="http://schemas.microsoft.com/office/word/2010/wordprocessingGroup" xmlns:wpi="http://schemas.microsoft.com/office/word/2010/wordprocessingInk" xmlns:wne="http://schemas.microsoft.com/office/word/2006/wordml" xmlns:wps="http://schemas.microsoft.com/office/word/2010/wordprocessingShape" mc:Ignorable="w14 w15 w16se w16cid w16 w16cex w16sdtdh w16sdtfl w16du wp14">
-  <w:p/>
-</w:hdr>
-</file>
-
 <file path=word/numbering.xml><?xml version="1.0" encoding="utf-8"?>
 <w:numbering xmlns:wpc="http://schemas.microsoft.com/office/word/2010/wordprocessingCanvas" xmlns:cx="http://schemas.microsoft.com/office/drawing/2014/chartex" xmlns:cx1="http://schemas.microsoft.com/office/drawing/2015/9/8/chartex" xmlns:cx2="http://schemas.microsoft.com/office/drawing/2015/10/21/chartex" xmlns:cx3="http://schemas.microsoft.com/office/drawing/2016/5/9/chartex" xmlns:cx4="http://schemas.microsoft.com/office/drawing/2016/5/10/chartex" xmlns:cx5="http://schemas.microsoft.com/office/drawing/2016/5/11/chartex" xmlns:cx6="http://schemas.microsoft.com/office/drawing/2016/5/12/chartex" xmlns:cx7="http://schemas.microsoft.com/office/drawing/2016/5/13/chartex" xmlns:cx8="http://schemas.microsoft.com/office/drawing/2016/5/14/chartex" xmlns:mc="http://schemas.openxmlformats.org/markup-compatibility/2006" xmlns:aink="http://schemas.microsoft.com/office/drawing/2016/ink" xmlns:am3d="http://schemas.microsoft.com/office/drawing/2017/model3d" xmlns:o="urn:schemas-microsoft-com:office:office" xmlns:oel="http://schemas.microsoft.com/office/2019/extlst" xmlns:r="http://schemas.openxmlformats.org/officeDocument/2006/relationships" xmlns:m="http://schemas.openxmlformats.org/officeDocument/2006/math" xmlns:v="urn:schemas-microsoft-com:vml" xmlns:wp14="http://schemas.microsoft.com/office/word/2010/wordprocessingDrawing" xmlns:wp="http://schemas.openxmlformats.org/drawingml/2006/wordprocessingDrawing" xmlns:w10="urn:schemas-microsoft-com:office:word" xmlns:w="http://schemas.openxmlformats.org/wordprocessingml/2006/main" xmlns:w14="http://schemas.microsoft.com/office/word/2010/wordml" xmlns:w15="http://schemas.microsoft.com/office/word/2012/wordml" xmlns:w16cex="http://schemas.microsoft.com/office/word/2018/wordml/cex" xmlns:w16cid="http://schemas.microsoft.com/office/word/2016/wordml/cid" xmlns:w16="http://schemas.microsoft.com/office/word/2018/wordml" xmlns:w16du="http://schemas.microsoft.com/office/word/2023/wordml/word16du" xmlns:w16sdtdh="http://schemas.microsoft.com/office/word/2020/wordml/sdtdatahash" xmlns:w16sdtfl="http://schemas.microsoft.com/office/word/2024/wordml/sdtformatlock" xmlns:w16se="http://schemas.microsoft.com/office/word/2015/wordml/symex" xmlns:wpg="http://schemas.microsoft.com/office/word/2010/wordprocessingGroup" xmlns:wpi="http://schemas.microsoft.com/office/word/2010/wordprocessingInk" xmlns:wne="http://schemas.microsoft.com/office/word/2006/wordml" xmlns:wps="http://schemas.microsoft.com/office/word/2010/wordprocessingShape" mc:Ignorable="w14 w15 w16se w16cid w16 w16cex w16sdtdh w16sdtfl w16du wp14">
   <w:abstractNum w:abstractNumId="0" w15:restartNumberingAfterBreak="0">
@@ -5675,6 +7073,119 @@
     </w:lvl>
   </w:abstractNum>
   <w:abstractNum w:abstractNumId="2" w15:restartNumberingAfterBreak="0">
+    <w:nsid w:val="1FB46DDA"/>
+    <w:multiLevelType w:val="multilevel"/>
+    <w:tmpl w:val="4052FBE2"/>
+    <w:lvl w:ilvl="0">
+      <w:numFmt w:val="bullet"/>
+      <w:lvlText w:val=""/>
+      <w:lvlJc w:val="left"/>
+      <w:pPr>
+        <w:ind w:left="720" w:hanging="360"/>
+      </w:pPr>
+      <w:rPr>
+        <w:rFonts w:ascii="Symbol" w:hAnsi="Symbol"/>
+        <w:sz w:val="20"/>
+      </w:rPr>
+    </w:lvl>
+    <w:lvl w:ilvl="1">
+      <w:numFmt w:val="bullet"/>
+      <w:lvlText w:val="o"/>
+      <w:lvlJc w:val="left"/>
+      <w:pPr>
+        <w:ind w:left="1440" w:hanging="360"/>
+      </w:pPr>
+      <w:rPr>
+        <w:rFonts w:ascii="Courier New" w:hAnsi="Courier New"/>
+        <w:sz w:val="20"/>
+      </w:rPr>
+    </w:lvl>
+    <w:lvl w:ilvl="2">
+      <w:numFmt w:val="bullet"/>
+      <w:lvlText w:val=""/>
+      <w:lvlJc w:val="left"/>
+      <w:pPr>
+        <w:ind w:left="2160" w:hanging="360"/>
+      </w:pPr>
+      <w:rPr>
+        <w:rFonts w:ascii="Wingdings" w:hAnsi="Wingdings"/>
+        <w:sz w:val="20"/>
+      </w:rPr>
+    </w:lvl>
+    <w:lvl w:ilvl="3">
+      <w:numFmt w:val="bullet"/>
+      <w:lvlText w:val=""/>
+      <w:lvlJc w:val="left"/>
+      <w:pPr>
+        <w:ind w:left="2880" w:hanging="360"/>
+      </w:pPr>
+      <w:rPr>
+        <w:rFonts w:ascii="Wingdings" w:hAnsi="Wingdings"/>
+        <w:sz w:val="20"/>
+      </w:rPr>
+    </w:lvl>
+    <w:lvl w:ilvl="4">
+      <w:numFmt w:val="bullet"/>
+      <w:lvlText w:val=""/>
+      <w:lvlJc w:val="left"/>
+      <w:pPr>
+        <w:ind w:left="3600" w:hanging="360"/>
+      </w:pPr>
+      <w:rPr>
+        <w:rFonts w:ascii="Wingdings" w:hAnsi="Wingdings"/>
+        <w:sz w:val="20"/>
+      </w:rPr>
+    </w:lvl>
+    <w:lvl w:ilvl="5">
+      <w:numFmt w:val="bullet"/>
+      <w:lvlText w:val=""/>
+      <w:lvlJc w:val="left"/>
+      <w:pPr>
+        <w:ind w:left="4320" w:hanging="360"/>
+      </w:pPr>
+      <w:rPr>
+        <w:rFonts w:ascii="Wingdings" w:hAnsi="Wingdings"/>
+        <w:sz w:val="20"/>
+      </w:rPr>
+    </w:lvl>
+    <w:lvl w:ilvl="6">
+      <w:numFmt w:val="bullet"/>
+      <w:lvlText w:val=""/>
+      <w:lvlJc w:val="left"/>
+      <w:pPr>
+        <w:ind w:left="5040" w:hanging="360"/>
+      </w:pPr>
+      <w:rPr>
+        <w:rFonts w:ascii="Wingdings" w:hAnsi="Wingdings"/>
+        <w:sz w:val="20"/>
+      </w:rPr>
+    </w:lvl>
+    <w:lvl w:ilvl="7">
+      <w:numFmt w:val="bullet"/>
+      <w:lvlText w:val=""/>
+      <w:lvlJc w:val="left"/>
+      <w:pPr>
+        <w:ind w:left="5760" w:hanging="360"/>
+      </w:pPr>
+      <w:rPr>
+        <w:rFonts w:ascii="Wingdings" w:hAnsi="Wingdings"/>
+        <w:sz w:val="20"/>
+      </w:rPr>
+    </w:lvl>
+    <w:lvl w:ilvl="8">
+      <w:numFmt w:val="bullet"/>
+      <w:lvlText w:val=""/>
+      <w:lvlJc w:val="left"/>
+      <w:pPr>
+        <w:ind w:left="6480" w:hanging="360"/>
+      </w:pPr>
+      <w:rPr>
+        <w:rFonts w:ascii="Wingdings" w:hAnsi="Wingdings"/>
+        <w:sz w:val="20"/>
+      </w:rPr>
+    </w:lvl>
+  </w:abstractNum>
+  <w:abstractNum w:abstractNumId="3" w15:restartNumberingAfterBreak="0">
     <w:nsid w:val="25E62B7C"/>
     <w:multiLevelType w:val="multilevel"/>
     <w:tmpl w:val="F7E4A4C6"/>
@@ -5787,7 +7298,7 @@
       </w:rPr>
     </w:lvl>
   </w:abstractNum>
-  <w:abstractNum w:abstractNumId="3" w15:restartNumberingAfterBreak="0">
+  <w:abstractNum w:abstractNumId="4" w15:restartNumberingAfterBreak="0">
     <w:nsid w:val="2BAD5930"/>
     <w:multiLevelType w:val="multilevel"/>
     <w:tmpl w:val="9814A5BA"/>
@@ -5873,7 +7384,7 @@
       </w:pPr>
     </w:lvl>
   </w:abstractNum>
-  <w:abstractNum w:abstractNumId="4" w15:restartNumberingAfterBreak="0">
+  <w:abstractNum w:abstractNumId="5" w15:restartNumberingAfterBreak="0">
     <w:nsid w:val="36AC20EE"/>
     <w:multiLevelType w:val="multilevel"/>
     <w:tmpl w:val="1A9C5872"/>
@@ -5986,7 +7497,7 @@
       </w:rPr>
     </w:lvl>
   </w:abstractNum>
-  <w:abstractNum w:abstractNumId="5" w15:restartNumberingAfterBreak="0">
+  <w:abstractNum w:abstractNumId="6" w15:restartNumberingAfterBreak="0">
     <w:nsid w:val="3CF65C76"/>
     <w:multiLevelType w:val="multilevel"/>
     <w:tmpl w:val="AC38960A"/>
@@ -6099,7 +7610,120 @@
       </w:rPr>
     </w:lvl>
   </w:abstractNum>
-  <w:abstractNum w:abstractNumId="6" w15:restartNumberingAfterBreak="0">
+  <w:abstractNum w:abstractNumId="7" w15:restartNumberingAfterBreak="0">
+    <w:nsid w:val="537E3DF8"/>
+    <w:multiLevelType w:val="multilevel"/>
+    <w:tmpl w:val="298675E0"/>
+    <w:lvl w:ilvl="0">
+      <w:numFmt w:val="bullet"/>
+      <w:lvlText w:val=""/>
+      <w:lvlJc w:val="left"/>
+      <w:pPr>
+        <w:ind w:left="720" w:hanging="360"/>
+      </w:pPr>
+      <w:rPr>
+        <w:rFonts w:ascii="Symbol" w:hAnsi="Symbol"/>
+        <w:sz w:val="20"/>
+      </w:rPr>
+    </w:lvl>
+    <w:lvl w:ilvl="1">
+      <w:numFmt w:val="bullet"/>
+      <w:lvlText w:val="o"/>
+      <w:lvlJc w:val="left"/>
+      <w:pPr>
+        <w:ind w:left="1440" w:hanging="360"/>
+      </w:pPr>
+      <w:rPr>
+        <w:rFonts w:ascii="Courier New" w:hAnsi="Courier New"/>
+        <w:sz w:val="20"/>
+      </w:rPr>
+    </w:lvl>
+    <w:lvl w:ilvl="2">
+      <w:numFmt w:val="bullet"/>
+      <w:lvlText w:val=""/>
+      <w:lvlJc w:val="left"/>
+      <w:pPr>
+        <w:ind w:left="2160" w:hanging="360"/>
+      </w:pPr>
+      <w:rPr>
+        <w:rFonts w:ascii="Wingdings" w:hAnsi="Wingdings"/>
+        <w:sz w:val="20"/>
+      </w:rPr>
+    </w:lvl>
+    <w:lvl w:ilvl="3">
+      <w:numFmt w:val="bullet"/>
+      <w:lvlText w:val=""/>
+      <w:lvlJc w:val="left"/>
+      <w:pPr>
+        <w:ind w:left="2880" w:hanging="360"/>
+      </w:pPr>
+      <w:rPr>
+        <w:rFonts w:ascii="Wingdings" w:hAnsi="Wingdings"/>
+        <w:sz w:val="20"/>
+      </w:rPr>
+    </w:lvl>
+    <w:lvl w:ilvl="4">
+      <w:numFmt w:val="bullet"/>
+      <w:lvlText w:val=""/>
+      <w:lvlJc w:val="left"/>
+      <w:pPr>
+        <w:ind w:left="3600" w:hanging="360"/>
+      </w:pPr>
+      <w:rPr>
+        <w:rFonts w:ascii="Wingdings" w:hAnsi="Wingdings"/>
+        <w:sz w:val="20"/>
+      </w:rPr>
+    </w:lvl>
+    <w:lvl w:ilvl="5">
+      <w:numFmt w:val="bullet"/>
+      <w:lvlText w:val=""/>
+      <w:lvlJc w:val="left"/>
+      <w:pPr>
+        <w:ind w:left="4320" w:hanging="360"/>
+      </w:pPr>
+      <w:rPr>
+        <w:rFonts w:ascii="Wingdings" w:hAnsi="Wingdings"/>
+        <w:sz w:val="20"/>
+      </w:rPr>
+    </w:lvl>
+    <w:lvl w:ilvl="6">
+      <w:numFmt w:val="bullet"/>
+      <w:lvlText w:val=""/>
+      <w:lvlJc w:val="left"/>
+      <w:pPr>
+        <w:ind w:left="5040" w:hanging="360"/>
+      </w:pPr>
+      <w:rPr>
+        <w:rFonts w:ascii="Wingdings" w:hAnsi="Wingdings"/>
+        <w:sz w:val="20"/>
+      </w:rPr>
+    </w:lvl>
+    <w:lvl w:ilvl="7">
+      <w:numFmt w:val="bullet"/>
+      <w:lvlText w:val=""/>
+      <w:lvlJc w:val="left"/>
+      <w:pPr>
+        <w:ind w:left="5760" w:hanging="360"/>
+      </w:pPr>
+      <w:rPr>
+        <w:rFonts w:ascii="Wingdings" w:hAnsi="Wingdings"/>
+        <w:sz w:val="20"/>
+      </w:rPr>
+    </w:lvl>
+    <w:lvl w:ilvl="8">
+      <w:numFmt w:val="bullet"/>
+      <w:lvlText w:val=""/>
+      <w:lvlJc w:val="left"/>
+      <w:pPr>
+        <w:ind w:left="6480" w:hanging="360"/>
+      </w:pPr>
+      <w:rPr>
+        <w:rFonts w:ascii="Wingdings" w:hAnsi="Wingdings"/>
+        <w:sz w:val="20"/>
+      </w:rPr>
+    </w:lvl>
+  </w:abstractNum>
+  <w:abstractNum w:abstractNumId="8" w15:restartNumberingAfterBreak="0">
     <w:nsid w:val="57AC24B2"/>
     <w:multiLevelType w:val="multilevel"/>
     <w:tmpl w:val="1406A8EE"/>
@@ -6248,7 +7872,7 @@
       </w:rPr>
     </w:lvl>
   </w:abstractNum>
-  <w:abstractNum w:abstractNumId="7" w15:restartNumberingAfterBreak="0">
+  <w:abstractNum w:abstractNumId="9" w15:restartNumberingAfterBreak="0">
     <w:nsid w:val="5C130211"/>
     <w:multiLevelType w:val="multilevel"/>
     <w:tmpl w:val="0AAA94B2"/>
@@ -6397,7 +8021,7 @@
       </w:rPr>
     </w:lvl>
   </w:abstractNum>
-  <w:abstractNum w:abstractNumId="8" w15:restartNumberingAfterBreak="0">
+  <w:abstractNum w:abstractNumId="10" w15:restartNumberingAfterBreak="0">
     <w:nsid w:val="5D2A6CAA"/>
     <w:multiLevelType w:val="multilevel"/>
     <w:tmpl w:val="2A5457CE"/>
@@ -6546,7 +8170,7 @@
       </w:rPr>
     </w:lvl>
   </w:abstractNum>
-  <w:abstractNum w:abstractNumId="9" w15:restartNumberingAfterBreak="0">
+  <w:abstractNum w:abstractNumId="11" w15:restartNumberingAfterBreak="0">
     <w:nsid w:val="62C725E9"/>
     <w:multiLevelType w:val="multilevel"/>
     <w:tmpl w:val="212CEA82"/>
@@ -6695,7 +8319,7 @@
       </w:rPr>
     </w:lvl>
   </w:abstractNum>
-  <w:abstractNum w:abstractNumId="10" w15:restartNumberingAfterBreak="0">
+  <w:abstractNum w:abstractNumId="12" w15:restartNumberingAfterBreak="0">
     <w:nsid w:val="67C701E5"/>
     <w:multiLevelType w:val="multilevel"/>
     <w:tmpl w:val="956A7D7A"/>
@@ -6808,7 +8432,7 @@
       </w:rPr>
     </w:lvl>
   </w:abstractNum>
-  <w:abstractNum w:abstractNumId="11" w15:restartNumberingAfterBreak="0">
+  <w:abstractNum w:abstractNumId="13" w15:restartNumberingAfterBreak="0">
     <w:nsid w:val="71312873"/>
     <w:multiLevelType w:val="multilevel"/>
     <w:tmpl w:val="05E6C8F6"/>
@@ -6921,7 +8545,7 @@
       </w:rPr>
     </w:lvl>
   </w:abstractNum>
-  <w:abstractNum w:abstractNumId="12" w15:restartNumberingAfterBreak="0">
+  <w:abstractNum w:abstractNumId="14" w15:restartNumberingAfterBreak="0">
     <w:nsid w:val="7477523B"/>
     <w:multiLevelType w:val="multilevel"/>
     <w:tmpl w:val="D2162D06"/>
@@ -7008,43 +8632,49 @@
     </w:lvl>
   </w:abstractNum>
   <w:num w:numId="1" w16cid:durableId="876116407">
+    <w:abstractNumId w:val="5"/>
+  </w:num>
+  <w:num w:numId="2" w16cid:durableId="1360738106">
+    <w:abstractNumId w:val="6"/>
+  </w:num>
+  <w:num w:numId="3" w16cid:durableId="334188740">
+    <w:abstractNumId w:val="13"/>
+  </w:num>
+  <w:num w:numId="4" w16cid:durableId="830171198">
     <w:abstractNumId w:val="4"/>
   </w:num>
-  <w:num w:numId="2" w16cid:durableId="1360738106">
-    <w:abstractNumId w:val="5"/>
+  <w:num w:numId="5" w16cid:durableId="574357950">
+    <w:abstractNumId w:val="12"/>
   </w:num>
-  <w:num w:numId="3" w16cid:durableId="334188740">
-    <w:abstractNumId w:val="11"/>
+  <w:num w:numId="6" w16cid:durableId="1468860346">
+    <w:abstractNumId w:val="14"/>
   </w:num>
-  <w:num w:numId="4" w16cid:durableId="830171198">
+  <w:num w:numId="7" w16cid:durableId="1879584911">
     <w:abstractNumId w:val="3"/>
   </w:num>
-  <w:num w:numId="5" w16cid:durableId="574357950">
-    <w:abstractNumId w:val="10"/>
-  </w:num>
-  <w:num w:numId="6" w16cid:durableId="1468860346">
-    <w:abstractNumId w:val="12"/>
-  </w:num>
-  <w:num w:numId="7" w16cid:durableId="1879584911">
-    <w:abstractNumId w:val="2"/>
-  </w:num>
   <w:num w:numId="8" w16cid:durableId="435372331">
-    <w:abstractNumId w:val="6"/>
+    <w:abstractNumId w:val="8"/>
   </w:num>
   <w:num w:numId="9" w16cid:durableId="1813450683">
-    <w:abstractNumId w:val="8"/>
+    <w:abstractNumId w:val="10"/>
   </w:num>
   <w:num w:numId="10" w16cid:durableId="970401639">
     <w:abstractNumId w:val="1"/>
   </w:num>
   <w:num w:numId="11" w16cid:durableId="126432798">
-    <w:abstractNumId w:val="7"/>
+    <w:abstractNumId w:val="9"/>
   </w:num>
   <w:num w:numId="12" w16cid:durableId="6178314">
-    <w:abstractNumId w:val="9"/>
+    <w:abstractNumId w:val="11"/>
   </w:num>
   <w:num w:numId="13" w16cid:durableId="859047938">
     <w:abstractNumId w:val="0"/>
+  </w:num>
+  <w:num w:numId="14" w16cid:durableId="1313484028">
+    <w:abstractNumId w:val="7"/>
+  </w:num>
+  <w:num w:numId="15" w16cid:durableId="1801455642">
+    <w:abstractNumId w:val="2"/>
   </w:num>
 </w:numbering>
 </file>

--- a/DOC/TriumBarber.docx
+++ b/DOC/TriumBarber.docx
@@ -10,7 +10,7 @@
         <w:spacing w:before="480"/>
         <w:jc w:val="center"/>
       </w:pPr>
-      <w:bookmarkStart w:id="0" w:name="_Toc230475612"/>
+      <w:bookmarkStart w:id="0" w:name="_Toc230601372"/>
       <w:r>
         <w:rPr>
           <w:b/>
@@ -21,8 +21,6 @@
       </w:r>
       <w:bookmarkEnd w:id="0"/>
     </w:p>
-    <w:p/>
-    <w:p/>
     <w:p>
       <w:pPr>
         <w:jc w:val="center"/>
@@ -135,8 +133,6 @@
     <w:p>
       <w:pPr>
         <w:rPr>
-          <w:sz w:val="28"/>
-          <w:szCs w:val="28"/>
           <w:lang w:val="es-ES"/>
         </w:rPr>
       </w:pPr>
@@ -194,13 +190,6 @@
         </w:r>
       </w:hyperlink>
     </w:p>
-    <w:p>
-      <w:pPr>
-        <w:rPr>
-          <w:lang w:val="es-ES"/>
-        </w:rPr>
-      </w:pPr>
-    </w:p>
     <w:sdt>
       <w:sdtPr>
         <w:rPr>
@@ -230,14 +219,12 @@
               <w:lang w:val="en-US"/>
             </w:rPr>
           </w:pPr>
-          <w:proofErr w:type="spellStart"/>
           <w:r>
             <w:rPr>
               <w:lang w:val="en-US"/>
             </w:rPr>
             <w:t>Contenido</w:t>
           </w:r>
-          <w:proofErr w:type="spellEnd"/>
         </w:p>
         <w:p>
           <w:pPr>
@@ -264,7 +251,7 @@
           <w:r>
             <w:fldChar w:fldCharType="separate"/>
           </w:r>
-          <w:hyperlink w:anchor="_Toc230475612" w:history="1">
+          <w:hyperlink w:anchor="_Toc230601372" w:history="1">
             <w:r>
               <w:rPr>
                 <w:rStyle w:val="Hipervnculo"/>
@@ -292,7 +279,7 @@
                 <w:noProof/>
                 <w:webHidden/>
               </w:rPr>
-              <w:instrText xml:space="preserve"> PAGEREF _Toc230475612 \h </w:instrText>
+              <w:instrText xml:space="preserve"> PAGEREF _Toc230601372 \h </w:instrText>
             </w:r>
             <w:r>
               <w:rPr>
@@ -339,7 +326,7 @@
               <w14:ligatures w14:val="standardContextual"/>
             </w:rPr>
           </w:pPr>
-          <w:hyperlink w:anchor="_Toc230475613" w:history="1">
+          <w:hyperlink w:anchor="_Toc230601373" w:history="1">
             <w:r>
               <w:rPr>
                 <w:rStyle w:val="Hipervnculo"/>
@@ -366,7 +353,7 @@
                 <w:noProof/>
                 <w:webHidden/>
               </w:rPr>
-              <w:instrText xml:space="preserve"> PAGEREF _Toc230475613 \h </w:instrText>
+              <w:instrText xml:space="preserve"> PAGEREF _Toc230601373 \h </w:instrText>
             </w:r>
             <w:r>
               <w:rPr>
@@ -413,7 +400,7 @@
               <w14:ligatures w14:val="standardContextual"/>
             </w:rPr>
           </w:pPr>
-          <w:hyperlink w:anchor="_Toc230475614" w:history="1">
+          <w:hyperlink w:anchor="_Toc230601374" w:history="1">
             <w:r>
               <w:rPr>
                 <w:rStyle w:val="Hipervnculo"/>
@@ -440,7 +427,7 @@
                 <w:noProof/>
                 <w:webHidden/>
               </w:rPr>
-              <w:instrText xml:space="preserve"> PAGEREF _Toc230475614 \h </w:instrText>
+              <w:instrText xml:space="preserve"> PAGEREF _Toc230601374 \h </w:instrText>
             </w:r>
             <w:r>
               <w:rPr>
@@ -487,7 +474,7 @@
               <w14:ligatures w14:val="standardContextual"/>
             </w:rPr>
           </w:pPr>
-          <w:hyperlink w:anchor="_Toc230475615" w:history="1">
+          <w:hyperlink w:anchor="_Toc230601375" w:history="1">
             <w:r>
               <w:rPr>
                 <w:rStyle w:val="Hipervnculo"/>
@@ -514,7 +501,7 @@
                 <w:noProof/>
                 <w:webHidden/>
               </w:rPr>
-              <w:instrText xml:space="preserve"> PAGEREF _Toc230475615 \h </w:instrText>
+              <w:instrText xml:space="preserve"> PAGEREF _Toc230601375 \h </w:instrText>
             </w:r>
             <w:r>
               <w:rPr>
@@ -561,7 +548,7 @@
               <w14:ligatures w14:val="standardContextual"/>
             </w:rPr>
           </w:pPr>
-          <w:hyperlink w:anchor="_Toc230475616" w:history="1">
+          <w:hyperlink w:anchor="_Toc230601376" w:history="1">
             <w:r>
               <w:rPr>
                 <w:rStyle w:val="Hipervnculo"/>
@@ -588,7 +575,7 @@
                 <w:noProof/>
                 <w:webHidden/>
               </w:rPr>
-              <w:instrText xml:space="preserve"> PAGEREF _Toc230475616 \h </w:instrText>
+              <w:instrText xml:space="preserve"> PAGEREF _Toc230601376 \h </w:instrText>
             </w:r>
             <w:r>
               <w:rPr>
@@ -635,7 +622,7 @@
               <w14:ligatures w14:val="standardContextual"/>
             </w:rPr>
           </w:pPr>
-          <w:hyperlink w:anchor="_Toc230475617" w:history="1">
+          <w:hyperlink w:anchor="_Toc230601377" w:history="1">
             <w:r>
               <w:rPr>
                 <w:rStyle w:val="Hipervnculo"/>
@@ -662,7 +649,7 @@
                 <w:noProof/>
                 <w:webHidden/>
               </w:rPr>
-              <w:instrText xml:space="preserve"> PAGEREF _Toc230475617 \h </w:instrText>
+              <w:instrText xml:space="preserve"> PAGEREF _Toc230601377 \h </w:instrText>
             </w:r>
             <w:r>
               <w:rPr>
@@ -709,7 +696,7 @@
               <w14:ligatures w14:val="standardContextual"/>
             </w:rPr>
           </w:pPr>
-          <w:hyperlink w:anchor="_Toc230475618" w:history="1">
+          <w:hyperlink w:anchor="_Toc230601378" w:history="1">
             <w:r>
               <w:rPr>
                 <w:rStyle w:val="Hipervnculo"/>
@@ -736,7 +723,7 @@
                 <w:noProof/>
                 <w:webHidden/>
               </w:rPr>
-              <w:instrText xml:space="preserve"> PAGEREF _Toc230475618 \h </w:instrText>
+              <w:instrText xml:space="preserve"> PAGEREF _Toc230601378 \h </w:instrText>
             </w:r>
             <w:r>
               <w:rPr>
@@ -783,7 +770,7 @@
               <w14:ligatures w14:val="standardContextual"/>
             </w:rPr>
           </w:pPr>
-          <w:hyperlink w:anchor="_Toc230475619" w:history="1">
+          <w:hyperlink w:anchor="_Toc230601379" w:history="1">
             <w:r>
               <w:rPr>
                 <w:rStyle w:val="Hipervnculo"/>
@@ -810,7 +797,7 @@
                 <w:noProof/>
                 <w:webHidden/>
               </w:rPr>
-              <w:instrText xml:space="preserve"> PAGEREF _Toc230475619 \h </w:instrText>
+              <w:instrText xml:space="preserve"> PAGEREF _Toc230601379 \h </w:instrText>
             </w:r>
             <w:r>
               <w:rPr>
@@ -857,7 +844,7 @@
               <w14:ligatures w14:val="standardContextual"/>
             </w:rPr>
           </w:pPr>
-          <w:hyperlink w:anchor="_Toc230475620" w:history="1">
+          <w:hyperlink w:anchor="_Toc230601380" w:history="1">
             <w:r>
               <w:rPr>
                 <w:rStyle w:val="Hipervnculo"/>
@@ -885,7 +872,7 @@
                 <w:noProof/>
                 <w:webHidden/>
               </w:rPr>
-              <w:instrText xml:space="preserve"> PAGEREF _Toc230475620 \h </w:instrText>
+              <w:instrText xml:space="preserve"> PAGEREF _Toc230601380 \h </w:instrText>
             </w:r>
             <w:r>
               <w:rPr>
@@ -932,7 +919,7 @@
               <w14:ligatures w14:val="standardContextual"/>
             </w:rPr>
           </w:pPr>
-          <w:hyperlink w:anchor="_Toc230475621" w:history="1">
+          <w:hyperlink w:anchor="_Toc230601381" w:history="1">
             <w:r>
               <w:rPr>
                 <w:rStyle w:val="Hipervnculo"/>
@@ -960,7 +947,7 @@
                 <w:noProof/>
                 <w:webHidden/>
               </w:rPr>
-              <w:instrText xml:space="preserve"> PAGEREF _Toc230475621 \h </w:instrText>
+              <w:instrText xml:space="preserve"> PAGEREF _Toc230601381 \h </w:instrText>
             </w:r>
             <w:r>
               <w:rPr>
@@ -1007,14 +994,14 @@
               <w14:ligatures w14:val="standardContextual"/>
             </w:rPr>
           </w:pPr>
-          <w:hyperlink w:anchor="_Toc230475622" w:history="1">
+          <w:hyperlink w:anchor="_Toc230601382" w:history="1">
             <w:r>
               <w:rPr>
                 <w:rStyle w:val="Hipervnculo"/>
                 <w:noProof/>
                 <w:lang w:val="es-ES"/>
               </w:rPr>
-              <w:t>10. Manual</w:t>
+              <w:t>10. Manual de Usuario</w:t>
             </w:r>
             <w:r>
               <w:rPr>
@@ -1035,7 +1022,7 @@
                 <w:noProof/>
                 <w:webHidden/>
               </w:rPr>
-              <w:instrText xml:space="preserve"> PAGEREF _Toc230475622 \h </w:instrText>
+              <w:instrText xml:space="preserve"> PAGEREF _Toc230601382 \h </w:instrText>
             </w:r>
             <w:r>
               <w:rPr>
@@ -1067,6 +1054,156 @@
           </w:hyperlink>
         </w:p>
         <w:p>
+          <w:pPr>
+            <w:pStyle w:val="TDC1"/>
+            <w:tabs>
+              <w:tab w:val="right" w:leader="dot" w:pos="9019"/>
+            </w:tabs>
+            <w:rPr>
+              <w:rFonts w:asciiTheme="minorHAnsi" w:eastAsiaTheme="minorEastAsia" w:hAnsiTheme="minorHAnsi" w:cstheme="minorBidi"/>
+              <w:noProof/>
+              <w:kern w:val="2"/>
+              <w:sz w:val="24"/>
+              <w:szCs w:val="24"/>
+              <w:lang w:val="es-ES"/>
+              <w14:ligatures w14:val="standardContextual"/>
+            </w:rPr>
+          </w:pPr>
+          <w:hyperlink w:anchor="_Toc230601383" w:history="1">
+            <w:r>
+              <w:rPr>
+                <w:rStyle w:val="Hipervnculo"/>
+                <w:noProof/>
+                <w:lang w:val="es-ES"/>
+              </w:rPr>
+              <w:t>11. Manual Técnico.</w:t>
+            </w:r>
+            <w:r>
+              <w:rPr>
+                <w:noProof/>
+                <w:webHidden/>
+              </w:rPr>
+              <w:tab/>
+            </w:r>
+            <w:r>
+              <w:rPr>
+                <w:noProof/>
+                <w:webHidden/>
+              </w:rPr>
+              <w:fldChar w:fldCharType="begin"/>
+            </w:r>
+            <w:r>
+              <w:rPr>
+                <w:noProof/>
+                <w:webHidden/>
+              </w:rPr>
+              <w:instrText xml:space="preserve"> PAGEREF _Toc230601383 \h </w:instrText>
+            </w:r>
+            <w:r>
+              <w:rPr>
+                <w:noProof/>
+                <w:webHidden/>
+              </w:rPr>
+            </w:r>
+            <w:r>
+              <w:rPr>
+                <w:noProof/>
+                <w:webHidden/>
+              </w:rPr>
+              <w:fldChar w:fldCharType="separate"/>
+            </w:r>
+            <w:r>
+              <w:rPr>
+                <w:noProof/>
+                <w:webHidden/>
+              </w:rPr>
+              <w:t>18</w:t>
+            </w:r>
+            <w:r>
+              <w:rPr>
+                <w:noProof/>
+                <w:webHidden/>
+              </w:rPr>
+              <w:fldChar w:fldCharType="end"/>
+            </w:r>
+          </w:hyperlink>
+        </w:p>
+        <w:p>
+          <w:pPr>
+            <w:pStyle w:val="TDC1"/>
+            <w:tabs>
+              <w:tab w:val="right" w:leader="dot" w:pos="9019"/>
+            </w:tabs>
+            <w:rPr>
+              <w:rFonts w:asciiTheme="minorHAnsi" w:eastAsiaTheme="minorEastAsia" w:hAnsiTheme="minorHAnsi" w:cstheme="minorBidi"/>
+              <w:noProof/>
+              <w:kern w:val="2"/>
+              <w:sz w:val="24"/>
+              <w:szCs w:val="24"/>
+              <w:lang w:val="es-ES"/>
+              <w14:ligatures w14:val="standardContextual"/>
+            </w:rPr>
+          </w:pPr>
+          <w:hyperlink w:anchor="_Toc230601384" w:history="1">
+            <w:r>
+              <w:rPr>
+                <w:rStyle w:val="Hipervnculo"/>
+                <w:noProof/>
+                <w:lang w:val="es-ES"/>
+              </w:rPr>
+              <w:t>12. Plan de Pruebas.</w:t>
+            </w:r>
+            <w:r>
+              <w:rPr>
+                <w:noProof/>
+                <w:webHidden/>
+              </w:rPr>
+              <w:tab/>
+            </w:r>
+            <w:r>
+              <w:rPr>
+                <w:noProof/>
+                <w:webHidden/>
+              </w:rPr>
+              <w:fldChar w:fldCharType="begin"/>
+            </w:r>
+            <w:r>
+              <w:rPr>
+                <w:noProof/>
+                <w:webHidden/>
+              </w:rPr>
+              <w:instrText xml:space="preserve"> PAGEREF _Toc230601384 \h </w:instrText>
+            </w:r>
+            <w:r>
+              <w:rPr>
+                <w:noProof/>
+                <w:webHidden/>
+              </w:rPr>
+            </w:r>
+            <w:r>
+              <w:rPr>
+                <w:noProof/>
+                <w:webHidden/>
+              </w:rPr>
+              <w:fldChar w:fldCharType="separate"/>
+            </w:r>
+            <w:r>
+              <w:rPr>
+                <w:noProof/>
+                <w:webHidden/>
+              </w:rPr>
+              <w:t>20</w:t>
+            </w:r>
+            <w:r>
+              <w:rPr>
+                <w:noProof/>
+                <w:webHidden/>
+              </w:rPr>
+              <w:fldChar w:fldCharType="end"/>
+            </w:r>
+          </w:hyperlink>
+        </w:p>
+        <w:p>
           <w:r>
             <w:rPr>
               <w:b/>
@@ -1077,16 +1214,15 @@
         </w:p>
       </w:sdtContent>
     </w:sdt>
-    <w:p/>
-    <w:p/>
     <w:p>
       <w:pPr>
         <w:pStyle w:val="Ttulo1"/>
       </w:pPr>
       <w:bookmarkStart w:id="1" w:name="_heading=h.30j0zll" w:colFirst="0" w:colLast="0"/>
-      <w:bookmarkStart w:id="2" w:name="_Toc230475613"/>
+      <w:bookmarkStart w:id="2" w:name="_Toc230601373"/>
       <w:bookmarkEnd w:id="1"/>
       <w:r>
+        <w:lastRenderedPageBreak/>
         <w:t>1. Descripción y Justificación</w:t>
       </w:r>
       <w:bookmarkEnd w:id="2"/>
@@ -1103,7 +1239,15 @@
         <w:t>Descripción:</w:t>
       </w:r>
       <w:r>
-        <w:t xml:space="preserve"> TriumBarber es una aplicación móvil desarrollada para Android. Se define como una herramienta multimedia interactiva que permite la autogestión de servicios de barbería. La app aprovecha los componentes de diseño de Android para ofrecer una experiencia de usuario fluida, utilizando una arquitectura orientada a objetos y conexión en tiempo real con la nube para la sincronización de activos visuales y datos.</w:t>
+        <w:t xml:space="preserve"> TriumBarber es una aplicación móvil desarrollada para Android. Se define como una herramienta multimedia interactiva que permite la autogestión de servicios de barbería. La </w:t>
+      </w:r>
+      <w:proofErr w:type="gramStart"/>
+      <w:r>
+        <w:t>app</w:t>
+      </w:r>
+      <w:proofErr w:type="gramEnd"/>
+      <w:r>
+        <w:t xml:space="preserve"> aprovecha los componentes de diseño de Android para ofrecer una experiencia de usuario fluida, utilizando una arquitectura orientada a objetos y conexión en tiempo real con la nube para la sincronización de activos visuales y datos.</w:t>
       </w:r>
     </w:p>
     <w:p>
@@ -1115,22 +1259,22 @@
         <w:t>Justificación:</w:t>
       </w:r>
       <w:r>
-        <w:t xml:space="preserve"> El desarrollo en Android Studio permite una optimización superior de los recursos multimedia. Se justifica el uso de una app móvil frente a una web por la portabilidad, las notificaciones y la interfaz táctil intuitiva, elementos esenciales para un cliente que necesita reservar un servicio en movilidad. Desde el punto de vista multimedia, Android ofrece librerías avanzadas para el renderizado de imágenes y la gestión de la jerarquía visual mediante Material </w:t>
-      </w:r>
-      <w:proofErr w:type="spellStart"/>
-      <w:r>
-        <w:t>Design</w:t>
-      </w:r>
-      <w:proofErr w:type="spellEnd"/>
-      <w:r>
-        <w:t>.</w:t>
+        <w:t xml:space="preserve"> El desarrollo en Android Studio permite una optimización superior de los recursos multimedia. Se justifica el uso de una </w:t>
+      </w:r>
+      <w:proofErr w:type="gramStart"/>
+      <w:r>
+        <w:t>app</w:t>
+      </w:r>
+      <w:proofErr w:type="gramEnd"/>
+      <w:r>
+        <w:t xml:space="preserve"> móvil frente a una web por la portabilidad, las notificaciones y la interfaz táctil intuitiva, elementos esenciales para un cliente que necesita reservar un servicio en movilidad. Desde el punto de vista multimedia, Android ofrece librerías avanzadas para el renderizado de imágenes y la gestión de la jerarquía visual mediante Material Design.</w:t>
       </w:r>
     </w:p>
     <w:p>
       <w:pPr>
         <w:pStyle w:val="Ttulo1"/>
       </w:pPr>
-      <w:bookmarkStart w:id="3" w:name="_Toc230475614"/>
+      <w:bookmarkStart w:id="3" w:name="_Toc230601374"/>
       <w:r>
         <w:t>2. Alcance del Proyecto</w:t>
       </w:r>
@@ -1196,15 +1340,7 @@
         <w:t>Persistencia y Multimedia:</w:t>
       </w:r>
       <w:r>
-        <w:t xml:space="preserve"> Integración con </w:t>
-      </w:r>
-      <w:proofErr w:type="spellStart"/>
-      <w:r>
-        <w:t>Firebase</w:t>
-      </w:r>
-      <w:proofErr w:type="spellEnd"/>
-      <w:r>
-        <w:t xml:space="preserve"> para la recuperación de datos.</w:t>
+        <w:t xml:space="preserve"> Integración con Firebase para la recuperación de datos.</w:t>
       </w:r>
     </w:p>
     <w:p>
@@ -1232,7 +1368,7 @@
       <w:pPr>
         <w:pStyle w:val="Ttulo1"/>
       </w:pPr>
-      <w:bookmarkStart w:id="4" w:name="_Toc230475615"/>
+      <w:bookmarkStart w:id="4" w:name="_Toc230601375"/>
       <w:r>
         <w:t>3. Valoración de Alternativas y Stack Tecnológico</w:t>
       </w:r>
@@ -1440,66 +1576,56 @@
           <w:bCs/>
           <w:lang w:val="en-US"/>
         </w:rPr>
+        <w:t>Backend:</w:t>
+      </w:r>
+      <w:r>
+        <w:rPr>
+          <w:lang w:val="en-US"/>
+        </w:rPr>
+        <w:t xml:space="preserve"> </w:t>
+      </w:r>
+      <w:r>
+        <w:rPr>
+          <w:b/>
+          <w:bCs/>
+          <w:lang w:val="en-US"/>
+        </w:rPr>
+        <w:t>Firebase SDK (Firestore &amp; Auth)</w:t>
+      </w:r>
+      <w:r>
+        <w:rPr>
+          <w:lang w:val="en-US"/>
+        </w:rPr>
+        <w:t xml:space="preserve">. </w:t>
+      </w:r>
+      <w:r>
+        <w:t xml:space="preserve">Permite que la </w:t>
+      </w:r>
+      <w:proofErr w:type="gramStart"/>
+      <w:r>
+        <w:t>app</w:t>
+      </w:r>
+      <w:proofErr w:type="gramEnd"/>
+      <w:r>
+        <w:t xml:space="preserve"> móvil sea "</w:t>
+      </w:r>
+      <w:proofErr w:type="spellStart"/>
+      <w:r>
+        <w:t>Serverless</w:t>
+      </w:r>
+      <w:proofErr w:type="spellEnd"/>
+      <w:r>
+        <w:t>", delegando la autenticación y la base de datos a un servicio en tiempo real altamente eficiente.</w:t>
+      </w:r>
+    </w:p>
+    <w:p/>
+    <w:p>
+      <w:pPr>
+        <w:pStyle w:val="Ttulo1"/>
+      </w:pPr>
+      <w:bookmarkStart w:id="5" w:name="_Toc230601376"/>
+      <w:r>
         <w:lastRenderedPageBreak/>
-        <w:t>Backend:</w:t>
-      </w:r>
-      <w:r>
-        <w:rPr>
-          <w:lang w:val="en-US"/>
-        </w:rPr>
-        <w:t xml:space="preserve"> </w:t>
-      </w:r>
-      <w:r>
-        <w:rPr>
-          <w:b/>
-          <w:bCs/>
-          <w:lang w:val="en-US"/>
-        </w:rPr>
-        <w:t>Firebase SDK (</w:t>
-      </w:r>
-      <w:proofErr w:type="spellStart"/>
-      <w:r>
-        <w:rPr>
-          <w:b/>
-          <w:bCs/>
-          <w:lang w:val="en-US"/>
-        </w:rPr>
-        <w:t>Firestore</w:t>
-      </w:r>
-      <w:proofErr w:type="spellEnd"/>
-      <w:r>
-        <w:rPr>
-          <w:b/>
-          <w:bCs/>
-          <w:lang w:val="en-US"/>
-        </w:rPr>
-        <w:t xml:space="preserve"> &amp; Auth)</w:t>
-      </w:r>
-      <w:r>
-        <w:rPr>
-          <w:lang w:val="en-US"/>
-        </w:rPr>
-        <w:t xml:space="preserve">. </w:t>
-      </w:r>
-      <w:r>
-        <w:t>Permite que la app móvil sea "</w:t>
-      </w:r>
-      <w:proofErr w:type="spellStart"/>
-      <w:r>
-        <w:t>Serverless</w:t>
-      </w:r>
-      <w:proofErr w:type="spellEnd"/>
-      <w:r>
-        <w:t>", delegando la autenticación y la base de datos a un servicio en tiempo real altamente eficiente.</w:t>
-      </w:r>
-    </w:p>
-    <w:p/>
-    <w:p>
-      <w:pPr>
-        <w:pStyle w:val="Ttulo1"/>
-      </w:pPr>
-      <w:bookmarkStart w:id="5" w:name="_Toc230475616"/>
-      <w:r>
         <w:t>4. Objetivos y Requisitos del Sistema</w:t>
       </w:r>
       <w:bookmarkEnd w:id="5"/>
@@ -1558,15 +1684,7 @@
         <w:spacing w:after="160"/>
       </w:pPr>
       <w:r>
-        <w:t xml:space="preserve">Garantizar la integridad de los datos mediante el uso del SDK nativo de </w:t>
-      </w:r>
-      <w:proofErr w:type="spellStart"/>
-      <w:r>
-        <w:t>Firebase</w:t>
-      </w:r>
-      <w:proofErr w:type="spellEnd"/>
-      <w:r>
-        <w:t>.</w:t>
+        <w:t>Garantizar la integridad de los datos mediante el uso del SDK nativo de Firebase.</w:t>
       </w:r>
     </w:p>
     <w:p>
@@ -1652,7 +1770,7 @@
       <w:pPr>
         <w:pStyle w:val="Ttulo1"/>
       </w:pPr>
-      <w:bookmarkStart w:id="6" w:name="_Toc230475617"/>
+      <w:bookmarkStart w:id="6" w:name="_Toc230601377"/>
       <w:r>
         <w:t>5. Casos de Uso</w:t>
       </w:r>
@@ -1676,7 +1794,15 @@
         <w:t>Autenticación de Usuario:</w:t>
       </w:r>
       <w:r>
-        <w:t xml:space="preserve"> El usuario abre la app y accede directamente a su panel si ya se identificó anteriormente.</w:t>
+        <w:t xml:space="preserve"> El usuario abre la </w:t>
+      </w:r>
+      <w:proofErr w:type="gramStart"/>
+      <w:r>
+        <w:t>app</w:t>
+      </w:r>
+      <w:proofErr w:type="gramEnd"/>
+      <w:r>
+        <w:t xml:space="preserve"> y accede directamente a su panel si ya se identificó anteriormente.</w:t>
       </w:r>
     </w:p>
     <w:p>
@@ -1726,7 +1852,7 @@
       <w:pPr>
         <w:pStyle w:val="Ttulo1"/>
       </w:pPr>
-      <w:bookmarkStart w:id="7" w:name="_Toc230475618"/>
+      <w:bookmarkStart w:id="7" w:name="_Toc230601378"/>
       <w:r>
         <w:t>6. Modelo y Diseño de Base de Datos</w:t>
       </w:r>
@@ -1746,33 +1872,8 @@
           <w:b/>
           <w:bCs/>
         </w:rPr>
-        <w:t xml:space="preserve">Google </w:t>
-      </w:r>
-      <w:proofErr w:type="spellStart"/>
-      <w:r>
-        <w:rPr>
-          <w:b/>
-          <w:bCs/>
-        </w:rPr>
-        <w:t>Firebase</w:t>
-      </w:r>
-      <w:proofErr w:type="spellEnd"/>
-      <w:r>
-        <w:rPr>
-          <w:b/>
-          <w:bCs/>
-        </w:rPr>
-        <w:t xml:space="preserve"> </w:t>
-      </w:r>
-      <w:proofErr w:type="spellStart"/>
-      <w:r>
-        <w:rPr>
-          <w:b/>
-          <w:bCs/>
-        </w:rPr>
-        <w:t>Firestore</w:t>
-      </w:r>
-      <w:proofErr w:type="spellEnd"/>
+        <w:t>Google Firebase Firestore</w:t>
+      </w:r>
       <w:r>
         <w:t>, una base de datos NoSQL</w:t>
       </w:r>
@@ -1871,7 +1972,6 @@
           <w:b/>
           <w:bCs/>
         </w:rPr>
-        <w:lastRenderedPageBreak/>
         <w:t>apellidos</w:t>
       </w:r>
       <w:r>
@@ -1970,26 +2070,11 @@
           <w:b/>
           <w:bCs/>
         </w:rPr>
+        <w:lastRenderedPageBreak/>
         <w:t>rol</w:t>
       </w:r>
       <w:r>
-        <w:t>: String. Define los permisos del sistema "</w:t>
-      </w:r>
-      <w:proofErr w:type="spellStart"/>
-      <w:r>
-        <w:t>user</w:t>
-      </w:r>
-      <w:proofErr w:type="spellEnd"/>
-      <w:r>
-        <w:t>" para clientes, "</w:t>
-      </w:r>
-      <w:proofErr w:type="spellStart"/>
-      <w:r>
-        <w:t>admin</w:t>
-      </w:r>
-      <w:proofErr w:type="spellEnd"/>
-      <w:r>
-        <w:t>" para barberos.</w:t>
+        <w:t>: String. Define los permisos del sistema "user" para clientes, "admin" para barberos.</w:t>
       </w:r>
     </w:p>
     <w:p>
@@ -2255,12 +2340,14 @@
       <w:r>
         <w:t>Corte</w:t>
       </w:r>
+      <w:proofErr w:type="gramStart"/>
       <w:r>
         <w:t xml:space="preserve">" </w:t>
       </w:r>
       <w:r>
         <w:t>,</w:t>
       </w:r>
+      <w:proofErr w:type="gramEnd"/>
       <w:r>
         <w:t xml:space="preserve"> "</w:t>
       </w:r>
@@ -2355,13 +2442,8 @@
         <w:t xml:space="preserve"> cada </w:t>
       </w:r>
       <w:r>
-        <w:t xml:space="preserve">día de la agenda bloqueado por el usuario </w:t>
-      </w:r>
-      <w:proofErr w:type="spellStart"/>
-      <w:r>
-        <w:t>admin</w:t>
-      </w:r>
-      <w:proofErr w:type="spellEnd"/>
+        <w:t>día de la agenda bloqueado por el usuario admin</w:t>
+      </w:r>
       <w:r>
         <w:t xml:space="preserve"> a través de la interfaz móvil.</w:t>
       </w:r>
@@ -2462,15 +2544,7 @@
         <w:t xml:space="preserve">: String. </w:t>
       </w:r>
       <w:r>
-        <w:t xml:space="preserve"> Informa del usuario </w:t>
-      </w:r>
-      <w:proofErr w:type="spellStart"/>
-      <w:r>
-        <w:t>admin</w:t>
-      </w:r>
-      <w:proofErr w:type="spellEnd"/>
-      <w:r>
-        <w:t xml:space="preserve"> que realiza el bloqueo</w:t>
+        <w:t xml:space="preserve"> Informa del usuario admin que realiza el bloqueo</w:t>
       </w:r>
       <w:r>
         <w:t>.</w:t>
@@ -2513,9 +2587,45 @@
     </w:p>
     <w:p>
       <w:pPr>
+        <w:suppressAutoHyphens/>
+        <w:autoSpaceDN w:val="0"/>
+        <w:spacing w:after="160"/>
+        <w:ind w:left="1440"/>
+        <w:rPr>
+          <w:b/>
+          <w:bCs/>
+        </w:rPr>
+      </w:pPr>
+    </w:p>
+    <w:p>
+      <w:pPr>
+        <w:suppressAutoHyphens/>
+        <w:autoSpaceDN w:val="0"/>
+        <w:spacing w:after="160"/>
+        <w:ind w:left="1440"/>
+        <w:rPr>
+          <w:b/>
+          <w:bCs/>
+        </w:rPr>
+      </w:pPr>
+    </w:p>
+    <w:p>
+      <w:pPr>
+        <w:suppressAutoHyphens/>
+        <w:autoSpaceDN w:val="0"/>
+        <w:spacing w:after="160"/>
+        <w:ind w:left="1440"/>
+        <w:rPr>
+          <w:b/>
+          <w:bCs/>
+        </w:rPr>
+      </w:pPr>
+    </w:p>
+    <w:p>
+      <w:pPr>
         <w:pStyle w:val="Ttulo1"/>
       </w:pPr>
-      <w:bookmarkStart w:id="8" w:name="_Toc230475619"/>
+      <w:bookmarkStart w:id="8" w:name="_Toc230601379"/>
       <w:r>
         <w:lastRenderedPageBreak/>
         <w:t>7. Hoja de estilos.</w:t>
@@ -3190,7 +3300,7 @@
           <w:lang w:val="es-ES"/>
         </w:rPr>
       </w:pPr>
-      <w:bookmarkStart w:id="9" w:name="_Toc230475620"/>
+      <w:bookmarkStart w:id="9" w:name="_Toc230601380"/>
       <w:r>
         <w:rPr>
           <w:lang w:val="es-ES"/>
@@ -3314,6 +3424,7 @@
       </w:pPr>
       <w:r>
         <w:rPr>
+          <w:noProof/>
           <w:lang w:val="es-ES"/>
         </w:rPr>
         <w:drawing>
@@ -3565,7 +3676,7 @@
           <w:lang w:val="es-ES"/>
         </w:rPr>
       </w:pPr>
-      <w:bookmarkStart w:id="10" w:name="_Toc230475621"/>
+      <w:bookmarkStart w:id="10" w:name="_Toc230601381"/>
       <w:r>
         <w:rPr>
           <w:lang w:val="es-ES"/>
@@ -3583,9 +3694,17 @@
       </w:pPr>
       <w:r>
         <w:rPr>
-          <w:lang w:val="es-ES"/>
-        </w:rPr>
-        <w:t>Usuario.</w:t>
+          <w:b/>
+          <w:bCs/>
+          <w:lang w:val="es-ES"/>
+        </w:rPr>
+        <w:t>Usuario</w:t>
+      </w:r>
+      <w:r>
+        <w:rPr>
+          <w:lang w:val="es-ES"/>
+        </w:rPr>
+        <w:t>.</w:t>
       </w:r>
     </w:p>
     <w:p>
@@ -3614,21 +3733,7 @@
             <w:rStyle w:val="Hipervnculo"/>
             <w:lang w:val="es-ES"/>
           </w:rPr>
-          <w:t>https://www.figma.com/design/ouRlbm9vquLjxiwGctjh5W/Mapa-de-navegacion-TriumBarber-User--Copia-?node-i</w:t>
-        </w:r>
-        <w:r>
-          <w:rPr>
-            <w:rStyle w:val="Hipervnculo"/>
-            <w:lang w:val="es-ES"/>
-          </w:rPr>
-          <w:t>d</w:t>
-        </w:r>
-        <w:r>
-          <w:rPr>
-            <w:rStyle w:val="Hipervnculo"/>
-            <w:lang w:val="es-ES"/>
-          </w:rPr>
-          <w:t>=0-1&amp;t=daeWJ8FXBsqwpmoo-1</w:t>
+          <w:t>https://www.figma.com/design/ouRlbm9vquLjxiwGctjh5W/Mapa-de-navegacion-TriumBarber-User--Copia-?node-id=0-1&amp;t=daeWJ8FXBsqwpmoo-1</w:t>
         </w:r>
       </w:hyperlink>
     </w:p>
@@ -3655,6 +3760,7 @@
       </w:pPr>
       <w:r>
         <w:rPr>
+          <w:noProof/>
           <w:lang w:val="es-ES"/>
         </w:rPr>
         <w:drawing>
@@ -3781,11 +3887,15 @@
     <w:p>
       <w:pPr>
         <w:rPr>
-          <w:lang w:val="es-ES"/>
-        </w:rPr>
-      </w:pPr>
-      <w:r>
-        <w:rPr>
+          <w:b/>
+          <w:bCs/>
+          <w:lang w:val="es-ES"/>
+        </w:rPr>
+      </w:pPr>
+      <w:r>
+        <w:rPr>
+          <w:b/>
+          <w:bCs/>
           <w:lang w:val="es-ES"/>
         </w:rPr>
         <w:lastRenderedPageBreak/>
@@ -3840,6 +3950,7 @@
       </w:pPr>
       <w:r>
         <w:rPr>
+          <w:noProof/>
           <w:lang w:val="es-ES"/>
         </w:rPr>
         <w:drawing>
@@ -4019,12 +4130,18 @@
           <w:lang w:val="es-ES"/>
         </w:rPr>
       </w:pPr>
-      <w:bookmarkStart w:id="11" w:name="_Toc230475622"/>
+      <w:bookmarkStart w:id="11" w:name="_Toc230601382"/>
       <w:r>
         <w:rPr>
           <w:lang w:val="es-ES"/>
         </w:rPr>
         <w:t>10. Manual</w:t>
+      </w:r>
+      <w:r>
+        <w:rPr>
+          <w:lang w:val="es-ES"/>
+        </w:rPr>
+        <w:t xml:space="preserve"> de Usuario</w:t>
       </w:r>
       <w:bookmarkEnd w:id="11"/>
     </w:p>
@@ -4435,25 +4552,6 @@
     </w:p>
     <w:p>
       <w:pPr>
-        <w:suppressAutoHyphens/>
-        <w:autoSpaceDN w:val="0"/>
-        <w:spacing w:after="160"/>
-      </w:pPr>
-    </w:p>
-    <w:p>
-      <w:pPr>
-        <w:suppressAutoHyphens/>
-        <w:autoSpaceDN w:val="0"/>
-        <w:spacing w:after="160"/>
-      </w:pPr>
-    </w:p>
-    <w:p>
-      <w:pPr>
-        <w:ind w:left="720"/>
-      </w:pPr>
-    </w:p>
-    <w:p>
-      <w:pPr>
         <w:rPr>
           <w:b/>
           <w:bCs/>
@@ -4470,6 +4568,7 @@
           <w:sz w:val="40"/>
           <w:szCs w:val="40"/>
         </w:rPr>
+        <w:lastRenderedPageBreak/>
         <w:t>Acceso y Seguridad de Cuenta</w:t>
       </w:r>
       <w:bookmarkEnd w:id="17"/>
@@ -4605,7 +4704,25 @@
           <w:sz w:val="22"/>
           <w:szCs w:val="22"/>
         </w:rPr>
-        <w:t xml:space="preserve">Si es tu primera vez en la app, selecciona </w:t>
+        <w:t xml:space="preserve">Si es tu primera vez en la </w:t>
+      </w:r>
+      <w:proofErr w:type="gramStart"/>
+      <w:r>
+        <w:rPr>
+          <w:rFonts w:ascii="Arial" w:hAnsi="Arial" w:cs="Arial"/>
+          <w:sz w:val="22"/>
+          <w:szCs w:val="22"/>
+        </w:rPr>
+        <w:t>app</w:t>
+      </w:r>
+      <w:proofErr w:type="gramEnd"/>
+      <w:r>
+        <w:rPr>
+          <w:rFonts w:ascii="Arial" w:hAnsi="Arial" w:cs="Arial"/>
+          <w:sz w:val="22"/>
+          <w:szCs w:val="22"/>
+        </w:rPr>
+        <w:t xml:space="preserve">, selecciona </w:t>
       </w:r>
       <w:r>
         <w:rPr>
@@ -4832,7 +4949,6 @@
         <w:jc w:val="both"/>
       </w:pPr>
       <w:r>
-        <w:lastRenderedPageBreak/>
         <w:t>Una vez rellen</w:t>
       </w:r>
       <w:r>
@@ -4856,6 +4972,12 @@
     </w:p>
     <w:p>
       <w:pPr>
+        <w:ind w:firstLine="720"/>
+        <w:jc w:val="both"/>
+      </w:pPr>
+    </w:p>
+    <w:p>
+      <w:pPr>
         <w:rPr>
           <w:b/>
           <w:bCs/>
@@ -4864,6 +4986,7 @@
         </w:rPr>
       </w:pPr>
       <w:r>
+        <w:lastRenderedPageBreak/>
         <w:tab/>
       </w:r>
       <w:bookmarkStart w:id="20" w:name="_Toc227582509"/>
@@ -5720,6 +5843,7 @@
           <w:sz w:val="40"/>
           <w:szCs w:val="40"/>
         </w:rPr>
+        <w:lastRenderedPageBreak/>
         <w:t>Gestión de tus Reservas</w:t>
       </w:r>
       <w:bookmarkEnd w:id="29"/>
@@ -5931,10 +6055,10 @@
           <w14:ligatures w14:val="none"/>
         </w:rPr>
         <w:drawing>
-          <wp:inline distT="0" distB="0" distL="0" distR="0" wp14:anchorId="4E391A81" wp14:editId="1C51B6D8">
-            <wp:extent cx="885533" cy="1969200"/>
-            <wp:effectExtent l="0" t="0" r="0" b="0"/>
-            <wp:docPr id="1281919024" name="Imagen 1"/>
+          <wp:inline distT="0" distB="0" distL="0" distR="0" wp14:anchorId="0B6F6CFF" wp14:editId="619B4EB6">
+            <wp:extent cx="879058" cy="1954800"/>
+            <wp:effectExtent l="0" t="0" r="0" b="7620"/>
+            <wp:docPr id="581261235" name="Imagen 1"/>
             <wp:cNvGraphicFramePr>
               <a:graphicFrameLocks xmlns:a="http://schemas.openxmlformats.org/drawingml/2006/main" noChangeAspect="1"/>
             </wp:cNvGraphicFramePr>
@@ -5942,7 +6066,7 @@
               <a:graphicData uri="http://schemas.openxmlformats.org/drawingml/2006/picture">
                 <pic:pic xmlns:pic="http://schemas.openxmlformats.org/drawingml/2006/picture">
                   <pic:nvPicPr>
-                    <pic:cNvPr id="1281919024" name="Imagen 1281919024"/>
+                    <pic:cNvPr id="581261235" name="Imagen 581261235"/>
                     <pic:cNvPicPr/>
                   </pic:nvPicPr>
                   <pic:blipFill>
@@ -5960,7 +6084,7 @@
                   <pic:spPr>
                     <a:xfrm>
                       <a:off x="0" y="0"/>
-                      <a:ext cx="885533" cy="1969200"/>
+                      <a:ext cx="879058" cy="1954800"/>
                     </a:xfrm>
                     <a:prstGeom prst="rect">
                       <a:avLst/>
@@ -6063,7 +6187,7 @@
     <w:p>
       <w:pPr>
         <w:pStyle w:val="Textosinformato"/>
-        <w:ind w:firstLine="720"/>
+        <w:ind w:left="720"/>
         <w:rPr>
           <w:rFonts w:ascii="Arial" w:hAnsi="Arial" w:cs="Arial"/>
           <w:sz w:val="22"/>
@@ -6076,35 +6200,19 @@
           <w:sz w:val="22"/>
           <w:szCs w:val="22"/>
         </w:rPr>
-        <w:t>Barra buscadora</w:t>
-      </w:r>
-      <w:r>
-        <w:rPr>
-          <w:rFonts w:ascii="Arial" w:hAnsi="Arial" w:cs="Arial"/>
-          <w:sz w:val="22"/>
-          <w:szCs w:val="22"/>
-        </w:rPr>
-        <w:t>.</w:t>
-      </w:r>
-    </w:p>
-    <w:p>
-      <w:pPr>
-        <w:pStyle w:val="Textosinformato"/>
+        <w:t>Filtros por Barbero: Puedes alternar entre las agendas de Fermín y Josemaría haciendo clic en sus respectivos iconos.</w:t>
+      </w:r>
+    </w:p>
+    <w:p>
+      <w:pPr>
         <w:ind w:left="720"/>
-        <w:rPr>
-          <w:rFonts w:ascii="Arial" w:hAnsi="Arial" w:cs="Arial"/>
-          <w:sz w:val="22"/>
-          <w:szCs w:val="22"/>
-        </w:rPr>
-      </w:pPr>
-      <w:r>
-        <w:rPr>
-          <w:rFonts w:ascii="Arial" w:hAnsi="Arial" w:cs="Arial"/>
-          <w:sz w:val="22"/>
-          <w:szCs w:val="22"/>
-        </w:rPr>
+      </w:pPr>
+      <w:r>
         <w:lastRenderedPageBreak/>
-        <w:t>Filtros por Barbero: Puedes alternar entre las agendas de Fermín y Josemaría haciendo clic en sus respectivos iconos.</w:t>
+        <w:t>VER TODAS LAS CITAS permite una visualización completa de la carga de trabajo de la barbería</w:t>
+      </w:r>
+      <w:r>
+        <w:t>, aparecen todas las citas, cada etiqueta de cita nos muestra información como el Dia, Hora, Barbero, Nombre, Cuenta de correo, Teléfono móvil, Nota en caso de que exista y además nos da la posibilidad de HECHO o ANULAR.</w:t>
       </w:r>
     </w:p>
     <w:p>
@@ -6112,18 +6220,7 @@
         <w:ind w:left="720"/>
       </w:pPr>
       <w:r>
-        <w:t>VER TODAS LAS CITAS permite una visualización completa de la carga de trabajo de la barbería</w:t>
-      </w:r>
-      <w:r>
-        <w:t>, aparecen todas las citas, cada etiqueta de cita nos muestra información como el Dia, Hora, Barbero, Nombre, Cuenta de correo y Teléfono móvil, además nos da la posibilidad de MODIFICAR o ANULAR.</w:t>
-      </w:r>
-    </w:p>
-    <w:p>
-      <w:pPr>
-        <w:ind w:left="720"/>
-      </w:pPr>
-      <w:r>
-        <w:t>MODIFICAR.:  Al seleccionar esta opción nos mostrara el calendario para poder modificar el día y hora de la cita, véase las indicaciones que se indican en el Paso 2.</w:t>
+        <w:t>HECHO.:  Al seleccionar esta opción cambiara el estado de la cita, desaparece los botones (HECHO y ANULAR) y se sustituye la etiqueta PENDIENTE por HECHO.</w:t>
       </w:r>
     </w:p>
     <w:p>
@@ -6345,26 +6442,6 @@
     </w:p>
     <w:p>
       <w:pPr>
-        <w:ind w:left="720"/>
-      </w:pPr>
-    </w:p>
-    <w:p>
-      <w:pPr>
-        <w:ind w:left="720"/>
-      </w:pPr>
-    </w:p>
-    <w:p>
-      <w:pPr>
-        <w:ind w:left="720"/>
-      </w:pPr>
-    </w:p>
-    <w:p>
-      <w:pPr>
-        <w:ind w:left="720"/>
-      </w:pPr>
-    </w:p>
-    <w:p>
-      <w:pPr>
         <w:ind w:firstLine="720"/>
         <w:rPr>
           <w:b/>
@@ -6380,6 +6457,7 @@
           <w:sz w:val="32"/>
           <w:szCs w:val="32"/>
         </w:rPr>
+        <w:lastRenderedPageBreak/>
         <w:t>Cita Telefónica.</w:t>
       </w:r>
     </w:p>
@@ -6648,8 +6726,8 @@
         <w:rPr>
           <w:b/>
           <w:bCs/>
-          <w:sz w:val="40"/>
-          <w:szCs w:val="40"/>
+          <w:sz w:val="32"/>
+          <w:szCs w:val="32"/>
           <w:lang w:val="es-ES"/>
         </w:rPr>
       </w:pPr>
@@ -6659,8 +6737,8 @@
         <w:rPr>
           <w:b/>
           <w:bCs/>
-          <w:sz w:val="40"/>
-          <w:szCs w:val="40"/>
+          <w:sz w:val="32"/>
+          <w:szCs w:val="32"/>
         </w:rPr>
         <w:t>Consejos de Uso</w:t>
       </w:r>
@@ -6669,8 +6747,8 @@
         <w:rPr>
           <w:b/>
           <w:bCs/>
-          <w:sz w:val="40"/>
-          <w:szCs w:val="40"/>
+          <w:sz w:val="32"/>
+          <w:szCs w:val="32"/>
         </w:rPr>
         <w:t>.</w:t>
       </w:r>
@@ -6691,11 +6769,2587 @@
       <w:r>
         <w:t>Por seguridad, utiliza siempre el botón SALIR.</w:t>
       </w:r>
+    </w:p>
+    <w:p>
+      <w:pPr>
+        <w:ind w:firstLine="360"/>
+      </w:pPr>
+    </w:p>
+    <w:p>
+      <w:pPr>
+        <w:ind w:firstLine="360"/>
+      </w:pPr>
+    </w:p>
+    <w:p>
+      <w:pPr>
+        <w:ind w:firstLine="360"/>
+      </w:pPr>
+    </w:p>
+    <w:p>
+      <w:pPr>
+        <w:ind w:firstLine="360"/>
+      </w:pPr>
+    </w:p>
+    <w:p>
+      <w:pPr>
+        <w:ind w:firstLine="360"/>
+      </w:pPr>
+    </w:p>
+    <w:p>
+      <w:pPr>
+        <w:ind w:firstLine="360"/>
+      </w:pPr>
+    </w:p>
+    <w:p>
+      <w:pPr>
+        <w:ind w:firstLine="360"/>
+      </w:pPr>
+    </w:p>
+    <w:p>
+      <w:pPr>
+        <w:ind w:firstLine="360"/>
+      </w:pPr>
+    </w:p>
+    <w:p>
+      <w:pPr>
+        <w:ind w:firstLine="360"/>
+      </w:pPr>
+    </w:p>
+    <w:p>
+      <w:pPr>
+        <w:ind w:firstLine="360"/>
+      </w:pPr>
+    </w:p>
+    <w:p>
+      <w:pPr>
+        <w:ind w:firstLine="360"/>
+      </w:pPr>
+    </w:p>
+    <w:p/>
+    <w:p>
+      <w:pPr>
+        <w:pStyle w:val="Ttulo1"/>
+        <w:rPr>
+          <w:lang w:val="es-ES"/>
+        </w:rPr>
+      </w:pPr>
+      <w:bookmarkStart w:id="36" w:name="_Toc230601383"/>
+      <w:r>
+        <w:rPr>
+          <w:lang w:val="es-ES"/>
+        </w:rPr>
+        <w:lastRenderedPageBreak/>
+        <w:t>11. Manual Técnico.</w:t>
+      </w:r>
+      <w:bookmarkEnd w:id="36"/>
+    </w:p>
+    <w:p>
+      <w:r>
+        <w:rPr>
+          <w:lang w:val="es-ES"/>
+        </w:rPr>
+        <w:t xml:space="preserve">Este </w:t>
+      </w:r>
+      <w:r>
+        <w:t>manual técnico detalla la arquitectura interna del software, la especificación real de dependencias del entorno de compilación y el mapa de componentes que dan soporte a la aplicación multimedia</w:t>
+      </w:r>
+      <w:r>
+        <w:t xml:space="preserve"> TriumBarber.</w:t>
+      </w:r>
+    </w:p>
+    <w:p/>
+    <w:p>
+      <w:pPr>
+        <w:pStyle w:val="Prrafodelista"/>
+        <w:numPr>
+          <w:ilvl w:val="0"/>
+          <w:numId w:val="16"/>
+        </w:numPr>
+        <w:rPr>
+          <w:b/>
+          <w:bCs/>
+          <w:lang w:val="es-ES"/>
+        </w:rPr>
+      </w:pPr>
+      <w:r>
+        <w:rPr>
+          <w:b/>
+          <w:bCs/>
+          <w:lang w:val="es-ES"/>
+        </w:rPr>
+        <w:t>Arquitectura del sistema.</w:t>
+      </w:r>
+    </w:p>
+    <w:p>
+      <w:pPr>
+        <w:pStyle w:val="Prrafodelista"/>
+        <w:rPr>
+          <w:lang w:val="es-ES"/>
+        </w:rPr>
+      </w:pPr>
+    </w:p>
+    <w:p>
+      <w:pPr>
+        <w:rPr>
+          <w:lang w:val="es-ES"/>
+        </w:rPr>
+      </w:pPr>
+      <w:r>
+        <w:rPr>
+          <w:lang w:val="es-ES"/>
+        </w:rPr>
+        <w:t>Hemos adaptado la arquitectura al modelo MVC (Modelo-Vista-Controlador)</w:t>
+      </w:r>
+      <w:r>
+        <w:rPr>
+          <w:lang w:val="es-ES"/>
+        </w:rPr>
+        <w:t>.</w:t>
+      </w:r>
+    </w:p>
+    <w:p>
+      <w:pPr>
+        <w:pStyle w:val="Prrafodelista"/>
+        <w:numPr>
+          <w:ilvl w:val="0"/>
+          <w:numId w:val="17"/>
+        </w:numPr>
+        <w:rPr>
+          <w:b/>
+          <w:bCs/>
+          <w:lang w:val="es-ES"/>
+        </w:rPr>
+      </w:pPr>
+      <w:r>
+        <w:rPr>
+          <w:b/>
+          <w:bCs/>
+          <w:lang w:val="es-ES"/>
+        </w:rPr>
+        <w:t>Modelo.</w:t>
+      </w:r>
+    </w:p>
+    <w:p>
+      <w:pPr>
+        <w:pStyle w:val="Prrafodelista"/>
+        <w:rPr>
+          <w:lang w:val="es-ES"/>
+        </w:rPr>
+      </w:pPr>
+      <w:r>
+        <w:rPr>
+          <w:lang w:val="es-ES"/>
+        </w:rPr>
+        <w:t>Representado en la clase Cita.java</w:t>
+      </w:r>
+      <w:r>
+        <w:rPr>
+          <w:lang w:val="es-ES"/>
+        </w:rPr>
+        <w:t>, estructurando el modelo de datos necesarios</w:t>
+      </w:r>
+      <w:r>
+        <w:rPr>
+          <w:lang w:val="es-ES"/>
+        </w:rPr>
+        <w:t>.</w:t>
+      </w:r>
+    </w:p>
+    <w:p>
+      <w:pPr>
+        <w:pStyle w:val="Prrafodelista"/>
+        <w:numPr>
+          <w:ilvl w:val="0"/>
+          <w:numId w:val="17"/>
+        </w:numPr>
+        <w:rPr>
+          <w:b/>
+          <w:bCs/>
+          <w:lang w:val="es-ES"/>
+        </w:rPr>
+      </w:pPr>
+      <w:r>
+        <w:rPr>
+          <w:b/>
+          <w:bCs/>
+          <w:lang w:val="es-ES"/>
+        </w:rPr>
+        <w:t>Vista.</w:t>
+      </w:r>
+    </w:p>
+    <w:p>
+      <w:pPr>
+        <w:pStyle w:val="Prrafodelista"/>
+        <w:rPr>
+          <w:sz w:val="20"/>
+          <w:szCs w:val="20"/>
+        </w:rPr>
+      </w:pPr>
+      <w:r>
+        <w:rPr>
+          <w:lang w:val="es-ES"/>
+        </w:rPr>
+        <w:t>Representada</w:t>
+      </w:r>
+      <w:r>
+        <w:t xml:space="preserve"> por los ficheros de interfaz de usuario en formato </w:t>
+      </w:r>
+      <w:r>
+        <w:t>XML</w:t>
+      </w:r>
+      <w:r>
+        <w:t xml:space="preserve"> </w:t>
+      </w:r>
+      <w:r>
+        <w:t>ubicados en las carpetas drawable y layout donde se define el aspecto visual.</w:t>
+      </w:r>
+    </w:p>
+    <w:p>
+      <w:pPr>
+        <w:pStyle w:val="Prrafodelista"/>
+        <w:numPr>
+          <w:ilvl w:val="0"/>
+          <w:numId w:val="17"/>
+        </w:numPr>
+        <w:rPr>
+          <w:b/>
+          <w:bCs/>
+          <w:lang w:val="es-ES"/>
+        </w:rPr>
+      </w:pPr>
+      <w:r>
+        <w:rPr>
+          <w:b/>
+          <w:bCs/>
+          <w:lang w:val="es-ES"/>
+        </w:rPr>
+        <w:t>Controlador</w:t>
+      </w:r>
+      <w:r>
+        <w:rPr>
+          <w:b/>
+          <w:bCs/>
+          <w:lang w:val="es-ES"/>
+        </w:rPr>
+        <w:t>.</w:t>
+      </w:r>
+    </w:p>
+    <w:p>
+      <w:pPr>
+        <w:pStyle w:val="Prrafodelista"/>
+        <w:rPr>
+          <w:lang w:val="es-ES"/>
+        </w:rPr>
+      </w:pPr>
+      <w:r>
+        <w:rPr>
+          <w:lang w:val="es-ES"/>
+        </w:rPr>
+        <w:t xml:space="preserve">Representado en las clases </w:t>
+      </w:r>
+      <w:r>
+        <w:rPr>
+          <w:lang w:val="es-ES"/>
+        </w:rPr>
+        <w:t xml:space="preserve">AdminPanelActivity, CalendarioActivity, CitaAdapter, CitaTelefonicaActivity, ConfirmacionActivity, HistoricoActivity, LoginActivity, MainActivity, RecuperarPasswordActivity, RegistroActivity, SeleccionBarberoActivity y SeleccionServicioActivity en las cuales se gestionan la interacción con el usuario en el conjunto de la aplicación. </w:t>
+      </w:r>
+    </w:p>
+    <w:p>
+      <w:pPr>
+        <w:pStyle w:val="Prrafodelista"/>
+        <w:rPr>
+          <w:lang w:val="es-ES"/>
+        </w:rPr>
+      </w:pPr>
+    </w:p>
+    <w:p>
+      <w:pPr>
+        <w:pStyle w:val="Prrafodelista"/>
+        <w:numPr>
+          <w:ilvl w:val="0"/>
+          <w:numId w:val="16"/>
+        </w:numPr>
+        <w:rPr>
+          <w:b/>
+          <w:bCs/>
+          <w:lang w:val="es-ES"/>
+        </w:rPr>
+      </w:pPr>
+      <w:r>
+        <w:rPr>
+          <w:b/>
+          <w:bCs/>
+          <w:lang w:val="es-ES"/>
+        </w:rPr>
+        <w:t>Configuración del ento</w:t>
+      </w:r>
+      <w:r>
+        <w:rPr>
+          <w:b/>
+          <w:bCs/>
+          <w:lang w:val="es-ES"/>
+        </w:rPr>
+        <w:t>r</w:t>
+      </w:r>
+      <w:r>
+        <w:rPr>
+          <w:b/>
+          <w:bCs/>
+          <w:lang w:val="es-ES"/>
+        </w:rPr>
+        <w:t>no</w:t>
+      </w:r>
+      <w:r>
+        <w:rPr>
+          <w:b/>
+          <w:bCs/>
+          <w:lang w:val="es-ES"/>
+        </w:rPr>
+        <w:t xml:space="preserve"> de</w:t>
+      </w:r>
+      <w:r>
+        <w:rPr>
+          <w:b/>
+          <w:bCs/>
+          <w:lang w:val="es-ES"/>
+        </w:rPr>
+        <w:t xml:space="preserve"> </w:t>
+      </w:r>
+      <w:r>
+        <w:rPr>
+          <w:b/>
+          <w:bCs/>
+          <w:lang w:val="es-ES"/>
+        </w:rPr>
+        <w:t>Compilación y Credenciales Cloud</w:t>
+      </w:r>
+      <w:r>
+        <w:rPr>
+          <w:b/>
+          <w:bCs/>
+          <w:lang w:val="es-ES"/>
+        </w:rPr>
+        <w:t>.</w:t>
+      </w:r>
+    </w:p>
+    <w:p>
+      <w:pPr>
+        <w:pStyle w:val="Prrafodelista"/>
+        <w:numPr>
+          <w:ilvl w:val="1"/>
+          <w:numId w:val="17"/>
+        </w:numPr>
+        <w:rPr>
+          <w:b/>
+          <w:bCs/>
+          <w:lang w:val="es-ES"/>
+        </w:rPr>
+      </w:pPr>
+      <w:r>
+        <w:rPr>
+          <w:b/>
+          <w:bCs/>
+          <w:lang w:val="es-ES"/>
+        </w:rPr>
+        <w:t>Google-</w:t>
+      </w:r>
+      <w:proofErr w:type="gramStart"/>
+      <w:r>
+        <w:rPr>
+          <w:b/>
+          <w:bCs/>
+          <w:lang w:val="es-ES"/>
+        </w:rPr>
+        <w:t>services.json</w:t>
+      </w:r>
+      <w:proofErr w:type="gramEnd"/>
+      <w:r>
+        <w:rPr>
+          <w:b/>
+          <w:bCs/>
+          <w:lang w:val="es-ES"/>
+        </w:rPr>
+        <w:t>.</w:t>
+      </w:r>
+    </w:p>
+    <w:p>
+      <w:pPr>
+        <w:pStyle w:val="Prrafodelista"/>
+        <w:ind w:left="1440"/>
+        <w:rPr>
+          <w:lang w:val="es-ES"/>
+        </w:rPr>
+      </w:pPr>
+      <w:r>
+        <w:rPr>
+          <w:lang w:val="es-ES"/>
+        </w:rPr>
+        <w:t>Este archivo es descargado desde la consola de desarrollo de Firebase y ha sido embebido dentro del directorio raíz de la aplicación para que actúe como llave de identidad y pasarela de credenciales de la aplicación estructurando los parámetros técnicos reales tales como project_info, client_info y api_key.</w:t>
+      </w:r>
+    </w:p>
+    <w:p>
+      <w:pPr>
+        <w:pStyle w:val="Prrafodelista"/>
+        <w:ind w:left="1440"/>
+        <w:rPr>
+          <w:lang w:val="es-ES"/>
+        </w:rPr>
+      </w:pPr>
+      <w:r>
+        <w:rPr>
+          <w:noProof/>
+          <w:lang w:val="es-ES"/>
+        </w:rPr>
+        <w:drawing>
+          <wp:inline distT="0" distB="0" distL="0" distR="0" wp14:anchorId="1EAEC588" wp14:editId="55A6A767">
+            <wp:extent cx="5247640" cy="3484880"/>
+            <wp:effectExtent l="0" t="0" r="0" b="1270"/>
+            <wp:docPr id="1091464600" name="Imagen 1"/>
+            <wp:cNvGraphicFramePr>
+              <a:graphicFrameLocks xmlns:a="http://schemas.openxmlformats.org/drawingml/2006/main" noChangeAspect="1"/>
+            </wp:cNvGraphicFramePr>
+            <a:graphic xmlns:a="http://schemas.openxmlformats.org/drawingml/2006/main">
+              <a:graphicData uri="http://schemas.openxmlformats.org/drawingml/2006/picture">
+                <pic:pic xmlns:pic="http://schemas.openxmlformats.org/drawingml/2006/picture">
+                  <pic:nvPicPr>
+                    <pic:cNvPr id="1091464600" name=""/>
+                    <pic:cNvPicPr/>
+                  </pic:nvPicPr>
+                  <pic:blipFill>
+                    <a:blip r:embed="rId31"/>
+                    <a:stretch>
+                      <a:fillRect/>
+                    </a:stretch>
+                  </pic:blipFill>
+                  <pic:spPr>
+                    <a:xfrm>
+                      <a:off x="0" y="0"/>
+                      <a:ext cx="5247640" cy="3484880"/>
+                    </a:xfrm>
+                    <a:prstGeom prst="rect">
+                      <a:avLst/>
+                    </a:prstGeom>
+                  </pic:spPr>
+                </pic:pic>
+              </a:graphicData>
+            </a:graphic>
+          </wp:inline>
+        </w:drawing>
+      </w:r>
+    </w:p>
+    <w:p>
+      <w:pPr>
+        <w:pStyle w:val="Prrafodelista"/>
+        <w:rPr>
+          <w:b/>
+          <w:bCs/>
+          <w:lang w:val="es-ES"/>
+        </w:rPr>
+      </w:pPr>
+    </w:p>
+    <w:p>
+      <w:pPr>
+        <w:pStyle w:val="Prrafodelista"/>
+        <w:numPr>
+          <w:ilvl w:val="1"/>
+          <w:numId w:val="17"/>
+        </w:numPr>
+        <w:rPr>
+          <w:b/>
+          <w:bCs/>
+          <w:lang w:val="es-ES"/>
+        </w:rPr>
+      </w:pPr>
+      <w:r>
+        <w:rPr>
+          <w:b/>
+          <w:bCs/>
+          <w:lang w:val="es-ES"/>
+        </w:rPr>
+        <w:lastRenderedPageBreak/>
+        <w:t>Build.gradle</w:t>
+      </w:r>
+      <w:r>
+        <w:rPr>
+          <w:b/>
+          <w:bCs/>
+          <w:lang w:val="es-ES"/>
+        </w:rPr>
+        <w:t>.</w:t>
+      </w:r>
+    </w:p>
+    <w:p>
+      <w:pPr>
+        <w:ind w:left="1080"/>
+        <w:rPr>
+          <w:lang w:val="es-ES"/>
+        </w:rPr>
+      </w:pPr>
+      <w:r>
+        <w:rPr>
+          <w:lang w:val="es-ES"/>
+        </w:rPr>
+        <w:t>Este archivo define las herramientas y plugi</w:t>
+      </w:r>
+      <w:r>
+        <w:rPr>
+          <w:lang w:val="es-ES"/>
+        </w:rPr>
+        <w:t>n</w:t>
+      </w:r>
+      <w:r>
+        <w:rPr>
+          <w:lang w:val="es-ES"/>
+        </w:rPr>
+        <w:t>s necesarios pa</w:t>
+      </w:r>
+      <w:r>
+        <w:rPr>
+          <w:lang w:val="es-ES"/>
+        </w:rPr>
+        <w:t>r</w:t>
+      </w:r>
+      <w:r>
+        <w:rPr>
+          <w:lang w:val="es-ES"/>
+        </w:rPr>
+        <w:t xml:space="preserve">a indexar, leer y compilar los </w:t>
+      </w:r>
+      <w:r>
+        <w:rPr>
+          <w:lang w:val="es-ES"/>
+        </w:rPr>
+        <w:t>parámetros del JSON (google-</w:t>
+      </w:r>
+      <w:proofErr w:type="gramStart"/>
+      <w:r>
+        <w:rPr>
+          <w:lang w:val="es-ES"/>
+        </w:rPr>
+        <w:t>services.json</w:t>
+      </w:r>
+      <w:proofErr w:type="gramEnd"/>
+      <w:r>
+        <w:rPr>
+          <w:lang w:val="es-ES"/>
+        </w:rPr>
+        <w:t>).</w:t>
+      </w:r>
+    </w:p>
+    <w:p>
+      <w:pPr>
+        <w:ind w:left="1080"/>
+        <w:rPr>
+          <w:lang w:val="es-ES"/>
+        </w:rPr>
+      </w:pPr>
+      <w:r>
+        <w:rPr>
+          <w:noProof/>
+          <w:lang w:val="es-ES"/>
+        </w:rPr>
+        <w:drawing>
+          <wp:inline distT="0" distB="0" distL="0" distR="0" wp14:anchorId="6B24AA13" wp14:editId="47E32065">
+            <wp:extent cx="5733415" cy="1090930"/>
+            <wp:effectExtent l="0" t="0" r="635" b="0"/>
+            <wp:docPr id="68341215" name="Imagen 1"/>
+            <wp:cNvGraphicFramePr>
+              <a:graphicFrameLocks xmlns:a="http://schemas.openxmlformats.org/drawingml/2006/main" noChangeAspect="1"/>
+            </wp:cNvGraphicFramePr>
+            <a:graphic xmlns:a="http://schemas.openxmlformats.org/drawingml/2006/main">
+              <a:graphicData uri="http://schemas.openxmlformats.org/drawingml/2006/picture">
+                <pic:pic xmlns:pic="http://schemas.openxmlformats.org/drawingml/2006/picture">
+                  <pic:nvPicPr>
+                    <pic:cNvPr id="68341215" name=""/>
+                    <pic:cNvPicPr/>
+                  </pic:nvPicPr>
+                  <pic:blipFill>
+                    <a:blip r:embed="rId32"/>
+                    <a:stretch>
+                      <a:fillRect/>
+                    </a:stretch>
+                  </pic:blipFill>
+                  <pic:spPr>
+                    <a:xfrm>
+                      <a:off x="0" y="0"/>
+                      <a:ext cx="5733415" cy="1090930"/>
+                    </a:xfrm>
+                    <a:prstGeom prst="rect">
+                      <a:avLst/>
+                    </a:prstGeom>
+                  </pic:spPr>
+                </pic:pic>
+              </a:graphicData>
+            </a:graphic>
+          </wp:inline>
+        </w:drawing>
+      </w:r>
+    </w:p>
+    <w:p>
+      <w:pPr>
+        <w:ind w:left="1080"/>
+        <w:rPr>
+          <w:lang w:val="es-ES"/>
+        </w:rPr>
+      </w:pPr>
+    </w:p>
+    <w:p>
+      <w:pPr>
+        <w:pStyle w:val="Prrafodelista"/>
+        <w:numPr>
+          <w:ilvl w:val="0"/>
+          <w:numId w:val="16"/>
+        </w:numPr>
+        <w:rPr>
+          <w:b/>
+          <w:bCs/>
+          <w:lang w:val="es-ES"/>
+        </w:rPr>
+      </w:pPr>
+      <w:r>
+        <w:rPr>
+          <w:b/>
+          <w:bCs/>
+          <w:lang w:val="es-ES"/>
+        </w:rPr>
+        <w:t>Estructura de Clases</w:t>
+      </w:r>
+      <w:r>
+        <w:rPr>
+          <w:b/>
+          <w:bCs/>
+          <w:lang w:val="es-ES"/>
+        </w:rPr>
+        <w:t>.</w:t>
+      </w:r>
+    </w:p>
+    <w:p>
+      <w:pPr>
+        <w:pStyle w:val="Prrafodelista"/>
+        <w:ind w:left="360"/>
+        <w:rPr>
+          <w:b/>
+          <w:bCs/>
+          <w:lang w:val="es-ES"/>
+        </w:rPr>
+      </w:pPr>
+    </w:p>
+    <w:p>
+      <w:pPr>
+        <w:pStyle w:val="Prrafodelista"/>
+        <w:ind w:left="360"/>
+        <w:rPr>
+          <w:lang w:val="es-ES"/>
+        </w:rPr>
+      </w:pPr>
+      <w:r>
+        <w:rPr>
+          <w:lang w:val="es-ES"/>
+        </w:rPr>
+        <w:t xml:space="preserve">La aplicación de ordena en un paquete principal </w:t>
+      </w:r>
+      <w:r>
+        <w:rPr>
+          <w:b/>
+          <w:bCs/>
+          <w:lang w:val="es-ES"/>
+        </w:rPr>
+        <w:t>“</w:t>
+      </w:r>
+      <w:proofErr w:type="gramStart"/>
+      <w:r>
+        <w:rPr>
+          <w:b/>
+          <w:bCs/>
+          <w:lang w:val="es-ES"/>
+        </w:rPr>
+        <w:t>com.triumbarber</w:t>
+      </w:r>
+      <w:proofErr w:type="gramEnd"/>
+      <w:r>
+        <w:rPr>
+          <w:b/>
+          <w:bCs/>
+          <w:lang w:val="es-ES"/>
+        </w:rPr>
+        <w:t>”</w:t>
+      </w:r>
+      <w:r>
+        <w:rPr>
+          <w:lang w:val="es-ES"/>
+        </w:rPr>
+        <w:t xml:space="preserve"> y </w:t>
+      </w:r>
+      <w:r>
+        <w:rPr>
+          <w:lang w:val="es-ES"/>
+        </w:rPr>
+        <w:t>las siguientes clases</w:t>
+      </w:r>
+      <w:r>
+        <w:rPr>
+          <w:lang w:val="es-ES"/>
+        </w:rPr>
+        <w:t>.:</w:t>
+      </w:r>
+    </w:p>
+    <w:p>
+      <w:pPr>
+        <w:pStyle w:val="Prrafodelista"/>
+        <w:numPr>
+          <w:ilvl w:val="1"/>
+          <w:numId w:val="20"/>
+        </w:numPr>
+        <w:rPr>
+          <w:lang w:val="es-ES"/>
+        </w:rPr>
+      </w:pPr>
+      <w:r>
+        <w:rPr>
+          <w:lang w:val="es-ES"/>
+        </w:rPr>
+        <w:t>AdminPanelActivity.</w:t>
+      </w:r>
+      <w:r>
+        <w:rPr>
+          <w:lang w:val="es-ES"/>
+        </w:rPr>
+        <w:t xml:space="preserve"> </w:t>
+      </w:r>
+      <w:r>
+        <w:rPr>
+          <w:lang w:val="es-ES"/>
+        </w:rPr>
+        <w:t>Gestión</w:t>
+      </w:r>
+      <w:r>
+        <w:rPr>
+          <w:lang w:val="es-ES"/>
+        </w:rPr>
+        <w:t xml:space="preserve"> </w:t>
+      </w:r>
+      <w:r>
+        <w:rPr>
+          <w:lang w:val="es-ES"/>
+        </w:rPr>
+        <w:t>del rol “admin”</w:t>
+      </w:r>
+    </w:p>
+    <w:p>
+      <w:pPr>
+        <w:pStyle w:val="Prrafodelista"/>
+        <w:numPr>
+          <w:ilvl w:val="1"/>
+          <w:numId w:val="20"/>
+        </w:numPr>
+        <w:rPr>
+          <w:lang w:val="es-ES"/>
+        </w:rPr>
+      </w:pPr>
+      <w:r>
+        <w:rPr>
+          <w:lang w:val="es-ES"/>
+        </w:rPr>
+        <w:t>CalendarioActivity.</w:t>
+      </w:r>
+      <w:r>
+        <w:rPr>
+          <w:lang w:val="es-ES"/>
+        </w:rPr>
+        <w:t xml:space="preserve"> Gestión de calendario para la gestión de turnos.</w:t>
+      </w:r>
+    </w:p>
+    <w:p>
+      <w:pPr>
+        <w:pStyle w:val="Prrafodelista"/>
+        <w:numPr>
+          <w:ilvl w:val="1"/>
+          <w:numId w:val="20"/>
+        </w:numPr>
+        <w:rPr>
+          <w:lang w:val="es-ES"/>
+        </w:rPr>
+      </w:pPr>
+      <w:r>
+        <w:rPr>
+          <w:lang w:val="es-ES"/>
+        </w:rPr>
+        <w:t>Cita.</w:t>
+      </w:r>
+      <w:r>
+        <w:rPr>
+          <w:lang w:val="es-ES"/>
+        </w:rPr>
+        <w:t xml:space="preserve"> Estructura de datos.</w:t>
+      </w:r>
+    </w:p>
+    <w:p>
+      <w:pPr>
+        <w:pStyle w:val="Prrafodelista"/>
+        <w:numPr>
+          <w:ilvl w:val="1"/>
+          <w:numId w:val="20"/>
+        </w:numPr>
+        <w:rPr>
+          <w:lang w:val="es-ES"/>
+        </w:rPr>
+      </w:pPr>
+      <w:r>
+        <w:rPr>
+          <w:lang w:val="es-ES"/>
+        </w:rPr>
+        <w:t>CitaAdapter.</w:t>
+      </w:r>
+      <w:r>
+        <w:rPr>
+          <w:lang w:val="es-ES"/>
+        </w:rPr>
+        <w:t xml:space="preserve"> Controla la visualización de datos</w:t>
+      </w:r>
+      <w:r>
+        <w:rPr>
+          <w:lang w:val="es-ES"/>
+        </w:rPr>
+        <w:t xml:space="preserve"> (RecyclerView).</w:t>
+      </w:r>
+    </w:p>
+    <w:p>
+      <w:pPr>
+        <w:pStyle w:val="Prrafodelista"/>
+        <w:numPr>
+          <w:ilvl w:val="1"/>
+          <w:numId w:val="20"/>
+        </w:numPr>
+        <w:rPr>
+          <w:lang w:val="es-ES"/>
+        </w:rPr>
+      </w:pPr>
+      <w:r>
+        <w:rPr>
+          <w:lang w:val="es-ES"/>
+        </w:rPr>
+        <w:t>CitaTelefonicaActivity.</w:t>
+      </w:r>
+      <w:r>
+        <w:rPr>
+          <w:lang w:val="es-ES"/>
+        </w:rPr>
+        <w:t xml:space="preserve"> Gestiona la cita de tipo telefónica.</w:t>
+      </w:r>
+    </w:p>
+    <w:p>
+      <w:pPr>
+        <w:pStyle w:val="Prrafodelista"/>
+        <w:numPr>
+          <w:ilvl w:val="1"/>
+          <w:numId w:val="20"/>
+        </w:numPr>
+        <w:rPr>
+          <w:lang w:val="es-ES"/>
+        </w:rPr>
+      </w:pPr>
+      <w:r>
+        <w:rPr>
+          <w:lang w:val="es-ES"/>
+        </w:rPr>
+        <w:t>ConfirmacionActivity.</w:t>
+      </w:r>
+      <w:r>
+        <w:rPr>
+          <w:lang w:val="es-ES"/>
+        </w:rPr>
+        <w:t xml:space="preserve"> Gestiona los datos para la cita. </w:t>
+      </w:r>
+    </w:p>
+    <w:p>
+      <w:pPr>
+        <w:pStyle w:val="Prrafodelista"/>
+        <w:numPr>
+          <w:ilvl w:val="1"/>
+          <w:numId w:val="20"/>
+        </w:numPr>
+        <w:rPr>
+          <w:lang w:val="es-ES"/>
+        </w:rPr>
+      </w:pPr>
+      <w:r>
+        <w:rPr>
+          <w:lang w:val="es-ES"/>
+        </w:rPr>
+        <w:t>HistoricoActivity.</w:t>
+      </w:r>
+      <w:r>
+        <w:rPr>
+          <w:lang w:val="es-ES"/>
+        </w:rPr>
+        <w:t xml:space="preserve"> Gestiona el histórico de citas.</w:t>
+      </w:r>
+    </w:p>
+    <w:p>
+      <w:pPr>
+        <w:pStyle w:val="Prrafodelista"/>
+        <w:numPr>
+          <w:ilvl w:val="1"/>
+          <w:numId w:val="20"/>
+        </w:numPr>
+        <w:rPr>
+          <w:lang w:val="es-ES"/>
+        </w:rPr>
+      </w:pPr>
+      <w:r>
+        <w:rPr>
+          <w:lang w:val="es-ES"/>
+        </w:rPr>
+        <w:t>LoginActivity.</w:t>
+      </w:r>
+      <w:r>
+        <w:rPr>
+          <w:lang w:val="es-ES"/>
+        </w:rPr>
+        <w:t xml:space="preserve"> Gestiona el control de acceso.</w:t>
+      </w:r>
+    </w:p>
+    <w:p>
+      <w:pPr>
+        <w:pStyle w:val="Prrafodelista"/>
+        <w:numPr>
+          <w:ilvl w:val="1"/>
+          <w:numId w:val="20"/>
+        </w:numPr>
+        <w:rPr>
+          <w:lang w:val="es-ES"/>
+        </w:rPr>
+      </w:pPr>
+      <w:r>
+        <w:rPr>
+          <w:lang w:val="es-ES"/>
+        </w:rPr>
+        <w:t>MainActivity.</w:t>
+      </w:r>
+      <w:r>
+        <w:rPr>
+          <w:lang w:val="es-ES"/>
+        </w:rPr>
+        <w:t xml:space="preserve"> </w:t>
+      </w:r>
+      <w:r>
+        <w:rPr>
+          <w:lang w:val="es-ES"/>
+        </w:rPr>
+        <w:t>Gestiona</w:t>
+      </w:r>
+      <w:r>
+        <w:rPr>
+          <w:lang w:val="es-ES"/>
+        </w:rPr>
+        <w:t xml:space="preserve"> la conexión con Firebase.</w:t>
+      </w:r>
+    </w:p>
+    <w:p>
+      <w:pPr>
+        <w:pStyle w:val="Prrafodelista"/>
+        <w:numPr>
+          <w:ilvl w:val="1"/>
+          <w:numId w:val="20"/>
+        </w:numPr>
+        <w:rPr>
+          <w:lang w:val="es-ES"/>
+        </w:rPr>
+      </w:pPr>
+      <w:r>
+        <w:rPr>
+          <w:lang w:val="es-ES"/>
+        </w:rPr>
+        <w:t>RecuperaPasswordActivity.</w:t>
+      </w:r>
+      <w:r>
+        <w:rPr>
+          <w:lang w:val="es-ES"/>
+        </w:rPr>
+        <w:t xml:space="preserve"> Gestiona la recuperación de contraseña.</w:t>
+      </w:r>
+    </w:p>
+    <w:p>
+      <w:pPr>
+        <w:pStyle w:val="Prrafodelista"/>
+        <w:numPr>
+          <w:ilvl w:val="1"/>
+          <w:numId w:val="20"/>
+        </w:numPr>
+        <w:rPr>
+          <w:lang w:val="es-ES"/>
+        </w:rPr>
+      </w:pPr>
+      <w:r>
+        <w:rPr>
+          <w:lang w:val="es-ES"/>
+        </w:rPr>
+        <w:t>RegistroActivity.</w:t>
+      </w:r>
+      <w:r>
+        <w:rPr>
+          <w:lang w:val="es-ES"/>
+        </w:rPr>
+        <w:t xml:space="preserve"> Gestiona el alta de usuarios con rol “user” por defecto.</w:t>
+      </w:r>
+    </w:p>
+    <w:p>
+      <w:pPr>
+        <w:pStyle w:val="Prrafodelista"/>
+        <w:numPr>
+          <w:ilvl w:val="1"/>
+          <w:numId w:val="20"/>
+        </w:numPr>
+        <w:rPr>
+          <w:lang w:val="es-ES"/>
+        </w:rPr>
+      </w:pPr>
+      <w:r>
+        <w:rPr>
+          <w:lang w:val="es-ES"/>
+        </w:rPr>
+        <w:t>SeleccionBarberoActivity.</w:t>
+      </w:r>
+      <w:r>
+        <w:rPr>
+          <w:lang w:val="es-ES"/>
+        </w:rPr>
+        <w:t xml:space="preserve"> </w:t>
+      </w:r>
+      <w:r>
+        <w:rPr>
+          <w:lang w:val="es-ES"/>
+        </w:rPr>
+        <w:t>Gestión del rol “user”</w:t>
+      </w:r>
+      <w:r>
+        <w:rPr>
+          <w:lang w:val="es-ES"/>
+        </w:rPr>
+        <w:t>.</w:t>
+      </w:r>
+    </w:p>
+    <w:p>
+      <w:pPr>
+        <w:pStyle w:val="Prrafodelista"/>
+        <w:numPr>
+          <w:ilvl w:val="1"/>
+          <w:numId w:val="20"/>
+        </w:numPr>
+        <w:rPr>
+          <w:lang w:val="es-ES"/>
+        </w:rPr>
+      </w:pPr>
+      <w:r>
+        <w:rPr>
+          <w:lang w:val="es-ES"/>
+        </w:rPr>
+        <w:t>SeleccionServicioActivity.</w:t>
+      </w:r>
+      <w:r>
+        <w:rPr>
+          <w:lang w:val="es-ES"/>
+        </w:rPr>
+        <w:t xml:space="preserve"> Gestiona la selección de los servicios seleccionables.</w:t>
+      </w:r>
+    </w:p>
+    <w:p>
+      <w:pPr>
+        <w:pStyle w:val="Prrafodelista"/>
+        <w:ind w:left="360"/>
+        <w:rPr>
+          <w:lang w:val="es-ES"/>
+        </w:rPr>
+      </w:pPr>
+    </w:p>
+    <w:p>
+      <w:pPr>
+        <w:pStyle w:val="Prrafodelista"/>
+        <w:numPr>
+          <w:ilvl w:val="0"/>
+          <w:numId w:val="16"/>
+        </w:numPr>
+        <w:rPr>
+          <w:b/>
+          <w:bCs/>
+          <w:lang w:val="es-ES"/>
+        </w:rPr>
+      </w:pPr>
+      <w:r>
+        <w:rPr>
+          <w:b/>
+          <w:bCs/>
+          <w:lang w:val="es-ES"/>
+        </w:rPr>
+        <w:t>Credenciales para pruebas.</w:t>
+      </w:r>
+    </w:p>
+    <w:p>
+      <w:pPr>
+        <w:pStyle w:val="Prrafodelista"/>
+        <w:ind w:left="360"/>
+        <w:rPr>
+          <w:b/>
+          <w:bCs/>
+          <w:lang w:val="es-ES"/>
+        </w:rPr>
+      </w:pPr>
+    </w:p>
+    <w:p>
+      <w:pPr>
+        <w:pStyle w:val="Prrafodelista"/>
+        <w:ind w:left="360"/>
+        <w:rPr>
+          <w:lang w:val="es-ES"/>
+        </w:rPr>
+      </w:pPr>
+      <w:r>
+        <w:rPr>
+          <w:lang w:val="es-ES"/>
+        </w:rPr>
+        <w:t>Relación de credenciales para la realización de pruebas.</w:t>
+      </w:r>
+    </w:p>
+    <w:p>
+      <w:pPr>
+        <w:pStyle w:val="Prrafodelista"/>
+        <w:numPr>
+          <w:ilvl w:val="0"/>
+          <w:numId w:val="21"/>
+        </w:numPr>
+        <w:rPr>
+          <w:b/>
+          <w:bCs/>
+          <w:lang w:val="es-ES"/>
+        </w:rPr>
+      </w:pPr>
+      <w:r>
+        <w:rPr>
+          <w:b/>
+          <w:bCs/>
+          <w:lang w:val="es-ES"/>
+        </w:rPr>
+        <w:t xml:space="preserve">Perfil </w:t>
+      </w:r>
+      <w:r>
+        <w:rPr>
+          <w:b/>
+          <w:bCs/>
+          <w:lang w:val="es-ES"/>
+        </w:rPr>
+        <w:t xml:space="preserve">Rol </w:t>
+      </w:r>
+      <w:r>
+        <w:rPr>
+          <w:b/>
+          <w:bCs/>
+          <w:lang w:val="es-ES"/>
+        </w:rPr>
+        <w:t>Admin.</w:t>
+      </w:r>
+    </w:p>
+    <w:p>
+      <w:pPr>
+        <w:pStyle w:val="Prrafodelista"/>
+        <w:rPr>
+          <w:lang w:val="es-ES"/>
+        </w:rPr>
+      </w:pPr>
+      <w:r>
+        <w:rPr>
+          <w:lang w:val="es-ES"/>
+        </w:rPr>
+        <w:t xml:space="preserve">Usuario.: </w:t>
+      </w:r>
+      <w:hyperlink r:id="rId33" w:history="1">
+        <w:r>
+          <w:rPr>
+            <w:rStyle w:val="Hipervnculo"/>
+            <w:lang w:val="es-ES"/>
+          </w:rPr>
+          <w:t>fermin@triumbarber.com</w:t>
+        </w:r>
+      </w:hyperlink>
+    </w:p>
+    <w:p>
+      <w:pPr>
+        <w:pStyle w:val="Prrafodelista"/>
+        <w:rPr>
+          <w:lang w:val="es-ES"/>
+        </w:rPr>
+      </w:pPr>
+      <w:r>
+        <w:rPr>
+          <w:lang w:val="es-ES"/>
+        </w:rPr>
+        <w:t>Contraseña.: 2619Es2103</w:t>
+      </w:r>
+    </w:p>
+    <w:p>
+      <w:pPr>
+        <w:pStyle w:val="Prrafodelista"/>
+        <w:numPr>
+          <w:ilvl w:val="0"/>
+          <w:numId w:val="21"/>
+        </w:numPr>
+        <w:rPr>
+          <w:lang w:val="es-ES"/>
+        </w:rPr>
+      </w:pPr>
+      <w:r>
+        <w:rPr>
+          <w:lang w:val="es-ES"/>
+        </w:rPr>
+        <w:t>Perfil Rol User.</w:t>
+      </w:r>
+    </w:p>
+    <w:p>
+      <w:pPr>
+        <w:pStyle w:val="Prrafodelista"/>
+        <w:rPr>
+          <w:lang w:val="es-ES"/>
+        </w:rPr>
+      </w:pPr>
+      <w:r>
+        <w:rPr>
+          <w:lang w:val="es-ES"/>
+        </w:rPr>
+        <w:t xml:space="preserve">Usuario.: </w:t>
+      </w:r>
+      <w:hyperlink r:id="rId34" w:history="1">
+        <w:r>
+          <w:rPr>
+            <w:rStyle w:val="Hipervnculo"/>
+            <w:lang w:val="es-ES"/>
+          </w:rPr>
+          <w:t>morenovelazquezjoseantonio@gemail.com</w:t>
+        </w:r>
+      </w:hyperlink>
+      <w:r>
+        <w:rPr>
+          <w:lang w:val="es-ES"/>
+        </w:rPr>
+        <w:tab/>
+      </w:r>
+    </w:p>
+    <w:p>
+      <w:pPr>
+        <w:pStyle w:val="Prrafodelista"/>
+        <w:rPr>
+          <w:lang w:val="es-ES"/>
+        </w:rPr>
+      </w:pPr>
+      <w:r>
+        <w:rPr>
+          <w:lang w:val="es-ES"/>
+        </w:rPr>
+        <w:t>Contraseña.: 2619es</w:t>
+      </w:r>
+    </w:p>
+    <w:p>
+      <w:pPr>
+        <w:pStyle w:val="Prrafodelista"/>
+        <w:rPr>
+          <w:lang w:val="es-ES"/>
+        </w:rPr>
+      </w:pPr>
+    </w:p>
+    <w:p>
+      <w:pPr>
+        <w:pStyle w:val="Prrafodelista"/>
+        <w:rPr>
+          <w:lang w:val="es-ES"/>
+        </w:rPr>
+      </w:pPr>
+    </w:p>
+    <w:p>
+      <w:pPr>
+        <w:pStyle w:val="Prrafodelista"/>
+        <w:rPr>
+          <w:lang w:val="es-ES"/>
+        </w:rPr>
+      </w:pPr>
+    </w:p>
+    <w:p>
+      <w:pPr>
+        <w:pStyle w:val="Prrafodelista"/>
+        <w:ind w:left="1440"/>
+        <w:rPr>
+          <w:b/>
+          <w:bCs/>
+          <w:lang w:val="es-ES"/>
+        </w:rPr>
+      </w:pPr>
+    </w:p>
+    <w:p>
+      <w:pPr>
+        <w:pStyle w:val="Ttulo1"/>
+        <w:rPr>
+          <w:lang w:val="es-ES"/>
+        </w:rPr>
+      </w:pPr>
+      <w:bookmarkStart w:id="37" w:name="_Toc230601384"/>
+      <w:r>
+        <w:rPr>
+          <w:lang w:val="es-ES"/>
+        </w:rPr>
+        <w:lastRenderedPageBreak/>
+        <w:t xml:space="preserve">12. </w:t>
+      </w:r>
+      <w:r>
+        <w:rPr>
+          <w:lang w:val="es-ES"/>
+        </w:rPr>
+        <w:t xml:space="preserve">Plan de </w:t>
+      </w:r>
+      <w:r>
+        <w:rPr>
+          <w:lang w:val="es-ES"/>
+        </w:rPr>
+        <w:t>Pruebas.</w:t>
+      </w:r>
+      <w:bookmarkEnd w:id="37"/>
+    </w:p>
+    <w:p>
+      <w:pPr>
+        <w:rPr>
+          <w:lang w:val="es-ES"/>
+        </w:rPr>
+      </w:pPr>
+      <w:r>
+        <w:rPr>
+          <w:lang w:val="es-ES"/>
+        </w:rPr>
+        <w:t>Desarrollamos una batería de pruebas de caja negra, de integración con los servicios cloud y pruebas de interfaz de usuario.</w:t>
+      </w:r>
+    </w:p>
+    <w:p>
+      <w:pPr>
+        <w:pStyle w:val="Prrafodelista"/>
+        <w:numPr>
+          <w:ilvl w:val="0"/>
+          <w:numId w:val="18"/>
+        </w:numPr>
+        <w:rPr>
+          <w:b/>
+          <w:bCs/>
+          <w:lang w:val="es-ES"/>
+        </w:rPr>
+      </w:pPr>
+      <w:r>
+        <w:rPr>
+          <w:b/>
+          <w:bCs/>
+          <w:lang w:val="es-ES"/>
+        </w:rPr>
+        <w:t>Pruebas de caja negra.</w:t>
+      </w:r>
+    </w:p>
+    <w:p>
+      <w:pPr>
+        <w:pStyle w:val="Prrafodelista"/>
+        <w:ind w:left="1080"/>
+        <w:rPr>
+          <w:b/>
+          <w:bCs/>
+          <w:lang w:val="es-ES"/>
+        </w:rPr>
+      </w:pPr>
+    </w:p>
+    <w:p>
+      <w:pPr>
+        <w:ind w:left="1080"/>
+        <w:rPr>
+          <w:lang w:val="es-ES"/>
+        </w:rPr>
+      </w:pPr>
+      <w:r>
+        <w:rPr>
+          <w:b/>
+          <w:bCs/>
+          <w:lang w:val="es-ES"/>
+        </w:rPr>
+        <w:t>PR-01:</w:t>
+      </w:r>
+      <w:r>
+        <w:rPr>
+          <w:lang w:val="es-ES"/>
+        </w:rPr>
+        <w:t xml:space="preserve"> Control de Registro en la introducción de datos obligatorios.</w:t>
+      </w:r>
+    </w:p>
+    <w:p>
+      <w:pPr>
+        <w:ind w:left="1080"/>
+        <w:rPr>
+          <w:lang w:val="es-ES"/>
+        </w:rPr>
+      </w:pPr>
+      <w:r>
+        <w:rPr>
+          <w:lang w:val="es-ES"/>
+        </w:rPr>
+        <w:t>Objetivo.: C</w:t>
+      </w:r>
+      <w:r>
+        <w:rPr>
+          <w:lang w:val="es-ES"/>
+        </w:rPr>
+        <w:t>omprobar que si no se introducen todos los datos solicitados en la plantilla de alta no se realiza el alta.</w:t>
+      </w:r>
+    </w:p>
+    <w:p>
+      <w:pPr>
+        <w:ind w:left="1080"/>
+        <w:rPr>
+          <w:lang w:val="es-ES"/>
+        </w:rPr>
+      </w:pPr>
+      <w:r>
+        <w:rPr>
+          <w:lang w:val="es-ES"/>
+        </w:rPr>
+        <w:t>Resultado</w:t>
+      </w:r>
+      <w:r>
+        <w:rPr>
+          <w:lang w:val="es-ES"/>
+        </w:rPr>
+        <w:t xml:space="preserve"> esperado.: </w:t>
+      </w:r>
+      <w:r>
+        <w:rPr>
+          <w:lang w:val="es-ES"/>
+        </w:rPr>
+        <w:t>S</w:t>
+      </w:r>
+      <w:r>
+        <w:rPr>
+          <w:lang w:val="es-ES"/>
+        </w:rPr>
+        <w:t>i falta algún campo sin introducir los datos solicitados, no se realiza el alta solicitada.</w:t>
+      </w:r>
+    </w:p>
+    <w:p>
+      <w:pPr>
+        <w:ind w:left="1080"/>
+        <w:rPr>
+          <w:lang w:val="es-ES"/>
+        </w:rPr>
+      </w:pPr>
+      <w:r>
+        <w:rPr>
+          <w:lang w:val="es-ES"/>
+        </w:rPr>
+        <w:t>Estado.: Pasado.</w:t>
+      </w:r>
+    </w:p>
+    <w:p>
+      <w:pPr>
+        <w:ind w:left="1080"/>
+        <w:rPr>
+          <w:lang w:val="es-ES"/>
+        </w:rPr>
+      </w:pPr>
+      <w:r>
+        <w:rPr>
+          <w:b/>
+          <w:bCs/>
+          <w:lang w:val="es-ES"/>
+        </w:rPr>
+        <w:t>PR-0</w:t>
+      </w:r>
+      <w:r>
+        <w:rPr>
+          <w:b/>
+          <w:bCs/>
+          <w:lang w:val="es-ES"/>
+        </w:rPr>
+        <w:t>2</w:t>
+      </w:r>
+      <w:r>
+        <w:rPr>
+          <w:b/>
+          <w:bCs/>
+          <w:lang w:val="es-ES"/>
+        </w:rPr>
+        <w:t>:</w:t>
+      </w:r>
+      <w:r>
+        <w:rPr>
+          <w:lang w:val="es-ES"/>
+        </w:rPr>
+        <w:t xml:space="preserve"> Control de Login con credenciales </w:t>
+      </w:r>
+      <w:r>
+        <w:rPr>
+          <w:lang w:val="es-ES"/>
+        </w:rPr>
+        <w:t>erróneas</w:t>
+      </w:r>
+      <w:r>
+        <w:rPr>
+          <w:lang w:val="es-ES"/>
+        </w:rPr>
+        <w:t>.</w:t>
+      </w:r>
+    </w:p>
+    <w:p>
+      <w:pPr>
+        <w:ind w:left="1080"/>
+        <w:rPr>
+          <w:lang w:val="es-ES"/>
+        </w:rPr>
+      </w:pPr>
+      <w:r>
+        <w:rPr>
+          <w:lang w:val="es-ES"/>
+        </w:rPr>
+        <w:t>Objetivo.: C</w:t>
+      </w:r>
+      <w:r>
+        <w:rPr>
+          <w:lang w:val="es-ES"/>
+        </w:rPr>
+        <w:t xml:space="preserve">omprobar que si no se introducen un </w:t>
+      </w:r>
+      <w:r>
+        <w:rPr>
+          <w:lang w:val="es-ES"/>
+        </w:rPr>
+        <w:t>Login</w:t>
+      </w:r>
+      <w:r>
+        <w:rPr>
+          <w:lang w:val="es-ES"/>
+        </w:rPr>
+        <w:t xml:space="preserve"> y una con</w:t>
+      </w:r>
+      <w:r>
+        <w:rPr>
+          <w:lang w:val="es-ES"/>
+        </w:rPr>
+        <w:t>t</w:t>
+      </w:r>
+      <w:r>
+        <w:rPr>
+          <w:lang w:val="es-ES"/>
+        </w:rPr>
+        <w:t>raseña incorrecta</w:t>
+      </w:r>
+      <w:r>
+        <w:rPr>
+          <w:lang w:val="es-ES"/>
+        </w:rPr>
+        <w:t xml:space="preserve"> no se inicia sesión</w:t>
+      </w:r>
+      <w:r>
+        <w:rPr>
+          <w:lang w:val="es-ES"/>
+        </w:rPr>
+        <w:t>.</w:t>
+      </w:r>
+    </w:p>
+    <w:p>
+      <w:pPr>
+        <w:ind w:left="1080"/>
+        <w:rPr>
+          <w:lang w:val="es-ES"/>
+        </w:rPr>
+      </w:pPr>
+      <w:r>
+        <w:rPr>
+          <w:lang w:val="es-ES"/>
+        </w:rPr>
+        <w:t>R</w:t>
+      </w:r>
+      <w:r>
+        <w:rPr>
+          <w:lang w:val="es-ES"/>
+        </w:rPr>
+        <w:t xml:space="preserve">esultado esperado.: </w:t>
+      </w:r>
+      <w:r>
+        <w:rPr>
+          <w:lang w:val="es-ES"/>
+        </w:rPr>
+        <w:t>S</w:t>
+      </w:r>
+      <w:r>
+        <w:rPr>
+          <w:lang w:val="es-ES"/>
+        </w:rPr>
+        <w:t xml:space="preserve">i </w:t>
+      </w:r>
+      <w:r>
+        <w:rPr>
+          <w:lang w:val="es-ES"/>
+        </w:rPr>
+        <w:t>se introduce en el campo Correo electrónico un dato que no esta registrado y si estando registrado se introduce una contraseña incorrecta no se realiza el inicio de sesión.</w:t>
+      </w:r>
+    </w:p>
+    <w:p>
+      <w:pPr>
+        <w:ind w:left="1080"/>
+        <w:rPr>
+          <w:lang w:val="es-ES"/>
+        </w:rPr>
+      </w:pPr>
+      <w:r>
+        <w:rPr>
+          <w:lang w:val="es-ES"/>
+        </w:rPr>
+        <w:t>Estado.: Pasado.</w:t>
+      </w:r>
+    </w:p>
+    <w:p>
+      <w:pPr>
+        <w:ind w:left="1080"/>
+        <w:rPr>
+          <w:lang w:val="es-ES"/>
+        </w:rPr>
+      </w:pPr>
+    </w:p>
+    <w:p>
+      <w:pPr>
+        <w:pStyle w:val="Prrafodelista"/>
+        <w:numPr>
+          <w:ilvl w:val="0"/>
+          <w:numId w:val="18"/>
+        </w:numPr>
+        <w:rPr>
+          <w:lang w:val="es-ES"/>
+        </w:rPr>
+      </w:pPr>
+      <w:r>
+        <w:rPr>
+          <w:b/>
+          <w:bCs/>
+          <w:lang w:val="es-ES"/>
+        </w:rPr>
+        <w:t>Pruebas de integración de servicios cloud.</w:t>
+      </w:r>
+    </w:p>
+    <w:p>
+      <w:pPr>
+        <w:pStyle w:val="Prrafodelista"/>
+        <w:ind w:left="1080"/>
+        <w:rPr>
+          <w:lang w:val="es-ES"/>
+        </w:rPr>
+      </w:pPr>
+    </w:p>
+    <w:p>
+      <w:pPr>
+        <w:ind w:left="1080"/>
+        <w:rPr>
+          <w:lang w:val="es-ES"/>
+        </w:rPr>
+      </w:pPr>
+      <w:r>
+        <w:rPr>
+          <w:b/>
+          <w:bCs/>
+          <w:lang w:val="es-ES"/>
+        </w:rPr>
+        <w:t>PR-0</w:t>
+      </w:r>
+      <w:r>
+        <w:rPr>
+          <w:b/>
+          <w:bCs/>
+          <w:lang w:val="es-ES"/>
+        </w:rPr>
+        <w:t>3</w:t>
+      </w:r>
+      <w:r>
+        <w:rPr>
+          <w:b/>
+          <w:bCs/>
+          <w:lang w:val="es-ES"/>
+        </w:rPr>
+        <w:t>:</w:t>
+      </w:r>
+      <w:r>
+        <w:rPr>
+          <w:lang w:val="es-ES"/>
+        </w:rPr>
+        <w:t xml:space="preserve"> Enrutamiento según Rol.</w:t>
+      </w:r>
+    </w:p>
+    <w:p>
+      <w:pPr>
+        <w:ind w:left="1080"/>
+        <w:rPr>
+          <w:lang w:val="es-ES"/>
+        </w:rPr>
+      </w:pPr>
+      <w:r>
+        <w:rPr>
+          <w:lang w:val="es-ES"/>
+        </w:rPr>
+        <w:t>Objetivo.:</w:t>
+      </w:r>
+      <w:r>
+        <w:rPr>
+          <w:lang w:val="es-ES"/>
+        </w:rPr>
+        <w:t xml:space="preserve"> </w:t>
+      </w:r>
+      <w:r>
+        <w:rPr>
+          <w:lang w:val="es-ES"/>
+        </w:rPr>
+        <w:t>V</w:t>
+      </w:r>
+      <w:r>
+        <w:rPr>
+          <w:lang w:val="es-ES"/>
+        </w:rPr>
+        <w:t>erificar la ruta en función del Rol del usuario que inicia la sesión.</w:t>
+      </w:r>
+    </w:p>
+    <w:p>
+      <w:pPr>
+        <w:ind w:left="1080"/>
+        <w:rPr>
+          <w:lang w:val="es-ES"/>
+        </w:rPr>
+      </w:pPr>
+      <w:r>
+        <w:rPr>
+          <w:lang w:val="es-ES"/>
+        </w:rPr>
+        <w:t>El resultado esperado.: Si las credenciales introducidas corresponden con el Rol “admin” el controlador nos redirige a AdminPanelActivity y si este Rol es “user” el controlador nos redirige a SeleccionBarberoActivity.</w:t>
+      </w:r>
+    </w:p>
+    <w:p>
+      <w:pPr>
+        <w:ind w:left="1080"/>
+        <w:rPr>
+          <w:lang w:val="es-ES"/>
+        </w:rPr>
+      </w:pPr>
+      <w:r>
+        <w:rPr>
+          <w:lang w:val="es-ES"/>
+        </w:rPr>
+        <w:t>Estado.: Pasado.</w:t>
+      </w:r>
+    </w:p>
+    <w:p>
+      <w:pPr>
+        <w:ind w:left="1080"/>
+        <w:rPr>
+          <w:lang w:val="es-ES"/>
+        </w:rPr>
+      </w:pPr>
+      <w:r>
+        <w:rPr>
+          <w:b/>
+          <w:bCs/>
+          <w:lang w:val="es-ES"/>
+        </w:rPr>
+        <w:t>PR-0</w:t>
+      </w:r>
+      <w:r>
+        <w:rPr>
+          <w:b/>
+          <w:bCs/>
+          <w:lang w:val="es-ES"/>
+        </w:rPr>
+        <w:t>4</w:t>
+      </w:r>
+      <w:r>
+        <w:rPr>
+          <w:b/>
+          <w:bCs/>
+          <w:lang w:val="es-ES"/>
+        </w:rPr>
+        <w:t>:</w:t>
+      </w:r>
+      <w:r>
+        <w:rPr>
+          <w:lang w:val="es-ES"/>
+        </w:rPr>
+        <w:t xml:space="preserve"> Confirmación de Citas en tiempo real.</w:t>
+      </w:r>
+    </w:p>
+    <w:p>
+      <w:pPr>
+        <w:ind w:left="1080"/>
+        <w:rPr>
+          <w:lang w:val="es-ES"/>
+        </w:rPr>
+      </w:pPr>
+      <w:r>
+        <w:rPr>
+          <w:lang w:val="es-ES"/>
+        </w:rPr>
+        <w:t>Objetivo.:</w:t>
+      </w:r>
+      <w:r>
+        <w:rPr>
+          <w:lang w:val="es-ES"/>
+        </w:rPr>
+        <w:t xml:space="preserve"> </w:t>
+      </w:r>
+      <w:r>
+        <w:rPr>
+          <w:lang w:val="es-ES"/>
+        </w:rPr>
+        <w:t>V</w:t>
+      </w:r>
+      <w:r>
+        <w:rPr>
+          <w:lang w:val="es-ES"/>
+        </w:rPr>
+        <w:t xml:space="preserve">erificar </w:t>
+      </w:r>
+      <w:r>
+        <w:rPr>
+          <w:lang w:val="es-ES"/>
+        </w:rPr>
+        <w:t>que al realizar la confirmación de la cita seleccionada esta se genera automáticamente en la colección citas</w:t>
+      </w:r>
+      <w:r>
+        <w:rPr>
+          <w:lang w:val="es-ES"/>
+        </w:rPr>
+        <w:t>.</w:t>
+      </w:r>
+    </w:p>
+    <w:p>
+      <w:pPr>
+        <w:ind w:left="1080"/>
+        <w:rPr>
+          <w:lang w:val="es-ES"/>
+        </w:rPr>
+      </w:pPr>
+      <w:r>
+        <w:rPr>
+          <w:lang w:val="es-ES"/>
+        </w:rPr>
+        <w:t xml:space="preserve">El resultado esperado.: Si las credenciales introducidas corresponden con el Rol “admin” el controlador nos redirige a AdminPanelActivity y si este Rol es “user” el controlador nos redirige a </w:t>
+      </w:r>
+      <w:r>
+        <w:rPr>
+          <w:lang w:val="es-ES"/>
+        </w:rPr>
+        <w:t>SeleccionBarberoActivity.</w:t>
+      </w:r>
+    </w:p>
+    <w:p>
+      <w:pPr>
+        <w:ind w:left="1080"/>
+        <w:rPr>
+          <w:lang w:val="es-ES"/>
+        </w:rPr>
+      </w:pPr>
+      <w:r>
+        <w:rPr>
+          <w:lang w:val="es-ES"/>
+        </w:rPr>
+        <w:t>Estado.: Pasado.</w:t>
+      </w:r>
+    </w:p>
+    <w:p>
+      <w:pPr>
+        <w:ind w:left="1080"/>
+        <w:rPr>
+          <w:lang w:val="es-ES"/>
+        </w:rPr>
+      </w:pPr>
+    </w:p>
+    <w:p>
+      <w:pPr>
+        <w:ind w:left="1080"/>
+        <w:rPr>
+          <w:lang w:val="es-ES"/>
+        </w:rPr>
+      </w:pPr>
+      <w:r>
+        <w:rPr>
+          <w:b/>
+          <w:bCs/>
+          <w:lang w:val="es-ES"/>
+        </w:rPr>
+        <w:t>PR-0</w:t>
+      </w:r>
+      <w:r>
+        <w:rPr>
+          <w:b/>
+          <w:bCs/>
+          <w:lang w:val="es-ES"/>
+        </w:rPr>
+        <w:t>5</w:t>
+      </w:r>
+      <w:r>
+        <w:rPr>
+          <w:b/>
+          <w:bCs/>
+          <w:lang w:val="es-ES"/>
+        </w:rPr>
+        <w:t>:</w:t>
+      </w:r>
+      <w:r>
+        <w:rPr>
+          <w:lang w:val="es-ES"/>
+        </w:rPr>
+        <w:t xml:space="preserve"> </w:t>
+      </w:r>
+      <w:r>
+        <w:rPr>
+          <w:lang w:val="es-ES"/>
+        </w:rPr>
+        <w:t>Modificación del Estado “HECHO”</w:t>
+      </w:r>
+      <w:r>
+        <w:rPr>
+          <w:lang w:val="es-ES"/>
+        </w:rPr>
+        <w:t>.</w:t>
+      </w:r>
+    </w:p>
+    <w:p>
+      <w:pPr>
+        <w:ind w:left="1080"/>
+        <w:rPr>
+          <w:lang w:val="es-ES"/>
+        </w:rPr>
+      </w:pPr>
+      <w:r>
+        <w:rPr>
+          <w:lang w:val="es-ES"/>
+        </w:rPr>
+        <w:t>Objetico.:</w:t>
+      </w:r>
+      <w:r>
+        <w:rPr>
+          <w:lang w:val="es-ES"/>
+        </w:rPr>
+        <w:t xml:space="preserve"> </w:t>
+      </w:r>
+      <w:r>
+        <w:rPr>
+          <w:lang w:val="es-ES"/>
+        </w:rPr>
+        <w:t>V</w:t>
+      </w:r>
+      <w:r>
+        <w:rPr>
+          <w:lang w:val="es-ES"/>
+        </w:rPr>
+        <w:t xml:space="preserve">erificar </w:t>
+      </w:r>
+      <w:r>
+        <w:rPr>
+          <w:lang w:val="es-ES"/>
+        </w:rPr>
+        <w:t xml:space="preserve">que el administrador al pulsar el botón “HECHO” desaparece de la cita las opciones “HECHO” y “ANULAR” y </w:t>
+      </w:r>
+      <w:r>
+        <w:rPr>
+          <w:lang w:val="es-ES"/>
+        </w:rPr>
+        <w:t xml:space="preserve">se modifica </w:t>
+      </w:r>
+      <w:r>
+        <w:rPr>
+          <w:lang w:val="es-ES"/>
+        </w:rPr>
+        <w:t>E</w:t>
+      </w:r>
+      <w:r>
+        <w:rPr>
+          <w:lang w:val="es-ES"/>
+        </w:rPr>
+        <w:t>l estado en el documento correspondiente en la colección citas</w:t>
+      </w:r>
+      <w:r>
+        <w:rPr>
+          <w:lang w:val="es-ES"/>
+        </w:rPr>
+        <w:t>.</w:t>
+      </w:r>
+    </w:p>
+    <w:p>
+      <w:pPr>
+        <w:ind w:left="1080"/>
+        <w:rPr>
+          <w:lang w:val="es-ES"/>
+        </w:rPr>
+      </w:pPr>
+      <w:r>
+        <w:rPr>
+          <w:lang w:val="es-ES"/>
+        </w:rPr>
+        <w:t xml:space="preserve">El resultado esperado.: </w:t>
+      </w:r>
+      <w:r>
+        <w:rPr>
+          <w:lang w:val="es-ES"/>
+        </w:rPr>
+        <w:t>Desaparecen los botones y se cambien el estado de “PENDIENTE” a “HECHO” en el documento.</w:t>
+      </w:r>
+    </w:p>
+    <w:p>
+      <w:pPr>
+        <w:ind w:left="1080"/>
+        <w:rPr>
+          <w:lang w:val="es-ES"/>
+        </w:rPr>
+      </w:pPr>
+      <w:r>
+        <w:rPr>
+          <w:lang w:val="es-ES"/>
+        </w:rPr>
+        <w:t>Estado.: Pasado</w:t>
+      </w:r>
+      <w:r>
+        <w:rPr>
+          <w:lang w:val="es-ES"/>
+        </w:rPr>
+        <w:t>.</w:t>
+      </w:r>
+    </w:p>
+    <w:p>
+      <w:pPr>
+        <w:ind w:left="1080"/>
+        <w:rPr>
+          <w:lang w:val="es-ES"/>
+        </w:rPr>
+      </w:pPr>
+      <w:r>
+        <w:rPr>
+          <w:b/>
+          <w:bCs/>
+          <w:lang w:val="es-ES"/>
+        </w:rPr>
+        <w:t>PR-0</w:t>
+      </w:r>
+      <w:r>
+        <w:rPr>
+          <w:b/>
+          <w:bCs/>
+          <w:lang w:val="es-ES"/>
+        </w:rPr>
+        <w:t>6</w:t>
+      </w:r>
+      <w:r>
+        <w:rPr>
+          <w:b/>
+          <w:bCs/>
+          <w:lang w:val="es-ES"/>
+        </w:rPr>
+        <w:t>:</w:t>
+      </w:r>
+      <w:r>
+        <w:rPr>
+          <w:lang w:val="es-ES"/>
+        </w:rPr>
+        <w:t xml:space="preserve"> Funcionalidad del Botón “ANULAR”. </w:t>
+      </w:r>
+    </w:p>
+    <w:p>
+      <w:pPr>
+        <w:ind w:left="1080"/>
+        <w:rPr>
+          <w:lang w:val="es-ES"/>
+        </w:rPr>
+      </w:pPr>
+      <w:r>
+        <w:rPr>
+          <w:lang w:val="es-ES"/>
+        </w:rPr>
+        <w:t>Objetico.: Verificar que al pulsar el botón “ANULAR” se elimina la cita correspondiente en la colección citas.</w:t>
+      </w:r>
+    </w:p>
+    <w:p>
+      <w:pPr>
+        <w:ind w:left="1080"/>
+        <w:rPr>
+          <w:lang w:val="es-ES"/>
+        </w:rPr>
+      </w:pPr>
+      <w:r>
+        <w:rPr>
+          <w:lang w:val="es-ES"/>
+        </w:rPr>
+        <w:lastRenderedPageBreak/>
+        <w:t>El resultado esperado.: Desaparece el documento que corresponde en la colección citas en Firestore.</w:t>
+      </w:r>
+    </w:p>
+    <w:p>
+      <w:pPr>
+        <w:ind w:left="1080"/>
+        <w:rPr>
+          <w:lang w:val="es-ES"/>
+        </w:rPr>
+      </w:pPr>
+      <w:r>
+        <w:rPr>
+          <w:lang w:val="es-ES"/>
+        </w:rPr>
+        <w:t>Estado.: Pasado.</w:t>
+      </w:r>
+    </w:p>
+    <w:p>
+      <w:pPr>
+        <w:ind w:left="1080"/>
+        <w:rPr>
+          <w:lang w:val="es-ES"/>
+        </w:rPr>
+      </w:pPr>
+      <w:r>
+        <w:rPr>
+          <w:b/>
+          <w:bCs/>
+          <w:lang w:val="es-ES"/>
+        </w:rPr>
+        <w:t>PR-0</w:t>
+      </w:r>
+      <w:r>
+        <w:rPr>
+          <w:b/>
+          <w:bCs/>
+          <w:lang w:val="es-ES"/>
+        </w:rPr>
+        <w:t>7</w:t>
+      </w:r>
+      <w:r>
+        <w:rPr>
+          <w:b/>
+          <w:bCs/>
+          <w:lang w:val="es-ES"/>
+        </w:rPr>
+        <w:t>:</w:t>
+      </w:r>
+      <w:r>
+        <w:rPr>
+          <w:lang w:val="es-ES"/>
+        </w:rPr>
+        <w:t xml:space="preserve"> Funcionalidad del Botón “MODIFICAR”. </w:t>
+      </w:r>
+    </w:p>
+    <w:p>
+      <w:pPr>
+        <w:ind w:left="1080"/>
+        <w:rPr>
+          <w:lang w:val="es-ES"/>
+        </w:rPr>
+      </w:pPr>
+      <w:r>
+        <w:rPr>
+          <w:lang w:val="es-ES"/>
+        </w:rPr>
+        <w:t>Objetico.: Verificar que al pulsar el botón “MODIFICAR” se actualizan los datos modificados correspondiente al documento seleccionado en la colección citas.</w:t>
+      </w:r>
+    </w:p>
+    <w:p>
+      <w:pPr>
+        <w:ind w:left="1080"/>
+        <w:rPr>
+          <w:lang w:val="es-ES"/>
+        </w:rPr>
+      </w:pPr>
+      <w:r>
+        <w:rPr>
+          <w:lang w:val="es-ES"/>
+        </w:rPr>
+        <w:t>El resultado esperado.: Se actualizan los datos en el documento que corresponde en la colección citas en Firestore.</w:t>
+      </w:r>
+    </w:p>
+    <w:p>
+      <w:pPr>
+        <w:ind w:left="1080"/>
+        <w:rPr>
+          <w:lang w:val="es-ES"/>
+        </w:rPr>
+      </w:pPr>
+      <w:r>
+        <w:rPr>
+          <w:lang w:val="es-ES"/>
+        </w:rPr>
+        <w:t>Estado.: Pasado.</w:t>
+      </w:r>
+    </w:p>
+    <w:p>
+      <w:pPr>
+        <w:pStyle w:val="Prrafodelista"/>
+        <w:ind w:left="1080"/>
+        <w:rPr>
+          <w:lang w:val="es-ES"/>
+        </w:rPr>
+      </w:pPr>
+    </w:p>
+    <w:p>
+      <w:pPr>
+        <w:rPr>
+          <w:lang w:val="es-ES"/>
+        </w:rPr>
+      </w:pPr>
+    </w:p>
+    <w:p>
+      <w:pPr>
+        <w:pStyle w:val="Prrafodelista"/>
+        <w:numPr>
+          <w:ilvl w:val="0"/>
+          <w:numId w:val="18"/>
+        </w:numPr>
+        <w:rPr>
+          <w:b/>
+          <w:bCs/>
+          <w:lang w:val="es-ES"/>
+        </w:rPr>
+      </w:pPr>
+      <w:r>
+        <w:rPr>
+          <w:b/>
+          <w:bCs/>
+          <w:lang w:val="es-ES"/>
+        </w:rPr>
+        <w:t>Pruebas de interfaz de usuario.</w:t>
+      </w:r>
+    </w:p>
+    <w:p>
+      <w:pPr>
+        <w:pStyle w:val="Prrafodelista"/>
+        <w:ind w:left="1080"/>
+        <w:rPr>
+          <w:b/>
+          <w:bCs/>
+          <w:lang w:val="es-ES"/>
+        </w:rPr>
+      </w:pPr>
+    </w:p>
+    <w:p>
+      <w:pPr>
+        <w:ind w:left="1080"/>
+        <w:rPr>
+          <w:lang w:val="es-ES"/>
+        </w:rPr>
+      </w:pPr>
+      <w:r>
+        <w:rPr>
+          <w:b/>
+          <w:bCs/>
+          <w:lang w:val="es-ES"/>
+        </w:rPr>
+        <w:t>PR-0</w:t>
+      </w:r>
+      <w:r>
+        <w:rPr>
+          <w:b/>
+          <w:bCs/>
+          <w:lang w:val="es-ES"/>
+        </w:rPr>
+        <w:t>8</w:t>
+      </w:r>
+      <w:r>
+        <w:rPr>
+          <w:b/>
+          <w:bCs/>
+          <w:lang w:val="es-ES"/>
+        </w:rPr>
+        <w:t>:</w:t>
+      </w:r>
+      <w:r>
+        <w:rPr>
+          <w:lang w:val="es-ES"/>
+        </w:rPr>
+        <w:t xml:space="preserve"> </w:t>
+      </w:r>
+      <w:r>
+        <w:rPr>
+          <w:lang w:val="es-ES"/>
+        </w:rPr>
+        <w:t xml:space="preserve">Ocultación </w:t>
+      </w:r>
+      <w:r>
+        <w:rPr>
+          <w:lang w:val="es-ES"/>
+        </w:rPr>
+        <w:t>del Botón</w:t>
+      </w:r>
+      <w:r>
+        <w:rPr>
+          <w:lang w:val="es-ES"/>
+        </w:rPr>
+        <w:t xml:space="preserve"> “MODIFICAR”. </w:t>
+      </w:r>
+    </w:p>
+    <w:p>
+      <w:pPr>
+        <w:ind w:left="1080"/>
+        <w:rPr>
+          <w:lang w:val="es-ES"/>
+        </w:rPr>
+      </w:pPr>
+      <w:r>
+        <w:rPr>
+          <w:lang w:val="es-ES"/>
+        </w:rPr>
+        <w:t xml:space="preserve">Objetico.: Verificar que al </w:t>
+      </w:r>
+      <w:r>
+        <w:rPr>
+          <w:lang w:val="es-ES"/>
+        </w:rPr>
+        <w:t xml:space="preserve">iniciar la </w:t>
+      </w:r>
+      <w:r>
+        <w:rPr>
+          <w:lang w:val="es-ES"/>
+        </w:rPr>
+        <w:t>sesión</w:t>
+      </w:r>
+      <w:r>
+        <w:rPr>
+          <w:lang w:val="es-ES"/>
+        </w:rPr>
+        <w:t xml:space="preserve"> un </w:t>
+      </w:r>
+      <w:r>
+        <w:rPr>
+          <w:lang w:val="es-ES"/>
+        </w:rPr>
+        <w:t>usuario</w:t>
+      </w:r>
+      <w:r>
+        <w:rPr>
+          <w:lang w:val="es-ES"/>
+        </w:rPr>
+        <w:t xml:space="preserve"> cuyo rol es “admin” desaparece</w:t>
+      </w:r>
+      <w:r>
+        <w:rPr>
+          <w:lang w:val="es-ES"/>
+        </w:rPr>
+        <w:t xml:space="preserve"> el botón “MODIFICAR”</w:t>
+      </w:r>
+      <w:r>
+        <w:rPr>
+          <w:lang w:val="es-ES"/>
+        </w:rPr>
+        <w:t>.</w:t>
+      </w:r>
+    </w:p>
+    <w:p>
+      <w:pPr>
+        <w:ind w:left="1080"/>
+        <w:rPr>
+          <w:lang w:val="es-ES"/>
+        </w:rPr>
+      </w:pPr>
+      <w:r>
+        <w:rPr>
+          <w:lang w:val="es-ES"/>
+        </w:rPr>
+        <w:t xml:space="preserve">El resultado esperado.: Se </w:t>
+      </w:r>
+      <w:r>
+        <w:rPr>
+          <w:lang w:val="es-ES"/>
+        </w:rPr>
+        <w:t>Verifica que desaparece el botón “MODIFICAR” de los item_cita</w:t>
+      </w:r>
+      <w:r>
+        <w:rPr>
+          <w:lang w:val="es-ES"/>
+        </w:rPr>
+        <w:t>.</w:t>
+      </w:r>
+    </w:p>
+    <w:p>
+      <w:pPr>
+        <w:pStyle w:val="Prrafodelista"/>
+        <w:ind w:left="1080"/>
+        <w:rPr>
+          <w:lang w:val="es-ES"/>
+        </w:rPr>
+      </w:pPr>
+      <w:r>
+        <w:rPr>
+          <w:lang w:val="es-ES"/>
+        </w:rPr>
+        <w:t>Estado.: Pasado.</w:t>
+      </w:r>
+    </w:p>
+    <w:p>
+      <w:pPr>
+        <w:ind w:left="1080"/>
+        <w:rPr>
+          <w:lang w:val="es-ES"/>
+        </w:rPr>
+      </w:pPr>
+      <w:r>
+        <w:rPr>
+          <w:b/>
+          <w:bCs/>
+          <w:lang w:val="es-ES"/>
+        </w:rPr>
+        <w:t>PR-0</w:t>
+      </w:r>
+      <w:r>
+        <w:rPr>
+          <w:b/>
+          <w:bCs/>
+          <w:lang w:val="es-ES"/>
+        </w:rPr>
+        <w:t>9</w:t>
+      </w:r>
+      <w:r>
+        <w:rPr>
+          <w:b/>
+          <w:bCs/>
+          <w:lang w:val="es-ES"/>
+        </w:rPr>
+        <w:t>:</w:t>
+      </w:r>
+      <w:r>
+        <w:rPr>
+          <w:lang w:val="es-ES"/>
+        </w:rPr>
+        <w:t xml:space="preserve"> </w:t>
+      </w:r>
+      <w:r>
+        <w:rPr>
+          <w:lang w:val="es-ES"/>
+        </w:rPr>
+        <w:t>Filtrado Barbero</w:t>
+      </w:r>
+      <w:r>
+        <w:rPr>
+          <w:lang w:val="es-ES"/>
+        </w:rPr>
+        <w:t xml:space="preserve">. </w:t>
+      </w:r>
+    </w:p>
+    <w:p>
+      <w:pPr>
+        <w:ind w:left="1080"/>
+        <w:rPr>
+          <w:lang w:val="es-ES"/>
+        </w:rPr>
+      </w:pPr>
+      <w:r>
+        <w:rPr>
+          <w:lang w:val="es-ES"/>
+        </w:rPr>
+        <w:t xml:space="preserve">Objetico.: Verificar que al pulsar el botón </w:t>
+      </w:r>
+      <w:r>
+        <w:rPr>
+          <w:lang w:val="es-ES"/>
+        </w:rPr>
+        <w:t>del icono del barbero</w:t>
+      </w:r>
+      <w:r>
+        <w:rPr>
+          <w:lang w:val="es-ES"/>
+        </w:rPr>
+        <w:t xml:space="preserve"> se actualizan los datos </w:t>
+      </w:r>
+      <w:r>
+        <w:rPr>
+          <w:lang w:val="es-ES"/>
+        </w:rPr>
+        <w:t>mostrados en la pantalla</w:t>
+      </w:r>
+      <w:r>
+        <w:rPr>
+          <w:lang w:val="es-ES"/>
+        </w:rPr>
+        <w:t>.</w:t>
+      </w:r>
+    </w:p>
+    <w:p>
+      <w:pPr>
+        <w:ind w:left="1080"/>
+        <w:rPr>
+          <w:lang w:val="es-ES"/>
+        </w:rPr>
+      </w:pPr>
+      <w:r>
+        <w:rPr>
+          <w:lang w:val="es-ES"/>
+        </w:rPr>
+        <w:t xml:space="preserve">El resultado esperado.: Se actualizan los datos </w:t>
+      </w:r>
+      <w:r>
+        <w:rPr>
+          <w:lang w:val="es-ES"/>
+        </w:rPr>
+        <w:t>que muestra las citas en función del Barbero seleccionado</w:t>
+      </w:r>
+      <w:r>
+        <w:rPr>
+          <w:lang w:val="es-ES"/>
+        </w:rPr>
+        <w:t>.</w:t>
+      </w:r>
+    </w:p>
+    <w:p>
+      <w:pPr>
+        <w:pStyle w:val="Prrafodelista"/>
+        <w:ind w:left="1080"/>
+        <w:rPr>
+          <w:b/>
+          <w:bCs/>
+          <w:lang w:val="es-ES"/>
+        </w:rPr>
+      </w:pPr>
+      <w:r>
+        <w:rPr>
+          <w:lang w:val="es-ES"/>
+        </w:rPr>
+        <w:t>Estado.: Pasado.</w:t>
+      </w:r>
+    </w:p>
+    <w:p>
+      <w:pPr>
+        <w:rPr>
+          <w:lang w:val="es-ES"/>
+        </w:rPr>
+      </w:pPr>
+    </w:p>
+    <w:p>
+      <w:pPr>
+        <w:pStyle w:val="Prrafodelista"/>
+        <w:ind w:left="1080"/>
+        <w:rPr>
+          <w:lang w:val="es-ES"/>
+        </w:rPr>
+      </w:pPr>
+    </w:p>
+    <w:p>
+      <w:pPr>
+        <w:ind w:left="360"/>
+        <w:rPr>
+          <w:lang w:val="es-ES"/>
+        </w:rPr>
+      </w:pPr>
+    </w:p>
+    <w:p>
+      <w:pPr>
+        <w:ind w:left="360"/>
+        <w:rPr>
+          <w:lang w:val="es-ES"/>
+        </w:rPr>
+      </w:pPr>
+    </w:p>
+    <w:p>
+      <w:pPr>
+        <w:rPr>
+          <w:lang w:val="es-ES"/>
+        </w:rPr>
+      </w:pPr>
     </w:p>
     <w:p/>
     <w:sectPr>
-      <w:headerReference w:type="default" r:id="rId31"/>
-      <w:footerReference w:type="default" r:id="rId32"/>
+      <w:headerReference w:type="default" r:id="rId35"/>
+      <w:footerReference w:type="default" r:id="rId36"/>
       <w:pgSz w:w="11909" w:h="16834"/>
       <w:pgMar w:top="1440" w:right="1440" w:bottom="1440" w:left="1440" w:header="720" w:footer="720" w:gutter="0"/>
       <w:pgNumType w:start="1"/>
@@ -6833,6 +9487,205 @@
 <file path=word/numbering.xml><?xml version="1.0" encoding="utf-8"?>
 <w:numbering xmlns:wpc="http://schemas.microsoft.com/office/word/2010/wordprocessingCanvas" xmlns:cx="http://schemas.microsoft.com/office/drawing/2014/chartex" xmlns:cx1="http://schemas.microsoft.com/office/drawing/2015/9/8/chartex" xmlns:cx2="http://schemas.microsoft.com/office/drawing/2015/10/21/chartex" xmlns:cx3="http://schemas.microsoft.com/office/drawing/2016/5/9/chartex" xmlns:cx4="http://schemas.microsoft.com/office/drawing/2016/5/10/chartex" xmlns:cx5="http://schemas.microsoft.com/office/drawing/2016/5/11/chartex" xmlns:cx6="http://schemas.microsoft.com/office/drawing/2016/5/12/chartex" xmlns:cx7="http://schemas.microsoft.com/office/drawing/2016/5/13/chartex" xmlns:cx8="http://schemas.microsoft.com/office/drawing/2016/5/14/chartex" xmlns:mc="http://schemas.openxmlformats.org/markup-compatibility/2006" xmlns:aink="http://schemas.microsoft.com/office/drawing/2016/ink" xmlns:am3d="http://schemas.microsoft.com/office/drawing/2017/model3d" xmlns:o="urn:schemas-microsoft-com:office:office" xmlns:oel="http://schemas.microsoft.com/office/2019/extlst" xmlns:r="http://schemas.openxmlformats.org/officeDocument/2006/relationships" xmlns:m="http://schemas.openxmlformats.org/officeDocument/2006/math" xmlns:v="urn:schemas-microsoft-com:vml" xmlns:wp14="http://schemas.microsoft.com/office/word/2010/wordprocessingDrawing" xmlns:wp="http://schemas.openxmlformats.org/drawingml/2006/wordprocessingDrawing" xmlns:w10="urn:schemas-microsoft-com:office:word" xmlns:w="http://schemas.openxmlformats.org/wordprocessingml/2006/main" xmlns:w14="http://schemas.microsoft.com/office/word/2010/wordml" xmlns:w15="http://schemas.microsoft.com/office/word/2012/wordml" xmlns:w16cex="http://schemas.microsoft.com/office/word/2018/wordml/cex" xmlns:w16cid="http://schemas.microsoft.com/office/word/2016/wordml/cid" xmlns:w16="http://schemas.microsoft.com/office/word/2018/wordml" xmlns:w16du="http://schemas.microsoft.com/office/word/2023/wordml/word16du" xmlns:w16sdtdh="http://schemas.microsoft.com/office/word/2020/wordml/sdtdatahash" xmlns:w16sdtfl="http://schemas.microsoft.com/office/word/2024/wordml/sdtformatlock" xmlns:w16se="http://schemas.microsoft.com/office/word/2015/wordml/symex" xmlns:wpg="http://schemas.microsoft.com/office/word/2010/wordprocessingGroup" xmlns:wpi="http://schemas.microsoft.com/office/word/2010/wordprocessingInk" xmlns:wne="http://schemas.microsoft.com/office/word/2006/wordml" xmlns:wps="http://schemas.microsoft.com/office/word/2010/wordprocessingShape" mc:Ignorable="w14 w15 w16se w16cid w16 w16cex w16sdtdh w16sdtfl w16du wp14">
   <w:abstractNum w:abstractNumId="0" w15:restartNumberingAfterBreak="0">
+    <w:nsid w:val="002F3FBD"/>
+    <w:multiLevelType w:val="multilevel"/>
+    <w:tmpl w:val="1A9C5872"/>
+    <w:lvl w:ilvl="0">
+      <w:numFmt w:val="bullet"/>
+      <w:lvlText w:val=""/>
+      <w:lvlJc w:val="left"/>
+      <w:pPr>
+        <w:ind w:left="720" w:hanging="360"/>
+      </w:pPr>
+      <w:rPr>
+        <w:rFonts w:ascii="Symbol" w:hAnsi="Symbol"/>
+        <w:sz w:val="20"/>
+      </w:rPr>
+    </w:lvl>
+    <w:lvl w:ilvl="1">
+      <w:numFmt w:val="bullet"/>
+      <w:lvlText w:val=""/>
+      <w:lvlJc w:val="left"/>
+      <w:pPr>
+        <w:ind w:left="1440" w:hanging="360"/>
+      </w:pPr>
+      <w:rPr>
+        <w:rFonts w:ascii="Symbol" w:hAnsi="Symbol"/>
+        <w:sz w:val="20"/>
+      </w:rPr>
+    </w:lvl>
+    <w:lvl w:ilvl="2">
+      <w:numFmt w:val="bullet"/>
+      <w:lvlText w:val=""/>
+      <w:lvlJc w:val="left"/>
+      <w:pPr>
+        <w:ind w:left="2160" w:hanging="360"/>
+      </w:pPr>
+      <w:rPr>
+        <w:rFonts w:ascii="Symbol" w:hAnsi="Symbol"/>
+        <w:sz w:val="20"/>
+      </w:rPr>
+    </w:lvl>
+    <w:lvl w:ilvl="3">
+      <w:numFmt w:val="bullet"/>
+      <w:lvlText w:val=""/>
+      <w:lvlJc w:val="left"/>
+      <w:pPr>
+        <w:ind w:left="2880" w:hanging="360"/>
+      </w:pPr>
+      <w:rPr>
+        <w:rFonts w:ascii="Symbol" w:hAnsi="Symbol"/>
+        <w:sz w:val="20"/>
+      </w:rPr>
+    </w:lvl>
+    <w:lvl w:ilvl="4">
+      <w:numFmt w:val="bullet"/>
+      <w:lvlText w:val=""/>
+      <w:lvlJc w:val="left"/>
+      <w:pPr>
+        <w:ind w:left="3600" w:hanging="360"/>
+      </w:pPr>
+      <w:rPr>
+        <w:rFonts w:ascii="Symbol" w:hAnsi="Symbol"/>
+        <w:sz w:val="20"/>
+      </w:rPr>
+    </w:lvl>
+    <w:lvl w:ilvl="5">
+      <w:numFmt w:val="bullet"/>
+      <w:lvlText w:val=""/>
+      <w:lvlJc w:val="left"/>
+      <w:pPr>
+        <w:ind w:left="4320" w:hanging="360"/>
+      </w:pPr>
+      <w:rPr>
+        <w:rFonts w:ascii="Symbol" w:hAnsi="Symbol"/>
+        <w:sz w:val="20"/>
+      </w:rPr>
+    </w:lvl>
+    <w:lvl w:ilvl="6">
+      <w:numFmt w:val="bullet"/>
+      <w:lvlText w:val=""/>
+      <w:lvlJc w:val="left"/>
+      <w:pPr>
+        <w:ind w:left="5040" w:hanging="360"/>
+      </w:pPr>
+      <w:rPr>
+        <w:rFonts w:ascii="Symbol" w:hAnsi="Symbol"/>
+        <w:sz w:val="20"/>
+      </w:rPr>
+    </w:lvl>
+    <w:lvl w:ilvl="7">
+      <w:numFmt w:val="bullet"/>
+      <w:lvlText w:val=""/>
+      <w:lvlJc w:val="left"/>
+      <w:pPr>
+        <w:ind w:left="5760" w:hanging="360"/>
+      </w:pPr>
+      <w:rPr>
+        <w:rFonts w:ascii="Symbol" w:hAnsi="Symbol"/>
+        <w:sz w:val="20"/>
+      </w:rPr>
+    </w:lvl>
+    <w:lvl w:ilvl="8">
+      <w:numFmt w:val="bullet"/>
+      <w:lvlText w:val=""/>
+      <w:lvlJc w:val="left"/>
+      <w:pPr>
+        <w:ind w:left="6480" w:hanging="360"/>
+      </w:pPr>
+      <w:rPr>
+        <w:rFonts w:ascii="Symbol" w:hAnsi="Symbol"/>
+        <w:sz w:val="20"/>
+      </w:rPr>
+    </w:lvl>
+  </w:abstractNum>
+  <w:abstractNum w:abstractNumId="1" w15:restartNumberingAfterBreak="0">
+    <w:nsid w:val="018A3DA5"/>
+    <w:multiLevelType w:val="hybridMultilevel"/>
+    <w:tmpl w:val="44BE7816"/>
+    <w:lvl w:ilvl="0" w:tplc="0C0A000F">
+      <w:start w:val="1"/>
+      <w:numFmt w:val="decimal"/>
+      <w:lvlText w:val="%1."/>
+      <w:lvlJc w:val="left"/>
+      <w:pPr>
+        <w:ind w:left="1080" w:hanging="360"/>
+      </w:pPr>
+    </w:lvl>
+    <w:lvl w:ilvl="1" w:tplc="0C0A0019" w:tentative="1">
+      <w:start w:val="1"/>
+      <w:numFmt w:val="lowerLetter"/>
+      <w:lvlText w:val="%2."/>
+      <w:lvlJc w:val="left"/>
+      <w:pPr>
+        <w:ind w:left="1800" w:hanging="360"/>
+      </w:pPr>
+    </w:lvl>
+    <w:lvl w:ilvl="2" w:tplc="0C0A001B" w:tentative="1">
+      <w:start w:val="1"/>
+      <w:numFmt w:val="lowerRoman"/>
+      <w:lvlText w:val="%3."/>
+      <w:lvlJc w:val="right"/>
+      <w:pPr>
+        <w:ind w:left="2520" w:hanging="180"/>
+      </w:pPr>
+    </w:lvl>
+    <w:lvl w:ilvl="3" w:tplc="0C0A000F" w:tentative="1">
+      <w:start w:val="1"/>
+      <w:numFmt w:val="decimal"/>
+      <w:lvlText w:val="%4."/>
+      <w:lvlJc w:val="left"/>
+      <w:pPr>
+        <w:ind w:left="3240" w:hanging="360"/>
+      </w:pPr>
+    </w:lvl>
+    <w:lvl w:ilvl="4" w:tplc="0C0A0019" w:tentative="1">
+      <w:start w:val="1"/>
+      <w:numFmt w:val="lowerLetter"/>
+      <w:lvlText w:val="%5."/>
+      <w:lvlJc w:val="left"/>
+      <w:pPr>
+        <w:ind w:left="3960" w:hanging="360"/>
+      </w:pPr>
+    </w:lvl>
+    <w:lvl w:ilvl="5" w:tplc="0C0A001B" w:tentative="1">
+      <w:start w:val="1"/>
+      <w:numFmt w:val="lowerRoman"/>
+      <w:lvlText w:val="%6."/>
+      <w:lvlJc w:val="right"/>
+      <w:pPr>
+        <w:ind w:left="4680" w:hanging="180"/>
+      </w:pPr>
+    </w:lvl>
+    <w:lvl w:ilvl="6" w:tplc="0C0A000F" w:tentative="1">
+      <w:start w:val="1"/>
+      <w:numFmt w:val="decimal"/>
+      <w:lvlText w:val="%7."/>
+      <w:lvlJc w:val="left"/>
+      <w:pPr>
+        <w:ind w:left="5400" w:hanging="360"/>
+      </w:pPr>
+    </w:lvl>
+    <w:lvl w:ilvl="7" w:tplc="0C0A0019" w:tentative="1">
+      <w:start w:val="1"/>
+      <w:numFmt w:val="lowerLetter"/>
+      <w:lvlText w:val="%8."/>
+      <w:lvlJc w:val="left"/>
+      <w:pPr>
+        <w:ind w:left="6120" w:hanging="360"/>
+      </w:pPr>
+    </w:lvl>
+    <w:lvl w:ilvl="8" w:tplc="0C0A001B" w:tentative="1">
+      <w:start w:val="1"/>
+      <w:numFmt w:val="lowerRoman"/>
+      <w:lvlText w:val="%9."/>
+      <w:lvlJc w:val="right"/>
+      <w:pPr>
+        <w:ind w:left="6840" w:hanging="180"/>
+      </w:pPr>
+    </w:lvl>
+  </w:abstractNum>
+  <w:abstractNum w:abstractNumId="2" w15:restartNumberingAfterBreak="0">
     <w:nsid w:val="0912245F"/>
     <w:multiLevelType w:val="hybridMultilevel"/>
     <w:tmpl w:val="698A296E"/>
@@ -6923,7 +9776,7 @@
       </w:pPr>
     </w:lvl>
   </w:abstractNum>
-  <w:abstractNum w:abstractNumId="1" w15:restartNumberingAfterBreak="0">
+  <w:abstractNum w:abstractNumId="3" w15:restartNumberingAfterBreak="0">
     <w:nsid w:val="0B9D47EC"/>
     <w:multiLevelType w:val="multilevel"/>
     <w:tmpl w:val="E40AE4CE"/>
@@ -7072,7 +9925,7 @@
       </w:rPr>
     </w:lvl>
   </w:abstractNum>
-  <w:abstractNum w:abstractNumId="2" w15:restartNumberingAfterBreak="0">
+  <w:abstractNum w:abstractNumId="4" w15:restartNumberingAfterBreak="0">
     <w:nsid w:val="1FB46DDA"/>
     <w:multiLevelType w:val="multilevel"/>
     <w:tmpl w:val="4052FBE2"/>
@@ -7185,7 +10038,93 @@
       </w:rPr>
     </w:lvl>
   </w:abstractNum>
-  <w:abstractNum w:abstractNumId="3" w15:restartNumberingAfterBreak="0">
+  <w:abstractNum w:abstractNumId="5" w15:restartNumberingAfterBreak="0">
+    <w:nsid w:val="21D51ECF"/>
+    <w:multiLevelType w:val="multilevel"/>
+    <w:tmpl w:val="0C0A001F"/>
+    <w:lvl w:ilvl="0">
+      <w:start w:val="1"/>
+      <w:numFmt w:val="decimal"/>
+      <w:lvlText w:val="%1."/>
+      <w:lvlJc w:val="left"/>
+      <w:pPr>
+        <w:ind w:left="360" w:hanging="360"/>
+      </w:pPr>
+    </w:lvl>
+    <w:lvl w:ilvl="1">
+      <w:start w:val="1"/>
+      <w:numFmt w:val="decimal"/>
+      <w:lvlText w:val="%1.%2."/>
+      <w:lvlJc w:val="left"/>
+      <w:pPr>
+        <w:ind w:left="792" w:hanging="432"/>
+      </w:pPr>
+    </w:lvl>
+    <w:lvl w:ilvl="2">
+      <w:start w:val="1"/>
+      <w:numFmt w:val="decimal"/>
+      <w:lvlText w:val="%1.%2.%3."/>
+      <w:lvlJc w:val="left"/>
+      <w:pPr>
+        <w:ind w:left="1224" w:hanging="504"/>
+      </w:pPr>
+    </w:lvl>
+    <w:lvl w:ilvl="3">
+      <w:start w:val="1"/>
+      <w:numFmt w:val="decimal"/>
+      <w:lvlText w:val="%1.%2.%3.%4."/>
+      <w:lvlJc w:val="left"/>
+      <w:pPr>
+        <w:ind w:left="1728" w:hanging="648"/>
+      </w:pPr>
+    </w:lvl>
+    <w:lvl w:ilvl="4">
+      <w:start w:val="1"/>
+      <w:numFmt w:val="decimal"/>
+      <w:lvlText w:val="%1.%2.%3.%4.%5."/>
+      <w:lvlJc w:val="left"/>
+      <w:pPr>
+        <w:ind w:left="2232" w:hanging="792"/>
+      </w:pPr>
+    </w:lvl>
+    <w:lvl w:ilvl="5">
+      <w:start w:val="1"/>
+      <w:numFmt w:val="decimal"/>
+      <w:lvlText w:val="%1.%2.%3.%4.%5.%6."/>
+      <w:lvlJc w:val="left"/>
+      <w:pPr>
+        <w:ind w:left="2736" w:hanging="936"/>
+      </w:pPr>
+    </w:lvl>
+    <w:lvl w:ilvl="6">
+      <w:start w:val="1"/>
+      <w:numFmt w:val="decimal"/>
+      <w:lvlText w:val="%1.%2.%3.%4.%5.%6.%7."/>
+      <w:lvlJc w:val="left"/>
+      <w:pPr>
+        <w:ind w:left="3240" w:hanging="1080"/>
+      </w:pPr>
+    </w:lvl>
+    <w:lvl w:ilvl="7">
+      <w:start w:val="1"/>
+      <w:numFmt w:val="decimal"/>
+      <w:lvlText w:val="%1.%2.%3.%4.%5.%6.%7.%8."/>
+      <w:lvlJc w:val="left"/>
+      <w:pPr>
+        <w:ind w:left="3744" w:hanging="1224"/>
+      </w:pPr>
+    </w:lvl>
+    <w:lvl w:ilvl="8">
+      <w:start w:val="1"/>
+      <w:numFmt w:val="decimal"/>
+      <w:lvlText w:val="%1.%2.%3.%4.%5.%6.%7.%8.%9."/>
+      <w:lvlJc w:val="left"/>
+      <w:pPr>
+        <w:ind w:left="4320" w:hanging="1440"/>
+      </w:pPr>
+    </w:lvl>
+  </w:abstractNum>
+  <w:abstractNum w:abstractNumId="6" w15:restartNumberingAfterBreak="0">
     <w:nsid w:val="25E62B7C"/>
     <w:multiLevelType w:val="multilevel"/>
     <w:tmpl w:val="F7E4A4C6"/>
@@ -7298,7 +10237,120 @@
       </w:rPr>
     </w:lvl>
   </w:abstractNum>
-  <w:abstractNum w:abstractNumId="4" w15:restartNumberingAfterBreak="0">
+  <w:abstractNum w:abstractNumId="7" w15:restartNumberingAfterBreak="0">
+    <w:nsid w:val="29392D33"/>
+    <w:multiLevelType w:val="multilevel"/>
+    <w:tmpl w:val="1A9C5872"/>
+    <w:lvl w:ilvl="0">
+      <w:numFmt w:val="bullet"/>
+      <w:lvlText w:val=""/>
+      <w:lvlJc w:val="left"/>
+      <w:pPr>
+        <w:ind w:left="720" w:hanging="360"/>
+      </w:pPr>
+      <w:rPr>
+        <w:rFonts w:ascii="Symbol" w:hAnsi="Symbol"/>
+        <w:sz w:val="20"/>
+      </w:rPr>
+    </w:lvl>
+    <w:lvl w:ilvl="1">
+      <w:numFmt w:val="bullet"/>
+      <w:lvlText w:val=""/>
+      <w:lvlJc w:val="left"/>
+      <w:pPr>
+        <w:ind w:left="1440" w:hanging="360"/>
+      </w:pPr>
+      <w:rPr>
+        <w:rFonts w:ascii="Symbol" w:hAnsi="Symbol"/>
+        <w:sz w:val="20"/>
+      </w:rPr>
+    </w:lvl>
+    <w:lvl w:ilvl="2">
+      <w:numFmt w:val="bullet"/>
+      <w:lvlText w:val=""/>
+      <w:lvlJc w:val="left"/>
+      <w:pPr>
+        <w:ind w:left="2160" w:hanging="360"/>
+      </w:pPr>
+      <w:rPr>
+        <w:rFonts w:ascii="Symbol" w:hAnsi="Symbol"/>
+        <w:sz w:val="20"/>
+      </w:rPr>
+    </w:lvl>
+    <w:lvl w:ilvl="3">
+      <w:numFmt w:val="bullet"/>
+      <w:lvlText w:val=""/>
+      <w:lvlJc w:val="left"/>
+      <w:pPr>
+        <w:ind w:left="2880" w:hanging="360"/>
+      </w:pPr>
+      <w:rPr>
+        <w:rFonts w:ascii="Symbol" w:hAnsi="Symbol"/>
+        <w:sz w:val="20"/>
+      </w:rPr>
+    </w:lvl>
+    <w:lvl w:ilvl="4">
+      <w:numFmt w:val="bullet"/>
+      <w:lvlText w:val=""/>
+      <w:lvlJc w:val="left"/>
+      <w:pPr>
+        <w:ind w:left="3600" w:hanging="360"/>
+      </w:pPr>
+      <w:rPr>
+        <w:rFonts w:ascii="Symbol" w:hAnsi="Symbol"/>
+        <w:sz w:val="20"/>
+      </w:rPr>
+    </w:lvl>
+    <w:lvl w:ilvl="5">
+      <w:numFmt w:val="bullet"/>
+      <w:lvlText w:val=""/>
+      <w:lvlJc w:val="left"/>
+      <w:pPr>
+        <w:ind w:left="4320" w:hanging="360"/>
+      </w:pPr>
+      <w:rPr>
+        <w:rFonts w:ascii="Symbol" w:hAnsi="Symbol"/>
+        <w:sz w:val="20"/>
+      </w:rPr>
+    </w:lvl>
+    <w:lvl w:ilvl="6">
+      <w:numFmt w:val="bullet"/>
+      <w:lvlText w:val=""/>
+      <w:lvlJc w:val="left"/>
+      <w:pPr>
+        <w:ind w:left="5040" w:hanging="360"/>
+      </w:pPr>
+      <w:rPr>
+        <w:rFonts w:ascii="Symbol" w:hAnsi="Symbol"/>
+        <w:sz w:val="20"/>
+      </w:rPr>
+    </w:lvl>
+    <w:lvl w:ilvl="7">
+      <w:numFmt w:val="bullet"/>
+      <w:lvlText w:val=""/>
+      <w:lvlJc w:val="left"/>
+      <w:pPr>
+        <w:ind w:left="5760" w:hanging="360"/>
+      </w:pPr>
+      <w:rPr>
+        <w:rFonts w:ascii="Symbol" w:hAnsi="Symbol"/>
+        <w:sz w:val="20"/>
+      </w:rPr>
+    </w:lvl>
+    <w:lvl w:ilvl="8">
+      <w:numFmt w:val="bullet"/>
+      <w:lvlText w:val=""/>
+      <w:lvlJc w:val="left"/>
+      <w:pPr>
+        <w:ind w:left="6480" w:hanging="360"/>
+      </w:pPr>
+      <w:rPr>
+        <w:rFonts w:ascii="Symbol" w:hAnsi="Symbol"/>
+        <w:sz w:val="20"/>
+      </w:rPr>
+    </w:lvl>
+  </w:abstractNum>
+  <w:abstractNum w:abstractNumId="8" w15:restartNumberingAfterBreak="0">
     <w:nsid w:val="2BAD5930"/>
     <w:multiLevelType w:val="multilevel"/>
     <w:tmpl w:val="9814A5BA"/>
@@ -7384,7 +10436,7 @@
       </w:pPr>
     </w:lvl>
   </w:abstractNum>
-  <w:abstractNum w:abstractNumId="5" w15:restartNumberingAfterBreak="0">
+  <w:abstractNum w:abstractNumId="9" w15:restartNumberingAfterBreak="0">
     <w:nsid w:val="36AC20EE"/>
     <w:multiLevelType w:val="multilevel"/>
     <w:tmpl w:val="1A9C5872"/>
@@ -7497,7 +10549,7 @@
       </w:rPr>
     </w:lvl>
   </w:abstractNum>
-  <w:abstractNum w:abstractNumId="6" w15:restartNumberingAfterBreak="0">
+  <w:abstractNum w:abstractNumId="10" w15:restartNumberingAfterBreak="0">
     <w:nsid w:val="3CF65C76"/>
     <w:multiLevelType w:val="multilevel"/>
     <w:tmpl w:val="AC38960A"/>
@@ -7610,7 +10662,206 @@
       </w:rPr>
     </w:lvl>
   </w:abstractNum>
-  <w:abstractNum w:abstractNumId="7" w15:restartNumberingAfterBreak="0">
+  <w:abstractNum w:abstractNumId="11" w15:restartNumberingAfterBreak="0">
+    <w:nsid w:val="3E8949A0"/>
+    <w:multiLevelType w:val="multilevel"/>
+    <w:tmpl w:val="1A9C5872"/>
+    <w:lvl w:ilvl="0">
+      <w:numFmt w:val="bullet"/>
+      <w:lvlText w:val=""/>
+      <w:lvlJc w:val="left"/>
+      <w:pPr>
+        <w:ind w:left="720" w:hanging="360"/>
+      </w:pPr>
+      <w:rPr>
+        <w:rFonts w:ascii="Symbol" w:hAnsi="Symbol"/>
+        <w:sz w:val="20"/>
+      </w:rPr>
+    </w:lvl>
+    <w:lvl w:ilvl="1">
+      <w:numFmt w:val="bullet"/>
+      <w:lvlText w:val=""/>
+      <w:lvlJc w:val="left"/>
+      <w:pPr>
+        <w:ind w:left="1440" w:hanging="360"/>
+      </w:pPr>
+      <w:rPr>
+        <w:rFonts w:ascii="Symbol" w:hAnsi="Symbol"/>
+        <w:sz w:val="20"/>
+      </w:rPr>
+    </w:lvl>
+    <w:lvl w:ilvl="2">
+      <w:numFmt w:val="bullet"/>
+      <w:lvlText w:val=""/>
+      <w:lvlJc w:val="left"/>
+      <w:pPr>
+        <w:ind w:left="2160" w:hanging="360"/>
+      </w:pPr>
+      <w:rPr>
+        <w:rFonts w:ascii="Symbol" w:hAnsi="Symbol"/>
+        <w:sz w:val="20"/>
+      </w:rPr>
+    </w:lvl>
+    <w:lvl w:ilvl="3">
+      <w:numFmt w:val="bullet"/>
+      <w:lvlText w:val=""/>
+      <w:lvlJc w:val="left"/>
+      <w:pPr>
+        <w:ind w:left="2880" w:hanging="360"/>
+      </w:pPr>
+      <w:rPr>
+        <w:rFonts w:ascii="Symbol" w:hAnsi="Symbol"/>
+        <w:sz w:val="20"/>
+      </w:rPr>
+    </w:lvl>
+    <w:lvl w:ilvl="4">
+      <w:numFmt w:val="bullet"/>
+      <w:lvlText w:val=""/>
+      <w:lvlJc w:val="left"/>
+      <w:pPr>
+        <w:ind w:left="3600" w:hanging="360"/>
+      </w:pPr>
+      <w:rPr>
+        <w:rFonts w:ascii="Symbol" w:hAnsi="Symbol"/>
+        <w:sz w:val="20"/>
+      </w:rPr>
+    </w:lvl>
+    <w:lvl w:ilvl="5">
+      <w:numFmt w:val="bullet"/>
+      <w:lvlText w:val=""/>
+      <w:lvlJc w:val="left"/>
+      <w:pPr>
+        <w:ind w:left="4320" w:hanging="360"/>
+      </w:pPr>
+      <w:rPr>
+        <w:rFonts w:ascii="Symbol" w:hAnsi="Symbol"/>
+        <w:sz w:val="20"/>
+      </w:rPr>
+    </w:lvl>
+    <w:lvl w:ilvl="6">
+      <w:numFmt w:val="bullet"/>
+      <w:lvlText w:val=""/>
+      <w:lvlJc w:val="left"/>
+      <w:pPr>
+        <w:ind w:left="5040" w:hanging="360"/>
+      </w:pPr>
+      <w:rPr>
+        <w:rFonts w:ascii="Symbol" w:hAnsi="Symbol"/>
+        <w:sz w:val="20"/>
+      </w:rPr>
+    </w:lvl>
+    <w:lvl w:ilvl="7">
+      <w:numFmt w:val="bullet"/>
+      <w:lvlText w:val=""/>
+      <w:lvlJc w:val="left"/>
+      <w:pPr>
+        <w:ind w:left="5760" w:hanging="360"/>
+      </w:pPr>
+      <w:rPr>
+        <w:rFonts w:ascii="Symbol" w:hAnsi="Symbol"/>
+        <w:sz w:val="20"/>
+      </w:rPr>
+    </w:lvl>
+    <w:lvl w:ilvl="8">
+      <w:numFmt w:val="bullet"/>
+      <w:lvlText w:val=""/>
+      <w:lvlJc w:val="left"/>
+      <w:pPr>
+        <w:ind w:left="6480" w:hanging="360"/>
+      </w:pPr>
+      <w:rPr>
+        <w:rFonts w:ascii="Symbol" w:hAnsi="Symbol"/>
+        <w:sz w:val="20"/>
+      </w:rPr>
+    </w:lvl>
+  </w:abstractNum>
+  <w:abstractNum w:abstractNumId="12" w15:restartNumberingAfterBreak="0">
+    <w:nsid w:val="492F5028"/>
+    <w:multiLevelType w:val="hybridMultilevel"/>
+    <w:tmpl w:val="8ADC8D58"/>
+    <w:lvl w:ilvl="0" w:tplc="0C0A000F">
+      <w:start w:val="1"/>
+      <w:numFmt w:val="decimal"/>
+      <w:lvlText w:val="%1."/>
+      <w:lvlJc w:val="left"/>
+      <w:pPr>
+        <w:ind w:left="1080" w:hanging="360"/>
+      </w:pPr>
+    </w:lvl>
+    <w:lvl w:ilvl="1" w:tplc="0C0A0019" w:tentative="1">
+      <w:start w:val="1"/>
+      <w:numFmt w:val="lowerLetter"/>
+      <w:lvlText w:val="%2."/>
+      <w:lvlJc w:val="left"/>
+      <w:pPr>
+        <w:ind w:left="1800" w:hanging="360"/>
+      </w:pPr>
+    </w:lvl>
+    <w:lvl w:ilvl="2" w:tplc="0C0A001B" w:tentative="1">
+      <w:start w:val="1"/>
+      <w:numFmt w:val="lowerRoman"/>
+      <w:lvlText w:val="%3."/>
+      <w:lvlJc w:val="right"/>
+      <w:pPr>
+        <w:ind w:left="2520" w:hanging="180"/>
+      </w:pPr>
+    </w:lvl>
+    <w:lvl w:ilvl="3" w:tplc="0C0A000F" w:tentative="1">
+      <w:start w:val="1"/>
+      <w:numFmt w:val="decimal"/>
+      <w:lvlText w:val="%4."/>
+      <w:lvlJc w:val="left"/>
+      <w:pPr>
+        <w:ind w:left="3240" w:hanging="360"/>
+      </w:pPr>
+    </w:lvl>
+    <w:lvl w:ilvl="4" w:tplc="0C0A0019" w:tentative="1">
+      <w:start w:val="1"/>
+      <w:numFmt w:val="lowerLetter"/>
+      <w:lvlText w:val="%5."/>
+      <w:lvlJc w:val="left"/>
+      <w:pPr>
+        <w:ind w:left="3960" w:hanging="360"/>
+      </w:pPr>
+    </w:lvl>
+    <w:lvl w:ilvl="5" w:tplc="0C0A001B" w:tentative="1">
+      <w:start w:val="1"/>
+      <w:numFmt w:val="lowerRoman"/>
+      <w:lvlText w:val="%6."/>
+      <w:lvlJc w:val="right"/>
+      <w:pPr>
+        <w:ind w:left="4680" w:hanging="180"/>
+      </w:pPr>
+    </w:lvl>
+    <w:lvl w:ilvl="6" w:tplc="0C0A000F" w:tentative="1">
+      <w:start w:val="1"/>
+      <w:numFmt w:val="decimal"/>
+      <w:lvlText w:val="%7."/>
+      <w:lvlJc w:val="left"/>
+      <w:pPr>
+        <w:ind w:left="5400" w:hanging="360"/>
+      </w:pPr>
+    </w:lvl>
+    <w:lvl w:ilvl="7" w:tplc="0C0A0019" w:tentative="1">
+      <w:start w:val="1"/>
+      <w:numFmt w:val="lowerLetter"/>
+      <w:lvlText w:val="%8."/>
+      <w:lvlJc w:val="left"/>
+      <w:pPr>
+        <w:ind w:left="6120" w:hanging="360"/>
+      </w:pPr>
+    </w:lvl>
+    <w:lvl w:ilvl="8" w:tplc="0C0A001B" w:tentative="1">
+      <w:start w:val="1"/>
+      <w:numFmt w:val="lowerRoman"/>
+      <w:lvlText w:val="%9."/>
+      <w:lvlJc w:val="right"/>
+      <w:pPr>
+        <w:ind w:left="6840" w:hanging="180"/>
+      </w:pPr>
+    </w:lvl>
+  </w:abstractNum>
+  <w:abstractNum w:abstractNumId="13" w15:restartNumberingAfterBreak="0">
     <w:nsid w:val="537E3DF8"/>
     <w:multiLevelType w:val="multilevel"/>
     <w:tmpl w:val="298675E0"/>
@@ -7723,7 +10974,7 @@
       </w:rPr>
     </w:lvl>
   </w:abstractNum>
-  <w:abstractNum w:abstractNumId="8" w15:restartNumberingAfterBreak="0">
+  <w:abstractNum w:abstractNumId="14" w15:restartNumberingAfterBreak="0">
     <w:nsid w:val="57AC24B2"/>
     <w:multiLevelType w:val="multilevel"/>
     <w:tmpl w:val="1406A8EE"/>
@@ -7872,7 +11123,7 @@
       </w:rPr>
     </w:lvl>
   </w:abstractNum>
-  <w:abstractNum w:abstractNumId="9" w15:restartNumberingAfterBreak="0">
+  <w:abstractNum w:abstractNumId="15" w15:restartNumberingAfterBreak="0">
     <w:nsid w:val="5C130211"/>
     <w:multiLevelType w:val="multilevel"/>
     <w:tmpl w:val="0AAA94B2"/>
@@ -8021,7 +11272,7 @@
       </w:rPr>
     </w:lvl>
   </w:abstractNum>
-  <w:abstractNum w:abstractNumId="10" w15:restartNumberingAfterBreak="0">
+  <w:abstractNum w:abstractNumId="16" w15:restartNumberingAfterBreak="0">
     <w:nsid w:val="5D2A6CAA"/>
     <w:multiLevelType w:val="multilevel"/>
     <w:tmpl w:val="2A5457CE"/>
@@ -8170,7 +11421,7 @@
       </w:rPr>
     </w:lvl>
   </w:abstractNum>
-  <w:abstractNum w:abstractNumId="11" w15:restartNumberingAfterBreak="0">
+  <w:abstractNum w:abstractNumId="17" w15:restartNumberingAfterBreak="0">
     <w:nsid w:val="62C725E9"/>
     <w:multiLevelType w:val="multilevel"/>
     <w:tmpl w:val="212CEA82"/>
@@ -8319,7 +11570,7 @@
       </w:rPr>
     </w:lvl>
   </w:abstractNum>
-  <w:abstractNum w:abstractNumId="12" w15:restartNumberingAfterBreak="0">
+  <w:abstractNum w:abstractNumId="18" w15:restartNumberingAfterBreak="0">
     <w:nsid w:val="67C701E5"/>
     <w:multiLevelType w:val="multilevel"/>
     <w:tmpl w:val="956A7D7A"/>
@@ -8432,7 +11683,7 @@
       </w:rPr>
     </w:lvl>
   </w:abstractNum>
-  <w:abstractNum w:abstractNumId="13" w15:restartNumberingAfterBreak="0">
+  <w:abstractNum w:abstractNumId="19" w15:restartNumberingAfterBreak="0">
     <w:nsid w:val="71312873"/>
     <w:multiLevelType w:val="multilevel"/>
     <w:tmpl w:val="05E6C8F6"/>
@@ -8545,7 +11796,7 @@
       </w:rPr>
     </w:lvl>
   </w:abstractNum>
-  <w:abstractNum w:abstractNumId="14" w15:restartNumberingAfterBreak="0">
+  <w:abstractNum w:abstractNumId="20" w15:restartNumberingAfterBreak="0">
     <w:nsid w:val="7477523B"/>
     <w:multiLevelType w:val="multilevel"/>
     <w:tmpl w:val="D2162D06"/>
@@ -8632,49 +11883,67 @@
     </w:lvl>
   </w:abstractNum>
   <w:num w:numId="1" w16cid:durableId="876116407">
+    <w:abstractNumId w:val="9"/>
+  </w:num>
+  <w:num w:numId="2" w16cid:durableId="1360738106">
+    <w:abstractNumId w:val="10"/>
+  </w:num>
+  <w:num w:numId="3" w16cid:durableId="334188740">
+    <w:abstractNumId w:val="19"/>
+  </w:num>
+  <w:num w:numId="4" w16cid:durableId="830171198">
+    <w:abstractNumId w:val="8"/>
+  </w:num>
+  <w:num w:numId="5" w16cid:durableId="574357950">
+    <w:abstractNumId w:val="18"/>
+  </w:num>
+  <w:num w:numId="6" w16cid:durableId="1468860346">
+    <w:abstractNumId w:val="20"/>
+  </w:num>
+  <w:num w:numId="7" w16cid:durableId="1879584911">
+    <w:abstractNumId w:val="6"/>
+  </w:num>
+  <w:num w:numId="8" w16cid:durableId="435372331">
+    <w:abstractNumId w:val="14"/>
+  </w:num>
+  <w:num w:numId="9" w16cid:durableId="1813450683">
+    <w:abstractNumId w:val="16"/>
+  </w:num>
+  <w:num w:numId="10" w16cid:durableId="970401639">
+    <w:abstractNumId w:val="3"/>
+  </w:num>
+  <w:num w:numId="11" w16cid:durableId="126432798">
+    <w:abstractNumId w:val="15"/>
+  </w:num>
+  <w:num w:numId="12" w16cid:durableId="6178314">
+    <w:abstractNumId w:val="17"/>
+  </w:num>
+  <w:num w:numId="13" w16cid:durableId="859047938">
+    <w:abstractNumId w:val="2"/>
+  </w:num>
+  <w:num w:numId="14" w16cid:durableId="1313484028">
+    <w:abstractNumId w:val="13"/>
+  </w:num>
+  <w:num w:numId="15" w16cid:durableId="1801455642">
+    <w:abstractNumId w:val="4"/>
+  </w:num>
+  <w:num w:numId="16" w16cid:durableId="1568538991">
     <w:abstractNumId w:val="5"/>
   </w:num>
-  <w:num w:numId="2" w16cid:durableId="1360738106">
-    <w:abstractNumId w:val="6"/>
+  <w:num w:numId="17" w16cid:durableId="996573055">
+    <w:abstractNumId w:val="0"/>
   </w:num>
-  <w:num w:numId="3" w16cid:durableId="334188740">
-    <w:abstractNumId w:val="13"/>
+  <w:num w:numId="18" w16cid:durableId="1958566540">
+    <w:abstractNumId w:val="1"/>
   </w:num>
-  <w:num w:numId="4" w16cid:durableId="830171198">
-    <w:abstractNumId w:val="4"/>
-  </w:num>
-  <w:num w:numId="5" w16cid:durableId="574357950">
+  <w:num w:numId="19" w16cid:durableId="1121728346">
     <w:abstractNumId w:val="12"/>
   </w:num>
-  <w:num w:numId="6" w16cid:durableId="1468860346">
-    <w:abstractNumId w:val="14"/>
-  </w:num>
-  <w:num w:numId="7" w16cid:durableId="1879584911">
-    <w:abstractNumId w:val="3"/>
-  </w:num>
-  <w:num w:numId="8" w16cid:durableId="435372331">
-    <w:abstractNumId w:val="8"/>
-  </w:num>
-  <w:num w:numId="9" w16cid:durableId="1813450683">
-    <w:abstractNumId w:val="10"/>
-  </w:num>
-  <w:num w:numId="10" w16cid:durableId="970401639">
-    <w:abstractNumId w:val="1"/>
-  </w:num>
-  <w:num w:numId="11" w16cid:durableId="126432798">
-    <w:abstractNumId w:val="9"/>
-  </w:num>
-  <w:num w:numId="12" w16cid:durableId="6178314">
+  <w:num w:numId="20" w16cid:durableId="1369454403">
     <w:abstractNumId w:val="11"/>
   </w:num>
-  <w:num w:numId="13" w16cid:durableId="859047938">
-    <w:abstractNumId w:val="0"/>
-  </w:num>
-  <w:num w:numId="14" w16cid:durableId="1313484028">
+  <w:num w:numId="21" w16cid:durableId="1868252498">
     <w:abstractNumId w:val="7"/>
-  </w:num>
-  <w:num w:numId="15" w16cid:durableId="1801455642">
-    <w:abstractNumId w:val="2"/>
   </w:num>
 </w:numbering>
 </file>
@@ -9397,6 +12666,17 @@
       <w:ind w:left="220"/>
     </w:pPr>
   </w:style>
+  <w:style w:type="paragraph" w:styleId="Prrafodelista">
+    <w:name w:val="List Paragraph"/>
+    <w:basedOn w:val="Normal"/>
+    <w:uiPriority w:val="34"/>
+    <w:qFormat/>
+    <w:rsid w:val="00EC306D"/>
+    <w:pPr>
+      <w:ind w:left="720"/>
+      <w:contextualSpacing/>
+    </w:pPr>
+  </w:style>
 </w:styles>
 </file>
 
@@ -9721,28 +13001,28 @@
 </file>
 
 <file path=customXml/item1.xml><?xml version="1.0" encoding="utf-8"?>
+<b:Sources xmlns:b="http://schemas.openxmlformats.org/officeDocument/2006/bibliography" xmlns="http://schemas.openxmlformats.org/officeDocument/2006/bibliography" SelectedStyle="\APASixthEditionOfficeOnline.xsl" StyleName="APA" Version="6"/>
+</file>
+
+<file path=customXml/item2.xml><?xml version="1.0" encoding="utf-8"?>
 <go:gDocsCustomXmlDataStorage xmlns:go="http://customooxmlschemas.google.com/" xmlns:r="http://schemas.openxmlformats.org/officeDocument/2006/relationships" uri="GoogleDocsCustomDataVersion2">
   <go:docsCustomData xmlns:go="http://customooxmlschemas.google.com/" roundtripDataSignature="AMtx7mhmaqUBuhxakvumSvJYyzUWbBpzyg==">CgMxLjAyDmguY3hudTVicDVwZ2w1MgloLjMwajB6bGw4AHIhMXZ4VFBsdXF1cS1CWm1YZHFLVThZWUE3d2l2czZyaFdT</go:docsCustomData>
 </go:gDocsCustomXmlDataStorage>
 </file>
 
-<file path=customXml/item2.xml><?xml version="1.0" encoding="utf-8"?>
-<b:Sources xmlns:b="http://schemas.openxmlformats.org/officeDocument/2006/bibliography" xmlns="http://schemas.openxmlformats.org/officeDocument/2006/bibliography" SelectedStyle="\APASixthEditionOfficeOnline.xsl" StyleName="APA" Version="6"/>
+<file path=customXml/itemProps1.xml><?xml version="1.0" encoding="utf-8"?>
+<ds:datastoreItem xmlns:ds="http://schemas.openxmlformats.org/officeDocument/2006/customXml" ds:itemID="{FFB2CD5B-60D8-4C6F-9014-0D41ECDC2C6F}">
+  <ds:schemaRefs>
+    <ds:schemaRef ds:uri="http://schemas.openxmlformats.org/officeDocument/2006/bibliography"/>
+  </ds:schemaRefs>
+</ds:datastoreItem>
 </file>
 
-<file path=customXml/itemProps1.xml><?xml version="1.0" encoding="utf-8"?>
+<file path=customXml/itemProps2.xml><?xml version="1.0" encoding="utf-8"?>
 <ds:datastoreItem xmlns:ds="http://schemas.openxmlformats.org/officeDocument/2006/customXml" ds:itemID="{11111111-1234-1234-1234-123412341234}">
   <ds:schemaRefs>
     <ds:schemaRef ds:uri="http://customooxmlschemas.google.com/"/>
     <ds:schemaRef ds:uri="http://schemas.openxmlformats.org/officeDocument/2006/relationships"/>
   </ds:schemaRefs>
 </ds:datastoreItem>
-</file>
-
-<file path=customXml/itemProps2.xml><?xml version="1.0" encoding="utf-8"?>
-<ds:datastoreItem xmlns:ds="http://schemas.openxmlformats.org/officeDocument/2006/customXml" ds:itemID="{FFB2CD5B-60D8-4C6F-9014-0D41ECDC2C6F}">
-  <ds:schemaRefs>
-    <ds:schemaRef ds:uri="http://schemas.openxmlformats.org/officeDocument/2006/bibliography"/>
-  </ds:schemaRefs>
-</ds:datastoreItem>
 </file>
--- a/DOC/TriumBarber.docx
+++ b/DOC/TriumBarber.docx
@@ -10,7 +10,7 @@
         <w:spacing w:before="480"/>
         <w:jc w:val="center"/>
       </w:pPr>
-      <w:bookmarkStart w:id="0" w:name="_Toc230601372"/>
+      <w:bookmarkStart w:id="0" w:name="_Toc231546830"/>
       <w:r>
         <w:rPr>
           <w:b/>
@@ -251,7 +251,7 @@
           <w:r>
             <w:fldChar w:fldCharType="separate"/>
           </w:r>
-          <w:hyperlink w:anchor="_Toc230601372" w:history="1">
+          <w:hyperlink w:anchor="_Toc231546830" w:history="1">
             <w:r>
               <w:rPr>
                 <w:rStyle w:val="Hipervnculo"/>
@@ -279,7 +279,7 @@
                 <w:noProof/>
                 <w:webHidden/>
               </w:rPr>
-              <w:instrText xml:space="preserve"> PAGEREF _Toc230601372 \h </w:instrText>
+              <w:instrText xml:space="preserve"> PAGEREF _Toc231546830 \h </w:instrText>
             </w:r>
             <w:r>
               <w:rPr>
@@ -326,7 +326,7 @@
               <w14:ligatures w14:val="standardContextual"/>
             </w:rPr>
           </w:pPr>
-          <w:hyperlink w:anchor="_Toc230601373" w:history="1">
+          <w:hyperlink w:anchor="_Toc231546831" w:history="1">
             <w:r>
               <w:rPr>
                 <w:rStyle w:val="Hipervnculo"/>
@@ -353,7 +353,7 @@
                 <w:noProof/>
                 <w:webHidden/>
               </w:rPr>
-              <w:instrText xml:space="preserve"> PAGEREF _Toc230601373 \h </w:instrText>
+              <w:instrText xml:space="preserve"> PAGEREF _Toc231546831 \h </w:instrText>
             </w:r>
             <w:r>
               <w:rPr>
@@ -400,7 +400,7 @@
               <w14:ligatures w14:val="standardContextual"/>
             </w:rPr>
           </w:pPr>
-          <w:hyperlink w:anchor="_Toc230601374" w:history="1">
+          <w:hyperlink w:anchor="_Toc231546832" w:history="1">
             <w:r>
               <w:rPr>
                 <w:rStyle w:val="Hipervnculo"/>
@@ -427,7 +427,7 @@
                 <w:noProof/>
                 <w:webHidden/>
               </w:rPr>
-              <w:instrText xml:space="preserve"> PAGEREF _Toc230601374 \h </w:instrText>
+              <w:instrText xml:space="preserve"> PAGEREF _Toc231546832 \h </w:instrText>
             </w:r>
             <w:r>
               <w:rPr>
@@ -474,7 +474,7 @@
               <w14:ligatures w14:val="standardContextual"/>
             </w:rPr>
           </w:pPr>
-          <w:hyperlink w:anchor="_Toc230601375" w:history="1">
+          <w:hyperlink w:anchor="_Toc231546833" w:history="1">
             <w:r>
               <w:rPr>
                 <w:rStyle w:val="Hipervnculo"/>
@@ -501,7 +501,7 @@
                 <w:noProof/>
                 <w:webHidden/>
               </w:rPr>
-              <w:instrText xml:space="preserve"> PAGEREF _Toc230601375 \h </w:instrText>
+              <w:instrText xml:space="preserve"> PAGEREF _Toc231546833 \h </w:instrText>
             </w:r>
             <w:r>
               <w:rPr>
@@ -548,7 +548,7 @@
               <w14:ligatures w14:val="standardContextual"/>
             </w:rPr>
           </w:pPr>
-          <w:hyperlink w:anchor="_Toc230601376" w:history="1">
+          <w:hyperlink w:anchor="_Toc231546834" w:history="1">
             <w:r>
               <w:rPr>
                 <w:rStyle w:val="Hipervnculo"/>
@@ -575,7 +575,7 @@
                 <w:noProof/>
                 <w:webHidden/>
               </w:rPr>
-              <w:instrText xml:space="preserve"> PAGEREF _Toc230601376 \h </w:instrText>
+              <w:instrText xml:space="preserve"> PAGEREF _Toc231546834 \h </w:instrText>
             </w:r>
             <w:r>
               <w:rPr>
@@ -622,7 +622,7 @@
               <w14:ligatures w14:val="standardContextual"/>
             </w:rPr>
           </w:pPr>
-          <w:hyperlink w:anchor="_Toc230601377" w:history="1">
+          <w:hyperlink w:anchor="_Toc231546835" w:history="1">
             <w:r>
               <w:rPr>
                 <w:rStyle w:val="Hipervnculo"/>
@@ -649,7 +649,7 @@
                 <w:noProof/>
                 <w:webHidden/>
               </w:rPr>
-              <w:instrText xml:space="preserve"> PAGEREF _Toc230601377 \h </w:instrText>
+              <w:instrText xml:space="preserve"> PAGEREF _Toc231546835 \h </w:instrText>
             </w:r>
             <w:r>
               <w:rPr>
@@ -696,7 +696,7 @@
               <w14:ligatures w14:val="standardContextual"/>
             </w:rPr>
           </w:pPr>
-          <w:hyperlink w:anchor="_Toc230601378" w:history="1">
+          <w:hyperlink w:anchor="_Toc231546836" w:history="1">
             <w:r>
               <w:rPr>
                 <w:rStyle w:val="Hipervnculo"/>
@@ -723,7 +723,7 @@
                 <w:noProof/>
                 <w:webHidden/>
               </w:rPr>
-              <w:instrText xml:space="preserve"> PAGEREF _Toc230601378 \h </w:instrText>
+              <w:instrText xml:space="preserve"> PAGEREF _Toc231546836 \h </w:instrText>
             </w:r>
             <w:r>
               <w:rPr>
@@ -770,7 +770,7 @@
               <w14:ligatures w14:val="standardContextual"/>
             </w:rPr>
           </w:pPr>
-          <w:hyperlink w:anchor="_Toc230601379" w:history="1">
+          <w:hyperlink w:anchor="_Toc231546837" w:history="1">
             <w:r>
               <w:rPr>
                 <w:rStyle w:val="Hipervnculo"/>
@@ -797,7 +797,7 @@
                 <w:noProof/>
                 <w:webHidden/>
               </w:rPr>
-              <w:instrText xml:space="preserve"> PAGEREF _Toc230601379 \h </w:instrText>
+              <w:instrText xml:space="preserve"> PAGEREF _Toc231546837 \h </w:instrText>
             </w:r>
             <w:r>
               <w:rPr>
@@ -844,7 +844,7 @@
               <w14:ligatures w14:val="standardContextual"/>
             </w:rPr>
           </w:pPr>
-          <w:hyperlink w:anchor="_Toc230601380" w:history="1">
+          <w:hyperlink w:anchor="_Toc231546838" w:history="1">
             <w:r>
               <w:rPr>
                 <w:rStyle w:val="Hipervnculo"/>
@@ -872,7 +872,7 @@
                 <w:noProof/>
                 <w:webHidden/>
               </w:rPr>
-              <w:instrText xml:space="preserve"> PAGEREF _Toc230601380 \h </w:instrText>
+              <w:instrText xml:space="preserve"> PAGEREF _Toc231546838 \h </w:instrText>
             </w:r>
             <w:r>
               <w:rPr>
@@ -919,7 +919,7 @@
               <w14:ligatures w14:val="standardContextual"/>
             </w:rPr>
           </w:pPr>
-          <w:hyperlink w:anchor="_Toc230601381" w:history="1">
+          <w:hyperlink w:anchor="_Toc231546839" w:history="1">
             <w:r>
               <w:rPr>
                 <w:rStyle w:val="Hipervnculo"/>
@@ -947,7 +947,7 @@
                 <w:noProof/>
                 <w:webHidden/>
               </w:rPr>
-              <w:instrText xml:space="preserve"> PAGEREF _Toc230601381 \h </w:instrText>
+              <w:instrText xml:space="preserve"> PAGEREF _Toc231546839 \h </w:instrText>
             </w:r>
             <w:r>
               <w:rPr>
@@ -994,7 +994,7 @@
               <w14:ligatures w14:val="standardContextual"/>
             </w:rPr>
           </w:pPr>
-          <w:hyperlink w:anchor="_Toc230601382" w:history="1">
+          <w:hyperlink w:anchor="_Toc231546840" w:history="1">
             <w:r>
               <w:rPr>
                 <w:rStyle w:val="Hipervnculo"/>
@@ -1022,7 +1022,7 @@
                 <w:noProof/>
                 <w:webHidden/>
               </w:rPr>
-              <w:instrText xml:space="preserve"> PAGEREF _Toc230601382 \h </w:instrText>
+              <w:instrText xml:space="preserve"> PAGEREF _Toc231546840 \h </w:instrText>
             </w:r>
             <w:r>
               <w:rPr>
@@ -1069,7 +1069,7 @@
               <w14:ligatures w14:val="standardContextual"/>
             </w:rPr>
           </w:pPr>
-          <w:hyperlink w:anchor="_Toc230601383" w:history="1">
+          <w:hyperlink w:anchor="_Toc231546841" w:history="1">
             <w:r>
               <w:rPr>
                 <w:rStyle w:val="Hipervnculo"/>
@@ -1097,7 +1097,7 @@
                 <w:noProof/>
                 <w:webHidden/>
               </w:rPr>
-              <w:instrText xml:space="preserve"> PAGEREF _Toc230601383 \h </w:instrText>
+              <w:instrText xml:space="preserve"> PAGEREF _Toc231546841 \h </w:instrText>
             </w:r>
             <w:r>
               <w:rPr>
@@ -1117,7 +1117,7 @@
                 <w:noProof/>
                 <w:webHidden/>
               </w:rPr>
-              <w:t>18</w:t>
+              <w:t>19</w:t>
             </w:r>
             <w:r>
               <w:rPr>
@@ -1144,7 +1144,7 @@
               <w14:ligatures w14:val="standardContextual"/>
             </w:rPr>
           </w:pPr>
-          <w:hyperlink w:anchor="_Toc230601384" w:history="1">
+          <w:hyperlink w:anchor="_Toc231546842" w:history="1">
             <w:r>
               <w:rPr>
                 <w:rStyle w:val="Hipervnculo"/>
@@ -1172,7 +1172,7 @@
                 <w:noProof/>
                 <w:webHidden/>
               </w:rPr>
-              <w:instrText xml:space="preserve"> PAGEREF _Toc230601384 \h </w:instrText>
+              <w:instrText xml:space="preserve"> PAGEREF _Toc231546842 \h </w:instrText>
             </w:r>
             <w:r>
               <w:rPr>
@@ -1192,7 +1192,82 @@
                 <w:noProof/>
                 <w:webHidden/>
               </w:rPr>
-              <w:t>20</w:t>
+              <w:t>21</w:t>
+            </w:r>
+            <w:r>
+              <w:rPr>
+                <w:noProof/>
+                <w:webHidden/>
+              </w:rPr>
+              <w:fldChar w:fldCharType="end"/>
+            </w:r>
+          </w:hyperlink>
+        </w:p>
+        <w:p>
+          <w:pPr>
+            <w:pStyle w:val="TDC1"/>
+            <w:tabs>
+              <w:tab w:val="right" w:leader="dot" w:pos="9019"/>
+            </w:tabs>
+            <w:rPr>
+              <w:rFonts w:asciiTheme="minorHAnsi" w:eastAsiaTheme="minorEastAsia" w:hAnsiTheme="minorHAnsi" w:cstheme="minorBidi"/>
+              <w:noProof/>
+              <w:kern w:val="2"/>
+              <w:sz w:val="24"/>
+              <w:szCs w:val="24"/>
+              <w:lang w:val="es-ES"/>
+              <w14:ligatures w14:val="standardContextual"/>
+            </w:rPr>
+          </w:pPr>
+          <w:hyperlink w:anchor="_Toc231546843" w:history="1">
+            <w:r>
+              <w:rPr>
+                <w:rStyle w:val="Hipervnculo"/>
+                <w:noProof/>
+                <w:lang w:val="es-ES"/>
+              </w:rPr>
+              <w:t>13. Posibles Mejoras.</w:t>
+            </w:r>
+            <w:r>
+              <w:rPr>
+                <w:noProof/>
+                <w:webHidden/>
+              </w:rPr>
+              <w:tab/>
+            </w:r>
+            <w:r>
+              <w:rPr>
+                <w:noProof/>
+                <w:webHidden/>
+              </w:rPr>
+              <w:fldChar w:fldCharType="begin"/>
+            </w:r>
+            <w:r>
+              <w:rPr>
+                <w:noProof/>
+                <w:webHidden/>
+              </w:rPr>
+              <w:instrText xml:space="preserve"> PAGEREF _Toc231546843 \h </w:instrText>
+            </w:r>
+            <w:r>
+              <w:rPr>
+                <w:noProof/>
+                <w:webHidden/>
+              </w:rPr>
+            </w:r>
+            <w:r>
+              <w:rPr>
+                <w:noProof/>
+                <w:webHidden/>
+              </w:rPr>
+              <w:fldChar w:fldCharType="separate"/>
+            </w:r>
+            <w:r>
+              <w:rPr>
+                <w:noProof/>
+                <w:webHidden/>
+              </w:rPr>
+              <w:t>23</w:t>
             </w:r>
             <w:r>
               <w:rPr>
@@ -1209,6 +1284,7 @@
               <w:b/>
               <w:bCs/>
             </w:rPr>
+            <w:lastRenderedPageBreak/>
             <w:fldChar w:fldCharType="end"/>
           </w:r>
         </w:p>
@@ -1219,10 +1295,9 @@
         <w:pStyle w:val="Ttulo1"/>
       </w:pPr>
       <w:bookmarkStart w:id="1" w:name="_heading=h.30j0zll" w:colFirst="0" w:colLast="0"/>
-      <w:bookmarkStart w:id="2" w:name="_Toc230601373"/>
+      <w:bookmarkStart w:id="2" w:name="_Toc231546831"/>
       <w:bookmarkEnd w:id="1"/>
       <w:r>
-        <w:lastRenderedPageBreak/>
         <w:t>1. Descripción y Justificación</w:t>
       </w:r>
       <w:bookmarkEnd w:id="2"/>
@@ -1239,15 +1314,7 @@
         <w:t>Descripción:</w:t>
       </w:r>
       <w:r>
-        <w:t xml:space="preserve"> TriumBarber es una aplicación móvil desarrollada para Android. Se define como una herramienta multimedia interactiva que permite la autogestión de servicios de barbería. La </w:t>
-      </w:r>
-      <w:proofErr w:type="gramStart"/>
-      <w:r>
-        <w:t>app</w:t>
-      </w:r>
-      <w:proofErr w:type="gramEnd"/>
-      <w:r>
-        <w:t xml:space="preserve"> aprovecha los componentes de diseño de Android para ofrecer una experiencia de usuario fluida, utilizando una arquitectura orientada a objetos y conexión en tiempo real con la nube para la sincronización de activos visuales y datos.</w:t>
+        <w:t xml:space="preserve"> TriumBarber es una aplicación móvil desarrollada para Android. Se define como una herramienta multimedia interactiva que permite la autogestión de servicios de barbería. La app aprovecha los componentes de diseño de Android para ofrecer una experiencia de usuario fluida, utilizando una arquitectura orientada a objetos y conexión en tiempo real con la nube para la sincronización de activos visuales y datos.</w:t>
       </w:r>
     </w:p>
     <w:p>
@@ -1259,22 +1326,14 @@
         <w:t>Justificación:</w:t>
       </w:r>
       <w:r>
-        <w:t xml:space="preserve"> El desarrollo en Android Studio permite una optimización superior de los recursos multimedia. Se justifica el uso de una </w:t>
-      </w:r>
-      <w:proofErr w:type="gramStart"/>
-      <w:r>
-        <w:t>app</w:t>
-      </w:r>
-      <w:proofErr w:type="gramEnd"/>
-      <w:r>
-        <w:t xml:space="preserve"> móvil frente a una web por la portabilidad, las notificaciones y la interfaz táctil intuitiva, elementos esenciales para un cliente que necesita reservar un servicio en movilidad. Desde el punto de vista multimedia, Android ofrece librerías avanzadas para el renderizado de imágenes y la gestión de la jerarquía visual mediante Material Design.</w:t>
+        <w:t xml:space="preserve"> El desarrollo en Android Studio permite una optimización superior de los recursos multimedia. Se justifica el uso de una app móvil frente a una web por la portabilidad, las notificaciones y la interfaz táctil intuitiva, elementos esenciales para un cliente que necesita reservar un servicio en movilidad. Desde el punto de vista multimedia, Android ofrece librerías avanzadas para el renderizado de imágenes y la gestión de la jerarquía visual mediante Material Design.</w:t>
       </w:r>
     </w:p>
     <w:p>
       <w:pPr>
         <w:pStyle w:val="Ttulo1"/>
       </w:pPr>
-      <w:bookmarkStart w:id="3" w:name="_Toc230601374"/>
+      <w:bookmarkStart w:id="3" w:name="_Toc231546832"/>
       <w:r>
         <w:t>2. Alcance del Proyecto</w:t>
       </w:r>
@@ -1368,7 +1427,7 @@
       <w:pPr>
         <w:pStyle w:val="Ttulo1"/>
       </w:pPr>
-      <w:bookmarkStart w:id="4" w:name="_Toc230601375"/>
+      <w:bookmarkStart w:id="4" w:name="_Toc231546833"/>
       <w:r>
         <w:t>3. Valoración de Alternativas y Stack Tecnológico</w:t>
       </w:r>
@@ -1599,15 +1658,7 @@
         <w:t xml:space="preserve">. </w:t>
       </w:r>
       <w:r>
-        <w:t xml:space="preserve">Permite que la </w:t>
-      </w:r>
-      <w:proofErr w:type="gramStart"/>
-      <w:r>
-        <w:t>app</w:t>
-      </w:r>
-      <w:proofErr w:type="gramEnd"/>
-      <w:r>
-        <w:t xml:space="preserve"> móvil sea "</w:t>
+        <w:t>Permite que la app móvil sea "</w:t>
       </w:r>
       <w:proofErr w:type="spellStart"/>
       <w:r>
@@ -1623,9 +1674,8 @@
       <w:pPr>
         <w:pStyle w:val="Ttulo1"/>
       </w:pPr>
-      <w:bookmarkStart w:id="5" w:name="_Toc230601376"/>
-      <w:r>
-        <w:lastRenderedPageBreak/>
+      <w:bookmarkStart w:id="5" w:name="_Toc231546834"/>
+      <w:r>
         <w:t>4. Objetivos y Requisitos del Sistema</w:t>
       </w:r>
       <w:bookmarkEnd w:id="5"/>
@@ -1770,7 +1820,7 @@
       <w:pPr>
         <w:pStyle w:val="Ttulo1"/>
       </w:pPr>
-      <w:bookmarkStart w:id="6" w:name="_Toc230601377"/>
+      <w:bookmarkStart w:id="6" w:name="_Toc231546835"/>
       <w:r>
         <w:t>5. Casos de Uso</w:t>
       </w:r>
@@ -1794,15 +1844,7 @@
         <w:t>Autenticación de Usuario:</w:t>
       </w:r>
       <w:r>
-        <w:t xml:space="preserve"> El usuario abre la </w:t>
-      </w:r>
-      <w:proofErr w:type="gramStart"/>
-      <w:r>
-        <w:t>app</w:t>
-      </w:r>
-      <w:proofErr w:type="gramEnd"/>
-      <w:r>
-        <w:t xml:space="preserve"> y accede directamente a su panel si ya se identificó anteriormente.</w:t>
+        <w:t xml:space="preserve"> El usuario abre la app y accede directamente a su panel si ya se identificó anteriormente.</w:t>
       </w:r>
     </w:p>
     <w:p>
@@ -1852,7 +1894,7 @@
       <w:pPr>
         <w:pStyle w:val="Ttulo1"/>
       </w:pPr>
-      <w:bookmarkStart w:id="7" w:name="_Toc230601378"/>
+      <w:bookmarkStart w:id="7" w:name="_Toc231546836"/>
       <w:r>
         <w:t>6. Modelo y Diseño de Base de Datos</w:t>
       </w:r>
@@ -2020,6 +2062,7 @@
           <w:b/>
           <w:bCs/>
         </w:rPr>
+        <w:lastRenderedPageBreak/>
         <w:t>teléfono</w:t>
       </w:r>
       <w:r>
@@ -2070,7 +2113,6 @@
           <w:b/>
           <w:bCs/>
         </w:rPr>
-        <w:lastRenderedPageBreak/>
         <w:t>rol</w:t>
       </w:r>
       <w:r>
@@ -2229,7 +2271,7 @@
         <w:t xml:space="preserve">la fecha </w:t>
       </w:r>
       <w:r>
-        <w:t>en formato (YYYY/MM/DD) o (DD/M/YYYY).</w:t>
+        <w:t>en formato (YYYY/MM/DD).</w:t>
       </w:r>
     </w:p>
     <w:p>
@@ -2340,14 +2382,9 @@
       <w:r>
         <w:t>Corte</w:t>
       </w:r>
-      <w:proofErr w:type="gramStart"/>
-      <w:r>
-        <w:t xml:space="preserve">" </w:t>
-      </w:r>
-      <w:r>
-        <w:t>,</w:t>
-      </w:r>
-      <w:proofErr w:type="gramEnd"/>
+      <w:r>
+        <w:t>”,</w:t>
+      </w:r>
       <w:r>
         <w:t xml:space="preserve"> "</w:t>
       </w:r>
@@ -2520,7 +2557,7 @@
         <w:t xml:space="preserve">la fecha </w:t>
       </w:r>
       <w:r>
-        <w:t>en formato (YYYY/MM/DD) o (DD/M/YYYY).</w:t>
+        <w:t>en formato (DD/M/YYYY).</w:t>
       </w:r>
     </w:p>
     <w:p>
@@ -2623,9 +2660,21 @@
     </w:p>
     <w:p>
       <w:pPr>
+        <w:suppressAutoHyphens/>
+        <w:autoSpaceDN w:val="0"/>
+        <w:spacing w:after="160"/>
+        <w:ind w:left="1440"/>
+        <w:rPr>
+          <w:b/>
+          <w:bCs/>
+        </w:rPr>
+      </w:pPr>
+    </w:p>
+    <w:p>
+      <w:pPr>
         <w:pStyle w:val="Ttulo1"/>
       </w:pPr>
-      <w:bookmarkStart w:id="8" w:name="_Toc230601379"/>
+      <w:bookmarkStart w:id="8" w:name="_Toc231546837"/>
       <w:r>
         <w:lastRenderedPageBreak/>
         <w:t>7. Hoja de estilos.</w:t>
@@ -3300,7 +3349,7 @@
           <w:lang w:val="es-ES"/>
         </w:rPr>
       </w:pPr>
-      <w:bookmarkStart w:id="9" w:name="_Toc230601380"/>
+      <w:bookmarkStart w:id="9" w:name="_Toc231546838"/>
       <w:r>
         <w:rPr>
           <w:lang w:val="es-ES"/>
@@ -3428,10 +3477,10 @@
           <w:lang w:val="es-ES"/>
         </w:rPr>
         <w:drawing>
-          <wp:inline distT="0" distB="0" distL="0" distR="0" wp14:anchorId="76C3F1C7" wp14:editId="69AD53DD">
-            <wp:extent cx="5733415" cy="6262370"/>
-            <wp:effectExtent l="0" t="0" r="635" b="5080"/>
-            <wp:docPr id="412909277" name="Imagen 1"/>
+          <wp:inline distT="0" distB="0" distL="0" distR="0" wp14:anchorId="4BAA8CFC" wp14:editId="256769E6">
+            <wp:extent cx="5733415" cy="6224905"/>
+            <wp:effectExtent l="0" t="0" r="635" b="4445"/>
+            <wp:docPr id="1128788602" name="Imagen 1"/>
             <wp:cNvGraphicFramePr>
               <a:graphicFrameLocks xmlns:a="http://schemas.openxmlformats.org/drawingml/2006/main" noChangeAspect="1"/>
             </wp:cNvGraphicFramePr>
@@ -3439,7 +3488,7 @@
               <a:graphicData uri="http://schemas.openxmlformats.org/drawingml/2006/picture">
                 <pic:pic xmlns:pic="http://schemas.openxmlformats.org/drawingml/2006/picture">
                   <pic:nvPicPr>
-                    <pic:cNvPr id="412909277" name=""/>
+                    <pic:cNvPr id="1128788602" name=""/>
                     <pic:cNvPicPr/>
                   </pic:nvPicPr>
                   <pic:blipFill>
@@ -3451,7 +3500,7 @@
                   <pic:spPr>
                     <a:xfrm>
                       <a:off x="0" y="0"/>
-                      <a:ext cx="5733415" cy="6262370"/>
+                      <a:ext cx="5733415" cy="6224905"/>
                     </a:xfrm>
                     <a:prstGeom prst="rect">
                       <a:avLst/>
@@ -3467,6 +3516,15 @@
     <w:p>
       <w:pPr>
         <w:rPr>
+          <w:lang w:val="es-ES"/>
+        </w:rPr>
+      </w:pPr>
+    </w:p>
+    <w:p>
+      <w:pPr>
+        <w:rPr>
+          <w:b/>
+          <w:bCs/>
           <w:lang w:val="es-ES"/>
         </w:rPr>
       </w:pPr>
@@ -3676,7 +3734,7 @@
           <w:lang w:val="es-ES"/>
         </w:rPr>
       </w:pPr>
-      <w:bookmarkStart w:id="10" w:name="_Toc230601381"/>
+      <w:bookmarkStart w:id="10" w:name="_Toc231546839"/>
       <w:r>
         <w:rPr>
           <w:lang w:val="es-ES"/>
@@ -3733,7 +3791,7 @@
             <w:rStyle w:val="Hipervnculo"/>
             <w:lang w:val="es-ES"/>
           </w:rPr>
-          <w:t>https://www.figma.com/design/ouRlbm9vquLjxiwGctjh5W/Mapa-de-navegacion-TriumBarber-User--Copia-?node-id=0-1&amp;t=daeWJ8FXBsqwpmoo-1</w:t>
+          <w:t>https://www.figma.com/proto/ouRlbm9vquLjxiwGctjh5W/Mapa-de-navegaci%C3%B3n-TriumBarber-User?node-id=0-1&amp;t=TgS1Nff42taeLYlX-1</w:t>
         </w:r>
       </w:hyperlink>
     </w:p>
@@ -4130,7 +4188,7 @@
           <w:lang w:val="es-ES"/>
         </w:rPr>
       </w:pPr>
-      <w:bookmarkStart w:id="11" w:name="_Toc230601382"/>
+      <w:bookmarkStart w:id="11" w:name="_Toc231546840"/>
       <w:r>
         <w:rPr>
           <w:lang w:val="es-ES"/>
@@ -4704,25 +4762,7 @@
           <w:sz w:val="22"/>
           <w:szCs w:val="22"/>
         </w:rPr>
-        <w:t xml:space="preserve">Si es tu primera vez en la </w:t>
-      </w:r>
-      <w:proofErr w:type="gramStart"/>
-      <w:r>
-        <w:rPr>
-          <w:rFonts w:ascii="Arial" w:hAnsi="Arial" w:cs="Arial"/>
-          <w:sz w:val="22"/>
-          <w:szCs w:val="22"/>
-        </w:rPr>
-        <w:t>app</w:t>
-      </w:r>
-      <w:proofErr w:type="gramEnd"/>
-      <w:r>
-        <w:rPr>
-          <w:rFonts w:ascii="Arial" w:hAnsi="Arial" w:cs="Arial"/>
-          <w:sz w:val="22"/>
-          <w:szCs w:val="22"/>
-        </w:rPr>
-        <w:t xml:space="preserve">, selecciona </w:t>
+        <w:t xml:space="preserve">Si es tu primera vez en la app, selecciona </w:t>
       </w:r>
       <w:r>
         <w:rPr>
@@ -5316,30 +5356,24 @@
           <w:sz w:val="22"/>
           <w:szCs w:val="22"/>
         </w:rPr>
-        <w:t>En la pantalla principal, podrás ver a nuestros barberos disponibles: Fermín y Josemaría. Haz clic sobre su imagen para ver su disponibilidad específica.</w:t>
-      </w:r>
-    </w:p>
-    <w:p>
-      <w:pPr>
-        <w:pStyle w:val="Textosinformato"/>
-        <w:ind w:left="708"/>
+        <w:t xml:space="preserve">En la pantalla principal, podrás ver a nuestros barberos disponibles: Fermín y Josemaría. Haz clic sobre su imagen para </w:t>
+      </w:r>
+      <w:r>
         <w:rPr>
           <w:rFonts w:ascii="Arial" w:hAnsi="Arial" w:cs="Arial"/>
           <w:sz w:val="22"/>
           <w:szCs w:val="22"/>
         </w:rPr>
-      </w:pPr>
-    </w:p>
-    <w:p>
-      <w:pPr>
-        <w:pStyle w:val="Textosinformato"/>
-        <w:ind w:left="708"/>
+        <w:t>seleccionar el tipo de servicio</w:t>
+      </w:r>
+      <w:r>
         <w:rPr>
           <w:rFonts w:ascii="Arial" w:hAnsi="Arial" w:cs="Arial"/>
           <w:sz w:val="22"/>
           <w:szCs w:val="22"/>
         </w:rPr>
-      </w:pPr>
+        <w:t>.</w:t>
+      </w:r>
     </w:p>
     <w:p>
       <w:pPr>
@@ -5409,6 +5443,28 @@
     </w:p>
     <w:p>
       <w:pPr>
+        <w:pStyle w:val="Textosinformato"/>
+        <w:ind w:left="708"/>
+        <w:rPr>
+          <w:rFonts w:ascii="Arial" w:hAnsi="Arial" w:cs="Arial"/>
+          <w:sz w:val="22"/>
+          <w:szCs w:val="22"/>
+        </w:rPr>
+      </w:pPr>
+    </w:p>
+    <w:p>
+      <w:pPr>
+        <w:pStyle w:val="Textosinformato"/>
+        <w:ind w:left="708"/>
+        <w:rPr>
+          <w:rFonts w:ascii="Arial" w:hAnsi="Arial" w:cs="Arial"/>
+          <w:sz w:val="22"/>
+          <w:szCs w:val="22"/>
+        </w:rPr>
+      </w:pPr>
+    </w:p>
+    <w:p>
+      <w:pPr>
         <w:rPr>
           <w:lang w:val="es-ES"/>
         </w:rPr>
@@ -5433,7 +5489,152 @@
           <w:sz w:val="32"/>
           <w:szCs w:val="32"/>
         </w:rPr>
-        <w:t>Paso 2: Elección de Fecha y Hora</w:t>
+        <w:t xml:space="preserve">Paso </w:t>
+      </w:r>
+      <w:r>
+        <w:rPr>
+          <w:b/>
+          <w:bCs/>
+          <w:sz w:val="32"/>
+          <w:szCs w:val="32"/>
+        </w:rPr>
+        <w:t>2</w:t>
+      </w:r>
+      <w:r>
+        <w:rPr>
+          <w:b/>
+          <w:bCs/>
+          <w:sz w:val="32"/>
+          <w:szCs w:val="32"/>
+        </w:rPr>
+        <w:t xml:space="preserve">: </w:t>
+      </w:r>
+      <w:r>
+        <w:rPr>
+          <w:b/>
+          <w:bCs/>
+          <w:sz w:val="32"/>
+          <w:szCs w:val="32"/>
+        </w:rPr>
+        <w:t>Selección de servicio</w:t>
+      </w:r>
+      <w:r>
+        <w:rPr>
+          <w:b/>
+          <w:bCs/>
+          <w:sz w:val="32"/>
+          <w:szCs w:val="32"/>
+        </w:rPr>
+        <w:t>.</w:t>
+      </w:r>
+    </w:p>
+    <w:p>
+      <w:pPr>
+        <w:ind w:firstLine="708"/>
+        <w:jc w:val="center"/>
+        <w:rPr>
+          <w:b/>
+          <w:bCs/>
+          <w:sz w:val="32"/>
+          <w:szCs w:val="32"/>
+        </w:rPr>
+      </w:pPr>
+      <w:r>
+        <w:rPr>
+          <w:noProof/>
+        </w:rPr>
+        <w:drawing>
+          <wp:inline distT="0" distB="0" distL="0" distR="0" wp14:anchorId="7B1F8270" wp14:editId="26BA4D90">
+            <wp:extent cx="886098" cy="1969200"/>
+            <wp:effectExtent l="0" t="0" r="9525" b="0"/>
+            <wp:docPr id="173883393" name="Imagen 1"/>
+            <wp:cNvGraphicFramePr>
+              <a:graphicFrameLocks xmlns:a="http://schemas.openxmlformats.org/drawingml/2006/main" noChangeAspect="1"/>
+            </wp:cNvGraphicFramePr>
+            <a:graphic xmlns:a="http://schemas.openxmlformats.org/drawingml/2006/main">
+              <a:graphicData uri="http://schemas.openxmlformats.org/drawingml/2006/picture">
+                <pic:pic xmlns:pic="http://schemas.openxmlformats.org/drawingml/2006/picture">
+                  <pic:nvPicPr>
+                    <pic:cNvPr id="1581311262" name="Imagen 1581311262"/>
+                    <pic:cNvPicPr/>
+                  </pic:nvPicPr>
+                  <pic:blipFill>
+                    <a:blip r:embed="rId25" cstate="print">
+                      <a:extLst>
+                        <a:ext uri="{28A0092B-C50C-407E-A947-70E740481C1C}">
+                          <a14:useLocalDpi xmlns:a14="http://schemas.microsoft.com/office/drawing/2010/main" val="0"/>
+                        </a:ext>
+                      </a:extLst>
+                    </a:blip>
+                    <a:stretch>
+                      <a:fillRect/>
+                    </a:stretch>
+                  </pic:blipFill>
+                  <pic:spPr>
+                    <a:xfrm>
+                      <a:off x="0" y="0"/>
+                      <a:ext cx="886098" cy="1969200"/>
+                    </a:xfrm>
+                    <a:prstGeom prst="rect">
+                      <a:avLst/>
+                    </a:prstGeom>
+                  </pic:spPr>
+                </pic:pic>
+              </a:graphicData>
+            </a:graphic>
+          </wp:inline>
+        </w:drawing>
+      </w:r>
+    </w:p>
+    <w:p>
+      <w:pPr>
+        <w:ind w:left="708"/>
+      </w:pPr>
+      <w:r>
+        <w:t>Se mostrará un listado con los servicios disponibles, seleccionamos el que se desea, seguidamente se mostrará la siguiente ventana donde se debe seleccionar la fecha y hora.</w:t>
+      </w:r>
+    </w:p>
+    <w:p>
+      <w:pPr>
+        <w:ind w:firstLine="708"/>
+      </w:pPr>
+    </w:p>
+    <w:p>
+      <w:pPr>
+        <w:ind w:firstLine="708"/>
+        <w:rPr>
+          <w:b/>
+          <w:bCs/>
+          <w:sz w:val="32"/>
+          <w:szCs w:val="32"/>
+        </w:rPr>
+      </w:pPr>
+      <w:r>
+        <w:rPr>
+          <w:b/>
+          <w:bCs/>
+          <w:sz w:val="32"/>
+          <w:szCs w:val="32"/>
+        </w:rPr>
+        <w:t xml:space="preserve">Paso </w:t>
+      </w:r>
+      <w:r>
+        <w:rPr>
+          <w:b/>
+          <w:bCs/>
+          <w:sz w:val="32"/>
+          <w:szCs w:val="32"/>
+        </w:rPr>
+        <w:t>3</w:t>
+      </w:r>
+      <w:r>
+        <w:rPr>
+          <w:b/>
+          <w:bCs/>
+          <w:sz w:val="32"/>
+          <w:szCs w:val="32"/>
+        </w:rPr>
+        <w:t>: Elección de Fecha y Hora</w:t>
       </w:r>
       <w:bookmarkEnd w:id="25"/>
       <w:r>
@@ -5493,7 +5694,7 @@
                     <pic:cNvPicPr/>
                   </pic:nvPicPr>
                   <pic:blipFill>
-                    <a:blip r:embed="rId25" cstate="print">
+                    <a:blip r:embed="rId26" cstate="print">
                       <a:extLst>
                         <a:ext uri="{28A0092B-C50C-407E-A947-70E740481C1C}">
                           <a14:useLocalDpi xmlns:a14="http://schemas.microsoft.com/office/drawing/2010/main" val="0"/>
@@ -5654,6 +5855,128 @@
     </w:p>
     <w:p>
       <w:pPr>
+        <w:pStyle w:val="Textosinformato"/>
+        <w:ind w:left="708"/>
+        <w:jc w:val="center"/>
+        <w:rPr>
+          <w:rFonts w:ascii="Arial" w:hAnsi="Arial" w:cs="Arial"/>
+          <w:sz w:val="22"/>
+          <w:szCs w:val="22"/>
+        </w:rPr>
+      </w:pPr>
+    </w:p>
+    <w:p>
+      <w:pPr>
+        <w:pStyle w:val="Textosinformato"/>
+        <w:ind w:left="708"/>
+        <w:rPr>
+          <w:rFonts w:ascii="Arial" w:hAnsi="Arial" w:cs="Arial"/>
+          <w:sz w:val="22"/>
+          <w:szCs w:val="22"/>
+        </w:rPr>
+      </w:pPr>
+    </w:p>
+    <w:p>
+      <w:pPr>
+        <w:pStyle w:val="Textosinformato"/>
+        <w:ind w:left="708"/>
+        <w:rPr>
+          <w:rFonts w:ascii="Arial" w:hAnsi="Arial" w:cs="Arial"/>
+          <w:sz w:val="22"/>
+          <w:szCs w:val="22"/>
+        </w:rPr>
+      </w:pPr>
+    </w:p>
+    <w:p>
+      <w:pPr>
+        <w:pStyle w:val="Textosinformato"/>
+        <w:ind w:left="708"/>
+        <w:rPr>
+          <w:rFonts w:ascii="Arial" w:hAnsi="Arial" w:cs="Arial"/>
+          <w:sz w:val="22"/>
+          <w:szCs w:val="22"/>
+        </w:rPr>
+      </w:pPr>
+    </w:p>
+    <w:p>
+      <w:pPr>
+        <w:pStyle w:val="Textosinformato"/>
+        <w:ind w:left="708"/>
+        <w:rPr>
+          <w:rFonts w:ascii="Arial" w:hAnsi="Arial" w:cs="Arial"/>
+          <w:sz w:val="22"/>
+          <w:szCs w:val="22"/>
+        </w:rPr>
+      </w:pPr>
+    </w:p>
+    <w:p>
+      <w:pPr>
+        <w:pStyle w:val="Textosinformato"/>
+        <w:ind w:left="708"/>
+        <w:rPr>
+          <w:rFonts w:ascii="Arial" w:hAnsi="Arial" w:cs="Arial"/>
+          <w:sz w:val="22"/>
+          <w:szCs w:val="22"/>
+        </w:rPr>
+      </w:pPr>
+    </w:p>
+    <w:p>
+      <w:pPr>
+        <w:pStyle w:val="Textosinformato"/>
+        <w:ind w:left="708"/>
+        <w:rPr>
+          <w:rFonts w:ascii="Arial" w:hAnsi="Arial" w:cs="Arial"/>
+          <w:sz w:val="22"/>
+          <w:szCs w:val="22"/>
+        </w:rPr>
+      </w:pPr>
+    </w:p>
+    <w:p>
+      <w:pPr>
+        <w:pStyle w:val="Textosinformato"/>
+        <w:ind w:left="708"/>
+        <w:rPr>
+          <w:rFonts w:ascii="Arial" w:hAnsi="Arial" w:cs="Arial"/>
+          <w:sz w:val="22"/>
+          <w:szCs w:val="22"/>
+        </w:rPr>
+      </w:pPr>
+    </w:p>
+    <w:p>
+      <w:pPr>
+        <w:pStyle w:val="Textosinformato"/>
+        <w:ind w:left="708"/>
+        <w:rPr>
+          <w:rFonts w:ascii="Arial" w:hAnsi="Arial" w:cs="Arial"/>
+          <w:sz w:val="22"/>
+          <w:szCs w:val="22"/>
+        </w:rPr>
+      </w:pPr>
+    </w:p>
+    <w:p>
+      <w:pPr>
+        <w:pStyle w:val="Textosinformato"/>
+        <w:ind w:left="708"/>
+        <w:rPr>
+          <w:rFonts w:ascii="Arial" w:hAnsi="Arial" w:cs="Arial"/>
+          <w:sz w:val="22"/>
+          <w:szCs w:val="22"/>
+        </w:rPr>
+      </w:pPr>
+    </w:p>
+    <w:p>
+      <w:pPr>
+        <w:pStyle w:val="Textosinformato"/>
+        <w:ind w:left="708"/>
+        <w:rPr>
+          <w:rFonts w:ascii="Arial" w:hAnsi="Arial" w:cs="Arial"/>
+          <w:sz w:val="22"/>
+          <w:szCs w:val="22"/>
+        </w:rPr>
+      </w:pPr>
+    </w:p>
+    <w:p>
+      <w:pPr>
         <w:ind w:firstLine="708"/>
         <w:rPr>
           <w:b/>
@@ -5671,9 +5994,9 @@
           <w:sz w:val="32"/>
           <w:szCs w:val="32"/>
         </w:rPr>
-        <w:t>Paso 3: Confirmación</w:t>
-      </w:r>
-      <w:bookmarkEnd w:id="27"/>
+        <w:lastRenderedPageBreak/>
+        <w:t xml:space="preserve">Paso </w:t>
+      </w:r>
       <w:r>
         <w:rPr>
           <w:b/>
@@ -5681,9 +6004,39 @@
           <w:sz w:val="32"/>
           <w:szCs w:val="32"/>
         </w:rPr>
+        <w:t>4</w:t>
+      </w:r>
+      <w:r>
+        <w:rPr>
+          <w:b/>
+          <w:bCs/>
+          <w:sz w:val="32"/>
+          <w:szCs w:val="32"/>
+        </w:rPr>
+        <w:t>: Confirmación</w:t>
+      </w:r>
+      <w:bookmarkEnd w:id="27"/>
+      <w:r>
+        <w:rPr>
+          <w:b/>
+          <w:bCs/>
+          <w:sz w:val="32"/>
+          <w:szCs w:val="32"/>
+        </w:rPr>
         <w:t>.</w:t>
       </w:r>
       <w:bookmarkEnd w:id="28"/>
+    </w:p>
+    <w:p>
+      <w:pPr>
+        <w:ind w:firstLine="708"/>
+        <w:rPr>
+          <w:b/>
+          <w:bCs/>
+          <w:sz w:val="32"/>
+          <w:szCs w:val="32"/>
+        </w:rPr>
+      </w:pPr>
     </w:p>
     <w:p>
       <w:pPr>
@@ -5720,7 +6073,7 @@
                     <pic:cNvPicPr/>
                   </pic:nvPicPr>
                   <pic:blipFill>
-                    <a:blip r:embed="rId26" cstate="print">
+                    <a:blip r:embed="rId27" cstate="print">
                       <a:extLst>
                         <a:ext uri="{28A0092B-C50C-407E-A947-70E740481C1C}">
                           <a14:useLocalDpi xmlns:a14="http://schemas.microsoft.com/office/drawing/2010/main" val="0"/>
@@ -5816,34 +6169,13 @@
           <w:szCs w:val="40"/>
         </w:rPr>
       </w:pPr>
-    </w:p>
-    <w:p>
-      <w:pPr>
+      <w:r>
         <w:rPr>
           <w:b/>
           <w:bCs/>
           <w:sz w:val="40"/>
           <w:szCs w:val="40"/>
         </w:rPr>
-      </w:pPr>
-    </w:p>
-    <w:p>
-      <w:pPr>
-        <w:rPr>
-          <w:b/>
-          <w:bCs/>
-          <w:sz w:val="40"/>
-          <w:szCs w:val="40"/>
-        </w:rPr>
-      </w:pPr>
-      <w:r>
-        <w:rPr>
-          <w:b/>
-          <w:bCs/>
-          <w:sz w:val="40"/>
-          <w:szCs w:val="40"/>
-        </w:rPr>
-        <w:lastRenderedPageBreak/>
         <w:t>Gestión de tus Reservas</w:t>
       </w:r>
       <w:bookmarkEnd w:id="29"/>
@@ -5975,6 +6307,7 @@
           <w:sz w:val="40"/>
           <w:szCs w:val="40"/>
         </w:rPr>
+        <w:lastRenderedPageBreak/>
         <w:t>Panel de Administración</w:t>
       </w:r>
       <w:bookmarkEnd w:id="31"/>
@@ -6055,7 +6388,7 @@
           <w14:ligatures w14:val="none"/>
         </w:rPr>
         <w:drawing>
-          <wp:inline distT="0" distB="0" distL="0" distR="0" wp14:anchorId="0B6F6CFF" wp14:editId="619B4EB6">
+          <wp:inline distT="0" distB="0" distL="0" distR="0" wp14:anchorId="0B6F6CFF" wp14:editId="798ED40E">
             <wp:extent cx="879058" cy="1954800"/>
             <wp:effectExtent l="0" t="0" r="0" b="7620"/>
             <wp:docPr id="581261235" name="Imagen 1"/>
@@ -6070,7 +6403,7 @@
                     <pic:cNvPicPr/>
                   </pic:nvPicPr>
                   <pic:blipFill>
-                    <a:blip r:embed="rId27" cstate="print">
+                    <a:blip r:embed="rId28" cstate="print">
                       <a:extLst>
                         <a:ext uri="{28A0092B-C50C-407E-A947-70E740481C1C}">
                           <a14:useLocalDpi xmlns:a14="http://schemas.microsoft.com/office/drawing/2010/main" val="0"/>
@@ -6208,7 +6541,6 @@
         <w:ind w:left="720"/>
       </w:pPr>
       <w:r>
-        <w:lastRenderedPageBreak/>
         <w:t>VER TODAS LAS CITAS permite una visualización completa de la carga de trabajo de la barbería</w:t>
       </w:r>
       <w:r>
@@ -6290,9 +6622,9 @@
           <w:noProof/>
         </w:rPr>
         <w:drawing>
-          <wp:inline distT="0" distB="0" distL="0" distR="0" wp14:anchorId="2F2DD603" wp14:editId="0C780131">
-            <wp:extent cx="885533" cy="1969200"/>
-            <wp:effectExtent l="0" t="0" r="0" b="0"/>
+          <wp:inline distT="0" distB="0" distL="0" distR="0" wp14:anchorId="2F2DD603" wp14:editId="04564E23">
+            <wp:extent cx="885190" cy="1882140"/>
+            <wp:effectExtent l="0" t="0" r="0" b="3810"/>
             <wp:docPr id="2075973928" name="Imagen 2"/>
             <wp:cNvGraphicFramePr>
               <a:graphicFrameLocks xmlns:a="http://schemas.openxmlformats.org/drawingml/2006/main" noChangeAspect="1"/>
@@ -6305,7 +6637,85 @@
                     <pic:cNvPicPr/>
                   </pic:nvPicPr>
                   <pic:blipFill>
-                    <a:blip r:embed="rId28" cstate="print">
+                    <a:blip r:embed="rId29" cstate="print">
+                      <a:extLst>
+                        <a:ext uri="{28A0092B-C50C-407E-A947-70E740481C1C}">
+                          <a14:useLocalDpi xmlns:a14="http://schemas.microsoft.com/office/drawing/2010/main" val="0"/>
+                        </a:ext>
+                      </a:extLst>
+                    </a:blip>
+                    <a:stretch>
+                      <a:fillRect/>
+                    </a:stretch>
+                  </pic:blipFill>
+                  <pic:spPr>
+                    <a:xfrm>
+                      <a:off x="0" y="0"/>
+                      <a:ext cx="885533" cy="1882869"/>
+                    </a:xfrm>
+                    <a:prstGeom prst="rect">
+                      <a:avLst/>
+                    </a:prstGeom>
+                  </pic:spPr>
+                </pic:pic>
+              </a:graphicData>
+            </a:graphic>
+          </wp:inline>
+        </w:drawing>
+      </w:r>
+    </w:p>
+    <w:p>
+      <w:pPr>
+        <w:ind w:left="720"/>
+      </w:pPr>
+    </w:p>
+    <w:p>
+      <w:pPr>
+        <w:ind w:left="720"/>
+      </w:pPr>
+      <w:r>
+        <w:t>Seleccionamos el día en el calendario y pulsamos Aceptar.</w:t>
+      </w:r>
+    </w:p>
+    <w:p>
+      <w:pPr>
+        <w:ind w:left="720"/>
+      </w:pPr>
+      <w:r>
+        <w:t>Seguidamente nos aparecerá un cuadro de dialogo para confirmar el día seleccionado, si es correcto seleccionamos Bloquear.</w:t>
+      </w:r>
+    </w:p>
+    <w:p>
+      <w:pPr>
+        <w:ind w:left="720"/>
+      </w:pPr>
+    </w:p>
+    <w:p>
+      <w:pPr>
+        <w:ind w:left="720"/>
+        <w:jc w:val="center"/>
+      </w:pPr>
+      <w:r>
+        <w:rPr>
+          <w:noProof/>
+        </w:rPr>
+        <w:drawing>
+          <wp:inline distT="0" distB="0" distL="0" distR="0" wp14:anchorId="72D26EF1" wp14:editId="0DF711F5">
+            <wp:extent cx="885533" cy="1969200"/>
+            <wp:effectExtent l="0" t="0" r="0" b="0"/>
+            <wp:docPr id="889996546" name="Imagen 3"/>
+            <wp:cNvGraphicFramePr>
+              <a:graphicFrameLocks xmlns:a="http://schemas.openxmlformats.org/drawingml/2006/main" noChangeAspect="1"/>
+            </wp:cNvGraphicFramePr>
+            <a:graphic xmlns:a="http://schemas.openxmlformats.org/drawingml/2006/main">
+              <a:graphicData uri="http://schemas.openxmlformats.org/drawingml/2006/picture">
+                <pic:pic xmlns:pic="http://schemas.openxmlformats.org/drawingml/2006/picture">
+                  <pic:nvPicPr>
+                    <pic:cNvPr id="889996546" name="Imagen 889996546"/>
+                    <pic:cNvPicPr/>
+                  </pic:nvPicPr>
+                  <pic:blipFill>
+                    <a:blip r:embed="rId30" cstate="print">
                       <a:extLst>
                         <a:ext uri="{28A0092B-C50C-407E-A947-70E740481C1C}">
                           <a14:useLocalDpi xmlns:a14="http://schemas.microsoft.com/office/drawing/2010/main" val="0"/>
@@ -6341,84 +6751,6 @@
       <w:pPr>
         <w:ind w:left="720"/>
       </w:pPr>
-      <w:r>
-        <w:t>Seleccionamos el día en el calendario y pulsamos Aceptar.</w:t>
-      </w:r>
-    </w:p>
-    <w:p>
-      <w:pPr>
-        <w:ind w:left="720"/>
-      </w:pPr>
-      <w:r>
-        <w:t>Seguidamente nos aparecerá un cuadro de dialogo para confirmar el día seleccionado, si es correcto seleccionamos Bloquear.</w:t>
-      </w:r>
-    </w:p>
-    <w:p>
-      <w:pPr>
-        <w:ind w:left="720"/>
-      </w:pPr>
-    </w:p>
-    <w:p>
-      <w:pPr>
-        <w:ind w:left="720"/>
-        <w:jc w:val="center"/>
-      </w:pPr>
-      <w:r>
-        <w:rPr>
-          <w:noProof/>
-        </w:rPr>
-        <w:drawing>
-          <wp:inline distT="0" distB="0" distL="0" distR="0" wp14:anchorId="72D26EF1" wp14:editId="0DF711F5">
-            <wp:extent cx="885533" cy="1969200"/>
-            <wp:effectExtent l="0" t="0" r="0" b="0"/>
-            <wp:docPr id="889996546" name="Imagen 3"/>
-            <wp:cNvGraphicFramePr>
-              <a:graphicFrameLocks xmlns:a="http://schemas.openxmlformats.org/drawingml/2006/main" noChangeAspect="1"/>
-            </wp:cNvGraphicFramePr>
-            <a:graphic xmlns:a="http://schemas.openxmlformats.org/drawingml/2006/main">
-              <a:graphicData uri="http://schemas.openxmlformats.org/drawingml/2006/picture">
-                <pic:pic xmlns:pic="http://schemas.openxmlformats.org/drawingml/2006/picture">
-                  <pic:nvPicPr>
-                    <pic:cNvPr id="889996546" name="Imagen 889996546"/>
-                    <pic:cNvPicPr/>
-                  </pic:nvPicPr>
-                  <pic:blipFill>
-                    <a:blip r:embed="rId29" cstate="print">
-                      <a:extLst>
-                        <a:ext uri="{28A0092B-C50C-407E-A947-70E740481C1C}">
-                          <a14:useLocalDpi xmlns:a14="http://schemas.microsoft.com/office/drawing/2010/main" val="0"/>
-                        </a:ext>
-                      </a:extLst>
-                    </a:blip>
-                    <a:stretch>
-                      <a:fillRect/>
-                    </a:stretch>
-                  </pic:blipFill>
-                  <pic:spPr>
-                    <a:xfrm>
-                      <a:off x="0" y="0"/>
-                      <a:ext cx="885533" cy="1969200"/>
-                    </a:xfrm>
-                    <a:prstGeom prst="rect">
-                      <a:avLst/>
-                    </a:prstGeom>
-                  </pic:spPr>
-                </pic:pic>
-              </a:graphicData>
-            </a:graphic>
-          </wp:inline>
-        </w:drawing>
-      </w:r>
-    </w:p>
-    <w:p>
-      <w:pPr>
-        <w:ind w:left="720"/>
-      </w:pPr>
-    </w:p>
-    <w:p>
-      <w:pPr>
-        <w:ind w:left="720"/>
-      </w:pPr>
     </w:p>
     <w:p>
       <w:pPr>
@@ -6457,7 +6789,6 @@
           <w:sz w:val="32"/>
           <w:szCs w:val="32"/>
         </w:rPr>
-        <w:lastRenderedPageBreak/>
         <w:t>Cita Telefónica.</w:t>
       </w:r>
     </w:p>
@@ -6651,7 +6982,7 @@
                     <pic:cNvPicPr/>
                   </pic:nvPicPr>
                   <pic:blipFill>
-                    <a:blip r:embed="rId30" cstate="print">
+                    <a:blip r:embed="rId31" cstate="print">
                       <a:extLst>
                         <a:ext uri="{28A0092B-C50C-407E-A947-70E740481C1C}">
                           <a14:useLocalDpi xmlns:a14="http://schemas.microsoft.com/office/drawing/2010/main" val="0"/>
@@ -6825,6 +7156,126 @@
         <w:ind w:firstLine="360"/>
       </w:pPr>
     </w:p>
+    <w:p>
+      <w:pPr>
+        <w:ind w:firstLine="360"/>
+      </w:pPr>
+    </w:p>
+    <w:p>
+      <w:pPr>
+        <w:ind w:firstLine="360"/>
+      </w:pPr>
+    </w:p>
+    <w:p>
+      <w:pPr>
+        <w:ind w:firstLine="360"/>
+      </w:pPr>
+    </w:p>
+    <w:p>
+      <w:pPr>
+        <w:ind w:firstLine="360"/>
+      </w:pPr>
+    </w:p>
+    <w:p>
+      <w:pPr>
+        <w:ind w:firstLine="360"/>
+      </w:pPr>
+    </w:p>
+    <w:p>
+      <w:pPr>
+        <w:ind w:firstLine="360"/>
+      </w:pPr>
+    </w:p>
+    <w:p>
+      <w:pPr>
+        <w:ind w:firstLine="360"/>
+      </w:pPr>
+    </w:p>
+    <w:p>
+      <w:pPr>
+        <w:ind w:firstLine="360"/>
+      </w:pPr>
+    </w:p>
+    <w:p>
+      <w:pPr>
+        <w:ind w:firstLine="360"/>
+      </w:pPr>
+    </w:p>
+    <w:p>
+      <w:pPr>
+        <w:ind w:firstLine="360"/>
+      </w:pPr>
+    </w:p>
+    <w:p>
+      <w:pPr>
+        <w:ind w:firstLine="360"/>
+      </w:pPr>
+    </w:p>
+    <w:p>
+      <w:pPr>
+        <w:ind w:firstLine="360"/>
+      </w:pPr>
+    </w:p>
+    <w:p>
+      <w:pPr>
+        <w:ind w:firstLine="360"/>
+      </w:pPr>
+    </w:p>
+    <w:p>
+      <w:pPr>
+        <w:ind w:firstLine="360"/>
+      </w:pPr>
+    </w:p>
+    <w:p>
+      <w:pPr>
+        <w:ind w:firstLine="360"/>
+      </w:pPr>
+    </w:p>
+    <w:p>
+      <w:pPr>
+        <w:ind w:firstLine="360"/>
+      </w:pPr>
+    </w:p>
+    <w:p>
+      <w:pPr>
+        <w:ind w:firstLine="360"/>
+      </w:pPr>
+    </w:p>
+    <w:p>
+      <w:pPr>
+        <w:ind w:firstLine="360"/>
+      </w:pPr>
+    </w:p>
+    <w:p>
+      <w:pPr>
+        <w:ind w:firstLine="360"/>
+      </w:pPr>
+    </w:p>
+    <w:p>
+      <w:pPr>
+        <w:ind w:firstLine="360"/>
+      </w:pPr>
+    </w:p>
+    <w:p>
+      <w:pPr>
+        <w:ind w:firstLine="360"/>
+      </w:pPr>
+    </w:p>
+    <w:p>
+      <w:pPr>
+        <w:ind w:firstLine="360"/>
+      </w:pPr>
+    </w:p>
+    <w:p>
+      <w:pPr>
+        <w:ind w:firstLine="360"/>
+      </w:pPr>
+    </w:p>
+    <w:p>
+      <w:pPr>
+        <w:ind w:firstLine="360"/>
+      </w:pPr>
+    </w:p>
     <w:p/>
     <w:p>
       <w:pPr>
@@ -6833,7 +7284,7 @@
           <w:lang w:val="es-ES"/>
         </w:rPr>
       </w:pPr>
-      <w:bookmarkStart w:id="36" w:name="_Toc230601383"/>
+      <w:bookmarkStart w:id="36" w:name="_Toc231546841"/>
       <w:r>
         <w:rPr>
           <w:lang w:val="es-ES"/>
@@ -7151,25 +7602,7 @@
           <w:bCs/>
           <w:lang w:val="es-ES"/>
         </w:rPr>
-        <w:t>Google-</w:t>
-      </w:r>
-      <w:proofErr w:type="gramStart"/>
-      <w:r>
-        <w:rPr>
-          <w:b/>
-          <w:bCs/>
-          <w:lang w:val="es-ES"/>
-        </w:rPr>
-        <w:t>services.json</w:t>
-      </w:r>
-      <w:proofErr w:type="gramEnd"/>
-      <w:r>
-        <w:rPr>
-          <w:b/>
-          <w:bCs/>
-          <w:lang w:val="es-ES"/>
-        </w:rPr>
-        <w:t>.</w:t>
+        <w:t>Google-services.json.</w:t>
       </w:r>
     </w:p>
     <w:p>
@@ -7216,7 +7649,7 @@
                     <pic:cNvPicPr/>
                   </pic:nvPicPr>
                   <pic:blipFill>
-                    <a:blip r:embed="rId31"/>
+                    <a:blip r:embed="rId32"/>
                     <a:stretch>
                       <a:fillRect/>
                     </a:stretch>
@@ -7319,21 +7752,7 @@
         <w:rPr>
           <w:lang w:val="es-ES"/>
         </w:rPr>
-        <w:t>parámetros del JSON (google-</w:t>
-      </w:r>
-      <w:proofErr w:type="gramStart"/>
-      <w:r>
-        <w:rPr>
-          <w:lang w:val="es-ES"/>
-        </w:rPr>
-        <w:t>services.json</w:t>
-      </w:r>
-      <w:proofErr w:type="gramEnd"/>
-      <w:r>
-        <w:rPr>
-          <w:lang w:val="es-ES"/>
-        </w:rPr>
-        <w:t>).</w:t>
+        <w:t>parámetros del JSON (google-services.json).</w:t>
       </w:r>
     </w:p>
     <w:p>
@@ -7364,7 +7783,7 @@
                     <pic:cNvPicPr/>
                   </pic:nvPicPr>
                   <pic:blipFill>
-                    <a:blip r:embed="rId32"/>
+                    <a:blip r:embed="rId33"/>
                     <a:stretch>
                       <a:fillRect/>
                     </a:stretch>
@@ -7456,7 +7875,6 @@
         </w:rPr>
         <w:t>“</w:t>
       </w:r>
-      <w:proofErr w:type="gramStart"/>
       <w:r>
         <w:rPr>
           <w:b/>
@@ -7465,7 +7883,6 @@
         </w:rPr>
         <w:t>com.triumbarber</w:t>
       </w:r>
-      <w:proofErr w:type="gramEnd"/>
       <w:r>
         <w:rPr>
           <w:b/>
@@ -7961,7 +8378,7 @@
         </w:rPr>
         <w:t xml:space="preserve">Usuario.: </w:t>
       </w:r>
-      <w:hyperlink r:id="rId33" w:history="1">
+      <w:hyperlink r:id="rId34" w:history="1">
         <w:r>
           <w:rPr>
             <w:rStyle w:val="Hipervnculo"/>
@@ -8016,13 +8433,13 @@
         </w:rPr>
         <w:t xml:space="preserve">Usuario.: </w:t>
       </w:r>
-      <w:hyperlink r:id="rId34" w:history="1">
+      <w:hyperlink r:id="rId35" w:history="1">
         <w:r>
           <w:rPr>
             <w:rStyle w:val="Hipervnculo"/>
             <w:lang w:val="es-ES"/>
           </w:rPr>
-          <w:t>morenovelazquezjoseantonio@gemail.com</w:t>
+          <w:t>morenovelazquezjoseantonio@gmail.com</w:t>
         </w:r>
       </w:hyperlink>
       <w:r>
@@ -8088,7 +8505,7 @@
           <w:lang w:val="es-ES"/>
         </w:rPr>
       </w:pPr>
-      <w:bookmarkStart w:id="37" w:name="_Toc230601384"/>
+      <w:bookmarkStart w:id="37" w:name="_Toc231546842"/>
       <w:r>
         <w:rPr>
           <w:lang w:val="es-ES"/>
@@ -9295,8 +9712,6 @@
         <w:pStyle w:val="Prrafodelista"/>
         <w:ind w:left="1080"/>
         <w:rPr>
-          <w:b/>
-          <w:bCs/>
           <w:lang w:val="es-ES"/>
         </w:rPr>
       </w:pPr>
@@ -9309,47 +9724,422 @@
     </w:p>
     <w:p>
       <w:pPr>
-        <w:rPr>
-          <w:lang w:val="es-ES"/>
-        </w:rPr>
-      </w:pPr>
+        <w:ind w:left="360"/>
+        <w:rPr>
+          <w:lang w:val="es-ES"/>
+        </w:rPr>
+      </w:pPr>
+    </w:p>
+    <w:p>
+      <w:pPr>
+        <w:ind w:left="360"/>
+        <w:rPr>
+          <w:lang w:val="es-ES"/>
+        </w:rPr>
+      </w:pPr>
+    </w:p>
+    <w:p>
+      <w:pPr>
+        <w:ind w:left="360"/>
+        <w:rPr>
+          <w:lang w:val="es-ES"/>
+        </w:rPr>
+      </w:pPr>
+    </w:p>
+    <w:p>
+      <w:pPr>
+        <w:ind w:left="360"/>
+        <w:rPr>
+          <w:lang w:val="es-ES"/>
+        </w:rPr>
+      </w:pPr>
+    </w:p>
+    <w:p>
+      <w:pPr>
+        <w:ind w:left="360"/>
+        <w:rPr>
+          <w:lang w:val="es-ES"/>
+        </w:rPr>
+      </w:pPr>
+    </w:p>
+    <w:p>
+      <w:pPr>
+        <w:ind w:left="360"/>
+        <w:rPr>
+          <w:lang w:val="es-ES"/>
+        </w:rPr>
+      </w:pPr>
+    </w:p>
+    <w:p>
+      <w:pPr>
+        <w:ind w:left="360"/>
+        <w:rPr>
+          <w:lang w:val="es-ES"/>
+        </w:rPr>
+      </w:pPr>
+    </w:p>
+    <w:p>
+      <w:pPr>
+        <w:ind w:left="360"/>
+        <w:rPr>
+          <w:lang w:val="es-ES"/>
+        </w:rPr>
+      </w:pPr>
+    </w:p>
+    <w:p>
+      <w:pPr>
+        <w:ind w:left="360"/>
+        <w:rPr>
+          <w:lang w:val="es-ES"/>
+        </w:rPr>
+      </w:pPr>
+    </w:p>
+    <w:p>
+      <w:pPr>
+        <w:ind w:left="360"/>
+        <w:rPr>
+          <w:lang w:val="es-ES"/>
+        </w:rPr>
+      </w:pPr>
+    </w:p>
+    <w:p>
+      <w:pPr>
+        <w:ind w:left="360"/>
+        <w:rPr>
+          <w:lang w:val="es-ES"/>
+        </w:rPr>
+      </w:pPr>
+    </w:p>
+    <w:p>
+      <w:pPr>
+        <w:ind w:left="360"/>
+        <w:rPr>
+          <w:lang w:val="es-ES"/>
+        </w:rPr>
+      </w:pPr>
+    </w:p>
+    <w:p>
+      <w:pPr>
+        <w:ind w:left="360"/>
+        <w:rPr>
+          <w:lang w:val="es-ES"/>
+        </w:rPr>
+      </w:pPr>
+    </w:p>
+    <w:p>
+      <w:pPr>
+        <w:ind w:left="360"/>
+        <w:rPr>
+          <w:lang w:val="es-ES"/>
+        </w:rPr>
+      </w:pPr>
+    </w:p>
+    <w:p>
+      <w:pPr>
+        <w:ind w:left="360"/>
+        <w:rPr>
+          <w:lang w:val="es-ES"/>
+        </w:rPr>
+      </w:pPr>
+    </w:p>
+    <w:p>
+      <w:pPr>
+        <w:ind w:left="360"/>
+        <w:rPr>
+          <w:lang w:val="es-ES"/>
+        </w:rPr>
+      </w:pPr>
+    </w:p>
+    <w:p>
+      <w:pPr>
+        <w:ind w:left="360"/>
+        <w:rPr>
+          <w:lang w:val="es-ES"/>
+        </w:rPr>
+      </w:pPr>
+    </w:p>
+    <w:p>
+      <w:pPr>
+        <w:rPr>
+          <w:lang w:val="es-ES"/>
+        </w:rPr>
+      </w:pPr>
+    </w:p>
+    <w:p>
+      <w:pPr>
+        <w:pStyle w:val="Ttulo1"/>
+        <w:rPr>
+          <w:lang w:val="es-ES"/>
+        </w:rPr>
+      </w:pPr>
+      <w:bookmarkStart w:id="38" w:name="_Toc231546843"/>
+      <w:r>
+        <w:rPr>
+          <w:lang w:val="es-ES"/>
+        </w:rPr>
+        <w:lastRenderedPageBreak/>
+        <w:t>1</w:t>
+      </w:r>
+      <w:r>
+        <w:rPr>
+          <w:lang w:val="es-ES"/>
+        </w:rPr>
+        <w:t>3</w:t>
+      </w:r>
+      <w:r>
+        <w:rPr>
+          <w:lang w:val="es-ES"/>
+        </w:rPr>
+        <w:t>. P</w:t>
+      </w:r>
+      <w:r>
+        <w:rPr>
+          <w:lang w:val="es-ES"/>
+        </w:rPr>
+        <w:t>osibles Mejoras</w:t>
+      </w:r>
+      <w:r>
+        <w:rPr>
+          <w:lang w:val="es-ES"/>
+        </w:rPr>
+        <w:t>.</w:t>
+      </w:r>
+      <w:bookmarkEnd w:id="38"/>
+    </w:p>
+    <w:p>
+      <w:pPr>
+        <w:rPr>
+          <w:lang w:val="es-ES"/>
+        </w:rPr>
+      </w:pPr>
+    </w:p>
+    <w:p>
+      <w:pPr>
+        <w:rPr>
+          <w:lang w:val="es-ES"/>
+        </w:rPr>
+      </w:pPr>
+      <w:r>
+        <w:rPr>
+          <w:lang w:val="es-ES"/>
+        </w:rPr>
+        <w:t>Se podrían habilitar nuevas funcionalidades en el panel del administrador como.:</w:t>
+      </w:r>
     </w:p>
     <w:p>
       <w:pPr>
         <w:pStyle w:val="Prrafodelista"/>
-        <w:ind w:left="1080"/>
-        <w:rPr>
-          <w:lang w:val="es-ES"/>
-        </w:rPr>
-      </w:pPr>
-    </w:p>
-    <w:p>
-      <w:pPr>
-        <w:ind w:left="360"/>
-        <w:rPr>
-          <w:lang w:val="es-ES"/>
-        </w:rPr>
-      </w:pPr>
-    </w:p>
-    <w:p>
-      <w:pPr>
-        <w:ind w:left="360"/>
-        <w:rPr>
-          <w:lang w:val="es-ES"/>
-        </w:rPr>
-      </w:pPr>
-    </w:p>
-    <w:p>
-      <w:pPr>
-        <w:rPr>
-          <w:lang w:val="es-ES"/>
-        </w:rPr>
-      </w:pPr>
-    </w:p>
-    <w:p/>
+        <w:numPr>
+          <w:ilvl w:val="0"/>
+          <w:numId w:val="22"/>
+        </w:numPr>
+        <w:rPr>
+          <w:lang w:val="es-ES"/>
+        </w:rPr>
+      </w:pPr>
+      <w:r>
+        <w:rPr>
+          <w:lang w:val="es-ES"/>
+        </w:rPr>
+        <w:t>Que el administrador pudiera modificar los perfiles de los usuarios admin, pudiendo este modificar el nombre de los barberos.</w:t>
+      </w:r>
+    </w:p>
+    <w:p>
+      <w:pPr>
+        <w:pStyle w:val="Prrafodelista"/>
+        <w:numPr>
+          <w:ilvl w:val="0"/>
+          <w:numId w:val="22"/>
+        </w:numPr>
+        <w:rPr>
+          <w:lang w:val="es-ES"/>
+        </w:rPr>
+      </w:pPr>
+      <w:r>
+        <w:rPr>
+          <w:lang w:val="es-ES"/>
+        </w:rPr>
+        <w:t>Modificar o ampliar los servicios.</w:t>
+      </w:r>
+    </w:p>
+    <w:p>
+      <w:pPr>
+        <w:pStyle w:val="Prrafodelista"/>
+        <w:numPr>
+          <w:ilvl w:val="0"/>
+          <w:numId w:val="22"/>
+        </w:numPr>
+        <w:rPr>
+          <w:lang w:val="es-ES"/>
+        </w:rPr>
+      </w:pPr>
+      <w:r>
+        <w:rPr>
+          <w:lang w:val="es-ES"/>
+        </w:rPr>
+        <w:t xml:space="preserve">En un principio se estudió la posibilidad de poder emitir tickets o </w:t>
+      </w:r>
+      <w:r>
+        <w:rPr>
+          <w:lang w:val="es-ES"/>
+        </w:rPr>
+        <w:t>facturas,</w:t>
+      </w:r>
+      <w:r>
+        <w:rPr>
+          <w:lang w:val="es-ES"/>
+        </w:rPr>
+        <w:t xml:space="preserve"> pero tras consultar con expertos en la materia y la obligatoriedad de ajustarnos a la normativa vigente (</w:t>
+      </w:r>
+      <w:r>
+        <w:t>(Ley 11/2021) y estar adaptado al Reglamento de la Ley Antifraude (Real Decreto 1007/2023)</w:t>
+      </w:r>
+      <w:r>
+        <w:t>)</w:t>
+      </w:r>
+      <w:r>
+        <w:t>(</w:t>
+      </w:r>
+      <w:r>
+        <w:t xml:space="preserve"> </w:t>
+      </w:r>
+      <w:r>
+        <w:t>https://sede.agenciatributaria.gob.es/Sede/iva/sistemas-informaticos-facturacion-verifactu/preguntas-frecuentes/caracteristicas-requisitos-sistemas-informaticos-facturacion-multiple.html?faqId=668e77fe52572910VgnVCM100000dc381e0aRCRD</w:t>
+      </w:r>
+      <w:r>
+        <w:t>)</w:t>
+      </w:r>
+      <w:r>
+        <w:rPr>
+          <w:b/>
+          <w:bCs/>
+        </w:rPr>
+        <w:t xml:space="preserve"> </w:t>
+      </w:r>
+      <w:r>
+        <w:rPr>
+          <w:lang w:val="es-ES"/>
+        </w:rPr>
+        <w:t xml:space="preserve">para poder emitir facturas esta aplicación debería obtener un certificado por parte del organismo competente (AEAT) </w:t>
+      </w:r>
+    </w:p>
+    <w:p>
+      <w:pPr>
+        <w:rPr>
+          <w:lang w:val="es-ES"/>
+        </w:rPr>
+      </w:pPr>
+    </w:p>
+    <w:p>
+      <w:pPr>
+        <w:rPr>
+          <w:lang w:val="es-ES"/>
+        </w:rPr>
+      </w:pPr>
+    </w:p>
+    <w:p>
+      <w:pPr>
+        <w:rPr>
+          <w:lang w:val="es-ES"/>
+        </w:rPr>
+      </w:pPr>
+      <w:r>
+        <w:rPr>
+          <w:lang w:val="es-ES"/>
+        </w:rPr>
+        <w:t xml:space="preserve">Por descontado habría que estudiar la posibilidad migrar el software a </w:t>
+      </w:r>
+      <w:r>
+        <w:rPr>
+          <w:lang w:val="es-ES"/>
+        </w:rPr>
+        <w:t xml:space="preserve">otro </w:t>
+      </w:r>
+      <w:proofErr w:type="spellStart"/>
+      <w:r>
+        <w:rPr>
+          <w:lang w:val="es-ES"/>
+        </w:rPr>
+        <w:t>stack</w:t>
+      </w:r>
+      <w:proofErr w:type="spellEnd"/>
+      <w:r>
+        <w:rPr>
+          <w:lang w:val="es-ES"/>
+        </w:rPr>
+        <w:t xml:space="preserve"> multiplataforma como por ejemplo </w:t>
+      </w:r>
+      <w:proofErr w:type="spellStart"/>
+      <w:r>
+        <w:rPr>
+          <w:lang w:val="es-ES"/>
+        </w:rPr>
+        <w:t>Flutter</w:t>
+      </w:r>
+      <w:proofErr w:type="spellEnd"/>
+      <w:r>
+        <w:rPr>
+          <w:lang w:val="es-ES"/>
+        </w:rPr>
+        <w:t xml:space="preserve"> y Dart que nos aseguraría la ejecución en distintas plataformas como Android, IOS, Windows, </w:t>
+      </w:r>
+      <w:proofErr w:type="spellStart"/>
+      <w:r>
+        <w:rPr>
+          <w:lang w:val="es-ES"/>
+        </w:rPr>
+        <w:t>MacOs</w:t>
+      </w:r>
+      <w:proofErr w:type="spellEnd"/>
+      <w:r>
+        <w:rPr>
+          <w:lang w:val="es-ES"/>
+        </w:rPr>
+        <w:t>, Linux e incluso Web.</w:t>
+      </w:r>
+    </w:p>
+    <w:p>
+      <w:pPr>
+        <w:rPr>
+          <w:lang w:val="es-ES"/>
+        </w:rPr>
+      </w:pPr>
+    </w:p>
+    <w:p>
+      <w:pPr>
+        <w:rPr>
+          <w:lang w:val="es-ES"/>
+        </w:rPr>
+      </w:pPr>
+      <w:r>
+        <w:rPr>
+          <w:lang w:val="es-ES"/>
+        </w:rPr>
+        <w:t>Este software tal como esta planteado y desarrollado se abre a la posibilidad de aplicarse en otros sectores tales como por ejemplo</w:t>
+      </w:r>
+      <w:r>
+        <w:rPr>
+          <w:lang w:val="es-ES"/>
+        </w:rPr>
+        <w:t xml:space="preserve"> el alquiler de pistas de Padel u otros servicios que se </w:t>
+      </w:r>
+      <w:r>
+        <w:rPr>
+          <w:lang w:val="es-ES"/>
+        </w:rPr>
+        <w:t>requieran del control y gestión de su agenda.</w:t>
+      </w:r>
+    </w:p>
+    <w:p>
+      <w:pPr>
+        <w:rPr>
+          <w:lang w:val="es-ES"/>
+        </w:rPr>
+      </w:pPr>
+    </w:p>
     <w:sectPr>
-      <w:headerReference w:type="default" r:id="rId35"/>
-      <w:footerReference w:type="default" r:id="rId36"/>
+      <w:headerReference w:type="default" r:id="rId36"/>
+      <w:footerReference w:type="default" r:id="rId37"/>
       <w:pgSz w:w="11909" w:h="16834"/>
       <w:pgMar w:top="1440" w:right="1440" w:bottom="1440" w:left="1440" w:header="720" w:footer="720" w:gutter="0"/>
       <w:pgNumType w:start="1"/>
@@ -10437,6 +11227,119 @@
     </w:lvl>
   </w:abstractNum>
   <w:abstractNum w:abstractNumId="9" w15:restartNumberingAfterBreak="0">
+    <w:nsid w:val="32ED63D6"/>
+    <w:multiLevelType w:val="hybridMultilevel"/>
+    <w:tmpl w:val="BE7C52A6"/>
+    <w:lvl w:ilvl="0" w:tplc="0C0A0001">
+      <w:start w:val="1"/>
+      <w:numFmt w:val="bullet"/>
+      <w:lvlText w:val=""/>
+      <w:lvlJc w:val="left"/>
+      <w:pPr>
+        <w:ind w:left="720" w:hanging="360"/>
+      </w:pPr>
+      <w:rPr>
+        <w:rFonts w:ascii="Symbol" w:hAnsi="Symbol" w:hint="default"/>
+      </w:rPr>
+    </w:lvl>
+    <w:lvl w:ilvl="1" w:tplc="0C0A0003" w:tentative="1">
+      <w:start w:val="1"/>
+      <w:numFmt w:val="bullet"/>
+      <w:lvlText w:val="o"/>
+      <w:lvlJc w:val="left"/>
+      <w:pPr>
+        <w:ind w:left="1440" w:hanging="360"/>
+      </w:pPr>
+      <w:rPr>
+        <w:rFonts w:ascii="Courier New" w:hAnsi="Courier New" w:cs="Courier New" w:hint="default"/>
+      </w:rPr>
+    </w:lvl>
+    <w:lvl w:ilvl="2" w:tplc="0C0A0005" w:tentative="1">
+      <w:start w:val="1"/>
+      <w:numFmt w:val="bullet"/>
+      <w:lvlText w:val=""/>
+      <w:lvlJc w:val="left"/>
+      <w:pPr>
+        <w:ind w:left="2160" w:hanging="360"/>
+      </w:pPr>
+      <w:rPr>
+        <w:rFonts w:ascii="Wingdings" w:hAnsi="Wingdings" w:hint="default"/>
+      </w:rPr>
+    </w:lvl>
+    <w:lvl w:ilvl="3" w:tplc="0C0A0001" w:tentative="1">
+      <w:start w:val="1"/>
+      <w:numFmt w:val="bullet"/>
+      <w:lvlText w:val=""/>
+      <w:lvlJc w:val="left"/>
+      <w:pPr>
+        <w:ind w:left="2880" w:hanging="360"/>
+      </w:pPr>
+      <w:rPr>
+        <w:rFonts w:ascii="Symbol" w:hAnsi="Symbol" w:hint="default"/>
+      </w:rPr>
+    </w:lvl>
+    <w:lvl w:ilvl="4" w:tplc="0C0A0003" w:tentative="1">
+      <w:start w:val="1"/>
+      <w:numFmt w:val="bullet"/>
+      <w:lvlText w:val="o"/>
+      <w:lvlJc w:val="left"/>
+      <w:pPr>
+        <w:ind w:left="3600" w:hanging="360"/>
+      </w:pPr>
+      <w:rPr>
+        <w:rFonts w:ascii="Courier New" w:hAnsi="Courier New" w:cs="Courier New" w:hint="default"/>
+      </w:rPr>
+    </w:lvl>
+    <w:lvl w:ilvl="5" w:tplc="0C0A0005" w:tentative="1">
+      <w:start w:val="1"/>
+      <w:numFmt w:val="bullet"/>
+      <w:lvlText w:val=""/>
+      <w:lvlJc w:val="left"/>
+      <w:pPr>
+        <w:ind w:left="4320" w:hanging="360"/>
+      </w:pPr>
+      <w:rPr>
+        <w:rFonts w:ascii="Wingdings" w:hAnsi="Wingdings" w:hint="default"/>
+      </w:rPr>
+    </w:lvl>
+    <w:lvl w:ilvl="6" w:tplc="0C0A0001" w:tentative="1">
+      <w:start w:val="1"/>
+      <w:numFmt w:val="bullet"/>
+      <w:lvlText w:val=""/>
+      <w:lvlJc w:val="left"/>
+      <w:pPr>
+        <w:ind w:left="5040" w:hanging="360"/>
+      </w:pPr>
+      <w:rPr>
+        <w:rFonts w:ascii="Symbol" w:hAnsi="Symbol" w:hint="default"/>
+      </w:rPr>
+    </w:lvl>
+    <w:lvl w:ilvl="7" w:tplc="0C0A0003" w:tentative="1">
+      <w:start w:val="1"/>
+      <w:numFmt w:val="bullet"/>
+      <w:lvlText w:val="o"/>
+      <w:lvlJc w:val="left"/>
+      <w:pPr>
+        <w:ind w:left="5760" w:hanging="360"/>
+      </w:pPr>
+      <w:rPr>
+        <w:rFonts w:ascii="Courier New" w:hAnsi="Courier New" w:cs="Courier New" w:hint="default"/>
+      </w:rPr>
+    </w:lvl>
+    <w:lvl w:ilvl="8" w:tplc="0C0A0005" w:tentative="1">
+      <w:start w:val="1"/>
+      <w:numFmt w:val="bullet"/>
+      <w:lvlText w:val=""/>
+      <w:lvlJc w:val="left"/>
+      <w:pPr>
+        <w:ind w:left="6480" w:hanging="360"/>
+      </w:pPr>
+      <w:rPr>
+        <w:rFonts w:ascii="Wingdings" w:hAnsi="Wingdings" w:hint="default"/>
+      </w:rPr>
+    </w:lvl>
+  </w:abstractNum>
+  <w:abstractNum w:abstractNumId="10" w15:restartNumberingAfterBreak="0">
     <w:nsid w:val="36AC20EE"/>
     <w:multiLevelType w:val="multilevel"/>
     <w:tmpl w:val="1A9C5872"/>
@@ -10549,7 +11452,7 @@
       </w:rPr>
     </w:lvl>
   </w:abstractNum>
-  <w:abstractNum w:abstractNumId="10" w15:restartNumberingAfterBreak="0">
+  <w:abstractNum w:abstractNumId="11" w15:restartNumberingAfterBreak="0">
     <w:nsid w:val="3CF65C76"/>
     <w:multiLevelType w:val="multilevel"/>
     <w:tmpl w:val="AC38960A"/>
@@ -10662,7 +11565,7 @@
       </w:rPr>
     </w:lvl>
   </w:abstractNum>
-  <w:abstractNum w:abstractNumId="11" w15:restartNumberingAfterBreak="0">
+  <w:abstractNum w:abstractNumId="12" w15:restartNumberingAfterBreak="0">
     <w:nsid w:val="3E8949A0"/>
     <w:multiLevelType w:val="multilevel"/>
     <w:tmpl w:val="1A9C5872"/>
@@ -10775,7 +11678,7 @@
       </w:rPr>
     </w:lvl>
   </w:abstractNum>
-  <w:abstractNum w:abstractNumId="12" w15:restartNumberingAfterBreak="0">
+  <w:abstractNum w:abstractNumId="13" w15:restartNumberingAfterBreak="0">
     <w:nsid w:val="492F5028"/>
     <w:multiLevelType w:val="hybridMultilevel"/>
     <w:tmpl w:val="8ADC8D58"/>
@@ -10861,7 +11764,7 @@
       </w:pPr>
     </w:lvl>
   </w:abstractNum>
-  <w:abstractNum w:abstractNumId="13" w15:restartNumberingAfterBreak="0">
+  <w:abstractNum w:abstractNumId="14" w15:restartNumberingAfterBreak="0">
     <w:nsid w:val="537E3DF8"/>
     <w:multiLevelType w:val="multilevel"/>
     <w:tmpl w:val="298675E0"/>
@@ -10974,7 +11877,7 @@
       </w:rPr>
     </w:lvl>
   </w:abstractNum>
-  <w:abstractNum w:abstractNumId="14" w15:restartNumberingAfterBreak="0">
+  <w:abstractNum w:abstractNumId="15" w15:restartNumberingAfterBreak="0">
     <w:nsid w:val="57AC24B2"/>
     <w:multiLevelType w:val="multilevel"/>
     <w:tmpl w:val="1406A8EE"/>
@@ -11123,7 +12026,7 @@
       </w:rPr>
     </w:lvl>
   </w:abstractNum>
-  <w:abstractNum w:abstractNumId="15" w15:restartNumberingAfterBreak="0">
+  <w:abstractNum w:abstractNumId="16" w15:restartNumberingAfterBreak="0">
     <w:nsid w:val="5C130211"/>
     <w:multiLevelType w:val="multilevel"/>
     <w:tmpl w:val="0AAA94B2"/>
@@ -11272,7 +12175,7 @@
       </w:rPr>
     </w:lvl>
   </w:abstractNum>
-  <w:abstractNum w:abstractNumId="16" w15:restartNumberingAfterBreak="0">
+  <w:abstractNum w:abstractNumId="17" w15:restartNumberingAfterBreak="0">
     <w:nsid w:val="5D2A6CAA"/>
     <w:multiLevelType w:val="multilevel"/>
     <w:tmpl w:val="2A5457CE"/>
@@ -11421,7 +12324,7 @@
       </w:rPr>
     </w:lvl>
   </w:abstractNum>
-  <w:abstractNum w:abstractNumId="17" w15:restartNumberingAfterBreak="0">
+  <w:abstractNum w:abstractNumId="18" w15:restartNumberingAfterBreak="0">
     <w:nsid w:val="62C725E9"/>
     <w:multiLevelType w:val="multilevel"/>
     <w:tmpl w:val="212CEA82"/>
@@ -11570,7 +12473,7 @@
       </w:rPr>
     </w:lvl>
   </w:abstractNum>
-  <w:abstractNum w:abstractNumId="18" w15:restartNumberingAfterBreak="0">
+  <w:abstractNum w:abstractNumId="19" w15:restartNumberingAfterBreak="0">
     <w:nsid w:val="67C701E5"/>
     <w:multiLevelType w:val="multilevel"/>
     <w:tmpl w:val="956A7D7A"/>
@@ -11683,7 +12586,7 @@
       </w:rPr>
     </w:lvl>
   </w:abstractNum>
-  <w:abstractNum w:abstractNumId="19" w15:restartNumberingAfterBreak="0">
+  <w:abstractNum w:abstractNumId="20" w15:restartNumberingAfterBreak="0">
     <w:nsid w:val="71312873"/>
     <w:multiLevelType w:val="multilevel"/>
     <w:tmpl w:val="05E6C8F6"/>
@@ -11796,7 +12699,7 @@
       </w:rPr>
     </w:lvl>
   </w:abstractNum>
-  <w:abstractNum w:abstractNumId="20" w15:restartNumberingAfterBreak="0">
+  <w:abstractNum w:abstractNumId="21" w15:restartNumberingAfterBreak="0">
     <w:nsid w:val="7477523B"/>
     <w:multiLevelType w:val="multilevel"/>
     <w:tmpl w:val="D2162D06"/>
@@ -11883,46 +12786,46 @@
     </w:lvl>
   </w:abstractNum>
   <w:num w:numId="1" w16cid:durableId="876116407">
-    <w:abstractNumId w:val="9"/>
+    <w:abstractNumId w:val="10"/>
   </w:num>
   <w:num w:numId="2" w16cid:durableId="1360738106">
-    <w:abstractNumId w:val="10"/>
+    <w:abstractNumId w:val="11"/>
   </w:num>
   <w:num w:numId="3" w16cid:durableId="334188740">
-    <w:abstractNumId w:val="19"/>
+    <w:abstractNumId w:val="20"/>
   </w:num>
   <w:num w:numId="4" w16cid:durableId="830171198">
     <w:abstractNumId w:val="8"/>
   </w:num>
   <w:num w:numId="5" w16cid:durableId="574357950">
-    <w:abstractNumId w:val="18"/>
+    <w:abstractNumId w:val="19"/>
   </w:num>
   <w:num w:numId="6" w16cid:durableId="1468860346">
-    <w:abstractNumId w:val="20"/>
+    <w:abstractNumId w:val="21"/>
   </w:num>
   <w:num w:numId="7" w16cid:durableId="1879584911">
     <w:abstractNumId w:val="6"/>
   </w:num>
   <w:num w:numId="8" w16cid:durableId="435372331">
-    <w:abstractNumId w:val="14"/>
+    <w:abstractNumId w:val="15"/>
   </w:num>
   <w:num w:numId="9" w16cid:durableId="1813450683">
-    <w:abstractNumId w:val="16"/>
+    <w:abstractNumId w:val="17"/>
   </w:num>
   <w:num w:numId="10" w16cid:durableId="970401639">
     <w:abstractNumId w:val="3"/>
   </w:num>
   <w:num w:numId="11" w16cid:durableId="126432798">
-    <w:abstractNumId w:val="15"/>
+    <w:abstractNumId w:val="16"/>
   </w:num>
   <w:num w:numId="12" w16cid:durableId="6178314">
-    <w:abstractNumId w:val="17"/>
+    <w:abstractNumId w:val="18"/>
   </w:num>
   <w:num w:numId="13" w16cid:durableId="859047938">
     <w:abstractNumId w:val="2"/>
   </w:num>
   <w:num w:numId="14" w16cid:durableId="1313484028">
-    <w:abstractNumId w:val="13"/>
+    <w:abstractNumId w:val="14"/>
   </w:num>
   <w:num w:numId="15" w16cid:durableId="1801455642">
     <w:abstractNumId w:val="4"/>
@@ -11937,13 +12840,16 @@
     <w:abstractNumId w:val="1"/>
   </w:num>
   <w:num w:numId="19" w16cid:durableId="1121728346">
-    <w:abstractNumId w:val="12"/>
+    <w:abstractNumId w:val="13"/>
   </w:num>
   <w:num w:numId="20" w16cid:durableId="1369454403">
-    <w:abstractNumId w:val="11"/>
+    <w:abstractNumId w:val="12"/>
   </w:num>
   <w:num w:numId="21" w16cid:durableId="1868252498">
     <w:abstractNumId w:val="7"/>
+  </w:num>
+  <w:num w:numId="22" w16cid:durableId="1780026606">
+    <w:abstractNumId w:val="9"/>
   </w:num>
 </w:numbering>
 </file>
@@ -12462,7 +13368,6 @@
   <w:style w:type="character" w:default="1" w:styleId="Fuentedeprrafopredeter">
     <w:name w:val="Default Paragraph Font"/>
     <w:uiPriority w:val="1"/>
-    <w:semiHidden/>
     <w:unhideWhenUsed/>
   </w:style>
   <w:style w:type="table" w:default="1" w:styleId="Tablanormal">
